--- a/Отчет/Технологическая практика.docx
+++ b/Отчет/Технологическая практика.docx
@@ -26,6 +26,8 @@
                 <w:szCs w:val="28"/>
               </w:rPr>
             </w:pPr>
+            <w:bookmarkStart w:id="0" w:name="_Hlk231158507"/>
+            <w:bookmarkEnd w:id="0"/>
             <w:r>
               <w:rPr>
                 <w:rFonts w:ascii="Times New Roman" w:hAnsi="Times New Roman" w:cs="Times New Roman"/>
@@ -1260,7 +1262,6 @@
     </w:tbl>
     <w:p>
       <w:pPr>
-        <w:ind w:left="360"/>
         <w:jc w:val="center"/>
         <w:rPr>
           <w:rFonts w:ascii="Times New Roman" w:hAnsi="Times New Roman" w:cs="Times New Roman"/>
@@ -1278,7 +1279,7 @@
         </w:rPr>
         <w:lastRenderedPageBreak/>
         <w:drawing>
-          <wp:anchor distT="0" distB="0" distL="114300" distR="114300" simplePos="0" relativeHeight="251659264" behindDoc="0" locked="0" layoutInCell="1" allowOverlap="1" wp14:anchorId="58F9C29A" wp14:editId="00AB81DD">
+          <wp:anchor distT="0" distB="0" distL="114300" distR="114300" simplePos="0" relativeHeight="251661312" behindDoc="0" locked="0" layoutInCell="1" allowOverlap="1" wp14:anchorId="334A9797" wp14:editId="4FA639E5">
             <wp:simplePos x="0" y="0"/>
             <wp:positionH relativeFrom="column">
               <wp:posOffset>2505075</wp:posOffset>
@@ -1289,7 +1290,7 @@
             <wp:extent cx="569595" cy="571500"/>
             <wp:effectExtent l="0" t="0" r="1905" b="0"/>
             <wp:wrapTopAndBottom/>
-            <wp:docPr id="1620957806" name="Рисунок 2"/>
+            <wp:docPr id="1" name="Рисунок 2"/>
             <wp:cNvGraphicFramePr>
               <a:graphicFrameLocks xmlns:a="http://schemas.openxmlformats.org/drawingml/2006/main" noChangeAspect="1"/>
             </wp:cNvGraphicFramePr>
@@ -1349,7 +1350,6 @@
     </w:p>
     <w:p>
       <w:pPr>
-        <w:ind w:left="360"/>
         <w:jc w:val="center"/>
         <w:rPr>
           <w:rFonts w:ascii="Times New Roman" w:hAnsi="Times New Roman" w:cs="Times New Roman"/>
@@ -1370,7 +1370,6 @@
     </w:p>
     <w:p>
       <w:pPr>
-        <w:ind w:left="360"/>
         <w:jc w:val="center"/>
         <w:rPr>
           <w:rFonts w:ascii="Times New Roman" w:hAnsi="Times New Roman" w:cs="Times New Roman"/>
@@ -1391,7 +1390,6 @@
     </w:p>
     <w:p>
       <w:pPr>
-        <w:ind w:left="360"/>
         <w:jc w:val="center"/>
         <w:rPr>
           <w:rFonts w:ascii="Times New Roman" w:hAnsi="Times New Roman" w:cs="Times New Roman"/>
@@ -1412,7 +1410,6 @@
     </w:p>
     <w:p>
       <w:pPr>
-        <w:ind w:left="360"/>
         <w:jc w:val="center"/>
         <w:rPr>
           <w:rFonts w:ascii="Times New Roman" w:hAnsi="Times New Roman" w:cs="Times New Roman"/>
@@ -1433,7 +1430,6 @@
     </w:p>
     <w:p>
       <w:pPr>
-        <w:ind w:left="360"/>
         <w:jc w:val="center"/>
         <w:rPr>
           <w:rFonts w:ascii="Times New Roman" w:hAnsi="Times New Roman" w:cs="Times New Roman"/>
@@ -1454,7 +1450,6 @@
     </w:p>
     <w:p>
       <w:pPr>
-        <w:ind w:left="360"/>
         <w:jc w:val="center"/>
         <w:rPr>
           <w:rFonts w:ascii="Times New Roman" w:hAnsi="Times New Roman" w:cs="Times New Roman"/>
@@ -1475,7 +1470,6 @@
     </w:p>
     <w:p>
       <w:pPr>
-        <w:ind w:left="360"/>
         <w:rPr>
           <w:rFonts w:ascii="Times New Roman" w:hAnsi="Times New Roman" w:cs="Times New Roman"/>
           <w:b/>
@@ -1486,7 +1480,6 @@
     </w:p>
     <w:p>
       <w:pPr>
-        <w:ind w:left="360"/>
         <w:rPr>
           <w:rFonts w:ascii="Times New Roman" w:hAnsi="Times New Roman" w:cs="Times New Roman"/>
           <w:b/>
@@ -1497,7 +1490,6 @@
     </w:p>
     <w:p>
       <w:pPr>
-        <w:ind w:left="360"/>
         <w:jc w:val="center"/>
         <w:rPr>
           <w:rFonts w:ascii="Times New Roman" w:hAnsi="Times New Roman" w:cs="Times New Roman"/>
@@ -1518,7 +1510,6 @@
     </w:p>
     <w:p>
       <w:pPr>
-        <w:ind w:left="360"/>
         <w:jc w:val="center"/>
         <w:rPr>
           <w:rFonts w:ascii="Times New Roman" w:hAnsi="Times New Roman" w:cs="Times New Roman"/>
@@ -1539,7 +1530,6 @@
     </w:p>
     <w:p>
       <w:pPr>
-        <w:ind w:left="360"/>
         <w:jc w:val="center"/>
         <w:rPr>
           <w:rFonts w:ascii="Times New Roman" w:hAnsi="Times New Roman" w:cs="Times New Roman"/>
@@ -1551,7 +1541,6 @@
     </w:p>
     <w:p>
       <w:pPr>
-        <w:ind w:left="360"/>
         <w:rPr>
           <w:rFonts w:ascii="Times New Roman" w:hAnsi="Times New Roman" w:cs="Times New Roman"/>
           <w:sz w:val="28"/>
@@ -1578,7 +1567,6 @@
     </w:p>
     <w:p>
       <w:pPr>
-        <w:ind w:left="360"/>
         <w:rPr>
           <w:rFonts w:ascii="Times New Roman" w:hAnsi="Times New Roman" w:cs="Times New Roman"/>
           <w:sz w:val="28"/>
@@ -1605,7 +1593,6 @@
     </w:p>
     <w:p>
       <w:pPr>
-        <w:ind w:left="360"/>
         <w:rPr>
           <w:rFonts w:ascii="Times New Roman" w:hAnsi="Times New Roman" w:cs="Times New Roman"/>
           <w:i/>
@@ -1643,7 +1630,6 @@
     </w:p>
     <w:p>
       <w:pPr>
-        <w:ind w:left="360"/>
         <w:rPr>
           <w:rFonts w:ascii="Times New Roman" w:hAnsi="Times New Roman" w:cs="Times New Roman"/>
           <w:sz w:val="28"/>
@@ -1671,7 +1657,6 @@
     </w:p>
     <w:p>
       <w:pPr>
-        <w:ind w:left="360"/>
         <w:rPr>
           <w:rFonts w:ascii="Times New Roman" w:hAnsi="Times New Roman" w:cs="Times New Roman"/>
           <w:bCs/>
@@ -1710,7 +1695,6 @@
     </w:p>
     <w:p>
       <w:pPr>
-        <w:ind w:left="360"/>
         <w:rPr>
           <w:rFonts w:ascii="Times New Roman" w:hAnsi="Times New Roman" w:cs="Times New Roman"/>
           <w:b/>
@@ -1721,7 +1705,6 @@
     </w:p>
     <w:p>
       <w:pPr>
-        <w:ind w:left="360"/>
         <w:rPr>
           <w:rFonts w:ascii="Times New Roman" w:hAnsi="Times New Roman" w:cs="Times New Roman"/>
           <w:b/>
@@ -1760,7 +1743,6 @@
     </w:p>
     <w:p>
       <w:pPr>
-        <w:ind w:left="360"/>
         <w:rPr>
           <w:rFonts w:ascii="Times New Roman" w:hAnsi="Times New Roman" w:cs="Times New Roman"/>
           <w:b/>
@@ -1771,7 +1753,6 @@
     </w:p>
     <w:p>
       <w:pPr>
-        <w:ind w:left="360"/>
         <w:rPr>
           <w:rFonts w:ascii="Times New Roman" w:hAnsi="Times New Roman" w:cs="Times New Roman"/>
           <w:b/>
@@ -1791,7 +1772,6 @@
     </w:p>
     <w:p>
       <w:pPr>
-        <w:ind w:left="360"/>
         <w:rPr>
           <w:rFonts w:ascii="Times New Roman" w:hAnsi="Times New Roman" w:cs="Times New Roman"/>
           <w:b/>
@@ -1802,7 +1782,6 @@
     </w:p>
     <w:p>
       <w:pPr>
-        <w:ind w:left="360"/>
         <w:rPr>
           <w:rFonts w:ascii="Times New Roman" w:hAnsi="Times New Roman" w:cs="Times New Roman"/>
           <w:b/>
@@ -1822,7 +1801,6 @@
     </w:p>
     <w:p>
       <w:pPr>
-        <w:ind w:left="360"/>
         <w:rPr>
           <w:rFonts w:ascii="Times New Roman" w:hAnsi="Times New Roman" w:cs="Times New Roman"/>
           <w:sz w:val="28"/>
@@ -1840,7 +1818,6 @@
     </w:p>
     <w:p>
       <w:pPr>
-        <w:ind w:left="360"/>
         <w:rPr>
           <w:rFonts w:ascii="Times New Roman" w:hAnsi="Times New Roman" w:cs="Times New Roman"/>
           <w:sz w:val="28"/>
@@ -1850,7 +1827,6 @@
     </w:p>
     <w:p>
       <w:pPr>
-        <w:ind w:left="360"/>
         <w:rPr>
           <w:rFonts w:ascii="Times New Roman" w:hAnsi="Times New Roman" w:cs="Times New Roman"/>
           <w:bCs/>
@@ -1870,12 +1846,13 @@
     </w:p>
     <w:p>
       <w:pPr>
+        <w:pStyle w:val="af0"/>
         <w:numPr>
           <w:ilvl w:val="0"/>
-          <w:numId w:val="24"/>
+          <w:numId w:val="34"/>
         </w:numPr>
-        <w:rPr>
-          <w:rFonts w:ascii="Times New Roman" w:hAnsi="Times New Roman" w:cs="Times New Roman"/>
+        <w:ind w:left="0" w:firstLine="0"/>
+        <w:rPr>
           <w:bCs/>
           <w:sz w:val="28"/>
           <w:szCs w:val="28"/>
@@ -1883,22 +1860,22 @@
       </w:pPr>
       <w:r>
         <w:rPr>
-          <w:rFonts w:ascii="Times New Roman" w:hAnsi="Times New Roman" w:cs="Times New Roman"/>
           <w:bCs/>
           <w:sz w:val="28"/>
           <w:szCs w:val="28"/>
         </w:rPr>
-        <w:t>Изучить кинематику дифференциального робота и разработать его математическую модель.</w:t>
+        <w:t>Подготовить программную среду Ubuntu, ROS и Gazebo.</w:t>
       </w:r>
     </w:p>
     <w:p>
       <w:pPr>
+        <w:pStyle w:val="af0"/>
         <w:numPr>
           <w:ilvl w:val="0"/>
-          <w:numId w:val="24"/>
+          <w:numId w:val="34"/>
         </w:numPr>
-        <w:rPr>
-          <w:rFonts w:ascii="Times New Roman" w:hAnsi="Times New Roman" w:cs="Times New Roman"/>
+        <w:ind w:left="0" w:firstLine="0"/>
+        <w:rPr>
           <w:bCs/>
           <w:sz w:val="28"/>
           <w:szCs w:val="28"/>
@@ -1906,60 +1883,22 @@
       </w:pPr>
       <w:r>
         <w:rPr>
-          <w:rFonts w:ascii="Times New Roman" w:hAnsi="Times New Roman" w:cs="Times New Roman"/>
           <w:bCs/>
           <w:sz w:val="28"/>
           <w:szCs w:val="28"/>
         </w:rPr>
-        <w:t>Разработать 3</w:t>
-      </w:r>
-      <w:r>
-        <w:rPr>
-          <w:rFonts w:ascii="Times New Roman" w:hAnsi="Times New Roman" w:cs="Times New Roman"/>
-          <w:bCs/>
-          <w:sz w:val="28"/>
-          <w:szCs w:val="28"/>
-          <w:lang w:val="en-US"/>
-        </w:rPr>
-        <w:t>D</w:t>
-      </w:r>
-      <w:r>
-        <w:rPr>
-          <w:rFonts w:ascii="Times New Roman" w:hAnsi="Times New Roman" w:cs="Times New Roman"/>
-          <w:bCs/>
-          <w:sz w:val="28"/>
-          <w:szCs w:val="28"/>
-        </w:rPr>
-        <w:t xml:space="preserve">-модель робота с дифференциальным приводом в </w:t>
-      </w:r>
-      <w:r>
-        <w:rPr>
-          <w:rFonts w:ascii="Times New Roman" w:hAnsi="Times New Roman" w:cs="Times New Roman"/>
-          <w:bCs/>
-          <w:sz w:val="28"/>
-          <w:szCs w:val="28"/>
-          <w:lang w:val="en-US"/>
-        </w:rPr>
-        <w:t>Blender</w:t>
-      </w:r>
-      <w:r>
-        <w:rPr>
-          <w:rFonts w:ascii="Times New Roman" w:hAnsi="Times New Roman" w:cs="Times New Roman"/>
-          <w:bCs/>
-          <w:sz w:val="28"/>
-          <w:szCs w:val="28"/>
-        </w:rPr>
-        <w:t>.</w:t>
+        <w:t>Разработать и интегрировать трёхмерную модель мобильного робота.</w:t>
       </w:r>
     </w:p>
     <w:p>
       <w:pPr>
+        <w:pStyle w:val="af0"/>
         <w:numPr>
           <w:ilvl w:val="0"/>
-          <w:numId w:val="24"/>
+          <w:numId w:val="34"/>
         </w:numPr>
-        <w:rPr>
-          <w:rFonts w:ascii="Times New Roman" w:hAnsi="Times New Roman" w:cs="Times New Roman"/>
+        <w:ind w:left="0" w:firstLine="0"/>
+        <w:rPr>
           <w:bCs/>
           <w:sz w:val="28"/>
           <w:szCs w:val="28"/>
@@ -1967,42 +1906,80 @@
       </w:pPr>
       <w:r>
         <w:rPr>
-          <w:rFonts w:ascii="Times New Roman" w:hAnsi="Times New Roman" w:cs="Times New Roman"/>
           <w:bCs/>
           <w:sz w:val="28"/>
           <w:szCs w:val="28"/>
         </w:rPr>
-        <w:t xml:space="preserve">Создать модель робота с дифференциальным приводом в среде </w:t>
-      </w:r>
-      <w:r>
-        <w:rPr>
-          <w:rFonts w:ascii="Times New Roman" w:hAnsi="Times New Roman" w:cs="Times New Roman"/>
-          <w:bCs/>
-          <w:sz w:val="28"/>
-          <w:szCs w:val="28"/>
-          <w:lang w:val="en-US"/>
-        </w:rPr>
-        <w:t>Gazebo</w:t>
-      </w:r>
-      <w:r>
-        <w:rPr>
-          <w:rFonts w:ascii="Times New Roman" w:hAnsi="Times New Roman" w:cs="Times New Roman"/>
-          <w:bCs/>
-          <w:sz w:val="28"/>
-          <w:szCs w:val="28"/>
-        </w:rPr>
-        <w:t>.</w:t>
+        <w:t>Создать виртуальную среду для тестирования робота.</w:t>
       </w:r>
     </w:p>
     <w:p>
       <w:pPr>
-        <w:ind w:left="360"/>
-        <w:rPr>
-          <w:rFonts w:ascii="Times New Roman" w:hAnsi="Times New Roman" w:cs="Times New Roman"/>
-          <w:sz w:val="28"/>
-          <w:szCs w:val="28"/>
-        </w:rPr>
-      </w:pPr>
+        <w:pStyle w:val="af0"/>
+        <w:numPr>
+          <w:ilvl w:val="0"/>
+          <w:numId w:val="34"/>
+        </w:numPr>
+        <w:ind w:left="0" w:firstLine="0"/>
+        <w:rPr>
+          <w:bCs/>
+          <w:sz w:val="28"/>
+          <w:szCs w:val="28"/>
+        </w:rPr>
+      </w:pPr>
+      <w:r>
+        <w:rPr>
+          <w:bCs/>
+          <w:sz w:val="28"/>
+          <w:szCs w:val="28"/>
+        </w:rPr>
+        <w:t>Разработать файл автоматического запуска моделирования.</w:t>
+      </w:r>
+    </w:p>
+    <w:p>
+      <w:pPr>
+        <w:pStyle w:val="af0"/>
+        <w:numPr>
+          <w:ilvl w:val="0"/>
+          <w:numId w:val="34"/>
+        </w:numPr>
+        <w:ind w:left="0" w:firstLine="0"/>
+        <w:rPr>
+          <w:bCs/>
+          <w:sz w:val="28"/>
+          <w:szCs w:val="28"/>
+        </w:rPr>
+      </w:pPr>
+      <w:r>
+        <w:rPr>
+          <w:bCs/>
+          <w:sz w:val="28"/>
+          <w:szCs w:val="28"/>
+        </w:rPr>
+        <w:t>Реализовать программу управления движением робота.</w:t>
+      </w:r>
+    </w:p>
+    <w:p>
+      <w:pPr>
+        <w:pStyle w:val="af0"/>
+        <w:numPr>
+          <w:ilvl w:val="0"/>
+          <w:numId w:val="34"/>
+        </w:numPr>
+        <w:ind w:left="0" w:firstLine="0"/>
+        <w:rPr>
+          <w:sz w:val="28"/>
+          <w:szCs w:val="28"/>
+        </w:rPr>
+      </w:pPr>
+      <w:r>
+        <w:rPr>
+          <w:bCs/>
+          <w:sz w:val="28"/>
+          <w:szCs w:val="28"/>
+        </w:rPr>
+        <w:t>Выполнить тестирование разработанной системы.</w:t>
+      </w:r>
     </w:p>
     <w:p>
       <w:pPr>
@@ -2088,7 +2065,6 @@
     </w:p>
     <w:p>
       <w:pPr>
-        <w:ind w:left="2832" w:hanging="2832"/>
         <w:rPr>
           <w:rFonts w:ascii="Times New Roman" w:hAnsi="Times New Roman" w:cs="Times New Roman"/>
           <w:bCs/>
@@ -2196,7 +2172,6 @@
     </w:p>
     <w:p>
       <w:pPr>
-        <w:ind w:left="360"/>
         <w:rPr>
           <w:rFonts w:ascii="Times New Roman" w:hAnsi="Times New Roman" w:cs="Times New Roman"/>
           <w:sz w:val="28"/>
@@ -2221,195 +2196,33 @@
         <w:autoSpaceDN/>
         <w:adjustRightInd/>
         <w:spacing w:line="360" w:lineRule="auto"/>
-        <w:rPr>
-          <w:rFonts w:ascii="Times New Roman" w:hAnsi="Times New Roman" w:cs="Times New Roman"/>
-          <w:sz w:val="28"/>
-          <w:szCs w:val="28"/>
-        </w:rPr>
-      </w:pPr>
-    </w:p>
-    <w:sdt>
-      <w:sdtPr>
-        <w:rPr>
-          <w:rFonts w:ascii="Times New Roman" w:eastAsia="Times New Roman" w:hAnsi="Times New Roman" w:cs="Times New Roman"/>
+        <w:ind w:firstLine="709"/>
+        <w:rPr>
+          <w:rFonts w:ascii="Times New Roman" w:hAnsi="Times New Roman" w:cs="Times New Roman"/>
           <w:b/>
           <w:bCs/>
-          <w:color w:val="auto"/>
-          <w:sz w:val="28"/>
-          <w:szCs w:val="28"/>
-        </w:rPr>
-        <w:id w:val="-40596728"/>
-        <w:docPartObj>
-          <w:docPartGallery w:val="Table of Contents"/>
-          <w:docPartUnique/>
-        </w:docPartObj>
-      </w:sdtPr>
-      <w:sdtContent>
-        <w:p>
-          <w:pPr>
-            <w:pStyle w:val="af7"/>
-            <w:spacing w:line="360" w:lineRule="auto"/>
-            <w:ind w:left="142" w:right="-428"/>
-            <w:jc w:val="center"/>
-            <w:rPr>
-              <w:rFonts w:ascii="Times New Roman" w:hAnsi="Times New Roman" w:cs="Times New Roman"/>
-              <w:b/>
-              <w:bCs/>
-              <w:color w:val="auto"/>
-              <w:sz w:val="28"/>
-              <w:szCs w:val="28"/>
-            </w:rPr>
-          </w:pPr>
-          <w:r>
-            <w:rPr>
-              <w:rFonts w:ascii="Times New Roman" w:hAnsi="Times New Roman" w:cs="Times New Roman"/>
-              <w:b/>
-              <w:bCs/>
-              <w:color w:val="auto"/>
-              <w:sz w:val="28"/>
-              <w:szCs w:val="28"/>
-            </w:rPr>
-            <w:t>Оглавление</w:t>
-          </w:r>
-        </w:p>
-        <w:p>
-          <w:pPr>
-            <w:pStyle w:val="12"/>
-            <w:tabs>
-              <w:tab w:val="right" w:leader="dot" w:pos="9627"/>
-            </w:tabs>
-            <w:rPr>
-              <w:rFonts w:asciiTheme="minorHAnsi" w:eastAsiaTheme="minorEastAsia" w:hAnsiTheme="minorHAnsi" w:cstheme="minorBidi"/>
-              <w:noProof/>
-              <w:kern w:val="2"/>
-              <w:sz w:val="24"/>
-              <w:szCs w:val="24"/>
-              <w14:ligatures w14:val="standardContextual"/>
-            </w:rPr>
-          </w:pPr>
-          <w:r>
-            <w:rPr>
-              <w:rFonts w:ascii="Times New Roman" w:hAnsi="Times New Roman" w:cs="Times New Roman"/>
-              <w:sz w:val="28"/>
-              <w:szCs w:val="28"/>
-            </w:rPr>
-            <w:fldChar w:fldCharType="begin"/>
-          </w:r>
-          <w:r>
-            <w:rPr>
-              <w:rFonts w:ascii="Times New Roman" w:hAnsi="Times New Roman" w:cs="Times New Roman"/>
-              <w:sz w:val="28"/>
-              <w:szCs w:val="28"/>
-            </w:rPr>
-            <w:instrText xml:space="preserve"> TOC \o "1-3" \h \z \u </w:instrText>
-          </w:r>
-          <w:r>
-            <w:rPr>
-              <w:rFonts w:ascii="Times New Roman" w:hAnsi="Times New Roman" w:cs="Times New Roman"/>
-              <w:sz w:val="28"/>
-              <w:szCs w:val="28"/>
-            </w:rPr>
-            <w:fldChar w:fldCharType="separate"/>
-          </w:r>
-          <w:hyperlink w:anchor="_Toc231145753" w:history="1">
-            <w:r>
-              <w:rPr>
-                <w:rStyle w:val="af1"/>
-                <w:rFonts w:ascii="Times New Roman" w:hAnsi="Times New Roman" w:cs="Times New Roman"/>
-                <w:noProof/>
-              </w:rPr>
-              <w:t>Список использованной литературы</w:t>
-            </w:r>
-            <w:r>
-              <w:rPr>
-                <w:noProof/>
-                <w:webHidden/>
-              </w:rPr>
-              <w:tab/>
-            </w:r>
-            <w:r>
-              <w:rPr>
-                <w:noProof/>
-                <w:webHidden/>
-              </w:rPr>
-              <w:fldChar w:fldCharType="begin"/>
-            </w:r>
-            <w:r>
-              <w:rPr>
-                <w:noProof/>
-                <w:webHidden/>
-              </w:rPr>
-              <w:instrText xml:space="preserve"> PAGEREF _Toc231145753 \h </w:instrText>
-            </w:r>
-            <w:r>
-              <w:rPr>
-                <w:noProof/>
-                <w:webHidden/>
-              </w:rPr>
-            </w:r>
-            <w:r>
-              <w:rPr>
-                <w:noProof/>
-                <w:webHidden/>
-              </w:rPr>
-              <w:fldChar w:fldCharType="separate"/>
-            </w:r>
-            <w:r>
-              <w:rPr>
-                <w:noProof/>
-                <w:webHidden/>
-              </w:rPr>
-              <w:t>5</w:t>
-            </w:r>
-            <w:r>
-              <w:rPr>
-                <w:noProof/>
-                <w:webHidden/>
-              </w:rPr>
-              <w:fldChar w:fldCharType="end"/>
-            </w:r>
-          </w:hyperlink>
-        </w:p>
-        <w:p>
-          <w:pPr>
-            <w:tabs>
-              <w:tab w:val="left" w:pos="709"/>
-            </w:tabs>
-            <w:spacing w:line="360" w:lineRule="auto"/>
-            <w:rPr>
-              <w:rFonts w:ascii="Times New Roman" w:hAnsi="Times New Roman" w:cs="Times New Roman"/>
-              <w:b/>
-              <w:bCs/>
-              <w:sz w:val="28"/>
-              <w:szCs w:val="28"/>
-            </w:rPr>
-          </w:pPr>
-          <w:r>
-            <w:rPr>
-              <w:rFonts w:ascii="Times New Roman" w:hAnsi="Times New Roman" w:cs="Times New Roman"/>
-              <w:b/>
-              <w:bCs/>
-              <w:sz w:val="28"/>
-              <w:szCs w:val="28"/>
-            </w:rPr>
-            <w:fldChar w:fldCharType="end"/>
-          </w:r>
-        </w:p>
-      </w:sdtContent>
-    </w:sdt>
-    <w:p>
-      <w:pPr>
-        <w:spacing w:line="360" w:lineRule="auto"/>
-        <w:ind w:left="142"/>
-        <w:jc w:val="center"/>
-        <w:rPr>
-          <w:rFonts w:ascii="Times New Roman" w:hAnsi="Times New Roman" w:cs="Times New Roman"/>
+          <w:sz w:val="28"/>
+          <w:lang w:eastAsia="x-none"/>
+        </w:rPr>
+      </w:pPr>
+      <w:r>
+        <w:rPr>
           <w:b/>
           <w:bCs/>
-          <w:sz w:val="28"/>
-          <w:szCs w:val="28"/>
-        </w:rPr>
-      </w:pPr>
+        </w:rPr>
+        <w:br w:type="page"/>
+      </w:r>
+      <w:r>
+        <w:rPr>
+          <w:rFonts w:ascii="Times New Roman" w:hAnsi="Times New Roman" w:cs="Times New Roman"/>
+          <w:b/>
+          <w:bCs/>
+          <w:sz w:val="28"/>
+          <w:lang w:eastAsia="x-none"/>
+        </w:rPr>
+        <w:lastRenderedPageBreak/>
+        <w:t>1. Подготовка модели мобильного робота</w:t>
+      </w:r>
     </w:p>
     <w:p>
       <w:pPr>
@@ -2418,160 +2231,61 @@
         <w:autoSpaceDN/>
         <w:adjustRightInd/>
         <w:spacing w:line="360" w:lineRule="auto"/>
-        <w:ind w:left="142"/>
-        <w:rPr>
-          <w:rFonts w:ascii="Times New Roman" w:hAnsi="Times New Roman" w:cs="Times New Roman"/>
-          <w:b/>
-          <w:bCs/>
-          <w:sz w:val="28"/>
-          <w:szCs w:val="28"/>
-          <w:lang w:val="en-US"/>
-        </w:rPr>
-      </w:pPr>
-      <w:r>
-        <w:rPr>
-          <w:rFonts w:ascii="Times New Roman" w:hAnsi="Times New Roman" w:cs="Times New Roman"/>
-          <w:b/>
-          <w:bCs/>
-          <w:sz w:val="28"/>
-          <w:szCs w:val="28"/>
-        </w:rPr>
-        <w:br w:type="page"/>
+        <w:ind w:firstLine="709"/>
+        <w:rPr>
+          <w:rFonts w:ascii="Times New Roman" w:hAnsi="Times New Roman" w:cs="Times New Roman"/>
+          <w:sz w:val="28"/>
+          <w:lang w:val="en-US" w:eastAsia="x-none"/>
+        </w:rPr>
+      </w:pPr>
+      <w:r>
+        <w:rPr>
+          <w:rFonts w:ascii="Times New Roman" w:hAnsi="Times New Roman" w:cs="Times New Roman"/>
+          <w:sz w:val="28"/>
+          <w:lang w:eastAsia="x-none"/>
+        </w:rPr>
+        <w:t xml:space="preserve">Для проведения исследований была подготовлена модель мобильного робота с дифференциальным приводом для использования в среде </w:t>
+      </w:r>
+      <w:r>
+        <w:rPr>
+          <w:rFonts w:ascii="Times New Roman" w:hAnsi="Times New Roman" w:cs="Times New Roman"/>
+          <w:sz w:val="28"/>
+          <w:lang w:val="en-US" w:eastAsia="x-none"/>
+        </w:rPr>
+        <w:t>Gazebo</w:t>
+      </w:r>
+      <w:r>
+        <w:rPr>
+          <w:rFonts w:ascii="Times New Roman" w:hAnsi="Times New Roman" w:cs="Times New Roman"/>
+          <w:sz w:val="28"/>
+          <w:lang w:eastAsia="x-none"/>
+        </w:rPr>
+        <w:t>. Конструкция робота включает корпус, ведущие колеса и сенсорное оборудование, необходимое для решения задач навигации и обнаружения объектов. Для описания структуры робота использовались файлы модели и параметры, обеспечивающие корректную работу в симуляционной среде.</w:t>
       </w:r>
     </w:p>
     <w:p>
       <w:pPr>
-        <w:pStyle w:val="Bodytext30"/>
-        <w:tabs>
-          <w:tab w:val="left" w:pos="0"/>
-        </w:tabs>
-        <w:spacing w:after="0" w:line="360" w:lineRule="auto"/>
-        <w:ind w:firstLine="709"/>
-        <w:jc w:val="both"/>
-        <w:rPr>
-          <w:lang w:val="ru-RU"/>
-        </w:rPr>
-      </w:pPr>
-    </w:p>
-    <w:p>
-      <w:pPr>
-        <w:pStyle w:val="Bodytext30"/>
-        <w:tabs>
-          <w:tab w:val="left" w:pos="0"/>
-        </w:tabs>
-        <w:spacing w:after="0" w:line="360" w:lineRule="auto"/>
-        <w:ind w:firstLine="709"/>
-        <w:jc w:val="both"/>
-        <w:rPr>
-          <w:b/>
-          <w:bCs/>
-          <w:lang w:val="ru-RU"/>
-        </w:rPr>
-      </w:pPr>
-      <w:r>
-        <w:rPr>
-          <w:b/>
-          <w:bCs/>
-          <w:lang w:val="ru-RU"/>
-        </w:rPr>
-        <w:t>Разработка среды моделирования и алгоритмов управления мобильным роботом</w:t>
-      </w:r>
-    </w:p>
-    <w:p>
-      <w:pPr>
-        <w:pStyle w:val="Bodytext30"/>
-        <w:tabs>
-          <w:tab w:val="left" w:pos="0"/>
-        </w:tabs>
-        <w:spacing w:after="0" w:line="360" w:lineRule="auto"/>
-        <w:ind w:firstLine="709"/>
-        <w:jc w:val="both"/>
-      </w:pPr>
-      <w:r>
-        <w:t>Для проверки работоспособности разработанного мобильного робота была создана виртуальная среда моделирования в симуляторе Gazebo. Основным назначением разработанного пространства являлось тестирование корректности работы лидарного датчика, установленного на мобильном роботе. Среда моделирования позволяет контролировать распространение лазерных лучей, оценивать корректность обнаружения препятствий и проверять способность робота ориентироваться в ограниченном пространстве.</w:t>
-      </w:r>
-    </w:p>
-    <w:p>
-      <w:pPr>
-        <w:pStyle w:val="Bodytext30"/>
-        <w:tabs>
-          <w:tab w:val="left" w:pos="0"/>
-        </w:tabs>
-        <w:spacing w:after="0" w:line="360" w:lineRule="auto"/>
-        <w:ind w:firstLine="709"/>
-        <w:jc w:val="both"/>
-      </w:pPr>
-      <w:r>
-        <w:t>При проектировании помещения были выбраны простые геометрические формы, позволяющие создать различные препятствия для сканирования лидаром. Основная часть помещения представляет собой квадратную комнату размером 4×4 м. Внутри комнаты размещены препятствия различной формы: два прямоугольных блока и цилиндрический объект. Наличие объектов различной геометрии позволяет проверить качество распознавания препятствий лазерным дальномером и оценить корректность формирования облака измерений.</w:t>
-      </w:r>
-    </w:p>
-    <w:p>
-      <w:pPr>
-        <w:pStyle w:val="Bodytext30"/>
-        <w:tabs>
-          <w:tab w:val="left" w:pos="0"/>
-        </w:tabs>
-        <w:spacing w:after="0" w:line="360" w:lineRule="auto"/>
-        <w:ind w:firstLine="709"/>
-        <w:jc w:val="both"/>
-      </w:pPr>
-      <w:r>
-        <w:t>Для дополнительного тестирования работы датчика был создан коридор, соединённый с основной комнатой. Размеры коридора составляют 0,9×1,5 м. Узкий проход позволяет проверить способность лидара обнаруживать стены на небольшом расстоянии, а также оценить корректность измерений в ограниченном пространстве.</w:t>
-      </w:r>
-    </w:p>
-    <w:p>
-      <w:pPr>
-        <w:pStyle w:val="Bodytext30"/>
-        <w:tabs>
-          <w:tab w:val="left" w:pos="0"/>
-        </w:tabs>
-        <w:spacing w:after="0" w:line="360" w:lineRule="auto"/>
-        <w:ind w:firstLine="709"/>
-        <w:jc w:val="both"/>
-      </w:pPr>
-      <w:r>
-        <w:t>Стены помещения были созданы в виде статических объектов среды Gazebo. Высота стен выбрана достаточной для исключения возможности визуального выхода робота за пределы помещения и обеспечения корректного отражения лазерных лучей. Все объекты среды обладают коллизионными моделями, что обеспечивает корректное взаимодействие робота с окружающими препятствиями.</w:t>
-      </w:r>
-    </w:p>
-    <w:p>
-      <w:pPr>
-        <w:pStyle w:val="Bodytext30"/>
-        <w:tabs>
-          <w:tab w:val="left" w:pos="0"/>
-        </w:tabs>
-        <w:spacing w:after="0" w:line="360" w:lineRule="auto"/>
-        <w:ind w:firstLine="709"/>
-        <w:jc w:val="both"/>
-        <w:rPr>
-          <w:lang w:val="ru-RU"/>
-        </w:rPr>
-      </w:pPr>
-      <w:r>
-        <w:t>На рисунке 1 представлена разработанная виртуальная среда моделирования с размещённым в ней мобильным роботом.</w:t>
-      </w:r>
-    </w:p>
-    <w:p>
-      <w:pPr>
-        <w:pStyle w:val="Bodytext30"/>
-        <w:tabs>
-          <w:tab w:val="left" w:pos="0"/>
-        </w:tabs>
-        <w:spacing w:after="0" w:line="360" w:lineRule="auto"/>
+        <w:widowControl/>
+        <w:autoSpaceDE/>
+        <w:autoSpaceDN/>
+        <w:adjustRightInd/>
+        <w:spacing w:line="360" w:lineRule="auto"/>
         <w:jc w:val="center"/>
         <w:rPr>
-          <w:lang w:val="ru-RU"/>
+          <w:rFonts w:ascii="Times New Roman" w:hAnsi="Times New Roman" w:cs="Times New Roman"/>
+          <w:sz w:val="28"/>
+          <w:lang w:val="en-US" w:eastAsia="x-none"/>
         </w:rPr>
       </w:pPr>
       <w:r>
         <w:rPr>
           <w:noProof/>
         </w:rPr>
-        <w:lastRenderedPageBreak/>
         <w:drawing>
-          <wp:inline distT="0" distB="0" distL="0" distR="0" wp14:anchorId="12487DEE" wp14:editId="116CDED5">
-            <wp:extent cx="6119495" cy="3841750"/>
-            <wp:effectExtent l="0" t="0" r="0" b="6350"/>
-            <wp:docPr id="3" name="Рисунок 3"/>
+          <wp:inline distT="0" distB="0" distL="0" distR="0" wp14:anchorId="062FACC2" wp14:editId="6E034A57">
+            <wp:extent cx="5191200" cy="2829600"/>
+            <wp:effectExtent l="0" t="0" r="9525" b="8890"/>
+            <wp:docPr id="1403158228" name="Рисунок 1"/>
             <wp:cNvGraphicFramePr>
               <a:graphicFrameLocks xmlns:a="http://schemas.openxmlformats.org/drawingml/2006/main" noChangeAspect="1"/>
             </wp:cNvGraphicFramePr>
@@ -2579,13 +2293,339 @@
               <a:graphicData uri="http://schemas.openxmlformats.org/drawingml/2006/picture">
                 <pic:pic xmlns:pic="http://schemas.openxmlformats.org/drawingml/2006/picture">
                   <pic:nvPicPr>
-                    <pic:cNvPr id="0" name="Picture 1"/>
+                    <pic:cNvPr id="1403158228" name=""/>
+                    <pic:cNvPicPr/>
+                  </pic:nvPicPr>
+                  <pic:blipFill>
+                    <a:blip r:embed="rId9"/>
+                    <a:stretch>
+                      <a:fillRect/>
+                    </a:stretch>
+                  </pic:blipFill>
+                  <pic:spPr>
+                    <a:xfrm>
+                      <a:off x="0" y="0"/>
+                      <a:ext cx="5191200" cy="2829600"/>
+                    </a:xfrm>
+                    <a:prstGeom prst="rect">
+                      <a:avLst/>
+                    </a:prstGeom>
+                  </pic:spPr>
+                </pic:pic>
+              </a:graphicData>
+            </a:graphic>
+          </wp:inline>
+        </w:drawing>
+      </w:r>
+    </w:p>
+    <w:p>
+      <w:pPr>
+        <w:pStyle w:val="afa"/>
+        <w:spacing w:line="360" w:lineRule="auto"/>
+        <w:ind w:firstLine="709"/>
+        <w:jc w:val="center"/>
+        <w:rPr>
+          <w:rFonts w:ascii="Times New Roman" w:hAnsi="Times New Roman" w:cs="Times New Roman"/>
+          <w:i w:val="0"/>
+          <w:iCs w:val="0"/>
+          <w:color w:val="auto"/>
+          <w:sz w:val="28"/>
+          <w:szCs w:val="28"/>
+        </w:rPr>
+      </w:pPr>
+      <w:r>
+        <w:rPr>
+          <w:rFonts w:ascii="Times New Roman" w:hAnsi="Times New Roman" w:cs="Times New Roman"/>
+          <w:i w:val="0"/>
+          <w:iCs w:val="0"/>
+          <w:color w:val="auto"/>
+          <w:sz w:val="28"/>
+          <w:szCs w:val="28"/>
+        </w:rPr>
+        <w:t xml:space="preserve">Рисунок </w:t>
+      </w:r>
+      <w:r>
+        <w:rPr>
+          <w:rFonts w:ascii="Times New Roman" w:hAnsi="Times New Roman" w:cs="Times New Roman"/>
+          <w:i w:val="0"/>
+          <w:iCs w:val="0"/>
+          <w:color w:val="auto"/>
+          <w:sz w:val="28"/>
+          <w:szCs w:val="28"/>
+        </w:rPr>
+        <w:fldChar w:fldCharType="begin"/>
+      </w:r>
+      <w:r>
+        <w:rPr>
+          <w:rFonts w:ascii="Times New Roman" w:hAnsi="Times New Roman" w:cs="Times New Roman"/>
+          <w:i w:val="0"/>
+          <w:iCs w:val="0"/>
+          <w:color w:val="auto"/>
+          <w:sz w:val="28"/>
+          <w:szCs w:val="28"/>
+        </w:rPr>
+        <w:instrText xml:space="preserve"> SEQ Рисунок \* ARABIC </w:instrText>
+      </w:r>
+      <w:r>
+        <w:rPr>
+          <w:rFonts w:ascii="Times New Roman" w:hAnsi="Times New Roman" w:cs="Times New Roman"/>
+          <w:i w:val="0"/>
+          <w:iCs w:val="0"/>
+          <w:color w:val="auto"/>
+          <w:sz w:val="28"/>
+          <w:szCs w:val="28"/>
+        </w:rPr>
+        <w:fldChar w:fldCharType="separate"/>
+      </w:r>
+      <w:r>
+        <w:rPr>
+          <w:rFonts w:ascii="Times New Roman" w:hAnsi="Times New Roman" w:cs="Times New Roman"/>
+          <w:i w:val="0"/>
+          <w:iCs w:val="0"/>
+          <w:noProof/>
+          <w:color w:val="auto"/>
+          <w:sz w:val="28"/>
+          <w:szCs w:val="28"/>
+        </w:rPr>
+        <w:t>1</w:t>
+      </w:r>
+      <w:r>
+        <w:rPr>
+          <w:rFonts w:ascii="Times New Roman" w:hAnsi="Times New Roman" w:cs="Times New Roman"/>
+          <w:i w:val="0"/>
+          <w:iCs w:val="0"/>
+          <w:color w:val="auto"/>
+          <w:sz w:val="28"/>
+          <w:szCs w:val="28"/>
+        </w:rPr>
+        <w:fldChar w:fldCharType="end"/>
+      </w:r>
+      <w:r>
+        <w:rPr>
+          <w:rFonts w:ascii="Times New Roman" w:hAnsi="Times New Roman" w:cs="Times New Roman"/>
+          <w:i w:val="0"/>
+          <w:iCs w:val="0"/>
+          <w:color w:val="auto"/>
+          <w:sz w:val="28"/>
+          <w:szCs w:val="28"/>
+        </w:rPr>
+        <w:t xml:space="preserve"> – Готовая модель робота в </w:t>
+      </w:r>
+      <w:r>
+        <w:rPr>
+          <w:rFonts w:ascii="Times New Roman" w:hAnsi="Times New Roman" w:cs="Times New Roman"/>
+          <w:i w:val="0"/>
+          <w:iCs w:val="0"/>
+          <w:color w:val="auto"/>
+          <w:sz w:val="28"/>
+          <w:szCs w:val="28"/>
+          <w:lang w:val="en-US"/>
+        </w:rPr>
+        <w:t>Gazebo</w:t>
+      </w:r>
+    </w:p>
+    <w:p>
+      <w:pPr>
+        <w:widowControl/>
+        <w:autoSpaceDE/>
+        <w:autoSpaceDN/>
+        <w:adjustRightInd/>
+        <w:spacing w:line="360" w:lineRule="auto"/>
+        <w:jc w:val="center"/>
+        <w:rPr>
+          <w:rFonts w:ascii="Times New Roman" w:hAnsi="Times New Roman" w:cs="Times New Roman"/>
+          <w:sz w:val="28"/>
+          <w:lang w:eastAsia="x-none"/>
+        </w:rPr>
+      </w:pPr>
+    </w:p>
+    <w:p>
+      <w:pPr>
+        <w:widowControl/>
+        <w:autoSpaceDE/>
+        <w:autoSpaceDN/>
+        <w:adjustRightInd/>
+        <w:spacing w:line="360" w:lineRule="auto"/>
+        <w:ind w:firstLine="709"/>
+        <w:rPr>
+          <w:rFonts w:ascii="Times New Roman" w:hAnsi="Times New Roman" w:cs="Times New Roman"/>
+          <w:b/>
+          <w:bCs/>
+          <w:sz w:val="28"/>
+          <w:lang w:eastAsia="x-none"/>
+        </w:rPr>
+      </w:pPr>
+      <w:r>
+        <w:rPr>
+          <w:rFonts w:ascii="Times New Roman" w:hAnsi="Times New Roman" w:cs="Times New Roman"/>
+          <w:b/>
+          <w:bCs/>
+          <w:sz w:val="28"/>
+          <w:lang w:eastAsia="x-none"/>
+        </w:rPr>
+        <w:t>2. Создание виртуальной среды моделирования</w:t>
+      </w:r>
+    </w:p>
+    <w:p>
+      <w:pPr>
+        <w:widowControl/>
+        <w:autoSpaceDE/>
+        <w:autoSpaceDN/>
+        <w:adjustRightInd/>
+        <w:spacing w:line="360" w:lineRule="auto"/>
+        <w:ind w:firstLine="709"/>
+        <w:rPr>
+          <w:rFonts w:ascii="Times New Roman" w:hAnsi="Times New Roman" w:cs="Times New Roman"/>
+          <w:sz w:val="28"/>
+          <w:lang w:val="en-US" w:eastAsia="x-none"/>
+        </w:rPr>
+      </w:pPr>
+      <w:r>
+        <w:rPr>
+          <w:rFonts w:ascii="Times New Roman" w:hAnsi="Times New Roman" w:cs="Times New Roman"/>
+          <w:sz w:val="28"/>
+          <w:lang w:eastAsia="x-none"/>
+        </w:rPr>
+        <w:t xml:space="preserve">Для проведения исследований была разработана виртуальная среда моделирования в симуляторе </w:t>
+      </w:r>
+      <w:r>
+        <w:rPr>
+          <w:rFonts w:ascii="Times New Roman" w:hAnsi="Times New Roman" w:cs="Times New Roman"/>
+          <w:sz w:val="28"/>
+          <w:lang w:val="en-US" w:eastAsia="x-none"/>
+        </w:rPr>
+        <w:t>Gazebo</w:t>
+      </w:r>
+      <w:r>
+        <w:rPr>
+          <w:rFonts w:ascii="Times New Roman" w:hAnsi="Times New Roman" w:cs="Times New Roman"/>
+          <w:sz w:val="28"/>
+          <w:lang w:eastAsia="x-none"/>
+        </w:rPr>
+        <w:t>. Использование виртуального пространства позволяет выполнять проверку работоспособности мобильного робота без необходимости изготовления физического прототипа. Разработанная среда предназначена для тестирования алгоритмов управления движением робота, проверки корректности работы сенсорного оборудования и анализа поведения мобильной платформы при взаимодействии с различными объектами окружающего пространства.</w:t>
+      </w:r>
+    </w:p>
+    <w:p>
+      <w:pPr>
+        <w:widowControl/>
+        <w:autoSpaceDE/>
+        <w:autoSpaceDN/>
+        <w:adjustRightInd/>
+        <w:spacing w:line="360" w:lineRule="auto"/>
+        <w:ind w:firstLine="709"/>
+        <w:rPr>
+          <w:rFonts w:ascii="Times New Roman" w:hAnsi="Times New Roman" w:cs="Times New Roman"/>
+          <w:sz w:val="28"/>
+          <w:lang w:val="en-US" w:eastAsia="x-none"/>
+        </w:rPr>
+      </w:pPr>
+      <w:r>
+        <w:rPr>
+          <w:rFonts w:ascii="Times New Roman" w:hAnsi="Times New Roman" w:cs="Times New Roman"/>
+          <w:sz w:val="28"/>
+          <w:lang w:eastAsia="x-none"/>
+        </w:rPr>
+        <w:t xml:space="preserve">Основу виртуальной среды составляет помещение размером 4×4 м с дополнительным коридором шириной 0,9 м и длиной около 1,5 м. Все элементы </w:t>
+      </w:r>
+      <w:r>
+        <w:rPr>
+          <w:rFonts w:ascii="Times New Roman" w:hAnsi="Times New Roman" w:cs="Times New Roman"/>
+          <w:sz w:val="28"/>
+          <w:lang w:eastAsia="x-none"/>
+        </w:rPr>
+        <w:lastRenderedPageBreak/>
+        <w:t>помещения обладают визуальными и коллизионными моделями, благодаря чему обеспечивается корректное отображение объектов и физическое взаимодействие робота с окружающей средой.</w:t>
+      </w:r>
+    </w:p>
+    <w:p>
+      <w:pPr>
+        <w:widowControl/>
+        <w:autoSpaceDE/>
+        <w:autoSpaceDN/>
+        <w:adjustRightInd/>
+        <w:spacing w:line="360" w:lineRule="auto"/>
+        <w:ind w:firstLine="709"/>
+        <w:rPr>
+          <w:rFonts w:ascii="Times New Roman" w:hAnsi="Times New Roman" w:cs="Times New Roman"/>
+          <w:noProof/>
+          <w:sz w:val="28"/>
+          <w:lang w:val="en-US" w:eastAsia="x-none"/>
+        </w:rPr>
+      </w:pPr>
+      <w:r>
+        <w:rPr>
+          <w:rFonts w:ascii="Times New Roman" w:hAnsi="Times New Roman" w:cs="Times New Roman"/>
+          <w:sz w:val="28"/>
+          <w:lang w:eastAsia="x-none"/>
+        </w:rPr>
+        <w:t>Для проведения экспериментов внутри помещения были размещены препятствия различной геометрической формы, а также цветные кубы для тестирования алгоритмов компьютерного зрения.</w:t>
+      </w:r>
+      <w:r>
+        <w:rPr>
+          <w:rFonts w:ascii="Times New Roman" w:hAnsi="Times New Roman" w:cs="Times New Roman"/>
+          <w:noProof/>
+          <w:sz w:val="28"/>
+          <w:lang w:eastAsia="x-none"/>
+        </w:rPr>
+        <w:t xml:space="preserve"> </w:t>
+      </w:r>
+    </w:p>
+    <w:p>
+      <w:pPr>
+        <w:widowControl/>
+        <w:autoSpaceDE/>
+        <w:autoSpaceDN/>
+        <w:adjustRightInd/>
+        <w:spacing w:line="360" w:lineRule="auto"/>
+        <w:ind w:firstLine="709"/>
+        <w:rPr>
+          <w:rFonts w:ascii="Times New Roman" w:hAnsi="Times New Roman" w:cs="Times New Roman"/>
+          <w:noProof/>
+          <w:sz w:val="28"/>
+          <w:lang w:val="en-US" w:eastAsia="x-none"/>
+        </w:rPr>
+      </w:pPr>
+    </w:p>
+    <w:p>
+      <w:pPr>
+        <w:widowControl/>
+        <w:autoSpaceDE/>
+        <w:autoSpaceDN/>
+        <w:adjustRightInd/>
+        <w:spacing w:line="360" w:lineRule="auto"/>
+        <w:jc w:val="center"/>
+        <w:rPr>
+          <w:rFonts w:ascii="Times New Roman" w:hAnsi="Times New Roman" w:cs="Times New Roman"/>
+          <w:sz w:val="28"/>
+          <w:lang w:val="en-US" w:eastAsia="x-none"/>
+        </w:rPr>
+      </w:pPr>
+      <w:r>
+        <w:rPr>
+          <w:rFonts w:ascii="Times New Roman" w:hAnsi="Times New Roman" w:cs="Times New Roman"/>
+          <w:noProof/>
+          <w:sz w:val="28"/>
+          <w:lang w:eastAsia="x-none"/>
+        </w:rPr>
+        <w:drawing>
+          <wp:inline distT="0" distB="0" distL="0" distR="0" wp14:anchorId="0A5CC515" wp14:editId="24016217">
+            <wp:extent cx="6113780" cy="3838575"/>
+            <wp:effectExtent l="0" t="0" r="1270" b="9525"/>
+            <wp:docPr id="4" name="Рисунок 4"/>
+            <wp:cNvGraphicFramePr>
+              <a:graphicFrameLocks xmlns:a="http://schemas.openxmlformats.org/drawingml/2006/main" noChangeAspect="1"/>
+            </wp:cNvGraphicFramePr>
+            <a:graphic xmlns:a="http://schemas.openxmlformats.org/drawingml/2006/main">
+              <a:graphicData uri="http://schemas.openxmlformats.org/drawingml/2006/picture">
+                <pic:pic xmlns:pic="http://schemas.openxmlformats.org/drawingml/2006/picture">
+                  <pic:nvPicPr>
+                    <pic:cNvPr id="0" name="Picture 12"/>
                     <pic:cNvPicPr>
                       <a:picLocks noChangeAspect="1" noChangeArrowheads="1"/>
                     </pic:cNvPicPr>
                   </pic:nvPicPr>
                   <pic:blipFill>
-                    <a:blip r:embed="rId9">
+                    <a:blip r:embed="rId10">
                       <a:extLst>
                         <a:ext uri="{28A0092B-C50C-407E-A947-70E740481C1C}">
                           <a14:useLocalDpi xmlns:a14="http://schemas.microsoft.com/office/drawing/2010/main" val="0"/>
@@ -2600,7 +2640,7 @@
                   <pic:spPr bwMode="auto">
                     <a:xfrm>
                       <a:off x="0" y="0"/>
-                      <a:ext cx="6119495" cy="3841750"/>
+                      <a:ext cx="6113780" cy="3838575"/>
                     </a:xfrm>
                     <a:prstGeom prst="rect">
                       <a:avLst/>
@@ -2619,340 +2659,78 @@
     </w:p>
     <w:p>
       <w:pPr>
-        <w:pStyle w:val="Bodytext30"/>
-        <w:tabs>
-          <w:tab w:val="left" w:pos="0"/>
-        </w:tabs>
-        <w:spacing w:after="0" w:line="360" w:lineRule="auto"/>
+        <w:pStyle w:val="afa"/>
+        <w:spacing w:line="360" w:lineRule="auto"/>
+        <w:ind w:firstLine="709"/>
         <w:jc w:val="center"/>
-      </w:pPr>
-      <w:r>
-        <w:t>Рисунок 1 – Виртуальная комната для тестирования лидарного датчика мобильного робота</w:t>
+        <w:rPr>
+          <w:rFonts w:ascii="Times New Roman" w:hAnsi="Times New Roman" w:cs="Times New Roman"/>
+          <w:i w:val="0"/>
+          <w:iCs w:val="0"/>
+          <w:color w:val="auto"/>
+          <w:sz w:val="28"/>
+          <w:szCs w:val="28"/>
+        </w:rPr>
+      </w:pPr>
+      <w:r>
+        <w:rPr>
+          <w:rFonts w:ascii="Times New Roman" w:hAnsi="Times New Roman" w:cs="Times New Roman"/>
+          <w:i w:val="0"/>
+          <w:iCs w:val="0"/>
+          <w:color w:val="auto"/>
+          <w:sz w:val="28"/>
+          <w:szCs w:val="28"/>
+        </w:rPr>
+        <w:t xml:space="preserve">Рисунок </w:t>
+      </w:r>
+      <w:r>
+        <w:rPr>
+          <w:rFonts w:ascii="Times New Roman" w:hAnsi="Times New Roman" w:cs="Times New Roman"/>
+          <w:i w:val="0"/>
+          <w:iCs w:val="0"/>
+          <w:color w:val="auto"/>
+          <w:sz w:val="28"/>
+          <w:szCs w:val="28"/>
+        </w:rPr>
+        <w:t>2</w:t>
+      </w:r>
+      <w:r>
+        <w:rPr>
+          <w:rFonts w:ascii="Times New Roman" w:hAnsi="Times New Roman" w:cs="Times New Roman"/>
+          <w:i w:val="0"/>
+          <w:iCs w:val="0"/>
+          <w:color w:val="auto"/>
+          <w:sz w:val="28"/>
+          <w:szCs w:val="28"/>
+        </w:rPr>
+        <w:t xml:space="preserve"> –</w:t>
+      </w:r>
+      <w:r>
+        <w:rPr>
+          <w:rFonts w:ascii="Times New Roman" w:hAnsi="Times New Roman" w:cs="Times New Roman"/>
+          <w:i w:val="0"/>
+          <w:iCs w:val="0"/>
+          <w:color w:val="auto"/>
+          <w:sz w:val="28"/>
+          <w:szCs w:val="28"/>
+        </w:rPr>
+        <w:t xml:space="preserve"> Модель робота в виртуальной комнате</w:t>
       </w:r>
     </w:p>
     <w:p>
       <w:pPr>
-        <w:pStyle w:val="Bodytext30"/>
-        <w:tabs>
-          <w:tab w:val="left" w:pos="0"/>
-        </w:tabs>
-        <w:spacing w:after="0" w:line="360" w:lineRule="auto"/>
-        <w:ind w:firstLine="709"/>
-        <w:jc w:val="both"/>
-      </w:pPr>
-      <w:r>
-        <w:t>На рисунке видно основное помещение размером 4×4 м, дополнительный коридор размером 0,9×1,5 м, препятствия в виде двух кубических объектов и цилиндра, а также мобильный робот, расположенный в центральной части помещения.</w:t>
-      </w:r>
-    </w:p>
-    <w:p>
-      <w:pPr>
-        <w:pStyle w:val="Bodytext30"/>
-        <w:tabs>
-          <w:tab w:val="left" w:pos="0"/>
-        </w:tabs>
-        <w:spacing w:after="0" w:line="360" w:lineRule="auto"/>
-        <w:ind w:firstLine="709"/>
-        <w:jc w:val="both"/>
-      </w:pPr>
-      <w:r>
-        <w:t>В результате была создана тестовая среда, позволяющая выполнять проверку работы лидарного датчика, исследовать поведение робота при движении в ограниченном пространстве и использовать полученные данные для дальнейшей разработки алгоритмов навигации и обхода препятствий.</w:t>
-      </w:r>
-    </w:p>
-    <w:p>
-      <w:pPr>
-        <w:pStyle w:val="Bodytext30"/>
-        <w:tabs>
-          <w:tab w:val="left" w:pos="0"/>
-        </w:tabs>
-        <w:spacing w:after="0" w:line="360" w:lineRule="auto"/>
-        <w:ind w:firstLine="709"/>
-        <w:jc w:val="both"/>
-        <w:rPr>
-          <w:b/>
-          <w:bCs/>
-        </w:rPr>
-      </w:pPr>
-    </w:p>
-    <w:p>
-      <w:pPr>
-        <w:pStyle w:val="Bodytext30"/>
-        <w:tabs>
-          <w:tab w:val="left" w:pos="0"/>
-        </w:tabs>
-        <w:spacing w:after="0" w:line="360" w:lineRule="auto"/>
-        <w:ind w:firstLine="709"/>
-        <w:jc w:val="both"/>
-        <w:rPr>
-          <w:b/>
-          <w:bCs/>
-          <w:lang w:val="ru-RU"/>
-        </w:rPr>
-      </w:pPr>
-    </w:p>
-    <w:p>
-      <w:pPr>
-        <w:pStyle w:val="Bodytext30"/>
-        <w:tabs>
-          <w:tab w:val="left" w:pos="0"/>
-        </w:tabs>
-        <w:spacing w:after="0" w:line="360" w:lineRule="auto"/>
-        <w:ind w:firstLine="709"/>
-        <w:jc w:val="both"/>
-        <w:rPr>
-          <w:b/>
-          <w:bCs/>
-          <w:lang w:val="ru-RU"/>
-        </w:rPr>
-      </w:pPr>
-    </w:p>
-    <w:p>
-      <w:pPr>
-        <w:pStyle w:val="Bodytext30"/>
-        <w:tabs>
-          <w:tab w:val="left" w:pos="0"/>
-        </w:tabs>
-        <w:spacing w:after="0" w:line="360" w:lineRule="auto"/>
-        <w:ind w:firstLine="709"/>
-        <w:jc w:val="both"/>
-        <w:rPr>
-          <w:b/>
-          <w:bCs/>
-          <w:lang w:val="ru-RU"/>
-        </w:rPr>
-      </w:pPr>
-      <w:r>
-        <w:rPr>
-          <w:b/>
-          <w:bCs/>
-        </w:rPr>
-        <w:t>Создание виртуального пространства для моделирования</w:t>
-      </w:r>
-    </w:p>
-    <w:p>
-      <w:pPr>
-        <w:pStyle w:val="Bodytext30"/>
-        <w:tabs>
-          <w:tab w:val="left" w:pos="0"/>
-        </w:tabs>
-        <w:spacing w:after="0" w:line="360" w:lineRule="auto"/>
-        <w:ind w:firstLine="709"/>
-        <w:jc w:val="both"/>
-      </w:pPr>
-      <w:r>
-        <w:t xml:space="preserve">Для проведения испытаний мобильного робота в среде Gazebo была разработана модель виртуального мира, представляющая собой помещение с препятствиями. Основной целью создания виртуальной среды являлось </w:t>
-      </w:r>
-      <w:r>
-        <w:lastRenderedPageBreak/>
-        <w:t>тестирование работы лидарного датчика и проверка движения робота в ограниченном пространстве.</w:t>
-      </w:r>
-    </w:p>
-    <w:p>
-      <w:pPr>
-        <w:pStyle w:val="Bodytext30"/>
-        <w:tabs>
-          <w:tab w:val="left" w:pos="0"/>
-        </w:tabs>
-        <w:spacing w:after="0" w:line="360" w:lineRule="auto"/>
-        <w:ind w:firstLine="709"/>
-        <w:jc w:val="both"/>
-      </w:pPr>
-      <w:r>
-        <w:t>В качестве основы была создана комната размером 4×4 м с дополнительным коридором размером 0,9×1,5 м. Для проверки корректности обнаружения объектов внутри помещения были размещены препятствия различной формы: два куба и цилиндр. Все элементы среды были снабжены коллизионными моделями, что обеспечивает корректное взаимодействие робота с окружающими объектами.</w:t>
-      </w:r>
-    </w:p>
-    <w:p>
-      <w:pPr>
-        <w:pStyle w:val="Bodytext30"/>
-        <w:tabs>
-          <w:tab w:val="left" w:pos="0"/>
-        </w:tabs>
-        <w:spacing w:after="0" w:line="360" w:lineRule="auto"/>
-        <w:ind w:firstLine="709"/>
-        <w:jc w:val="both"/>
-      </w:pPr>
-      <w:r>
-        <w:t>Описание виртуального пространства было реализовано в файле map_world.world, содержащем параметры пола, стен и препятствий, а также их координаты в системе моделирования Gazebo. После создания модели была выполнена проверка корректности отображения объектов и работы физического движка симулятора.</w:t>
-      </w:r>
-    </w:p>
-    <w:p>
-      <w:pPr>
-        <w:pStyle w:val="Bodytext30"/>
-        <w:tabs>
-          <w:tab w:val="left" w:pos="0"/>
-        </w:tabs>
-        <w:spacing w:after="0" w:line="360" w:lineRule="auto"/>
-        <w:ind w:firstLine="709"/>
-        <w:jc w:val="both"/>
-      </w:pPr>
-      <w:r>
-        <w:t>Разработанный виртуальный мир позволил создать условия для тестирования алгоритмов движения мобильного робота и исследования работы установленного на нём лидарного датчика.</w:t>
-      </w:r>
-    </w:p>
-    <w:p>
-      <w:pPr>
-        <w:pStyle w:val="Bodytext30"/>
-        <w:tabs>
-          <w:tab w:val="left" w:pos="0"/>
-        </w:tabs>
-        <w:spacing w:after="0" w:line="360" w:lineRule="auto"/>
-        <w:ind w:firstLine="709"/>
-        <w:jc w:val="both"/>
-      </w:pPr>
-    </w:p>
-    <w:p>
-      <w:pPr>
-        <w:pStyle w:val="Bodytext30"/>
-        <w:tabs>
-          <w:tab w:val="left" w:pos="0"/>
-        </w:tabs>
-        <w:spacing w:after="0" w:line="360" w:lineRule="auto"/>
-        <w:ind w:firstLine="709"/>
-        <w:jc w:val="both"/>
-        <w:rPr>
-          <w:b/>
-          <w:bCs/>
-          <w:lang w:val="ru-RU"/>
-        </w:rPr>
-      </w:pPr>
-    </w:p>
-    <w:p>
-      <w:pPr>
-        <w:pStyle w:val="Bodytext30"/>
-        <w:tabs>
-          <w:tab w:val="left" w:pos="0"/>
-        </w:tabs>
-        <w:spacing w:after="0" w:line="360" w:lineRule="auto"/>
-        <w:ind w:firstLine="709"/>
-        <w:jc w:val="both"/>
-        <w:rPr>
-          <w:b/>
-          <w:bCs/>
-          <w:lang w:val="ru-RU"/>
-        </w:rPr>
-      </w:pPr>
-      <w:r>
-        <w:rPr>
-          <w:b/>
-          <w:bCs/>
-          <w:lang w:val="ru-RU"/>
-        </w:rPr>
-        <w:t>Разработка файла автоматического запуска моделирования</w:t>
-      </w:r>
-    </w:p>
-    <w:p>
-      <w:pPr>
-        <w:pStyle w:val="Bodytext30"/>
-        <w:tabs>
-          <w:tab w:val="left" w:pos="0"/>
-        </w:tabs>
-        <w:spacing w:after="0" w:line="360" w:lineRule="auto"/>
-        <w:ind w:firstLine="709"/>
-        <w:jc w:val="both"/>
-        <w:rPr>
-          <w:lang w:val="ru-RU"/>
-        </w:rPr>
-      </w:pPr>
-      <w:r>
-        <w:rPr>
-          <w:lang w:val="ru-RU"/>
-        </w:rPr>
-        <w:t>Для упрощения запуска разработанной системы был создан файл автоматического запуска моделирования (robot.launch). Использование launch-файла позволяет одновременно запускать среду Gazebo, загружать виртуальный мир и создавать модель мобильного робота без необходимости выполнения нескольких команд вручную.</w:t>
-      </w:r>
-    </w:p>
-    <w:p>
-      <w:pPr>
-        <w:pStyle w:val="Bodytext30"/>
-        <w:tabs>
-          <w:tab w:val="left" w:pos="0"/>
-        </w:tabs>
-        <w:spacing w:after="0" w:line="360" w:lineRule="auto"/>
-        <w:ind w:firstLine="709"/>
-        <w:jc w:val="both"/>
-        <w:rPr>
-          <w:lang w:val="ru-RU"/>
-        </w:rPr>
-      </w:pPr>
-      <w:r>
-        <w:rPr>
-          <w:lang w:val="ru-RU"/>
-        </w:rPr>
-        <w:t>В файле запуска были настроены параметры открытия симулятора, подключение файла виртуального мира и автоматическое размещение робота в заданной точке пространства. Такой подход значительно сокращает время подготовки среды к работе и исключает ошибки, связанные с ручным запуском отдельных компонентов системы.</w:t>
-      </w:r>
-    </w:p>
-    <w:p>
-      <w:pPr>
-        <w:pStyle w:val="Bodytext30"/>
-        <w:tabs>
-          <w:tab w:val="left" w:pos="0"/>
-        </w:tabs>
-        <w:spacing w:after="0" w:line="360" w:lineRule="auto"/>
-        <w:ind w:firstLine="709"/>
-        <w:jc w:val="both"/>
-        <w:rPr>
-          <w:lang w:val="ru-RU"/>
-        </w:rPr>
-      </w:pPr>
-      <w:r>
-        <w:rPr>
-          <w:lang w:val="ru-RU"/>
-        </w:rPr>
-        <w:lastRenderedPageBreak/>
-        <w:t>После создания launch-файла была выполнена проверка его работоспособности. В результате запуска автоматически открывалась среда Gazebo с подготовленной комнатой и размещённым в ней мобильным роботом, что подтверждает корректность работы разработанного механизма автоматического запуска моделирования.</w:t>
-      </w:r>
-    </w:p>
-    <w:p>
-      <w:pPr>
-        <w:pStyle w:val="Bodytext30"/>
-        <w:tabs>
-          <w:tab w:val="left" w:pos="0"/>
-        </w:tabs>
-        <w:spacing w:after="0" w:line="360" w:lineRule="auto"/>
-        <w:ind w:firstLine="709"/>
-        <w:jc w:val="both"/>
-        <w:rPr>
-          <w:lang w:val="ru-RU"/>
-        </w:rPr>
-      </w:pPr>
-    </w:p>
-    <w:p>
-      <w:pPr>
-        <w:pStyle w:val="Bodytext30"/>
-        <w:tabs>
-          <w:tab w:val="left" w:pos="0"/>
-        </w:tabs>
-        <w:spacing w:after="0" w:line="360" w:lineRule="auto"/>
-        <w:ind w:firstLine="709"/>
-        <w:jc w:val="both"/>
-        <w:rPr>
-          <w:b/>
-          <w:bCs/>
-          <w:lang w:val="ru-RU"/>
-        </w:rPr>
-      </w:pPr>
-    </w:p>
-    <w:p>
-      <w:pPr>
-        <w:pStyle w:val="Bodytext30"/>
-        <w:tabs>
-          <w:tab w:val="left" w:pos="0"/>
-        </w:tabs>
-        <w:spacing w:after="0" w:line="360" w:lineRule="auto"/>
-        <w:ind w:firstLine="709"/>
-        <w:jc w:val="both"/>
-        <w:rPr>
-          <w:b/>
-          <w:bCs/>
-          <w:lang w:val="ru-RU"/>
-        </w:rPr>
-      </w:pPr>
-      <w:r>
-        <w:rPr>
-          <w:b/>
-          <w:bCs/>
-          <w:lang w:val="ru-RU"/>
-        </w:rPr>
-        <w:t>Разработка программы управления движением робота</w:t>
-      </w:r>
+        <w:widowControl/>
+        <w:autoSpaceDE/>
+        <w:autoSpaceDN/>
+        <w:adjustRightInd/>
+        <w:spacing w:line="360" w:lineRule="auto"/>
+        <w:jc w:val="center"/>
+        <w:rPr>
+          <w:rFonts w:ascii="Times New Roman" w:hAnsi="Times New Roman" w:cs="Times New Roman"/>
+          <w:sz w:val="28"/>
+          <w:lang w:eastAsia="x-none"/>
+        </w:rPr>
+      </w:pPr>
     </w:p>
     <w:p>
       <w:pPr>
@@ -2964,17 +2742,21 @@
         <w:ind w:firstLine="709"/>
         <w:rPr>
           <w:rFonts w:ascii="Times New Roman" w:hAnsi="Times New Roman" w:cs="Times New Roman"/>
-          <w:sz w:val="28"/>
-          <w:szCs w:val="28"/>
-        </w:rPr>
-      </w:pPr>
-      <w:r>
-        <w:rPr>
-          <w:rFonts w:ascii="Times New Roman" w:hAnsi="Times New Roman" w:cs="Times New Roman"/>
-          <w:sz w:val="28"/>
-          <w:szCs w:val="28"/>
-        </w:rPr>
-        <w:t>Для проверки работоспособности мобильного робота была разработана программа управления его движением. Программа предназначена для последовательной отправки команд скорости роботу в среде Gazebo. С её помощью робот выполняет заранее заданный маршрут: движение вперёд, поворот направо, движение по первой дуге, движение по второй дуге, движение назад и возврат в исходное положение.</w:t>
+          <w:b/>
+          <w:bCs/>
+          <w:sz w:val="28"/>
+          <w:lang w:eastAsia="x-none"/>
+        </w:rPr>
+      </w:pPr>
+      <w:r>
+        <w:rPr>
+          <w:rFonts w:ascii="Times New Roman" w:hAnsi="Times New Roman" w:cs="Times New Roman"/>
+          <w:b/>
+          <w:bCs/>
+          <w:sz w:val="28"/>
+          <w:lang w:eastAsia="x-none"/>
+        </w:rPr>
+        <w:t>3. Разработка файла автоматического запуска моделирования</w:t>
       </w:r>
     </w:p>
     <w:p>
@@ -2988,16 +2770,96 @@
         <w:rPr>
           <w:rFonts w:ascii="Times New Roman" w:hAnsi="Times New Roman" w:cs="Times New Roman"/>
           <w:sz w:val="28"/>
-          <w:szCs w:val="28"/>
-        </w:rPr>
-      </w:pPr>
-      <w:r>
-        <w:rPr>
-          <w:rFonts w:ascii="Times New Roman" w:hAnsi="Times New Roman" w:cs="Times New Roman"/>
-          <w:sz w:val="28"/>
-          <w:szCs w:val="28"/>
-        </w:rPr>
-        <w:t>Управление роботом реализовано с использованием системы ROS. ROS, или Robot Operating System, представляет собой программную среду, предназначенную для разработки робототехнических систем. Она позволяет разделять работу робота на отдельные программные модули, которые обмениваются данными между собой. Такие модули в ROS называются узлами. Один узел может отвечать за управление движением, другой — за получение данных с датчиков, третий — за обработку изображения или построение карты.</w:t>
+          <w:lang w:eastAsia="x-none"/>
+        </w:rPr>
+      </w:pPr>
+      <w:r>
+        <w:rPr>
+          <w:rFonts w:ascii="Times New Roman" w:hAnsi="Times New Roman" w:cs="Times New Roman"/>
+          <w:sz w:val="28"/>
+          <w:lang w:eastAsia="x-none"/>
+        </w:rPr>
+        <w:t xml:space="preserve">Для упрощения запуска разработанной системы был создан файл автоматического запуска моделирования </w:t>
+      </w:r>
+      <w:r>
+        <w:rPr>
+          <w:rFonts w:ascii="Times New Roman" w:hAnsi="Times New Roman" w:cs="Times New Roman"/>
+          <w:sz w:val="28"/>
+          <w:lang w:val="en-US" w:eastAsia="x-none"/>
+        </w:rPr>
+        <w:t>robot</w:t>
+      </w:r>
+      <w:r>
+        <w:rPr>
+          <w:rFonts w:ascii="Times New Roman" w:hAnsi="Times New Roman" w:cs="Times New Roman"/>
+          <w:sz w:val="28"/>
+          <w:lang w:eastAsia="x-none"/>
+        </w:rPr>
+        <w:t>.</w:t>
+      </w:r>
+      <w:r>
+        <w:rPr>
+          <w:rFonts w:ascii="Times New Roman" w:hAnsi="Times New Roman" w:cs="Times New Roman"/>
+          <w:sz w:val="28"/>
+          <w:lang w:val="en-US" w:eastAsia="x-none"/>
+        </w:rPr>
+        <w:t>launch</w:t>
+      </w:r>
+      <w:r>
+        <w:rPr>
+          <w:rFonts w:ascii="Times New Roman" w:hAnsi="Times New Roman" w:cs="Times New Roman"/>
+          <w:sz w:val="28"/>
+          <w:lang w:eastAsia="x-none"/>
+        </w:rPr>
+        <w:t xml:space="preserve">. Использование </w:t>
+      </w:r>
+      <w:r>
+        <w:rPr>
+          <w:rFonts w:ascii="Times New Roman" w:hAnsi="Times New Roman" w:cs="Times New Roman"/>
+          <w:sz w:val="28"/>
+          <w:lang w:val="en-US" w:eastAsia="x-none"/>
+        </w:rPr>
+        <w:t>launch</w:t>
+      </w:r>
+      <w:r>
+        <w:rPr>
+          <w:rFonts w:ascii="Times New Roman" w:hAnsi="Times New Roman" w:cs="Times New Roman"/>
+          <w:sz w:val="28"/>
+          <w:lang w:eastAsia="x-none"/>
+        </w:rPr>
+        <w:t xml:space="preserve">-файла позволяет одновременно запускать среду </w:t>
+      </w:r>
+      <w:r>
+        <w:rPr>
+          <w:rFonts w:ascii="Times New Roman" w:hAnsi="Times New Roman" w:cs="Times New Roman"/>
+          <w:sz w:val="28"/>
+          <w:lang w:val="en-US" w:eastAsia="x-none"/>
+        </w:rPr>
+        <w:t>Gazebo</w:t>
+      </w:r>
+      <w:r>
+        <w:rPr>
+          <w:rFonts w:ascii="Times New Roman" w:hAnsi="Times New Roman" w:cs="Times New Roman"/>
+          <w:sz w:val="28"/>
+          <w:lang w:eastAsia="x-none"/>
+        </w:rPr>
+        <w:t xml:space="preserve">, загружать виртуальный мир и создавать модель мобильного робота без необходимости выполнения нескольких команд вручную. После создания </w:t>
+      </w:r>
+      <w:r>
+        <w:rPr>
+          <w:rFonts w:ascii="Times New Roman" w:hAnsi="Times New Roman" w:cs="Times New Roman"/>
+          <w:sz w:val="28"/>
+          <w:lang w:val="en-US" w:eastAsia="x-none"/>
+        </w:rPr>
+        <w:t>launch</w:t>
+      </w:r>
+      <w:r>
+        <w:rPr>
+          <w:rFonts w:ascii="Times New Roman" w:hAnsi="Times New Roman" w:cs="Times New Roman"/>
+          <w:sz w:val="28"/>
+          <w:lang w:eastAsia="x-none"/>
+        </w:rPr>
+        <w:t>-файла была выполнена проверка его работоспособности, подтвердившая корректность автоматического запуска моделирования.</w:t>
       </w:r>
     </w:p>
     <w:p>
@@ -3010,17 +2872,22 @@
         <w:ind w:firstLine="709"/>
         <w:rPr>
           <w:rFonts w:ascii="Times New Roman" w:hAnsi="Times New Roman" w:cs="Times New Roman"/>
-          <w:sz w:val="28"/>
-          <w:szCs w:val="28"/>
-        </w:rPr>
-      </w:pPr>
-      <w:r>
-        <w:rPr>
-          <w:rFonts w:ascii="Times New Roman" w:hAnsi="Times New Roman" w:cs="Times New Roman"/>
-          <w:sz w:val="28"/>
-          <w:szCs w:val="28"/>
-        </w:rPr>
-        <w:t>В данной работе ROS используется как связующее звено между программой управления и моделью робота в Gazebo. Программа на Python выступает в роли ROS-узла, который отправляет команды скорости. Gazebo, в свою очередь, принимает эти команды и изменяет движение виртуального робота в симуляционной среде. Такой подход позволяет проверять алгоритмы управления без использования реального физического робота.</w:t>
+          <w:b/>
+          <w:bCs/>
+          <w:sz w:val="28"/>
+          <w:lang w:eastAsia="x-none"/>
+        </w:rPr>
+      </w:pPr>
+      <w:r>
+        <w:rPr>
+          <w:rFonts w:ascii="Times New Roman" w:hAnsi="Times New Roman" w:cs="Times New Roman"/>
+          <w:b/>
+          <w:bCs/>
+          <w:sz w:val="28"/>
+          <w:lang w:eastAsia="x-none"/>
+        </w:rPr>
+        <w:lastRenderedPageBreak/>
+        <w:t>4. Разработка программы управления движением робота</w:t>
       </w:r>
     </w:p>
     <w:p>
@@ -3034,25 +2901,112 @@
         <w:rPr>
           <w:rFonts w:ascii="Times New Roman" w:hAnsi="Times New Roman" w:cs="Times New Roman"/>
           <w:sz w:val="28"/>
-          <w:szCs w:val="28"/>
-        </w:rPr>
-      </w:pPr>
-      <w:r>
-        <w:rPr>
-          <w:rFonts w:ascii="Times New Roman" w:hAnsi="Times New Roman" w:cs="Times New Roman"/>
-          <w:sz w:val="28"/>
-          <w:szCs w:val="28"/>
-        </w:rPr>
-        <w:t xml:space="preserve">Для передачи команд движения используется топик /cmd_vel. В ROS топик представляет собой канал обмена сообщениями между узлами. Один узел публикует сообщение в топик, а другой узел подписывается на этот топик и </w:t>
-      </w:r>
-      <w:r>
-        <w:rPr>
-          <w:rFonts w:ascii="Times New Roman" w:hAnsi="Times New Roman" w:cs="Times New Roman"/>
-          <w:sz w:val="28"/>
-          <w:szCs w:val="28"/>
-        </w:rPr>
-        <w:lastRenderedPageBreak/>
-        <w:t>получает данные. В данном случае программа управления публикует команды в топик /cmd_vel, а модель робота в Gazebo получает эти команды и выполняет движение.</w:t>
+          <w:lang w:val="en-US" w:eastAsia="x-none"/>
+        </w:rPr>
+      </w:pPr>
+      <w:r>
+        <w:rPr>
+          <w:rFonts w:ascii="Times New Roman" w:hAnsi="Times New Roman" w:cs="Times New Roman"/>
+          <w:sz w:val="28"/>
+          <w:lang w:eastAsia="x-none"/>
+        </w:rPr>
+        <w:t xml:space="preserve">Для управления движением мобильного робота использовалась прграммная платформа </w:t>
+      </w:r>
+      <w:r>
+        <w:rPr>
+          <w:rFonts w:ascii="Times New Roman" w:hAnsi="Times New Roman" w:cs="Times New Roman"/>
+          <w:sz w:val="28"/>
+          <w:lang w:val="en-US" w:eastAsia="x-none"/>
+        </w:rPr>
+        <w:t>ROS</w:t>
+      </w:r>
+      <w:r>
+        <w:rPr>
+          <w:rFonts w:ascii="Times New Roman" w:hAnsi="Times New Roman" w:cs="Times New Roman"/>
+          <w:sz w:val="28"/>
+          <w:lang w:eastAsia="x-none"/>
+        </w:rPr>
+        <w:t>. Передача команд движения осуществляется через топик /</w:t>
+      </w:r>
+      <w:r>
+        <w:rPr>
+          <w:rFonts w:ascii="Times New Roman" w:hAnsi="Times New Roman" w:cs="Times New Roman"/>
+          <w:sz w:val="28"/>
+          <w:lang w:val="en-US" w:eastAsia="x-none"/>
+        </w:rPr>
+        <w:t>cmd</w:t>
+      </w:r>
+      <w:r>
+        <w:rPr>
+          <w:rFonts w:ascii="Times New Roman" w:hAnsi="Times New Roman" w:cs="Times New Roman"/>
+          <w:sz w:val="28"/>
+          <w:lang w:eastAsia="x-none"/>
+        </w:rPr>
+        <w:t>_</w:t>
+      </w:r>
+      <w:r>
+        <w:rPr>
+          <w:rFonts w:ascii="Times New Roman" w:hAnsi="Times New Roman" w:cs="Times New Roman"/>
+          <w:sz w:val="28"/>
+          <w:lang w:val="en-US" w:eastAsia="x-none"/>
+        </w:rPr>
+        <w:t>vel</w:t>
+      </w:r>
+      <w:r>
+        <w:rPr>
+          <w:rFonts w:ascii="Times New Roman" w:hAnsi="Times New Roman" w:cs="Times New Roman"/>
+          <w:sz w:val="28"/>
+          <w:lang w:eastAsia="x-none"/>
+        </w:rPr>
+        <w:t xml:space="preserve"> с использованием сообщений типа </w:t>
+      </w:r>
+      <w:r>
+        <w:rPr>
+          <w:rFonts w:ascii="Times New Roman" w:hAnsi="Times New Roman" w:cs="Times New Roman"/>
+          <w:sz w:val="28"/>
+          <w:lang w:val="en-US" w:eastAsia="x-none"/>
+        </w:rPr>
+        <w:t>geometry</w:t>
+      </w:r>
+      <w:r>
+        <w:rPr>
+          <w:rFonts w:ascii="Times New Roman" w:hAnsi="Times New Roman" w:cs="Times New Roman"/>
+          <w:sz w:val="28"/>
+          <w:lang w:eastAsia="x-none"/>
+        </w:rPr>
+        <w:t>_</w:t>
+      </w:r>
+      <w:r>
+        <w:rPr>
+          <w:rFonts w:ascii="Times New Roman" w:hAnsi="Times New Roman" w:cs="Times New Roman"/>
+          <w:sz w:val="28"/>
+          <w:lang w:val="en-US" w:eastAsia="x-none"/>
+        </w:rPr>
+        <w:t>msgs</w:t>
+      </w:r>
+      <w:r>
+        <w:rPr>
+          <w:rFonts w:ascii="Times New Roman" w:hAnsi="Times New Roman" w:cs="Times New Roman"/>
+          <w:sz w:val="28"/>
+          <w:lang w:eastAsia="x-none"/>
+        </w:rPr>
+        <w:t>/</w:t>
+      </w:r>
+      <w:r>
+        <w:rPr>
+          <w:rFonts w:ascii="Times New Roman" w:hAnsi="Times New Roman" w:cs="Times New Roman"/>
+          <w:sz w:val="28"/>
+          <w:lang w:val="en-US" w:eastAsia="x-none"/>
+        </w:rPr>
+        <w:t>Twist</w:t>
+      </w:r>
+      <w:r>
+        <w:rPr>
+          <w:rFonts w:ascii="Times New Roman" w:hAnsi="Times New Roman" w:cs="Times New Roman"/>
+          <w:sz w:val="28"/>
+          <w:lang w:eastAsia="x-none"/>
+        </w:rPr>
+        <w:t>. Данные сообщения содержат параметры линейной и угловой скорости, позволяющие управлять перемещением и ориентацией робота.</w:t>
       </w:r>
     </w:p>
     <w:p>
@@ -3066,16 +3020,27 @@
         <w:rPr>
           <w:rFonts w:ascii="Times New Roman" w:hAnsi="Times New Roman" w:cs="Times New Roman"/>
           <w:sz w:val="28"/>
-          <w:szCs w:val="28"/>
-        </w:rPr>
-      </w:pPr>
-      <w:r>
-        <w:rPr>
-          <w:rFonts w:ascii="Times New Roman" w:hAnsi="Times New Roman" w:cs="Times New Roman"/>
-          <w:sz w:val="28"/>
-          <w:szCs w:val="28"/>
-        </w:rPr>
-        <w:t>Команды движения передаются с помощью сообщения типа geometry_msgs/Twist. Данное сообщение содержит два основных блока: линейную скорость и угловую скорость. Линейная скорость отвечает за перемещение робота вперёд или назад, а угловая скорость — за поворот робота вокруг своей оси.</w:t>
+          <w:lang w:eastAsia="x-none"/>
+        </w:rPr>
+      </w:pPr>
+      <w:r>
+        <w:rPr>
+          <w:rFonts w:ascii="Times New Roman" w:hAnsi="Times New Roman" w:cs="Times New Roman"/>
+          <w:sz w:val="28"/>
+          <w:lang w:eastAsia="x-none"/>
+        </w:rPr>
+        <w:t>Комбинируя различные значения линейной и угловой скорости, была реализована программа, обеспечивающая выполнение заданного маршрута в виртуальной среде. Разработанный алгоритм использовался для проверки корректности работы модели робота и оценки точности выполнения команд управления.</w:t>
+      </w:r>
+      <w:r>
+        <w:rPr>
+          <w:rFonts w:ascii="Times New Roman" w:hAnsi="Times New Roman" w:cs="Times New Roman"/>
+          <w:i/>
+          <w:iCs/>
+          <w:noProof/>
+          <w:sz w:val="28"/>
+          <w:szCs w:val="28"/>
+        </w:rPr>
+        <w:t xml:space="preserve"> </w:t>
       </w:r>
     </w:p>
     <w:p>
@@ -3088,17 +3053,21 @@
         <w:ind w:firstLine="709"/>
         <w:rPr>
           <w:rFonts w:ascii="Times New Roman" w:hAnsi="Times New Roman" w:cs="Times New Roman"/>
-          <w:sz w:val="28"/>
-          <w:szCs w:val="28"/>
-        </w:rPr>
-      </w:pPr>
-      <w:r>
-        <w:rPr>
-          <w:rFonts w:ascii="Times New Roman" w:hAnsi="Times New Roman" w:cs="Times New Roman"/>
-          <w:sz w:val="28"/>
-          <w:szCs w:val="28"/>
-        </w:rPr>
-        <w:t>Для движения вперёд в программе задаётся положительная линейная скорость по оси x. При этом угловая скорость равна нулю, поэтому робот движется прямо. Такой режим используется для проверки базового перемещения модели и правильности работы дифференциального привода.</w:t>
+          <w:b/>
+          <w:bCs/>
+          <w:sz w:val="28"/>
+          <w:lang w:eastAsia="x-none"/>
+        </w:rPr>
+      </w:pPr>
+      <w:r>
+        <w:rPr>
+          <w:rFonts w:ascii="Times New Roman" w:hAnsi="Times New Roman" w:cs="Times New Roman"/>
+          <w:b/>
+          <w:bCs/>
+          <w:sz w:val="28"/>
+          <w:lang w:eastAsia="x-none"/>
+        </w:rPr>
+        <w:t>5. Проверка работы лидарного датчика и системы обнаружения объектов</w:t>
       </w:r>
     </w:p>
     <w:p>
@@ -3112,17 +3081,166 @@
         <w:rPr>
           <w:rFonts w:ascii="Times New Roman" w:hAnsi="Times New Roman" w:cs="Times New Roman"/>
           <w:sz w:val="28"/>
-          <w:szCs w:val="28"/>
-        </w:rPr>
-      </w:pPr>
-      <w:r>
-        <w:rPr>
-          <w:rFonts w:ascii="Times New Roman" w:hAnsi="Times New Roman" w:cs="Times New Roman"/>
-          <w:sz w:val="28"/>
-          <w:szCs w:val="28"/>
-        </w:rPr>
-        <w:t>Для поворота направо используется угловая скорость вокруг вертикальной оси z. При этом линейная скорость может быть равна нулю, если робот должен повернуться на месте. Направление поворота определяется знаком угловой скорости: при отрицательном значении робот поворачивает направо, при положительном — налево.</w:t>
-      </w:r>
+          <w:lang w:val="en-US" w:eastAsia="x-none"/>
+        </w:rPr>
+      </w:pPr>
+      <w:r>
+        <w:rPr>
+          <w:rFonts w:ascii="Times New Roman" w:hAnsi="Times New Roman" w:cs="Times New Roman"/>
+          <w:sz w:val="28"/>
+          <w:lang w:eastAsia="x-none"/>
+        </w:rPr>
+        <w:t>После завершения разработки виртуальной среды и программ управления была выполнена проверка работоспособности установленного на роботе сенсорного оборудования. В процессе моделирования анализировалось распространение лазерных лучей и корректность обнаружения препятствий различной формы.</w:t>
+      </w:r>
+    </w:p>
+    <w:p>
+      <w:pPr>
+        <w:widowControl/>
+        <w:autoSpaceDE/>
+        <w:autoSpaceDN/>
+        <w:adjustRightInd/>
+        <w:spacing w:line="360" w:lineRule="auto"/>
+        <w:jc w:val="center"/>
+        <w:rPr>
+          <w:rFonts w:ascii="Times New Roman" w:hAnsi="Times New Roman" w:cs="Times New Roman"/>
+          <w:sz w:val="28"/>
+          <w:lang w:eastAsia="x-none"/>
+        </w:rPr>
+      </w:pPr>
+      <w:r>
+        <w:rPr>
+          <w:rFonts w:ascii="Times New Roman" w:hAnsi="Times New Roman" w:cs="Times New Roman"/>
+          <w:i/>
+          <w:iCs/>
+          <w:noProof/>
+          <w:sz w:val="28"/>
+          <w:szCs w:val="28"/>
+        </w:rPr>
+        <w:lastRenderedPageBreak/>
+        <w:drawing>
+          <wp:inline distT="0" distB="0" distL="0" distR="0" wp14:anchorId="763862C7" wp14:editId="6C326DC4">
+            <wp:extent cx="6113780" cy="3816985"/>
+            <wp:effectExtent l="0" t="0" r="1270" b="0"/>
+            <wp:docPr id="5" name="Рисунок 5"/>
+            <wp:cNvGraphicFramePr>
+              <a:graphicFrameLocks xmlns:a="http://schemas.openxmlformats.org/drawingml/2006/main" noChangeAspect="1"/>
+            </wp:cNvGraphicFramePr>
+            <a:graphic xmlns:a="http://schemas.openxmlformats.org/drawingml/2006/main">
+              <a:graphicData uri="http://schemas.openxmlformats.org/drawingml/2006/picture">
+                <pic:pic xmlns:pic="http://schemas.openxmlformats.org/drawingml/2006/picture">
+                  <pic:nvPicPr>
+                    <pic:cNvPr id="0" name="Picture 13"/>
+                    <pic:cNvPicPr>
+                      <a:picLocks noChangeAspect="1" noChangeArrowheads="1"/>
+                    </pic:cNvPicPr>
+                  </pic:nvPicPr>
+                  <pic:blipFill>
+                    <a:blip r:embed="rId11">
+                      <a:extLst>
+                        <a:ext uri="{28A0092B-C50C-407E-A947-70E740481C1C}">
+                          <a14:useLocalDpi xmlns:a14="http://schemas.microsoft.com/office/drawing/2010/main" val="0"/>
+                        </a:ext>
+                      </a:extLst>
+                    </a:blip>
+                    <a:srcRect/>
+                    <a:stretch>
+                      <a:fillRect/>
+                    </a:stretch>
+                  </pic:blipFill>
+                  <pic:spPr bwMode="auto">
+                    <a:xfrm>
+                      <a:off x="0" y="0"/>
+                      <a:ext cx="6113780" cy="3816985"/>
+                    </a:xfrm>
+                    <a:prstGeom prst="rect">
+                      <a:avLst/>
+                    </a:prstGeom>
+                    <a:noFill/>
+                    <a:ln>
+                      <a:noFill/>
+                    </a:ln>
+                  </pic:spPr>
+                </pic:pic>
+              </a:graphicData>
+            </a:graphic>
+          </wp:inline>
+        </w:drawing>
+      </w:r>
+    </w:p>
+    <w:p>
+      <w:pPr>
+        <w:pStyle w:val="afa"/>
+        <w:spacing w:line="360" w:lineRule="auto"/>
+        <w:ind w:firstLine="709"/>
+        <w:jc w:val="center"/>
+        <w:rPr>
+          <w:rFonts w:ascii="Times New Roman" w:hAnsi="Times New Roman" w:cs="Times New Roman"/>
+          <w:i w:val="0"/>
+          <w:iCs w:val="0"/>
+          <w:color w:val="auto"/>
+          <w:sz w:val="28"/>
+          <w:szCs w:val="28"/>
+        </w:rPr>
+      </w:pPr>
+      <w:r>
+        <w:rPr>
+          <w:rFonts w:ascii="Times New Roman" w:hAnsi="Times New Roman" w:cs="Times New Roman"/>
+          <w:i w:val="0"/>
+          <w:iCs w:val="0"/>
+          <w:color w:val="auto"/>
+          <w:sz w:val="28"/>
+          <w:szCs w:val="28"/>
+        </w:rPr>
+        <w:t xml:space="preserve">Рисунок </w:t>
+      </w:r>
+      <w:r>
+        <w:rPr>
+          <w:rFonts w:ascii="Times New Roman" w:hAnsi="Times New Roman" w:cs="Times New Roman"/>
+          <w:i w:val="0"/>
+          <w:iCs w:val="0"/>
+          <w:color w:val="auto"/>
+          <w:sz w:val="28"/>
+          <w:szCs w:val="28"/>
+        </w:rPr>
+        <w:t>3</w:t>
+      </w:r>
+      <w:r>
+        <w:rPr>
+          <w:rFonts w:ascii="Times New Roman" w:hAnsi="Times New Roman" w:cs="Times New Roman"/>
+          <w:i w:val="0"/>
+          <w:iCs w:val="0"/>
+          <w:color w:val="auto"/>
+          <w:sz w:val="28"/>
+          <w:szCs w:val="28"/>
+        </w:rPr>
+        <w:t xml:space="preserve"> – </w:t>
+      </w:r>
+      <w:r>
+        <w:rPr>
+          <w:rFonts w:ascii="Times New Roman" w:hAnsi="Times New Roman" w:cs="Times New Roman"/>
+          <w:i w:val="0"/>
+          <w:iCs w:val="0"/>
+          <w:color w:val="auto"/>
+          <w:sz w:val="28"/>
+          <w:szCs w:val="28"/>
+        </w:rPr>
+        <w:t>Демонстрация работы лидар датчика</w:t>
+      </w:r>
+    </w:p>
+    <w:p>
+      <w:pPr>
+        <w:widowControl/>
+        <w:autoSpaceDE/>
+        <w:autoSpaceDN/>
+        <w:adjustRightInd/>
+        <w:spacing w:line="360" w:lineRule="auto"/>
+        <w:jc w:val="center"/>
+        <w:rPr>
+          <w:rFonts w:ascii="Times New Roman" w:hAnsi="Times New Roman" w:cs="Times New Roman"/>
+          <w:sz w:val="28"/>
+          <w:lang w:eastAsia="x-none"/>
+        </w:rPr>
+      </w:pPr>
     </w:p>
     <w:p>
       <w:pPr>
@@ -3134,17 +3252,21 @@
         <w:ind w:firstLine="709"/>
         <w:rPr>
           <w:rFonts w:ascii="Times New Roman" w:hAnsi="Times New Roman" w:cs="Times New Roman"/>
-          <w:sz w:val="28"/>
-          <w:szCs w:val="28"/>
-        </w:rPr>
-      </w:pPr>
-      <w:r>
-        <w:rPr>
-          <w:rFonts w:ascii="Times New Roman" w:hAnsi="Times New Roman" w:cs="Times New Roman"/>
-          <w:sz w:val="28"/>
-          <w:szCs w:val="28"/>
-        </w:rPr>
-        <w:t>Движение по дуге реализуется за счёт одновременного задания линейной и угловой скорости. В этом случае робот не просто поворачивает на месте, а движется вперёд с одновременным изменением ориентации. Радиус дуги зависит от соотношения линейной и угловой скорости. Если угловая скорость небольшая, дуга получается широкой. Если угловая скорость больше, робот движется по более резкой траектории.</w:t>
+          <w:b/>
+          <w:bCs/>
+          <w:sz w:val="28"/>
+          <w:lang w:eastAsia="x-none"/>
+        </w:rPr>
+      </w:pPr>
+      <w:r>
+        <w:rPr>
+          <w:rFonts w:ascii="Times New Roman" w:hAnsi="Times New Roman" w:cs="Times New Roman"/>
+          <w:b/>
+          <w:bCs/>
+          <w:sz w:val="28"/>
+          <w:lang w:eastAsia="x-none"/>
+        </w:rPr>
+        <w:t>Основные полученные результаты</w:t>
       </w:r>
     </w:p>
     <w:p>
@@ -3158,16 +3280,32 @@
         <w:rPr>
           <w:rFonts w:ascii="Times New Roman" w:hAnsi="Times New Roman" w:cs="Times New Roman"/>
           <w:sz w:val="28"/>
-          <w:szCs w:val="28"/>
-        </w:rPr>
-      </w:pPr>
-      <w:r>
-        <w:rPr>
-          <w:rFonts w:ascii="Times New Roman" w:hAnsi="Times New Roman" w:cs="Times New Roman"/>
-          <w:sz w:val="28"/>
-          <w:szCs w:val="28"/>
-        </w:rPr>
-        <w:t>В программе были реализованы две разные дуги. Первая дуга выполняется с одними значениями линейной и угловой скорости, а вторая — с другими. Это позволяет проверить, как робот реагирует на изменение управляющих параметров и способен ли выполнять разные типы траекторий в пределах созданной комнаты.</w:t>
+          <w:lang w:eastAsia="x-none"/>
+        </w:rPr>
+      </w:pPr>
+      <w:r>
+        <w:rPr>
+          <w:rFonts w:ascii="Times New Roman" w:hAnsi="Times New Roman" w:cs="Times New Roman"/>
+          <w:sz w:val="28"/>
+          <w:lang w:eastAsia="x-none"/>
+        </w:rPr>
+        <w:t xml:space="preserve">Подготовлена модель мобильного робота с дифференциальным приводом для использования в среде </w:t>
+      </w:r>
+      <w:r>
+        <w:rPr>
+          <w:rFonts w:ascii="Times New Roman" w:hAnsi="Times New Roman" w:cs="Times New Roman"/>
+          <w:sz w:val="28"/>
+          <w:lang w:val="en-US" w:eastAsia="x-none"/>
+        </w:rPr>
+        <w:t>Gazebo</w:t>
+      </w:r>
+      <w:r>
+        <w:rPr>
+          <w:rFonts w:ascii="Times New Roman" w:hAnsi="Times New Roman" w:cs="Times New Roman"/>
+          <w:sz w:val="28"/>
+          <w:lang w:eastAsia="x-none"/>
+        </w:rPr>
+        <w:t>. Создана виртуальная среда моделирования с набором препятствий для тестирования алгоритмов управления и датчиков. Разработан файл автоматического запуска моделирования и реализована программа управления движением робота. Проведена проверка работы лидарного датчика и системы компьютерного зрения.</w:t>
       </w:r>
     </w:p>
     <w:p>
@@ -3180,10 +3318,22 @@
         <w:ind w:firstLine="709"/>
         <w:rPr>
           <w:rFonts w:ascii="Times New Roman" w:hAnsi="Times New Roman" w:cs="Times New Roman"/>
-          <w:sz w:val="28"/>
-          <w:szCs w:val="28"/>
-        </w:rPr>
-      </w:pPr>
+          <w:b/>
+          <w:bCs/>
+          <w:sz w:val="28"/>
+          <w:lang w:eastAsia="x-none"/>
+        </w:rPr>
+      </w:pPr>
+      <w:r>
+        <w:rPr>
+          <w:rFonts w:ascii="Times New Roman" w:hAnsi="Times New Roman" w:cs="Times New Roman"/>
+          <w:b/>
+          <w:bCs/>
+          <w:sz w:val="28"/>
+          <w:lang w:eastAsia="x-none"/>
+        </w:rPr>
+        <w:t>Заключение</w:t>
+      </w:r>
     </w:p>
     <w:p>
       <w:pPr>
@@ -3196,17 +3346,41 @@
         <w:rPr>
           <w:rFonts w:ascii="Times New Roman" w:hAnsi="Times New Roman" w:cs="Times New Roman"/>
           <w:sz w:val="28"/>
-          <w:szCs w:val="28"/>
-        </w:rPr>
-      </w:pPr>
-      <w:r>
-        <w:rPr>
-          <w:rFonts w:ascii="Times New Roman" w:hAnsi="Times New Roman" w:cs="Times New Roman"/>
-          <w:sz w:val="28"/>
-          <w:szCs w:val="28"/>
+          <w:lang w:eastAsia="x-none"/>
+        </w:rPr>
+      </w:pPr>
+      <w:r>
+        <w:rPr>
+          <w:rFonts w:ascii="Times New Roman" w:hAnsi="Times New Roman" w:cs="Times New Roman"/>
+          <w:sz w:val="28"/>
+          <w:lang w:eastAsia="x-none"/>
+        </w:rPr>
+        <w:t xml:space="preserve">В ходе технологической практики была подготовлена среда моделирования мобильного робота с дифференциальным приводом в программном комплексе </w:t>
+      </w:r>
+      <w:r>
+        <w:rPr>
+          <w:rFonts w:ascii="Times New Roman" w:hAnsi="Times New Roman" w:cs="Times New Roman"/>
+          <w:sz w:val="28"/>
+          <w:lang w:val="en-US" w:eastAsia="x-none"/>
+        </w:rPr>
+        <w:t>Gazebo</w:t>
+      </w:r>
+      <w:r>
+        <w:rPr>
+          <w:rFonts w:ascii="Times New Roman" w:hAnsi="Times New Roman" w:cs="Times New Roman"/>
+          <w:sz w:val="28"/>
+          <w:lang w:eastAsia="x-none"/>
+        </w:rPr>
+        <w:t xml:space="preserve">. Разработанная виртуальная среда позволила выполнить тестирование алгоритмов управления и сенсорного оборудования. Реализованные программные средства обеспечивают управление движением робота, автоматический запуск моделирования и проведение исследований в области навигации и </w:t>
+      </w:r>
+      <w:r>
+        <w:rPr>
+          <w:rFonts w:ascii="Times New Roman" w:hAnsi="Times New Roman" w:cs="Times New Roman"/>
+          <w:sz w:val="28"/>
+          <w:lang w:eastAsia="x-none"/>
         </w:rPr>
         <w:lastRenderedPageBreak/>
-        <w:t>Для движения назад используется отрицательная линейная скорость. При этом робот перемещается в обратном направлении. Такой режим необходим для проверки возможности реверсивного движения и корректности реакции модели на изменение направления скорости.</w:t>
+        <w:t>обнаружения объектов. Полученные результаты могут быть использованы для дальнейшей разработки автономных робототехнических систем.</w:t>
       </w:r>
     </w:p>
     <w:p>
@@ -3219,52 +3393,6 @@
         <w:ind w:firstLine="709"/>
         <w:rPr>
           <w:rFonts w:ascii="Times New Roman" w:hAnsi="Times New Roman" w:cs="Times New Roman"/>
-          <w:sz w:val="28"/>
-          <w:szCs w:val="28"/>
-        </w:rPr>
-      </w:pPr>
-      <w:r>
-        <w:rPr>
-          <w:rFonts w:ascii="Times New Roman" w:hAnsi="Times New Roman" w:cs="Times New Roman"/>
-          <w:sz w:val="28"/>
-          <w:szCs w:val="28"/>
-        </w:rPr>
-        <w:t>Завершающим этапом алгоритма является возвращение робота назад. Для этого программа последовательно отправляет команды, которые компенсируют ранее выполненные перемещения. После завершения маршрута робот должен приблизиться к исходному положению. Это позволяет проверить не только движение в отдельных режимах, но и общую логику последовательного управления.</w:t>
-      </w:r>
-    </w:p>
-    <w:p>
-      <w:pPr>
-        <w:widowControl/>
-        <w:autoSpaceDE/>
-        <w:autoSpaceDN/>
-        <w:adjustRightInd/>
-        <w:spacing w:line="360" w:lineRule="auto"/>
-        <w:ind w:firstLine="709"/>
-        <w:rPr>
-          <w:rFonts w:ascii="Times New Roman" w:hAnsi="Times New Roman" w:cs="Times New Roman"/>
-          <w:sz w:val="28"/>
-          <w:szCs w:val="28"/>
-        </w:rPr>
-      </w:pPr>
-      <w:r>
-        <w:rPr>
-          <w:rFonts w:ascii="Times New Roman" w:hAnsi="Times New Roman" w:cs="Times New Roman"/>
-          <w:sz w:val="28"/>
-          <w:szCs w:val="28"/>
-        </w:rPr>
-        <w:t>Программа управления работает по следующему принципу: сначала создаётся ROS-узел, затем формируется publisher для отправки сообщений в топик /cmd_vel. После этого программа последовательно задаёт значения линейной и угловой скорости, удерживает их в течение определённого времени, а затем отправляет команду остановки. Команда остановки необходима для того, чтобы робот не продолжал движение после завершения очередного этапа маршрута.</w:t>
-      </w:r>
-    </w:p>
-    <w:p>
-      <w:pPr>
-        <w:widowControl/>
-        <w:autoSpaceDE/>
-        <w:autoSpaceDN/>
-        <w:adjustRightInd/>
-        <w:spacing w:line="360" w:lineRule="auto"/>
-        <w:ind w:firstLine="709"/>
-        <w:rPr>
-          <w:rFonts w:ascii="Times New Roman" w:hAnsi="Times New Roman" w:cs="Times New Roman"/>
           <w:kern w:val="32"/>
           <w:sz w:val="28"/>
           <w:szCs w:val="28"/>
@@ -3273,16 +3401,6 @@
       <w:r>
         <w:rPr>
           <w:rFonts w:ascii="Times New Roman" w:hAnsi="Times New Roman" w:cs="Times New Roman"/>
-          <w:sz w:val="28"/>
-          <w:szCs w:val="28"/>
-        </w:rPr>
-        <w:t>Таким образом, разработанная программа управления движением робота позволяет проверить основные режимы работы мобильной платформы в среде Gazebo. Использование ROS обеспечивает удобный обмен данными между программой управления и моделью робота, а применение топика /cmd_vel и сообщений Twist делает управление универсальным и совместимым с типовой архитектурой мобильных роботов.</w:t>
-      </w:r>
-      <w:r>
-        <w:rPr>
-          <w:rFonts w:ascii="Times New Roman" w:hAnsi="Times New Roman" w:cs="Times New Roman"/>
-          <w:b/>
-          <w:bCs/>
           <w:sz w:val="28"/>
           <w:szCs w:val="28"/>
         </w:rPr>
@@ -3301,7 +3419,7 @@
           <w:szCs w:val="28"/>
         </w:rPr>
       </w:pPr>
-      <w:bookmarkStart w:id="0" w:name="_Toc231145753"/>
+      <w:bookmarkStart w:id="1" w:name="_Toc231145753"/>
       <w:r>
         <w:rPr>
           <w:rFonts w:ascii="Times New Roman" w:hAnsi="Times New Roman" w:cs="Times New Roman"/>
@@ -3319,7 +3437,7 @@
         </w:rPr>
         <w:t>писок использованной литературы</w:t>
       </w:r>
-      <w:bookmarkEnd w:id="0"/>
+      <w:bookmarkEnd w:id="1"/>
     </w:p>
     <w:p>
       <w:pPr>
@@ -3408,7 +3526,7 @@
         </w:rPr>
         <w:t xml:space="preserve">VirtualBox. Official website. – URL: </w:t>
       </w:r>
-      <w:hyperlink r:id="rId10" w:history="1">
+      <w:hyperlink r:id="rId12" w:history="1">
         <w:r>
           <w:rPr>
             <w:rStyle w:val="af1"/>
@@ -3542,8 +3660,8 @@
       </w:r>
     </w:p>
     <w:sectPr>
-      <w:footerReference w:type="even" r:id="rId11"/>
-      <w:footerReference w:type="default" r:id="rId12"/>
+      <w:footerReference w:type="even" r:id="rId13"/>
+      <w:footerReference w:type="default" r:id="rId14"/>
       <w:pgSz w:w="11906" w:h="16838"/>
       <w:pgMar w:top="1134" w:right="851" w:bottom="1134" w:left="1418" w:header="709" w:footer="709" w:gutter="0"/>
       <w:cols w:space="708"/>
@@ -5847,6 +5965,92 @@
     </w:lvl>
   </w:abstractNum>
   <w:abstractNum w:abstractNumId="23" w15:restartNumberingAfterBreak="0">
+    <w:nsid w:val="54F27FD3"/>
+    <w:multiLevelType w:val="hybridMultilevel"/>
+    <w:tmpl w:val="1ABC190E"/>
+    <w:lvl w:ilvl="0" w:tplc="0419000F">
+      <w:start w:val="1"/>
+      <w:numFmt w:val="decimal"/>
+      <w:lvlText w:val="%1."/>
+      <w:lvlJc w:val="left"/>
+      <w:pPr>
+        <w:ind w:left="1080" w:hanging="360"/>
+      </w:pPr>
+    </w:lvl>
+    <w:lvl w:ilvl="1" w:tplc="04190019" w:tentative="1">
+      <w:start w:val="1"/>
+      <w:numFmt w:val="lowerLetter"/>
+      <w:lvlText w:val="%2."/>
+      <w:lvlJc w:val="left"/>
+      <w:pPr>
+        <w:ind w:left="1800" w:hanging="360"/>
+      </w:pPr>
+    </w:lvl>
+    <w:lvl w:ilvl="2" w:tplc="0419001B" w:tentative="1">
+      <w:start w:val="1"/>
+      <w:numFmt w:val="lowerRoman"/>
+      <w:lvlText w:val="%3."/>
+      <w:lvlJc w:val="right"/>
+      <w:pPr>
+        <w:ind w:left="2520" w:hanging="180"/>
+      </w:pPr>
+    </w:lvl>
+    <w:lvl w:ilvl="3" w:tplc="0419000F" w:tentative="1">
+      <w:start w:val="1"/>
+      <w:numFmt w:val="decimal"/>
+      <w:lvlText w:val="%4."/>
+      <w:lvlJc w:val="left"/>
+      <w:pPr>
+        <w:ind w:left="3240" w:hanging="360"/>
+      </w:pPr>
+    </w:lvl>
+    <w:lvl w:ilvl="4" w:tplc="04190019" w:tentative="1">
+      <w:start w:val="1"/>
+      <w:numFmt w:val="lowerLetter"/>
+      <w:lvlText w:val="%5."/>
+      <w:lvlJc w:val="left"/>
+      <w:pPr>
+        <w:ind w:left="3960" w:hanging="360"/>
+      </w:pPr>
+    </w:lvl>
+    <w:lvl w:ilvl="5" w:tplc="0419001B" w:tentative="1">
+      <w:start w:val="1"/>
+      <w:numFmt w:val="lowerRoman"/>
+      <w:lvlText w:val="%6."/>
+      <w:lvlJc w:val="right"/>
+      <w:pPr>
+        <w:ind w:left="4680" w:hanging="180"/>
+      </w:pPr>
+    </w:lvl>
+    <w:lvl w:ilvl="6" w:tplc="0419000F" w:tentative="1">
+      <w:start w:val="1"/>
+      <w:numFmt w:val="decimal"/>
+      <w:lvlText w:val="%7."/>
+      <w:lvlJc w:val="left"/>
+      <w:pPr>
+        <w:ind w:left="5400" w:hanging="360"/>
+      </w:pPr>
+    </w:lvl>
+    <w:lvl w:ilvl="7" w:tplc="04190019" w:tentative="1">
+      <w:start w:val="1"/>
+      <w:numFmt w:val="lowerLetter"/>
+      <w:lvlText w:val="%8."/>
+      <w:lvlJc w:val="left"/>
+      <w:pPr>
+        <w:ind w:left="6120" w:hanging="360"/>
+      </w:pPr>
+    </w:lvl>
+    <w:lvl w:ilvl="8" w:tplc="0419001B" w:tentative="1">
+      <w:start w:val="1"/>
+      <w:numFmt w:val="lowerRoman"/>
+      <w:lvlText w:val="%9."/>
+      <w:lvlJc w:val="right"/>
+      <w:pPr>
+        <w:ind w:left="6840" w:hanging="180"/>
+      </w:pPr>
+    </w:lvl>
+  </w:abstractNum>
+  <w:abstractNum w:abstractNumId="24" w15:restartNumberingAfterBreak="0">
     <w:nsid w:val="56622EB9"/>
     <w:multiLevelType w:val="hybridMultilevel"/>
     <w:tmpl w:val="5C326794"/>
@@ -5959,7 +6163,7 @@
       </w:rPr>
     </w:lvl>
   </w:abstractNum>
-  <w:abstractNum w:abstractNumId="24" w15:restartNumberingAfterBreak="0">
+  <w:abstractNum w:abstractNumId="25" w15:restartNumberingAfterBreak="0">
     <w:nsid w:val="59B135D7"/>
     <w:multiLevelType w:val="hybridMultilevel"/>
     <w:tmpl w:val="8AA41638"/>
@@ -6072,7 +6276,7 @@
       </w:rPr>
     </w:lvl>
   </w:abstractNum>
-  <w:abstractNum w:abstractNumId="25" w15:restartNumberingAfterBreak="0">
+  <w:abstractNum w:abstractNumId="26" w15:restartNumberingAfterBreak="0">
     <w:nsid w:val="6DF651D3"/>
     <w:multiLevelType w:val="hybridMultilevel"/>
     <w:tmpl w:val="9B92DAA4"/>
@@ -6185,7 +6389,7 @@
       </w:rPr>
     </w:lvl>
   </w:abstractNum>
-  <w:abstractNum w:abstractNumId="26" w15:restartNumberingAfterBreak="0">
+  <w:abstractNum w:abstractNumId="27" w15:restartNumberingAfterBreak="0">
     <w:nsid w:val="6DFC1FFA"/>
     <w:multiLevelType w:val="hybridMultilevel"/>
     <w:tmpl w:val="AF06288E"/>
@@ -6271,7 +6475,7 @@
       </w:pPr>
     </w:lvl>
   </w:abstractNum>
-  <w:abstractNum w:abstractNumId="27" w15:restartNumberingAfterBreak="0">
+  <w:abstractNum w:abstractNumId="28" w15:restartNumberingAfterBreak="0">
     <w:nsid w:val="734F7227"/>
     <w:multiLevelType w:val="hybridMultilevel"/>
     <w:tmpl w:val="0B5C1E80"/>
@@ -6384,7 +6588,7 @@
       </w:rPr>
     </w:lvl>
   </w:abstractNum>
-  <w:abstractNum w:abstractNumId="28" w15:restartNumberingAfterBreak="0">
+  <w:abstractNum w:abstractNumId="29" w15:restartNumberingAfterBreak="0">
     <w:nsid w:val="74EF3D5A"/>
     <w:multiLevelType w:val="multilevel"/>
     <w:tmpl w:val="AF3C3D8C"/>
@@ -6497,7 +6701,7 @@
       </w:pPr>
     </w:lvl>
   </w:abstractNum>
-  <w:abstractNum w:abstractNumId="29" w15:restartNumberingAfterBreak="0">
+  <w:abstractNum w:abstractNumId="30" w15:restartNumberingAfterBreak="0">
     <w:nsid w:val="755F1ADD"/>
     <w:multiLevelType w:val="hybridMultilevel"/>
     <w:tmpl w:val="A2A89A00"/>
@@ -6610,7 +6814,7 @@
       </w:rPr>
     </w:lvl>
   </w:abstractNum>
-  <w:abstractNum w:abstractNumId="30" w15:restartNumberingAfterBreak="0">
+  <w:abstractNum w:abstractNumId="31" w15:restartNumberingAfterBreak="0">
     <w:nsid w:val="77EB423D"/>
     <w:multiLevelType w:val="multilevel"/>
     <w:tmpl w:val="01D6A58E"/>
@@ -6725,7 +6929,7 @@
       </w:rPr>
     </w:lvl>
   </w:abstractNum>
-  <w:abstractNum w:abstractNumId="31" w15:restartNumberingAfterBreak="0">
+  <w:abstractNum w:abstractNumId="32" w15:restartNumberingAfterBreak="0">
     <w:nsid w:val="785A70D7"/>
     <w:multiLevelType w:val="hybridMultilevel"/>
     <w:tmpl w:val="A314C2C6"/>
@@ -6814,7 +7018,7 @@
       </w:pPr>
     </w:lvl>
   </w:abstractNum>
-  <w:abstractNum w:abstractNumId="32" w15:restartNumberingAfterBreak="0">
+  <w:abstractNum w:abstractNumId="33" w15:restartNumberingAfterBreak="0">
     <w:nsid w:val="7ADF10C1"/>
     <w:multiLevelType w:val="hybridMultilevel"/>
     <w:tmpl w:val="D638A514"/>
@@ -6900,7 +7104,7 @@
       </w:pPr>
     </w:lvl>
   </w:abstractNum>
-  <w:abstractNum w:abstractNumId="33" w15:restartNumberingAfterBreak="0">
+  <w:abstractNum w:abstractNumId="34" w15:restartNumberingAfterBreak="0">
     <w:nsid w:val="7BF405A0"/>
     <w:multiLevelType w:val="hybridMultilevel"/>
     <w:tmpl w:val="CA72173A"/>
@@ -7040,7 +7244,7 @@
       </w:rPr>
     </w:lvl>
   </w:abstractNum>
-  <w:abstractNum w:abstractNumId="34" w15:restartNumberingAfterBreak="0">
+  <w:abstractNum w:abstractNumId="35" w15:restartNumberingAfterBreak="0">
     <w:nsid w:val="7F8F6021"/>
     <w:multiLevelType w:val="multilevel"/>
     <w:tmpl w:val="D4D46A44"/>
@@ -7159,22 +7363,22 @@
     <w:abstractNumId w:val="5"/>
   </w:num>
   <w:num w:numId="2" w16cid:durableId="100927936">
-    <w:abstractNumId w:val="33"/>
+    <w:abstractNumId w:val="34"/>
   </w:num>
   <w:num w:numId="3" w16cid:durableId="812331064">
     <w:abstractNumId w:val="8"/>
   </w:num>
   <w:num w:numId="4" w16cid:durableId="879588576">
-    <w:abstractNumId w:val="34"/>
+    <w:abstractNumId w:val="35"/>
   </w:num>
   <w:num w:numId="5" w16cid:durableId="1288272962">
-    <w:abstractNumId w:val="30"/>
+    <w:abstractNumId w:val="31"/>
   </w:num>
   <w:num w:numId="6" w16cid:durableId="527061599">
-    <w:abstractNumId w:val="26"/>
+    <w:abstractNumId w:val="27"/>
   </w:num>
   <w:num w:numId="7" w16cid:durableId="1380398495">
-    <w:abstractNumId w:val="32"/>
+    <w:abstractNumId w:val="33"/>
   </w:num>
   <w:num w:numId="8" w16cid:durableId="1328485060">
     <w:abstractNumId w:val="11"/>
@@ -7183,7 +7387,7 @@
     <w:abstractNumId w:val="21"/>
   </w:num>
   <w:num w:numId="10" w16cid:durableId="1821650842">
-    <w:abstractNumId w:val="23"/>
+    <w:abstractNumId w:val="24"/>
   </w:num>
   <w:num w:numId="11" w16cid:durableId="1659385620">
     <w:abstractNumId w:val="16"/>
@@ -7201,7 +7405,7 @@
     <w:abstractNumId w:val="4"/>
   </w:num>
   <w:num w:numId="16" w16cid:durableId="204296797">
-    <w:abstractNumId w:val="27"/>
+    <w:abstractNumId w:val="28"/>
   </w:num>
   <w:num w:numId="17" w16cid:durableId="543638809">
     <w:abstractNumId w:val="9"/>
@@ -7216,7 +7420,7 @@
     <w:abstractNumId w:val="18"/>
   </w:num>
   <w:num w:numId="21" w16cid:durableId="603538512">
-    <w:abstractNumId w:val="31"/>
+    <w:abstractNumId w:val="32"/>
   </w:num>
   <w:num w:numId="22" w16cid:durableId="569774730">
     <w:abstractNumId w:val="15"/>
@@ -7264,10 +7468,10 @@
     <w:abstractNumId w:val="22"/>
   </w:num>
   <w:num w:numId="28" w16cid:durableId="1461455995">
-    <w:abstractNumId w:val="25"/>
+    <w:abstractNumId w:val="26"/>
   </w:num>
   <w:num w:numId="29" w16cid:durableId="1231649189">
-    <w:abstractNumId w:val="28"/>
+    <w:abstractNumId w:val="29"/>
   </w:num>
   <w:num w:numId="30" w16cid:durableId="1899244000">
     <w:abstractNumId w:val="3"/>
@@ -7276,10 +7480,13 @@
     <w:abstractNumId w:val="6"/>
   </w:num>
   <w:num w:numId="32" w16cid:durableId="618266875">
-    <w:abstractNumId w:val="24"/>
+    <w:abstractNumId w:val="25"/>
   </w:num>
   <w:num w:numId="33" w16cid:durableId="327441933">
-    <w:abstractNumId w:val="29"/>
+    <w:abstractNumId w:val="30"/>
+  </w:num>
+  <w:num w:numId="34" w16cid:durableId="2142645145">
+    <w:abstractNumId w:val="23"/>
   </w:num>
   <w:numIdMacAtCleanup w:val="5"/>
 </w:numbering>
@@ -7641,6 +7848,29 @@
       <w:szCs w:val="26"/>
     </w:rPr>
   </w:style>
+  <w:style w:type="paragraph" w:styleId="3">
+    <w:name w:val="heading 3"/>
+    <w:basedOn w:val="a1"/>
+    <w:next w:val="a1"/>
+    <w:link w:val="30"/>
+    <w:semiHidden/>
+    <w:unhideWhenUsed/>
+    <w:qFormat/>
+    <w:locked/>
+    <w:rsid w:val="00592CC1"/>
+    <w:pPr>
+      <w:keepNext/>
+      <w:keepLines/>
+      <w:spacing w:before="40"/>
+      <w:outlineLvl w:val="2"/>
+    </w:pPr>
+    <w:rPr>
+      <w:rFonts w:asciiTheme="majorHAnsi" w:eastAsiaTheme="majorEastAsia" w:hAnsiTheme="majorHAnsi" w:cstheme="majorBidi"/>
+      <w:color w:val="1F4D78" w:themeColor="accent1" w:themeShade="7F"/>
+      <w:sz w:val="24"/>
+      <w:szCs w:val="24"/>
+    </w:rPr>
+  </w:style>
   <w:style w:type="paragraph" w:styleId="4">
     <w:name w:val="heading 4"/>
     <w:basedOn w:val="a1"/>
@@ -7697,7 +7927,6 @@
   <w:style w:type="character" w:default="1" w:styleId="a2">
     <w:name w:val="Default Paragraph Font"/>
     <w:uiPriority w:val="1"/>
-    <w:semiHidden/>
     <w:unhideWhenUsed/>
   </w:style>
   <w:style w:type="table" w:default="1" w:styleId="a3">
@@ -8256,6 +8485,19 @@
       <w:bCs/>
     </w:rPr>
   </w:style>
+  <w:style w:type="character" w:customStyle="1" w:styleId="30">
+    <w:name w:val="Заголовок 3 Знак"/>
+    <w:basedOn w:val="a2"/>
+    <w:link w:val="3"/>
+    <w:semiHidden/>
+    <w:rsid w:val="00592CC1"/>
+    <w:rPr>
+      <w:rFonts w:asciiTheme="majorHAnsi" w:eastAsiaTheme="majorEastAsia" w:hAnsiTheme="majorHAnsi" w:cstheme="majorBidi"/>
+      <w:color w:val="1F4D78" w:themeColor="accent1" w:themeShade="7F"/>
+      <w:sz w:val="24"/>
+      <w:szCs w:val="24"/>
+    </w:rPr>
+  </w:style>
 </w:styles>
 </file>
 

--- a/Отчет/Технологическая практика.docx
+++ b/Отчет/Технологическая практика.docx
@@ -845,13 +845,23 @@
                 <w:szCs w:val="28"/>
               </w:rPr>
             </w:pPr>
+            <w:proofErr w:type="spellStart"/>
             <w:r>
               <w:rPr>
                 <w:rFonts w:ascii="Times New Roman" w:hAnsi="Times New Roman" w:cs="Times New Roman"/>
                 <w:sz w:val="28"/>
                 <w:szCs w:val="28"/>
               </w:rPr>
-              <w:t xml:space="preserve">Держанский Сергей Андреевич </w:t>
+              <w:t>Держанский</w:t>
+            </w:r>
+            <w:proofErr w:type="spellEnd"/>
+            <w:r>
+              <w:rPr>
+                <w:rFonts w:ascii="Times New Roman" w:hAnsi="Times New Roman" w:cs="Times New Roman"/>
+                <w:sz w:val="28"/>
+                <w:szCs w:val="28"/>
+              </w:rPr>
+              <w:t xml:space="preserve"> Сергей Андреевич </w:t>
             </w:r>
           </w:p>
         </w:tc>
@@ -1525,7 +1535,27 @@
           <w:sz w:val="28"/>
           <w:szCs w:val="28"/>
         </w:rPr>
-        <w:t>студенту Держанскому Сергею Андреевичу</w:t>
+        <w:t xml:space="preserve">студенту </w:t>
+      </w:r>
+      <w:proofErr w:type="spellStart"/>
+      <w:r>
+        <w:rPr>
+          <w:rFonts w:ascii="Times New Roman" w:hAnsi="Times New Roman" w:cs="Times New Roman"/>
+          <w:b/>
+          <w:sz w:val="28"/>
+          <w:szCs w:val="28"/>
+        </w:rPr>
+        <w:t>Держанскому</w:t>
+      </w:r>
+      <w:proofErr w:type="spellEnd"/>
+      <w:r>
+        <w:rPr>
+          <w:rFonts w:ascii="Times New Roman" w:hAnsi="Times New Roman" w:cs="Times New Roman"/>
+          <w:b/>
+          <w:sz w:val="28"/>
+          <w:szCs w:val="28"/>
+        </w:rPr>
+        <w:t xml:space="preserve"> Сергею Андреевичу</w:t>
       </w:r>
     </w:p>
     <w:p>
@@ -1864,7 +1894,25 @@
           <w:sz w:val="28"/>
           <w:szCs w:val="28"/>
         </w:rPr>
-        <w:t>Подготовить программную среду Ubuntu, ROS и Gazebo.</w:t>
+        <w:t xml:space="preserve">Подготовить программную среду Ubuntu, ROS и </w:t>
+      </w:r>
+      <w:proofErr w:type="spellStart"/>
+      <w:r>
+        <w:rPr>
+          <w:bCs/>
+          <w:sz w:val="28"/>
+          <w:szCs w:val="28"/>
+        </w:rPr>
+        <w:t>Gazebo</w:t>
+      </w:r>
+      <w:proofErr w:type="spellEnd"/>
+      <w:r>
+        <w:rPr>
+          <w:bCs/>
+          <w:sz w:val="28"/>
+          <w:szCs w:val="28"/>
+        </w:rPr>
+        <w:t>.</w:t>
       </w:r>
     </w:p>
     <w:p>
@@ -2197,6 +2245,7 @@
         <w:adjustRightInd/>
         <w:spacing w:line="360" w:lineRule="auto"/>
         <w:ind w:firstLine="709"/>
+        <w:jc w:val="both"/>
         <w:rPr>
           <w:rFonts w:ascii="Times New Roman" w:hAnsi="Times New Roman" w:cs="Times New Roman"/>
           <w:b/>
@@ -2232,10 +2281,11 @@
         <w:adjustRightInd/>
         <w:spacing w:line="360" w:lineRule="auto"/>
         <w:ind w:firstLine="709"/>
-        <w:rPr>
-          <w:rFonts w:ascii="Times New Roman" w:hAnsi="Times New Roman" w:cs="Times New Roman"/>
-          <w:sz w:val="28"/>
-          <w:lang w:val="en-US" w:eastAsia="x-none"/>
+        <w:jc w:val="both"/>
+        <w:rPr>
+          <w:rFonts w:ascii="Times New Roman" w:hAnsi="Times New Roman" w:cs="Times New Roman"/>
+          <w:sz w:val="28"/>
+          <w:lang w:eastAsia="x-none"/>
         </w:rPr>
       </w:pPr>
       <w:r>
@@ -2270,22 +2320,38 @@
         <w:autoSpaceDN/>
         <w:adjustRightInd/>
         <w:spacing w:line="360" w:lineRule="auto"/>
-        <w:jc w:val="center"/>
+        <w:ind w:firstLine="709"/>
+        <w:jc w:val="both"/>
         <w:rPr>
           <w:rFonts w:ascii="Times New Roman" w:hAnsi="Times New Roman" w:cs="Times New Roman"/>
           <w:sz w:val="28"/>
           <w:lang w:val="en-US" w:eastAsia="x-none"/>
         </w:rPr>
       </w:pPr>
+    </w:p>
+    <w:p>
+      <w:pPr>
+        <w:widowControl/>
+        <w:autoSpaceDE/>
+        <w:autoSpaceDN/>
+        <w:adjustRightInd/>
+        <w:spacing w:line="360" w:lineRule="auto"/>
+        <w:jc w:val="both"/>
+        <w:rPr>
+          <w:rFonts w:ascii="Times New Roman" w:hAnsi="Times New Roman" w:cs="Times New Roman"/>
+          <w:sz w:val="28"/>
+          <w:lang w:val="en-US" w:eastAsia="x-none"/>
+        </w:rPr>
+      </w:pPr>
       <w:r>
         <w:rPr>
           <w:noProof/>
         </w:rPr>
         <w:drawing>
-          <wp:inline distT="0" distB="0" distL="0" distR="0" wp14:anchorId="062FACC2" wp14:editId="6E034A57">
-            <wp:extent cx="5191200" cy="2829600"/>
-            <wp:effectExtent l="0" t="0" r="9525" b="8890"/>
-            <wp:docPr id="1403158228" name="Рисунок 1"/>
+          <wp:inline distT="0" distB="0" distL="0" distR="0" wp14:anchorId="0C14157B" wp14:editId="6EFE94B3">
+            <wp:extent cx="6119495" cy="3408680"/>
+            <wp:effectExtent l="0" t="0" r="0" b="1270"/>
+            <wp:docPr id="998644283" name="Рисунок 1"/>
             <wp:cNvGraphicFramePr>
               <a:graphicFrameLocks xmlns:a="http://schemas.openxmlformats.org/drawingml/2006/main" noChangeAspect="1"/>
             </wp:cNvGraphicFramePr>
@@ -2293,7 +2359,7 @@
               <a:graphicData uri="http://schemas.openxmlformats.org/drawingml/2006/picture">
                 <pic:pic xmlns:pic="http://schemas.openxmlformats.org/drawingml/2006/picture">
                   <pic:nvPicPr>
-                    <pic:cNvPr id="1403158228" name=""/>
+                    <pic:cNvPr id="998644283" name=""/>
                     <pic:cNvPicPr/>
                   </pic:nvPicPr>
                   <pic:blipFill>
@@ -2305,7 +2371,7 @@
                   <pic:spPr>
                     <a:xfrm>
                       <a:off x="0" y="0"/>
-                      <a:ext cx="5191200" cy="2829600"/>
+                      <a:ext cx="6119495" cy="3408680"/>
                     </a:xfrm>
                     <a:prstGeom prst="rect">
                       <a:avLst/>
@@ -2323,7 +2389,7 @@
         <w:pStyle w:val="afa"/>
         <w:spacing w:line="360" w:lineRule="auto"/>
         <w:ind w:firstLine="709"/>
-        <w:jc w:val="center"/>
+        <w:jc w:val="both"/>
         <w:rPr>
           <w:rFonts w:ascii="Times New Roman" w:hAnsi="Times New Roman" w:cs="Times New Roman"/>
           <w:i w:val="0"/>
@@ -2431,7 +2497,7 @@
         <w:autoSpaceDN/>
         <w:adjustRightInd/>
         <w:spacing w:line="360" w:lineRule="auto"/>
-        <w:jc w:val="center"/>
+        <w:jc w:val="both"/>
         <w:rPr>
           <w:rFonts w:ascii="Times New Roman" w:hAnsi="Times New Roman" w:cs="Times New Roman"/>
           <w:sz w:val="28"/>
@@ -2447,6 +2513,7 @@
         <w:adjustRightInd/>
         <w:spacing w:line="360" w:lineRule="auto"/>
         <w:ind w:firstLine="709"/>
+        <w:jc w:val="both"/>
         <w:rPr>
           <w:rFonts w:ascii="Times New Roman" w:hAnsi="Times New Roman" w:cs="Times New Roman"/>
           <w:b/>
@@ -2474,6 +2541,7 @@
         <w:adjustRightInd/>
         <w:spacing w:line="360" w:lineRule="auto"/>
         <w:ind w:firstLine="709"/>
+        <w:jc w:val="both"/>
         <w:rPr>
           <w:rFonts w:ascii="Times New Roman" w:hAnsi="Times New Roman" w:cs="Times New Roman"/>
           <w:sz w:val="28"/>
@@ -2502,7 +2570,16 @@
           <w:sz w:val="28"/>
           <w:lang w:eastAsia="x-none"/>
         </w:rPr>
-        <w:t>. Использование виртуального пространства позволяет выполнять проверку работоспособности мобильного робота без необходимости изготовления физического прототипа. Разработанная среда предназначена для тестирования алгоритмов управления движением робота, проверки корректности работы сенсорного оборудования и анализа поведения мобильной платформы при взаимодействии с различными объектами окружающего пространства.</w:t>
+        <w:t xml:space="preserve">. Использование виртуального пространства позволяет выполнять проверку работоспособности мобильного робота без необходимости изготовления физического прототипа. Разработанная среда предназначена для тестирования алгоритмов управления движением робота, проверки корректности работы сенсорного оборудования и анализа поведения мобильной </w:t>
+      </w:r>
+      <w:r>
+        <w:rPr>
+          <w:rFonts w:ascii="Times New Roman" w:hAnsi="Times New Roman" w:cs="Times New Roman"/>
+          <w:sz w:val="28"/>
+          <w:lang w:eastAsia="x-none"/>
+        </w:rPr>
+        <w:lastRenderedPageBreak/>
+        <w:t>платформы при взаимодействии с различными объектами окружающего пространства.</w:t>
       </w:r>
     </w:p>
     <w:p>
@@ -2513,6 +2590,7 @@
         <w:adjustRightInd/>
         <w:spacing w:line="360" w:lineRule="auto"/>
         <w:ind w:firstLine="709"/>
+        <w:jc w:val="both"/>
         <w:rPr>
           <w:rFonts w:ascii="Times New Roman" w:hAnsi="Times New Roman" w:cs="Times New Roman"/>
           <w:sz w:val="28"/>
@@ -2525,16 +2603,7 @@
           <w:sz w:val="28"/>
           <w:lang w:eastAsia="x-none"/>
         </w:rPr>
-        <w:t xml:space="preserve">Основу виртуальной среды составляет помещение размером 4×4 м с дополнительным коридором шириной 0,9 м и длиной около 1,5 м. Все элементы </w:t>
-      </w:r>
-      <w:r>
-        <w:rPr>
-          <w:rFonts w:ascii="Times New Roman" w:hAnsi="Times New Roman" w:cs="Times New Roman"/>
-          <w:sz w:val="28"/>
-          <w:lang w:eastAsia="x-none"/>
-        </w:rPr>
-        <w:lastRenderedPageBreak/>
-        <w:t>помещения обладают визуальными и коллизионными моделями, благодаря чему обеспечивается корректное отображение объектов и физическое взаимодействие робота с окружающей средой.</w:t>
+        <w:t>Основу виртуальной среды составляет помещение размером 4×4 м с дополнительным коридором шириной 0,9 м и длиной около 1,5 м. Все элементы помещения обладают визуальными и коллизионными моделями, благодаря чему обеспечивается корректное отображение объектов и физическое взаимодействие робота с окружающей средой.</w:t>
       </w:r>
     </w:p>
     <w:p>
@@ -2545,6 +2614,7 @@
         <w:adjustRightInd/>
         <w:spacing w:line="360" w:lineRule="auto"/>
         <w:ind w:firstLine="709"/>
+        <w:jc w:val="both"/>
         <w:rPr>
           <w:rFonts w:ascii="Times New Roman" w:hAnsi="Times New Roman" w:cs="Times New Roman"/>
           <w:noProof/>
@@ -2578,6 +2648,7 @@
         <w:adjustRightInd/>
         <w:spacing w:line="360" w:lineRule="auto"/>
         <w:ind w:firstLine="709"/>
+        <w:jc w:val="both"/>
         <w:rPr>
           <w:rFonts w:ascii="Times New Roman" w:hAnsi="Times New Roman" w:cs="Times New Roman"/>
           <w:noProof/>
@@ -2593,7 +2664,7 @@
         <w:autoSpaceDN/>
         <w:adjustRightInd/>
         <w:spacing w:line="360" w:lineRule="auto"/>
-        <w:jc w:val="center"/>
+        <w:jc w:val="both"/>
         <w:rPr>
           <w:rFonts w:ascii="Times New Roman" w:hAnsi="Times New Roman" w:cs="Times New Roman"/>
           <w:sz w:val="28"/>
@@ -2662,7 +2733,7 @@
         <w:pStyle w:val="afa"/>
         <w:spacing w:line="360" w:lineRule="auto"/>
         <w:ind w:firstLine="709"/>
-        <w:jc w:val="center"/>
+        <w:jc w:val="both"/>
         <w:rPr>
           <w:rFonts w:ascii="Times New Roman" w:hAnsi="Times New Roman" w:cs="Times New Roman"/>
           <w:i w:val="0"/>
@@ -2724,7 +2795,7 @@
         <w:autoSpaceDN/>
         <w:adjustRightInd/>
         <w:spacing w:line="360" w:lineRule="auto"/>
-        <w:jc w:val="center"/>
+        <w:jc w:val="both"/>
         <w:rPr>
           <w:rFonts w:ascii="Times New Roman" w:hAnsi="Times New Roman" w:cs="Times New Roman"/>
           <w:sz w:val="28"/>
@@ -2740,6 +2811,7 @@
         <w:adjustRightInd/>
         <w:spacing w:line="360" w:lineRule="auto"/>
         <w:ind w:firstLine="709"/>
+        <w:jc w:val="both"/>
         <w:rPr>
           <w:rFonts w:ascii="Times New Roman" w:hAnsi="Times New Roman" w:cs="Times New Roman"/>
           <w:b/>
@@ -2767,6 +2839,7 @@
         <w:adjustRightInd/>
         <w:spacing w:line="360" w:lineRule="auto"/>
         <w:ind w:firstLine="709"/>
+        <w:jc w:val="both"/>
         <w:rPr>
           <w:rFonts w:ascii="Times New Roman" w:hAnsi="Times New Roman" w:cs="Times New Roman"/>
           <w:sz w:val="28"/>
@@ -2781,6 +2854,7 @@
         </w:rPr>
         <w:t xml:space="preserve">Для упрощения запуска разработанной системы был создан файл автоматического запуска моделирования </w:t>
       </w:r>
+      <w:proofErr w:type="gramStart"/>
       <w:r>
         <w:rPr>
           <w:rFonts w:ascii="Times New Roman" w:hAnsi="Times New Roman" w:cs="Times New Roman"/>
@@ -2805,6 +2879,7 @@
         </w:rPr>
         <w:t>launch</w:t>
       </w:r>
+      <w:proofErr w:type="gramEnd"/>
       <w:r>
         <w:rPr>
           <w:rFonts w:ascii="Times New Roman" w:hAnsi="Times New Roman" w:cs="Times New Roman"/>
@@ -2843,7 +2918,16 @@
           <w:sz w:val="28"/>
           <w:lang w:eastAsia="x-none"/>
         </w:rPr>
-        <w:t xml:space="preserve">, загружать виртуальный мир и создавать модель мобильного робота без необходимости выполнения нескольких команд вручную. После создания </w:t>
+        <w:t xml:space="preserve">, загружать виртуальный мир и </w:t>
+      </w:r>
+      <w:r>
+        <w:rPr>
+          <w:rFonts w:ascii="Times New Roman" w:hAnsi="Times New Roman" w:cs="Times New Roman"/>
+          <w:sz w:val="28"/>
+          <w:lang w:eastAsia="x-none"/>
+        </w:rPr>
+        <w:lastRenderedPageBreak/>
+        <w:t xml:space="preserve">создавать модель мобильного робота без необходимости выполнения нескольких команд вручную. После создания </w:t>
       </w:r>
       <w:r>
         <w:rPr>
@@ -2870,6 +2954,7 @@
         <w:adjustRightInd/>
         <w:spacing w:line="360" w:lineRule="auto"/>
         <w:ind w:firstLine="709"/>
+        <w:jc w:val="both"/>
         <w:rPr>
           <w:rFonts w:ascii="Times New Roman" w:hAnsi="Times New Roman" w:cs="Times New Roman"/>
           <w:b/>
@@ -2886,7 +2971,6 @@
           <w:sz w:val="28"/>
           <w:lang w:eastAsia="x-none"/>
         </w:rPr>
-        <w:lastRenderedPageBreak/>
         <w:t>4. Разработка программы управления движением робота</w:t>
       </w:r>
     </w:p>
@@ -2898,6 +2982,7 @@
         <w:adjustRightInd/>
         <w:spacing w:line="360" w:lineRule="auto"/>
         <w:ind w:firstLine="709"/>
+        <w:jc w:val="both"/>
         <w:rPr>
           <w:rFonts w:ascii="Times New Roman" w:hAnsi="Times New Roman" w:cs="Times New Roman"/>
           <w:sz w:val="28"/>
@@ -2910,7 +2995,23 @@
           <w:sz w:val="28"/>
           <w:lang w:eastAsia="x-none"/>
         </w:rPr>
-        <w:t xml:space="preserve">Для управления движением мобильного робота использовалась прграммная платформа </w:t>
+        <w:t>Для управления движением мобильного робота использовалась пр</w:t>
+      </w:r>
+      <w:r>
+        <w:rPr>
+          <w:rFonts w:ascii="Times New Roman" w:hAnsi="Times New Roman" w:cs="Times New Roman"/>
+          <w:sz w:val="28"/>
+          <w:lang w:eastAsia="x-none"/>
+        </w:rPr>
+        <w:t>о</w:t>
+      </w:r>
+      <w:r>
+        <w:rPr>
+          <w:rFonts w:ascii="Times New Roman" w:hAnsi="Times New Roman" w:cs="Times New Roman"/>
+          <w:sz w:val="28"/>
+          <w:lang w:eastAsia="x-none"/>
+        </w:rPr>
+        <w:t xml:space="preserve">граммная платформа </w:t>
       </w:r>
       <w:r>
         <w:rPr>
@@ -2926,8 +3027,27 @@
           <w:sz w:val="28"/>
           <w:lang w:eastAsia="x-none"/>
         </w:rPr>
-        <w:t>. Передача команд движения осуществляется через топик /</w:t>
-      </w:r>
+        <w:t xml:space="preserve">. Передача команд движения осуществляется </w:t>
+      </w:r>
+      <w:proofErr w:type="gramStart"/>
+      <w:r>
+        <w:rPr>
+          <w:rFonts w:ascii="Times New Roman" w:hAnsi="Times New Roman" w:cs="Times New Roman"/>
+          <w:sz w:val="28"/>
+          <w:lang w:eastAsia="x-none"/>
+        </w:rPr>
+        <w:t>через топик</w:t>
+      </w:r>
+      <w:proofErr w:type="gramEnd"/>
+      <w:r>
+        <w:rPr>
+          <w:rFonts w:ascii="Times New Roman" w:hAnsi="Times New Roman" w:cs="Times New Roman"/>
+          <w:sz w:val="28"/>
+          <w:lang w:eastAsia="x-none"/>
+        </w:rPr>
+        <w:t xml:space="preserve"> /</w:t>
+      </w:r>
+      <w:proofErr w:type="spellStart"/>
       <w:r>
         <w:rPr>
           <w:rFonts w:ascii="Times New Roman" w:hAnsi="Times New Roman" w:cs="Times New Roman"/>
@@ -2936,6 +3056,7 @@
         </w:rPr>
         <w:t>cmd</w:t>
       </w:r>
+      <w:proofErr w:type="spellEnd"/>
       <w:r>
         <w:rPr>
           <w:rFonts w:ascii="Times New Roman" w:hAnsi="Times New Roman" w:cs="Times New Roman"/>
@@ -2976,6 +3097,7 @@
         </w:rPr>
         <w:t>_</w:t>
       </w:r>
+      <w:proofErr w:type="spellStart"/>
       <w:r>
         <w:rPr>
           <w:rFonts w:ascii="Times New Roman" w:hAnsi="Times New Roman" w:cs="Times New Roman"/>
@@ -2984,6 +3106,7 @@
         </w:rPr>
         <w:t>msgs</w:t>
       </w:r>
+      <w:proofErr w:type="spellEnd"/>
       <w:r>
         <w:rPr>
           <w:rFonts w:ascii="Times New Roman" w:hAnsi="Times New Roman" w:cs="Times New Roman"/>
@@ -3017,6 +3140,7 @@
         <w:adjustRightInd/>
         <w:spacing w:line="360" w:lineRule="auto"/>
         <w:ind w:firstLine="709"/>
+        <w:jc w:val="both"/>
         <w:rPr>
           <w:rFonts w:ascii="Times New Roman" w:hAnsi="Times New Roman" w:cs="Times New Roman"/>
           <w:sz w:val="28"/>
@@ -3051,6 +3175,7 @@
         <w:adjustRightInd/>
         <w:spacing w:line="360" w:lineRule="auto"/>
         <w:ind w:firstLine="709"/>
+        <w:jc w:val="both"/>
         <w:rPr>
           <w:rFonts w:ascii="Times New Roman" w:hAnsi="Times New Roman" w:cs="Times New Roman"/>
           <w:b/>
@@ -3067,7 +3192,29 @@
           <w:sz w:val="28"/>
           <w:lang w:eastAsia="x-none"/>
         </w:rPr>
-        <w:t>5. Проверка работы лидарного датчика и системы обнаружения объектов</w:t>
+        <w:t xml:space="preserve">5. Проверка работы </w:t>
+      </w:r>
+      <w:proofErr w:type="spellStart"/>
+      <w:r>
+        <w:rPr>
+          <w:rFonts w:ascii="Times New Roman" w:hAnsi="Times New Roman" w:cs="Times New Roman"/>
+          <w:b/>
+          <w:bCs/>
+          <w:sz w:val="28"/>
+          <w:lang w:eastAsia="x-none"/>
+        </w:rPr>
+        <w:t>лидарного</w:t>
+      </w:r>
+      <w:proofErr w:type="spellEnd"/>
+      <w:r>
+        <w:rPr>
+          <w:rFonts w:ascii="Times New Roman" w:hAnsi="Times New Roman" w:cs="Times New Roman"/>
+          <w:b/>
+          <w:bCs/>
+          <w:sz w:val="28"/>
+          <w:lang w:eastAsia="x-none"/>
+        </w:rPr>
+        <w:t xml:space="preserve"> датчика и системы обнаружения объектов</w:t>
       </w:r>
     </w:p>
     <w:p>
@@ -3078,19 +3225,158 @@
         <w:adjustRightInd/>
         <w:spacing w:line="360" w:lineRule="auto"/>
         <w:ind w:firstLine="709"/>
-        <w:rPr>
-          <w:rFonts w:ascii="Times New Roman" w:hAnsi="Times New Roman" w:cs="Times New Roman"/>
-          <w:sz w:val="28"/>
-          <w:lang w:val="en-US" w:eastAsia="x-none"/>
-        </w:rPr>
-      </w:pPr>
-      <w:r>
+        <w:jc w:val="both"/>
         <w:rPr>
           <w:rFonts w:ascii="Times New Roman" w:hAnsi="Times New Roman" w:cs="Times New Roman"/>
           <w:sz w:val="28"/>
           <w:lang w:eastAsia="x-none"/>
         </w:rPr>
+      </w:pPr>
+      <w:r>
+        <w:rPr>
+          <w:rFonts w:ascii="Times New Roman" w:hAnsi="Times New Roman" w:cs="Times New Roman"/>
+          <w:sz w:val="28"/>
+          <w:lang w:eastAsia="x-none"/>
+        </w:rPr>
         <w:t>После завершения разработки виртуальной среды и программ управления была выполнена проверка работоспособности установленного на роботе сенсорного оборудования. В процессе моделирования анализировалось распространение лазерных лучей и корректность обнаружения препятствий различной формы.</w:t>
+      </w:r>
+      <w:r>
+        <w:t xml:space="preserve"> </w:t>
+      </w:r>
+      <w:proofErr w:type="spellStart"/>
+      <w:r>
+        <w:rPr>
+          <w:rFonts w:ascii="Times New Roman" w:hAnsi="Times New Roman" w:cs="Times New Roman"/>
+          <w:sz w:val="28"/>
+          <w:szCs w:val="28"/>
+        </w:rPr>
+        <w:t>Л</w:t>
+      </w:r>
+      <w:r>
+        <w:rPr>
+          <w:rFonts w:ascii="Times New Roman" w:hAnsi="Times New Roman" w:cs="Times New Roman"/>
+          <w:sz w:val="28"/>
+          <w:szCs w:val="28"/>
+          <w:lang w:eastAsia="x-none"/>
+        </w:rPr>
+        <w:t>идар</w:t>
+      </w:r>
+      <w:proofErr w:type="spellEnd"/>
+      <w:r>
+        <w:rPr>
+          <w:rFonts w:ascii="Times New Roman" w:hAnsi="Times New Roman" w:cs="Times New Roman"/>
+          <w:sz w:val="28"/>
+          <w:lang w:eastAsia="x-none"/>
+        </w:rPr>
+        <w:t xml:space="preserve"> (</w:t>
+      </w:r>
+      <w:proofErr w:type="spellStart"/>
+      <w:r>
+        <w:rPr>
+          <w:rFonts w:ascii="Times New Roman" w:hAnsi="Times New Roman" w:cs="Times New Roman"/>
+          <w:sz w:val="28"/>
+          <w:lang w:eastAsia="x-none"/>
+        </w:rPr>
+        <w:t>LiDAR</w:t>
+      </w:r>
+      <w:proofErr w:type="spellEnd"/>
+      <w:r>
+        <w:rPr>
+          <w:rFonts w:ascii="Times New Roman" w:hAnsi="Times New Roman" w:cs="Times New Roman"/>
+          <w:sz w:val="28"/>
+          <w:lang w:eastAsia="x-none"/>
+        </w:rPr>
+        <w:t xml:space="preserve"> — Light </w:t>
+      </w:r>
+      <w:proofErr w:type="spellStart"/>
+      <w:r>
+        <w:rPr>
+          <w:rFonts w:ascii="Times New Roman" w:hAnsi="Times New Roman" w:cs="Times New Roman"/>
+          <w:sz w:val="28"/>
+          <w:lang w:eastAsia="x-none"/>
+        </w:rPr>
+        <w:t>Detection</w:t>
+      </w:r>
+      <w:proofErr w:type="spellEnd"/>
+      <w:r>
+        <w:rPr>
+          <w:rFonts w:ascii="Times New Roman" w:hAnsi="Times New Roman" w:cs="Times New Roman"/>
+          <w:sz w:val="28"/>
+          <w:lang w:eastAsia="x-none"/>
+        </w:rPr>
+        <w:t xml:space="preserve"> </w:t>
+      </w:r>
+      <w:proofErr w:type="spellStart"/>
+      <w:r>
+        <w:rPr>
+          <w:rFonts w:ascii="Times New Roman" w:hAnsi="Times New Roman" w:cs="Times New Roman"/>
+          <w:sz w:val="28"/>
+          <w:lang w:eastAsia="x-none"/>
+        </w:rPr>
+        <w:t>and</w:t>
+      </w:r>
+      <w:proofErr w:type="spellEnd"/>
+      <w:r>
+        <w:rPr>
+          <w:rFonts w:ascii="Times New Roman" w:hAnsi="Times New Roman" w:cs="Times New Roman"/>
+          <w:sz w:val="28"/>
+          <w:lang w:eastAsia="x-none"/>
+        </w:rPr>
+        <w:t xml:space="preserve"> </w:t>
+      </w:r>
+      <w:proofErr w:type="spellStart"/>
+      <w:r>
+        <w:rPr>
+          <w:rFonts w:ascii="Times New Roman" w:hAnsi="Times New Roman" w:cs="Times New Roman"/>
+          <w:sz w:val="28"/>
+          <w:lang w:eastAsia="x-none"/>
+        </w:rPr>
+        <w:t>Ranging</w:t>
+      </w:r>
+      <w:proofErr w:type="spellEnd"/>
+      <w:r>
+        <w:rPr>
+          <w:rFonts w:ascii="Times New Roman" w:hAnsi="Times New Roman" w:cs="Times New Roman"/>
+          <w:sz w:val="28"/>
+          <w:lang w:eastAsia="x-none"/>
+        </w:rPr>
+        <w:t xml:space="preserve">) представляет собой датчик дистанционного зондирования, предназначенный для измерения расстояния до окружающих объектов с помощью лазерного излучения. Принцип работы </w:t>
+      </w:r>
+      <w:proofErr w:type="spellStart"/>
+      <w:r>
+        <w:rPr>
+          <w:rFonts w:ascii="Times New Roman" w:hAnsi="Times New Roman" w:cs="Times New Roman"/>
+          <w:sz w:val="28"/>
+          <w:lang w:eastAsia="x-none"/>
+        </w:rPr>
+        <w:t>лидара</w:t>
+      </w:r>
+      <w:proofErr w:type="spellEnd"/>
+      <w:r>
+        <w:rPr>
+          <w:rFonts w:ascii="Times New Roman" w:hAnsi="Times New Roman" w:cs="Times New Roman"/>
+          <w:sz w:val="28"/>
+          <w:lang w:eastAsia="x-none"/>
+        </w:rPr>
+        <w:t xml:space="preserve"> основан на излучении лазерного луча и измерении времени его возврата после отражения от препятствия. На основании полученных измерений формируется информация о расположении объектов в окружающем пространстве. В мобильной робототехнике </w:t>
+      </w:r>
+      <w:proofErr w:type="spellStart"/>
+      <w:r>
+        <w:rPr>
+          <w:rFonts w:ascii="Times New Roman" w:hAnsi="Times New Roman" w:cs="Times New Roman"/>
+          <w:sz w:val="28"/>
+          <w:lang w:eastAsia="x-none"/>
+        </w:rPr>
+        <w:t>лидар</w:t>
+      </w:r>
+      <w:proofErr w:type="spellEnd"/>
+      <w:r>
+        <w:rPr>
+          <w:rFonts w:ascii="Times New Roman" w:hAnsi="Times New Roman" w:cs="Times New Roman"/>
+          <w:sz w:val="28"/>
+          <w:lang w:eastAsia="x-none"/>
+        </w:rPr>
+        <w:t xml:space="preserve"> широко используется для построения карт местности, обнаружения препятствий, навигации и обеспечения безопасного движения робота. </w:t>
       </w:r>
     </w:p>
     <w:p>
@@ -3100,7 +3386,92 @@
         <w:autoSpaceDN/>
         <w:adjustRightInd/>
         <w:spacing w:line="360" w:lineRule="auto"/>
-        <w:jc w:val="center"/>
+        <w:ind w:firstLine="709"/>
+        <w:jc w:val="both"/>
+        <w:rPr>
+          <w:rFonts w:ascii="Times New Roman" w:hAnsi="Times New Roman" w:cs="Times New Roman"/>
+          <w:sz w:val="28"/>
+          <w:lang w:eastAsia="x-none"/>
+        </w:rPr>
+      </w:pPr>
+      <w:r>
+        <w:rPr>
+          <w:rFonts w:ascii="Times New Roman" w:hAnsi="Times New Roman" w:cs="Times New Roman"/>
+          <w:sz w:val="28"/>
+          <w:lang w:eastAsia="x-none"/>
+        </w:rPr>
+        <w:t xml:space="preserve">В рамках данной работы </w:t>
+      </w:r>
+      <w:proofErr w:type="spellStart"/>
+      <w:r>
+        <w:rPr>
+          <w:rFonts w:ascii="Times New Roman" w:hAnsi="Times New Roman" w:cs="Times New Roman"/>
+          <w:sz w:val="28"/>
+          <w:lang w:eastAsia="x-none"/>
+        </w:rPr>
+        <w:t>лидар</w:t>
+      </w:r>
+      <w:proofErr w:type="spellEnd"/>
+      <w:r>
+        <w:rPr>
+          <w:rFonts w:ascii="Times New Roman" w:hAnsi="Times New Roman" w:cs="Times New Roman"/>
+          <w:sz w:val="28"/>
+          <w:lang w:eastAsia="x-none"/>
+        </w:rPr>
+        <w:t xml:space="preserve"> был реализован в среде </w:t>
+      </w:r>
+      <w:proofErr w:type="spellStart"/>
+      <w:r>
+        <w:rPr>
+          <w:rFonts w:ascii="Times New Roman" w:hAnsi="Times New Roman" w:cs="Times New Roman"/>
+          <w:sz w:val="28"/>
+          <w:lang w:eastAsia="x-none"/>
+        </w:rPr>
+        <w:t>Gazebo</w:t>
+      </w:r>
+      <w:proofErr w:type="spellEnd"/>
+      <w:r>
+        <w:rPr>
+          <w:rFonts w:ascii="Times New Roman" w:hAnsi="Times New Roman" w:cs="Times New Roman"/>
+          <w:sz w:val="28"/>
+          <w:lang w:eastAsia="x-none"/>
+        </w:rPr>
+        <w:t xml:space="preserve"> в виде виртуального лазерного датчика, установленного на верхней части корпуса </w:t>
+      </w:r>
+      <w:r>
+        <w:rPr>
+          <w:rFonts w:ascii="Times New Roman" w:hAnsi="Times New Roman" w:cs="Times New Roman"/>
+          <w:sz w:val="28"/>
+          <w:lang w:eastAsia="x-none"/>
+        </w:rPr>
+        <w:lastRenderedPageBreak/>
+        <w:t>мобильного робота. Настроенный датчик обеспечивает круговое сканирование окружающего пространства и позволяет получать данные о расстоянии до стен помещения и расположенных в нём препятствий.</w:t>
+      </w:r>
+    </w:p>
+    <w:p>
+      <w:pPr>
+        <w:widowControl/>
+        <w:autoSpaceDE/>
+        <w:autoSpaceDN/>
+        <w:adjustRightInd/>
+        <w:spacing w:line="360" w:lineRule="auto"/>
+        <w:ind w:firstLine="709"/>
+        <w:jc w:val="both"/>
+        <w:rPr>
+          <w:rFonts w:ascii="Times New Roman" w:hAnsi="Times New Roman" w:cs="Times New Roman"/>
+          <w:sz w:val="28"/>
+          <w:lang w:eastAsia="x-none"/>
+        </w:rPr>
+      </w:pPr>
+    </w:p>
+    <w:p>
+      <w:pPr>
+        <w:widowControl/>
+        <w:autoSpaceDE/>
+        <w:autoSpaceDN/>
+        <w:adjustRightInd/>
+        <w:spacing w:line="360" w:lineRule="auto"/>
+        <w:jc w:val="both"/>
         <w:rPr>
           <w:rFonts w:ascii="Times New Roman" w:hAnsi="Times New Roman" w:cs="Times New Roman"/>
           <w:sz w:val="28"/>
@@ -3116,7 +3487,6 @@
           <w:sz w:val="28"/>
           <w:szCs w:val="28"/>
         </w:rPr>
-        <w:lastRenderedPageBreak/>
         <w:drawing>
           <wp:inline distT="0" distB="0" distL="0" distR="0" wp14:anchorId="763862C7" wp14:editId="6C326DC4">
             <wp:extent cx="6113780" cy="3816985"/>
@@ -3172,7 +3542,7 @@
         <w:pStyle w:val="afa"/>
         <w:spacing w:line="360" w:lineRule="auto"/>
         <w:ind w:firstLine="709"/>
-        <w:jc w:val="center"/>
+        <w:jc w:val="both"/>
         <w:rPr>
           <w:rFonts w:ascii="Times New Roman" w:hAnsi="Times New Roman" w:cs="Times New Roman"/>
           <w:i w:val="0"/>
@@ -3224,7 +3594,31 @@
           <w:sz w:val="28"/>
           <w:szCs w:val="28"/>
         </w:rPr>
-        <w:t>Демонстрация работы лидар датчика</w:t>
+        <w:t xml:space="preserve">Демонстрация работы </w:t>
+      </w:r>
+      <w:proofErr w:type="spellStart"/>
+      <w:r>
+        <w:rPr>
+          <w:rFonts w:ascii="Times New Roman" w:hAnsi="Times New Roman" w:cs="Times New Roman"/>
+          <w:i w:val="0"/>
+          <w:iCs w:val="0"/>
+          <w:color w:val="auto"/>
+          <w:sz w:val="28"/>
+          <w:szCs w:val="28"/>
+        </w:rPr>
+        <w:t>лидар</w:t>
+      </w:r>
+      <w:proofErr w:type="spellEnd"/>
+      <w:r>
+        <w:rPr>
+          <w:rFonts w:ascii="Times New Roman" w:hAnsi="Times New Roman" w:cs="Times New Roman"/>
+          <w:i w:val="0"/>
+          <w:iCs w:val="0"/>
+          <w:color w:val="auto"/>
+          <w:sz w:val="28"/>
+          <w:szCs w:val="28"/>
+        </w:rPr>
+        <w:t xml:space="preserve"> датчика</w:t>
       </w:r>
     </w:p>
     <w:p>
@@ -3234,7 +3628,7 @@
         <w:autoSpaceDN/>
         <w:adjustRightInd/>
         <w:spacing w:line="360" w:lineRule="auto"/>
-        <w:jc w:val="center"/>
+        <w:jc w:val="both"/>
         <w:rPr>
           <w:rFonts w:ascii="Times New Roman" w:hAnsi="Times New Roman" w:cs="Times New Roman"/>
           <w:sz w:val="28"/>
@@ -3250,6 +3644,7 @@
         <w:adjustRightInd/>
         <w:spacing w:line="360" w:lineRule="auto"/>
         <w:ind w:firstLine="709"/>
+        <w:jc w:val="both"/>
         <w:rPr>
           <w:rFonts w:ascii="Times New Roman" w:hAnsi="Times New Roman" w:cs="Times New Roman"/>
           <w:b/>
@@ -3277,6 +3672,7 @@
         <w:adjustRightInd/>
         <w:spacing w:line="360" w:lineRule="auto"/>
         <w:ind w:firstLine="709"/>
+        <w:jc w:val="both"/>
         <w:rPr>
           <w:rFonts w:ascii="Times New Roman" w:hAnsi="Times New Roman" w:cs="Times New Roman"/>
           <w:sz w:val="28"/>
@@ -3305,7 +3701,25 @@
           <w:sz w:val="28"/>
           <w:lang w:eastAsia="x-none"/>
         </w:rPr>
-        <w:t>. Создана виртуальная среда моделирования с набором препятствий для тестирования алгоритмов управления и датчиков. Разработан файл автоматического запуска моделирования и реализована программа управления движением робота. Проведена проверка работы лидарного датчика и системы компьютерного зрения.</w:t>
+        <w:t xml:space="preserve">. Создана виртуальная среда моделирования с набором препятствий для тестирования алгоритмов управления и датчиков. Разработан файл автоматического запуска моделирования и реализована программа управления движением робота. Проведена проверка работы </w:t>
+      </w:r>
+      <w:proofErr w:type="spellStart"/>
+      <w:r>
+        <w:rPr>
+          <w:rFonts w:ascii="Times New Roman" w:hAnsi="Times New Roman" w:cs="Times New Roman"/>
+          <w:sz w:val="28"/>
+          <w:lang w:eastAsia="x-none"/>
+        </w:rPr>
+        <w:t>лидарного</w:t>
+      </w:r>
+      <w:proofErr w:type="spellEnd"/>
+      <w:r>
+        <w:rPr>
+          <w:rFonts w:ascii="Times New Roman" w:hAnsi="Times New Roman" w:cs="Times New Roman"/>
+          <w:sz w:val="28"/>
+          <w:lang w:eastAsia="x-none"/>
+        </w:rPr>
+        <w:t xml:space="preserve"> датчика и системы компьютерного зрения.</w:t>
       </w:r>
     </w:p>
     <w:p>
@@ -3316,6 +3730,7 @@
         <w:adjustRightInd/>
         <w:spacing w:line="360" w:lineRule="auto"/>
         <w:ind w:firstLine="709"/>
+        <w:jc w:val="both"/>
         <w:rPr>
           <w:rFonts w:ascii="Times New Roman" w:hAnsi="Times New Roman" w:cs="Times New Roman"/>
           <w:b/>
@@ -3343,6 +3758,7 @@
         <w:adjustRightInd/>
         <w:spacing w:line="360" w:lineRule="auto"/>
         <w:ind w:firstLine="709"/>
+        <w:jc w:val="both"/>
         <w:rPr>
           <w:rFonts w:ascii="Times New Roman" w:hAnsi="Times New Roman" w:cs="Times New Roman"/>
           <w:sz w:val="28"/>
@@ -3371,7 +3787,7 @@
           <w:sz w:val="28"/>
           <w:lang w:eastAsia="x-none"/>
         </w:rPr>
-        <w:t xml:space="preserve">. Разработанная виртуальная среда позволила выполнить тестирование алгоритмов управления и сенсорного оборудования. Реализованные программные средства обеспечивают управление движением робота, автоматический запуск моделирования и проведение исследований в области навигации и </w:t>
+        <w:t xml:space="preserve">. Разработанная виртуальная среда позволила выполнить </w:t>
       </w:r>
       <w:r>
         <w:rPr>
@@ -3380,7 +3796,7 @@
           <w:lang w:eastAsia="x-none"/>
         </w:rPr>
         <w:lastRenderedPageBreak/>
-        <w:t>обнаружения объектов. Полученные результаты могут быть использованы для дальнейшей разработки автономных робототехнических систем.</w:t>
+        <w:t>тестирование алгоритмов управления и сенсорного оборудования. Реализованные программные средства обеспечивают управление движением робота, автоматический запуск моделирования и проведение исследований в области навигации и обнаружения объектов. Полученные результаты могут быть использованы для дальнейшей разработки автономных робототехнических систем.</w:t>
       </w:r>
     </w:p>
     <w:p>
@@ -3391,6 +3807,7 @@
         <w:adjustRightInd/>
         <w:spacing w:line="360" w:lineRule="auto"/>
         <w:ind w:firstLine="709"/>
+        <w:jc w:val="both"/>
         <w:rPr>
           <w:rFonts w:ascii="Times New Roman" w:hAnsi="Times New Roman" w:cs="Times New Roman"/>
           <w:kern w:val="32"/>
@@ -3463,7 +3880,25 @@
           <w:szCs w:val="28"/>
           <w:lang w:val="ru-RU"/>
         </w:rPr>
-        <w:t>Джозефа Л. «Изучение робототехники с использованием Python» / пер. с анг. А. В. Корягина. – М.: ДМК Пресс, 2019. – 250 с.: ил</w:t>
+        <w:t xml:space="preserve">Джозефа Л. «Изучение робототехники с использованием Python» / пер. с </w:t>
+      </w:r>
+      <w:proofErr w:type="spellStart"/>
+      <w:r>
+        <w:rPr>
+          <w:bCs/>
+          <w:szCs w:val="28"/>
+          <w:lang w:val="ru-RU"/>
+        </w:rPr>
+        <w:t>анг</w:t>
+      </w:r>
+      <w:proofErr w:type="spellEnd"/>
+      <w:r>
+        <w:rPr>
+          <w:bCs/>
+          <w:szCs w:val="28"/>
+          <w:lang w:val="ru-RU"/>
+        </w:rPr>
+        <w:t>. А. В. Корягина. – М.: ДМК Пресс, 2019. – 250 с.: ил</w:t>
       </w:r>
       <w:r>
         <w:rPr>
@@ -3492,13 +3927,77 @@
           <w:szCs w:val="28"/>
         </w:rPr>
       </w:pPr>
+      <w:proofErr w:type="spellStart"/>
       <w:r>
         <w:rPr>
           <w:bCs/>
           <w:szCs w:val="28"/>
           <w:lang w:val="ru-RU"/>
         </w:rPr>
-        <w:t>Шибков А. Простая имитационная модель мобильного робота в ROS и Gazebo // Habr. — 6 июн. 2024. — URL: https://habr.com/ru/articles/820035/ (дата обращения: 15.12.2025).</w:t>
+        <w:t>Шибков</w:t>
+      </w:r>
+      <w:proofErr w:type="spellEnd"/>
+      <w:r>
+        <w:rPr>
+          <w:bCs/>
+          <w:szCs w:val="28"/>
+          <w:lang w:val="ru-RU"/>
+        </w:rPr>
+        <w:t xml:space="preserve"> А. Простая имитационная модель мобильного робота в ROS и </w:t>
+      </w:r>
+      <w:proofErr w:type="spellStart"/>
+      <w:r>
+        <w:rPr>
+          <w:bCs/>
+          <w:szCs w:val="28"/>
+          <w:lang w:val="ru-RU"/>
+        </w:rPr>
+        <w:t>Gazebo</w:t>
+      </w:r>
+      <w:proofErr w:type="spellEnd"/>
+      <w:r>
+        <w:rPr>
+          <w:bCs/>
+          <w:szCs w:val="28"/>
+          <w:lang w:val="ru-RU"/>
+        </w:rPr>
+        <w:t xml:space="preserve"> // </w:t>
+      </w:r>
+      <w:proofErr w:type="spellStart"/>
+      <w:r>
+        <w:rPr>
+          <w:bCs/>
+          <w:szCs w:val="28"/>
+          <w:lang w:val="ru-RU"/>
+        </w:rPr>
+        <w:t>Habr</w:t>
+      </w:r>
+      <w:proofErr w:type="spellEnd"/>
+      <w:r>
+        <w:rPr>
+          <w:bCs/>
+          <w:szCs w:val="28"/>
+          <w:lang w:val="ru-RU"/>
+        </w:rPr>
+        <w:t xml:space="preserve">. — 6 </w:t>
+      </w:r>
+      <w:proofErr w:type="spellStart"/>
+      <w:r>
+        <w:rPr>
+          <w:bCs/>
+          <w:szCs w:val="28"/>
+          <w:lang w:val="ru-RU"/>
+        </w:rPr>
+        <w:t>июн</w:t>
+      </w:r>
+      <w:proofErr w:type="spellEnd"/>
+      <w:r>
+        <w:rPr>
+          <w:bCs/>
+          <w:szCs w:val="28"/>
+          <w:lang w:val="ru-RU"/>
+        </w:rPr>
+        <w:t>. 2024. — URL: https://habr.com/ru/articles/820035/ (дата обращения: 15.12.2025).</w:t>
       </w:r>
     </w:p>
     <w:p>
@@ -3519,12 +4018,53 @@
           <w:szCs w:val="28"/>
         </w:rPr>
       </w:pPr>
+      <w:proofErr w:type="spellStart"/>
       <w:r>
         <w:rPr>
           <w:bCs/>
           <w:szCs w:val="28"/>
         </w:rPr>
-        <w:t xml:space="preserve">VirtualBox. Official website. – URL: </w:t>
+        <w:t>VirtualBox</w:t>
+      </w:r>
+      <w:proofErr w:type="spellEnd"/>
+      <w:r>
+        <w:rPr>
+          <w:bCs/>
+          <w:szCs w:val="28"/>
+        </w:rPr>
+        <w:t xml:space="preserve">. </w:t>
+      </w:r>
+      <w:proofErr w:type="spellStart"/>
+      <w:r>
+        <w:rPr>
+          <w:bCs/>
+          <w:szCs w:val="28"/>
+        </w:rPr>
+        <w:t>Official</w:t>
+      </w:r>
+      <w:proofErr w:type="spellEnd"/>
+      <w:r>
+        <w:rPr>
+          <w:bCs/>
+          <w:szCs w:val="28"/>
+        </w:rPr>
+        <w:t xml:space="preserve"> </w:t>
+      </w:r>
+      <w:proofErr w:type="spellStart"/>
+      <w:r>
+        <w:rPr>
+          <w:bCs/>
+          <w:szCs w:val="28"/>
+        </w:rPr>
+        <w:t>website</w:t>
+      </w:r>
+      <w:proofErr w:type="spellEnd"/>
+      <w:r>
+        <w:rPr>
+          <w:bCs/>
+          <w:szCs w:val="28"/>
+        </w:rPr>
+        <w:t xml:space="preserve">. – URL: </w:t>
       </w:r>
       <w:hyperlink r:id="rId12" w:history="1">
         <w:r>
@@ -3574,7 +4114,55 @@
           <w:bCs/>
           <w:szCs w:val="28"/>
         </w:rPr>
-        <w:t>ROS Wiki. ROS Melodic Morenia. – URL: https://wiki.ros.org/melodic (дата обращения: 15.12.2025).</w:t>
+        <w:t xml:space="preserve">ROS </w:t>
+      </w:r>
+      <w:proofErr w:type="spellStart"/>
+      <w:r>
+        <w:rPr>
+          <w:bCs/>
+          <w:szCs w:val="28"/>
+        </w:rPr>
+        <w:t>Wiki</w:t>
+      </w:r>
+      <w:proofErr w:type="spellEnd"/>
+      <w:r>
+        <w:rPr>
+          <w:bCs/>
+          <w:szCs w:val="28"/>
+        </w:rPr>
+        <w:t xml:space="preserve">. ROS </w:t>
+      </w:r>
+      <w:proofErr w:type="spellStart"/>
+      <w:r>
+        <w:rPr>
+          <w:bCs/>
+          <w:szCs w:val="28"/>
+        </w:rPr>
+        <w:t>Melodic</w:t>
+      </w:r>
+      <w:proofErr w:type="spellEnd"/>
+      <w:r>
+        <w:rPr>
+          <w:bCs/>
+          <w:szCs w:val="28"/>
+        </w:rPr>
+        <w:t xml:space="preserve"> </w:t>
+      </w:r>
+      <w:proofErr w:type="spellStart"/>
+      <w:r>
+        <w:rPr>
+          <w:bCs/>
+          <w:szCs w:val="28"/>
+        </w:rPr>
+        <w:t>Morenia</w:t>
+      </w:r>
+      <w:proofErr w:type="spellEnd"/>
+      <w:r>
+        <w:rPr>
+          <w:bCs/>
+          <w:szCs w:val="28"/>
+        </w:rPr>
+        <w:t>. – URL: https://wiki.ros.org/melodic (дата обращения: 15.12.2025).</w:t>
       </w:r>
     </w:p>
     <w:p>
@@ -3615,8 +4203,79 @@
           <w:highlight w:val="red"/>
           <w:lang w:val="ru-RU"/>
         </w:rPr>
-        <w:t>Нужно написать что подготвлена среда для робота с дифф приводом гащебо</w:t>
-      </w:r>
+        <w:t xml:space="preserve">Нужно </w:t>
+      </w:r>
+      <w:proofErr w:type="gramStart"/>
+      <w:r>
+        <w:rPr>
+          <w:bCs/>
+          <w:szCs w:val="28"/>
+          <w:highlight w:val="red"/>
+          <w:lang w:val="ru-RU"/>
+        </w:rPr>
+        <w:t>написать</w:t>
+      </w:r>
+      <w:proofErr w:type="gramEnd"/>
+      <w:r>
+        <w:rPr>
+          <w:bCs/>
+          <w:szCs w:val="28"/>
+          <w:highlight w:val="red"/>
+          <w:lang w:val="ru-RU"/>
+        </w:rPr>
+        <w:t xml:space="preserve"> что </w:t>
+      </w:r>
+      <w:proofErr w:type="spellStart"/>
+      <w:r>
+        <w:rPr>
+          <w:bCs/>
+          <w:szCs w:val="28"/>
+          <w:highlight w:val="red"/>
+          <w:lang w:val="ru-RU"/>
+        </w:rPr>
+        <w:t>подготвлена</w:t>
+      </w:r>
+      <w:proofErr w:type="spellEnd"/>
+      <w:r>
+        <w:rPr>
+          <w:bCs/>
+          <w:szCs w:val="28"/>
+          <w:highlight w:val="red"/>
+          <w:lang w:val="ru-RU"/>
+        </w:rPr>
+        <w:t xml:space="preserve"> среда для робота с </w:t>
+      </w:r>
+      <w:proofErr w:type="spellStart"/>
+      <w:r>
+        <w:rPr>
+          <w:bCs/>
+          <w:szCs w:val="28"/>
+          <w:highlight w:val="red"/>
+          <w:lang w:val="ru-RU"/>
+        </w:rPr>
+        <w:t>дифф</w:t>
+      </w:r>
+      <w:proofErr w:type="spellEnd"/>
+      <w:r>
+        <w:rPr>
+          <w:bCs/>
+          <w:szCs w:val="28"/>
+          <w:highlight w:val="red"/>
+          <w:lang w:val="ru-RU"/>
+        </w:rPr>
+        <w:t xml:space="preserve"> приводом </w:t>
+      </w:r>
+      <w:proofErr w:type="spellStart"/>
+      <w:r>
+        <w:rPr>
+          <w:bCs/>
+          <w:szCs w:val="28"/>
+          <w:highlight w:val="red"/>
+          <w:lang w:val="ru-RU"/>
+        </w:rPr>
+        <w:t>гащебо</w:t>
+      </w:r>
+      <w:proofErr w:type="spellEnd"/>
     </w:p>
     <w:p>
       <w:pPr>
@@ -3656,8 +4315,39 @@
           <w:highlight w:val="red"/>
           <w:lang w:val="ru-RU"/>
         </w:rPr>
-        <w:t>Построена 3Д модель в для следующего импорта в гащебо</w:t>
-      </w:r>
+        <w:t xml:space="preserve">Построена 3Д модель </w:t>
+      </w:r>
+      <w:proofErr w:type="gramStart"/>
+      <w:r>
+        <w:rPr>
+          <w:bCs/>
+          <w:szCs w:val="28"/>
+          <w:highlight w:val="red"/>
+          <w:lang w:val="ru-RU"/>
+        </w:rPr>
+        <w:t>в для</w:t>
+      </w:r>
+      <w:proofErr w:type="gramEnd"/>
+      <w:r>
+        <w:rPr>
+          <w:bCs/>
+          <w:szCs w:val="28"/>
+          <w:highlight w:val="red"/>
+          <w:lang w:val="ru-RU"/>
+        </w:rPr>
+        <w:t xml:space="preserve"> следующего импорта в </w:t>
+      </w:r>
+      <w:proofErr w:type="spellStart"/>
+      <w:r>
+        <w:rPr>
+          <w:bCs/>
+          <w:szCs w:val="28"/>
+          <w:highlight w:val="red"/>
+          <w:lang w:val="ru-RU"/>
+        </w:rPr>
+        <w:t>гащебо</w:t>
+      </w:r>
+      <w:proofErr w:type="spellEnd"/>
     </w:p>
     <w:sectPr>
       <w:footerReference w:type="even" r:id="rId13"/>

--- a/Отчет/Технологическая практика.docx
+++ b/Отчет/Технологическая практика.docx
@@ -2336,7 +2336,7 @@
         <w:autoSpaceDN/>
         <w:adjustRightInd/>
         <w:spacing w:line="360" w:lineRule="auto"/>
-        <w:jc w:val="both"/>
+        <w:jc w:val="center"/>
         <w:rPr>
           <w:rFonts w:ascii="Times New Roman" w:hAnsi="Times New Roman" w:cs="Times New Roman"/>
           <w:sz w:val="28"/>
@@ -2348,10 +2348,10 @@
           <w:noProof/>
         </w:rPr>
         <w:drawing>
-          <wp:inline distT="0" distB="0" distL="0" distR="0" wp14:anchorId="0C14157B" wp14:editId="6EFE94B3">
-            <wp:extent cx="6119495" cy="3408680"/>
-            <wp:effectExtent l="0" t="0" r="0" b="1270"/>
-            <wp:docPr id="998644283" name="Рисунок 1"/>
+          <wp:inline distT="0" distB="0" distL="0" distR="0" wp14:anchorId="47899161" wp14:editId="039B164D">
+            <wp:extent cx="5191200" cy="2829600"/>
+            <wp:effectExtent l="0" t="0" r="9525" b="8890"/>
+            <wp:docPr id="1403158228" name="Рисунок 1"/>
             <wp:cNvGraphicFramePr>
               <a:graphicFrameLocks xmlns:a="http://schemas.openxmlformats.org/drawingml/2006/main" noChangeAspect="1"/>
             </wp:cNvGraphicFramePr>
@@ -2359,7 +2359,7 @@
               <a:graphicData uri="http://schemas.openxmlformats.org/drawingml/2006/picture">
                 <pic:pic xmlns:pic="http://schemas.openxmlformats.org/drawingml/2006/picture">
                   <pic:nvPicPr>
-                    <pic:cNvPr id="998644283" name=""/>
+                    <pic:cNvPr id="1403158228" name=""/>
                     <pic:cNvPicPr/>
                   </pic:nvPicPr>
                   <pic:blipFill>
@@ -2371,7 +2371,7 @@
                   <pic:spPr>
                     <a:xfrm>
                       <a:off x="0" y="0"/>
-                      <a:ext cx="6119495" cy="3408680"/>
+                      <a:ext cx="5191200" cy="2829600"/>
                     </a:xfrm>
                     <a:prstGeom prst="rect">
                       <a:avLst/>
@@ -2388,8 +2388,7 @@
       <w:pPr>
         <w:pStyle w:val="afa"/>
         <w:spacing w:line="360" w:lineRule="auto"/>
-        <w:ind w:firstLine="709"/>
-        <w:jc w:val="both"/>
+        <w:jc w:val="center"/>
         <w:rPr>
           <w:rFonts w:ascii="Times New Roman" w:hAnsi="Times New Roman" w:cs="Times New Roman"/>
           <w:i w:val="0"/>
@@ -2570,16 +2569,7 @@
           <w:sz w:val="28"/>
           <w:lang w:eastAsia="x-none"/>
         </w:rPr>
-        <w:t xml:space="preserve">. Использование виртуального пространства позволяет выполнять проверку работоспособности мобильного робота без необходимости изготовления физического прототипа. Разработанная среда предназначена для тестирования алгоритмов управления движением робота, проверки корректности работы сенсорного оборудования и анализа поведения мобильной </w:t>
-      </w:r>
-      <w:r>
-        <w:rPr>
-          <w:rFonts w:ascii="Times New Roman" w:hAnsi="Times New Roman" w:cs="Times New Roman"/>
-          <w:sz w:val="28"/>
-          <w:lang w:eastAsia="x-none"/>
-        </w:rPr>
-        <w:lastRenderedPageBreak/>
-        <w:t>платформы при взаимодействии с различными объектами окружающего пространства.</w:t>
+        <w:t>. Использование виртуального пространства позволяет выполнять проверку работоспособности мобильного робота без необходимости изготовления физического прототипа. Разработанная среда предназначена для тестирования алгоритмов управления движением робота, проверки корректности работы сенсорного оборудования и анализа поведения мобильной платформы при взаимодействии с различными объектами окружающего пространства.</w:t>
       </w:r>
     </w:p>
     <w:p>
@@ -2603,6 +2593,7 @@
           <w:sz w:val="28"/>
           <w:lang w:eastAsia="x-none"/>
         </w:rPr>
+        <w:lastRenderedPageBreak/>
         <w:t>Основу виртуальной среды составляет помещение размером 4×4 м с дополнительным коридором шириной 0,9 м и длиной около 1,5 м. Все элементы помещения обладают визуальными и коллизионными моделями, благодаря чему обеспечивается корректное отображение объектов и физическое взаимодействие робота с окружающей средой.</w:t>
       </w:r>
     </w:p>
@@ -2664,7 +2655,7 @@
         <w:autoSpaceDN/>
         <w:adjustRightInd/>
         <w:spacing w:line="360" w:lineRule="auto"/>
-        <w:jc w:val="both"/>
+        <w:jc w:val="center"/>
         <w:rPr>
           <w:rFonts w:ascii="Times New Roman" w:hAnsi="Times New Roman" w:cs="Times New Roman"/>
           <w:sz w:val="28"/>
@@ -2731,9 +2722,11 @@
     <w:p>
       <w:pPr>
         <w:pStyle w:val="afa"/>
+        <w:tabs>
+          <w:tab w:val="left" w:pos="0"/>
+        </w:tabs>
         <w:spacing w:line="360" w:lineRule="auto"/>
-        <w:ind w:firstLine="709"/>
-        <w:jc w:val="both"/>
+        <w:jc w:val="center"/>
         <w:rPr>
           <w:rFonts w:ascii="Times New Roman" w:hAnsi="Times New Roman" w:cs="Times New Roman"/>
           <w:i w:val="0"/>
@@ -2918,7 +2911,23 @@
           <w:sz w:val="28"/>
           <w:lang w:eastAsia="x-none"/>
         </w:rPr>
-        <w:t xml:space="preserve">, загружать виртуальный мир и </w:t>
+        <w:t xml:space="preserve">, загружать виртуальный мир и создавать модель мобильного робота без необходимости выполнения нескольких команд вручную. После создания </w:t>
+      </w:r>
+      <w:r>
+        <w:rPr>
+          <w:rFonts w:ascii="Times New Roman" w:hAnsi="Times New Roman" w:cs="Times New Roman"/>
+          <w:sz w:val="28"/>
+          <w:lang w:val="en-US" w:eastAsia="x-none"/>
+        </w:rPr>
+        <w:t>launch</w:t>
+      </w:r>
+      <w:r>
+        <w:rPr>
+          <w:rFonts w:ascii="Times New Roman" w:hAnsi="Times New Roman" w:cs="Times New Roman"/>
+          <w:sz w:val="28"/>
+          <w:lang w:eastAsia="x-none"/>
+        </w:rPr>
+        <w:t xml:space="preserve">-файла была выполнена проверка его </w:t>
       </w:r>
       <w:r>
         <w:rPr>
@@ -2927,23 +2936,7 @@
           <w:lang w:eastAsia="x-none"/>
         </w:rPr>
         <w:lastRenderedPageBreak/>
-        <w:t xml:space="preserve">создавать модель мобильного робота без необходимости выполнения нескольких команд вручную. После создания </w:t>
-      </w:r>
-      <w:r>
-        <w:rPr>
-          <w:rFonts w:ascii="Times New Roman" w:hAnsi="Times New Roman" w:cs="Times New Roman"/>
-          <w:sz w:val="28"/>
-          <w:lang w:val="en-US" w:eastAsia="x-none"/>
-        </w:rPr>
-        <w:t>launch</w:t>
-      </w:r>
-      <w:r>
-        <w:rPr>
-          <w:rFonts w:ascii="Times New Roman" w:hAnsi="Times New Roman" w:cs="Times New Roman"/>
-          <w:sz w:val="28"/>
-          <w:lang w:eastAsia="x-none"/>
-        </w:rPr>
-        <w:t>-файла была выполнена проверка его работоспособности, подтвердившая корректность автоматического запуска моделирования.</w:t>
+        <w:t>работоспособности, подтвердившая корректность автоматического запуска моделирования.</w:t>
       </w:r>
     </w:p>
     <w:p>
@@ -3153,18 +3146,25 @@
           <w:sz w:val="28"/>
           <w:lang w:eastAsia="x-none"/>
         </w:rPr>
-        <w:t>Комбинируя различные значения линейной и угловой скорости, была реализована программа, обеспечивающая выполнение заданного маршрута в виртуальной среде. Разработанный алгоритм использовался для проверки корректности работы модели робота и оценки точности выполнения команд управления.</w:t>
-      </w:r>
-      <w:r>
-        <w:rPr>
-          <w:rFonts w:ascii="Times New Roman" w:hAnsi="Times New Roman" w:cs="Times New Roman"/>
-          <w:i/>
-          <w:iCs/>
-          <w:noProof/>
-          <w:sz w:val="28"/>
-          <w:szCs w:val="28"/>
-        </w:rPr>
-        <w:t xml:space="preserve"> </w:t>
+        <w:t xml:space="preserve">Для проверки работоспособности модели робота была разработана программа, выполняющая последовательность типовых манёвров. Перед началом движения сохраняются начальные координаты и ориентация робота по данным </w:t>
+      </w:r>
+      <w:proofErr w:type="spellStart"/>
+      <w:r>
+        <w:rPr>
+          <w:rFonts w:ascii="Times New Roman" w:hAnsi="Times New Roman" w:cs="Times New Roman"/>
+          <w:sz w:val="28"/>
+          <w:lang w:eastAsia="x-none"/>
+        </w:rPr>
+        <w:t>одометрии</w:t>
+      </w:r>
+      <w:proofErr w:type="spellEnd"/>
+      <w:r>
+        <w:rPr>
+          <w:rFonts w:ascii="Times New Roman" w:hAnsi="Times New Roman" w:cs="Times New Roman"/>
+          <w:sz w:val="28"/>
+          <w:lang w:eastAsia="x-none"/>
+        </w:rPr>
+        <w:t>. Далее робот движется вперёд, выполняет поворот налево на 90°, затем направо на 90°, после чего проходит дугу вправо и дугу влево за счёт одновременного задания линейной и угловой скоростей. Затем робот движется назад по прямой линии.</w:t>
       </w:r>
     </w:p>
     <w:p>
@@ -3178,44 +3178,517 @@
         <w:jc w:val="both"/>
         <w:rPr>
           <w:rFonts w:ascii="Times New Roman" w:hAnsi="Times New Roman" w:cs="Times New Roman"/>
-          <w:b/>
-          <w:bCs/>
-          <w:sz w:val="28"/>
-          <w:lang w:eastAsia="x-none"/>
-        </w:rPr>
-      </w:pPr>
-      <w:r>
-        <w:rPr>
-          <w:rFonts w:ascii="Times New Roman" w:hAnsi="Times New Roman" w:cs="Times New Roman"/>
-          <w:b/>
-          <w:bCs/>
-          <w:sz w:val="28"/>
-          <w:lang w:eastAsia="x-none"/>
-        </w:rPr>
-        <w:t xml:space="preserve">5. Проверка работы </w:t>
+          <w:noProof/>
+          <w:sz w:val="28"/>
+          <w:lang w:val="en-US" w:eastAsia="x-none"/>
+        </w:rPr>
+      </w:pPr>
+      <w:r>
+        <w:rPr>
+          <w:rFonts w:ascii="Times New Roman" w:hAnsi="Times New Roman" w:cs="Times New Roman"/>
+          <w:sz w:val="28"/>
+          <w:lang w:eastAsia="x-none"/>
+        </w:rPr>
+        <w:t xml:space="preserve">После завершения манёвров выполняется автоматический возврат в исходную точку с использованием данных </w:t>
       </w:r>
       <w:proofErr w:type="spellStart"/>
       <w:r>
         <w:rPr>
           <w:rFonts w:ascii="Times New Roman" w:hAnsi="Times New Roman" w:cs="Times New Roman"/>
-          <w:b/>
-          <w:bCs/>
-          <w:sz w:val="28"/>
-          <w:lang w:eastAsia="x-none"/>
-        </w:rPr>
-        <w:t>лидарного</w:t>
+          <w:sz w:val="28"/>
+          <w:lang w:eastAsia="x-none"/>
+        </w:rPr>
+        <w:t>одометрии</w:t>
       </w:r>
       <w:proofErr w:type="spellEnd"/>
       <w:r>
         <w:rPr>
           <w:rFonts w:ascii="Times New Roman" w:hAnsi="Times New Roman" w:cs="Times New Roman"/>
-          <w:b/>
-          <w:bCs/>
-          <w:sz w:val="28"/>
-          <w:lang w:eastAsia="x-none"/>
-        </w:rPr>
-        <w:t xml:space="preserve"> датчика и системы обнаружения объектов</w:t>
-      </w:r>
+          <w:sz w:val="28"/>
+          <w:lang w:eastAsia="x-none"/>
+        </w:rPr>
+        <w:t xml:space="preserve"> </w:t>
+      </w:r>
+      <w:proofErr w:type="gramStart"/>
+      <w:r>
+        <w:rPr>
+          <w:rFonts w:ascii="Times New Roman" w:hAnsi="Times New Roman" w:cs="Times New Roman"/>
+          <w:sz w:val="28"/>
+          <w:lang w:eastAsia="x-none"/>
+        </w:rPr>
+        <w:t>из топика</w:t>
+      </w:r>
+      <w:proofErr w:type="gramEnd"/>
+      <w:r>
+        <w:rPr>
+          <w:rFonts w:ascii="Times New Roman" w:hAnsi="Times New Roman" w:cs="Times New Roman"/>
+          <w:sz w:val="28"/>
+          <w:lang w:eastAsia="x-none"/>
+        </w:rPr>
+        <w:t xml:space="preserve"> /</w:t>
+      </w:r>
+      <w:proofErr w:type="spellStart"/>
+      <w:r>
+        <w:rPr>
+          <w:rFonts w:ascii="Times New Roman" w:hAnsi="Times New Roman" w:cs="Times New Roman"/>
+          <w:sz w:val="28"/>
+          <w:lang w:eastAsia="x-none"/>
+        </w:rPr>
+        <w:t>odom</w:t>
+      </w:r>
+      <w:proofErr w:type="spellEnd"/>
+      <w:r>
+        <w:rPr>
+          <w:rFonts w:ascii="Times New Roman" w:hAnsi="Times New Roman" w:cs="Times New Roman"/>
+          <w:sz w:val="28"/>
+          <w:lang w:eastAsia="x-none"/>
+        </w:rPr>
+        <w:t xml:space="preserve">. На основе текущих и начальных координат вычисляются направление и расстояние до точки старта, после чего робот возвращается в исходное положение и восстанавливает начальную ориентацию. Реализованный алгоритм использовался для проверки корректности работы модели робота, системы </w:t>
+      </w:r>
+      <w:proofErr w:type="spellStart"/>
+      <w:r>
+        <w:rPr>
+          <w:rFonts w:ascii="Times New Roman" w:hAnsi="Times New Roman" w:cs="Times New Roman"/>
+          <w:sz w:val="28"/>
+          <w:lang w:eastAsia="x-none"/>
+        </w:rPr>
+        <w:t>одометрии</w:t>
+      </w:r>
+      <w:proofErr w:type="spellEnd"/>
+      <w:r>
+        <w:rPr>
+          <w:rFonts w:ascii="Times New Roman" w:hAnsi="Times New Roman" w:cs="Times New Roman"/>
+          <w:sz w:val="28"/>
+          <w:lang w:eastAsia="x-none"/>
+        </w:rPr>
+        <w:t xml:space="preserve"> и механизмов управления движением в среде </w:t>
+      </w:r>
+      <w:proofErr w:type="spellStart"/>
+      <w:r>
+        <w:rPr>
+          <w:rFonts w:ascii="Times New Roman" w:hAnsi="Times New Roman" w:cs="Times New Roman"/>
+          <w:sz w:val="28"/>
+          <w:lang w:eastAsia="x-none"/>
+        </w:rPr>
+        <w:t>Gazebo</w:t>
+      </w:r>
+      <w:proofErr w:type="spellEnd"/>
+      <w:r>
+        <w:rPr>
+          <w:rFonts w:ascii="Times New Roman" w:hAnsi="Times New Roman" w:cs="Times New Roman"/>
+          <w:sz w:val="28"/>
+          <w:lang w:eastAsia="x-none"/>
+        </w:rPr>
+        <w:t>.</w:t>
+      </w:r>
+      <w:r>
+        <w:rPr>
+          <w:rFonts w:ascii="Times New Roman" w:hAnsi="Times New Roman" w:cs="Times New Roman"/>
+          <w:noProof/>
+          <w:sz w:val="28"/>
+          <w:lang w:eastAsia="x-none"/>
+        </w:rPr>
+        <w:t xml:space="preserve"> </w:t>
+      </w:r>
+      <w:r>
+        <w:rPr>
+          <w:rFonts w:ascii="Times New Roman" w:hAnsi="Times New Roman" w:cs="Times New Roman"/>
+          <w:noProof/>
+          <w:sz w:val="28"/>
+          <w:lang w:eastAsia="x-none"/>
+        </w:rPr>
+        <w:t>Демонстрация движения робота представлены на изображениях 2,3 и 4.</w:t>
+      </w:r>
+    </w:p>
+    <w:p>
+      <w:pPr>
+        <w:widowControl/>
+        <w:autoSpaceDE/>
+        <w:autoSpaceDN/>
+        <w:adjustRightInd/>
+        <w:spacing w:line="360" w:lineRule="auto"/>
+        <w:jc w:val="center"/>
+        <w:rPr>
+          <w:rFonts w:ascii="Times New Roman" w:hAnsi="Times New Roman" w:cs="Times New Roman"/>
+          <w:sz w:val="28"/>
+          <w:lang w:val="en-US" w:eastAsia="x-none"/>
+        </w:rPr>
+      </w:pPr>
+      <w:r>
+        <w:rPr>
+          <w:rFonts w:ascii="Times New Roman" w:hAnsi="Times New Roman" w:cs="Times New Roman"/>
+          <w:noProof/>
+          <w:sz w:val="28"/>
+          <w:lang w:eastAsia="x-none"/>
+        </w:rPr>
+        <w:lastRenderedPageBreak/>
+        <w:drawing>
+          <wp:inline distT="0" distB="0" distL="0" distR="0" wp14:anchorId="1C951C20" wp14:editId="0BCC1A20">
+            <wp:extent cx="4903076" cy="3479208"/>
+            <wp:effectExtent l="0" t="0" r="0" b="6985"/>
+            <wp:docPr id="6" name="Рисунок 6"/>
+            <wp:cNvGraphicFramePr>
+              <a:graphicFrameLocks xmlns:a="http://schemas.openxmlformats.org/drawingml/2006/main" noChangeAspect="1"/>
+            </wp:cNvGraphicFramePr>
+            <a:graphic xmlns:a="http://schemas.openxmlformats.org/drawingml/2006/main">
+              <a:graphicData uri="http://schemas.openxmlformats.org/drawingml/2006/picture">
+                <pic:pic xmlns:pic="http://schemas.openxmlformats.org/drawingml/2006/picture">
+                  <pic:nvPicPr>
+                    <pic:cNvPr id="0" name="Picture 14"/>
+                    <pic:cNvPicPr>
+                      <a:picLocks noChangeAspect="1" noChangeArrowheads="1"/>
+                    </pic:cNvPicPr>
+                  </pic:nvPicPr>
+                  <pic:blipFill>
+                    <a:blip r:embed="rId11">
+                      <a:extLst>
+                        <a:ext uri="{28A0092B-C50C-407E-A947-70E740481C1C}">
+                          <a14:useLocalDpi xmlns:a14="http://schemas.microsoft.com/office/drawing/2010/main" val="0"/>
+                        </a:ext>
+                      </a:extLst>
+                    </a:blip>
+                    <a:srcRect/>
+                    <a:stretch>
+                      <a:fillRect/>
+                    </a:stretch>
+                  </pic:blipFill>
+                  <pic:spPr bwMode="auto">
+                    <a:xfrm>
+                      <a:off x="0" y="0"/>
+                      <a:ext cx="4911142" cy="3484932"/>
+                    </a:xfrm>
+                    <a:prstGeom prst="rect">
+                      <a:avLst/>
+                    </a:prstGeom>
+                    <a:noFill/>
+                    <a:ln>
+                      <a:noFill/>
+                    </a:ln>
+                  </pic:spPr>
+                </pic:pic>
+              </a:graphicData>
+            </a:graphic>
+          </wp:inline>
+        </w:drawing>
+      </w:r>
+    </w:p>
+    <w:p>
+      <w:pPr>
+        <w:pStyle w:val="afa"/>
+        <w:tabs>
+          <w:tab w:val="left" w:pos="0"/>
+        </w:tabs>
+        <w:spacing w:line="360" w:lineRule="auto"/>
+        <w:jc w:val="center"/>
+        <w:rPr>
+          <w:rFonts w:ascii="Times New Roman" w:hAnsi="Times New Roman" w:cs="Times New Roman"/>
+          <w:i w:val="0"/>
+          <w:iCs w:val="0"/>
+          <w:color w:val="auto"/>
+          <w:sz w:val="28"/>
+          <w:szCs w:val="28"/>
+        </w:rPr>
+      </w:pPr>
+      <w:r>
+        <w:rPr>
+          <w:rFonts w:ascii="Times New Roman" w:hAnsi="Times New Roman" w:cs="Times New Roman"/>
+          <w:i w:val="0"/>
+          <w:iCs w:val="0"/>
+          <w:color w:val="auto"/>
+          <w:sz w:val="28"/>
+          <w:szCs w:val="28"/>
+        </w:rPr>
+        <w:t xml:space="preserve">Рисунок </w:t>
+      </w:r>
+      <w:r>
+        <w:rPr>
+          <w:rFonts w:ascii="Times New Roman" w:hAnsi="Times New Roman" w:cs="Times New Roman"/>
+          <w:i w:val="0"/>
+          <w:iCs w:val="0"/>
+          <w:color w:val="auto"/>
+          <w:sz w:val="28"/>
+          <w:szCs w:val="28"/>
+        </w:rPr>
+        <w:t>2</w:t>
+      </w:r>
+      <w:r>
+        <w:rPr>
+          <w:rFonts w:ascii="Times New Roman" w:hAnsi="Times New Roman" w:cs="Times New Roman"/>
+          <w:i w:val="0"/>
+          <w:iCs w:val="0"/>
+          <w:color w:val="auto"/>
+          <w:sz w:val="28"/>
+          <w:szCs w:val="28"/>
+        </w:rPr>
+        <w:t xml:space="preserve"> –</w:t>
+      </w:r>
+      <w:r>
+        <w:rPr>
+          <w:rFonts w:ascii="Times New Roman" w:hAnsi="Times New Roman" w:cs="Times New Roman"/>
+          <w:i w:val="0"/>
+          <w:iCs w:val="0"/>
+          <w:color w:val="auto"/>
+          <w:sz w:val="28"/>
+          <w:szCs w:val="28"/>
+        </w:rPr>
+        <w:t xml:space="preserve"> Движение робота в виртуальной комнате</w:t>
+      </w:r>
+      <w:r>
+        <w:rPr>
+          <w:rFonts w:ascii="Times New Roman" w:hAnsi="Times New Roman" w:cs="Times New Roman"/>
+          <w:noProof/>
+          <w:sz w:val="28"/>
+          <w:lang w:eastAsia="x-none"/>
+        </w:rPr>
+        <w:drawing>
+          <wp:inline distT="0" distB="0" distL="0" distR="0" wp14:anchorId="68D09C6F" wp14:editId="750A6C48">
+            <wp:extent cx="4848569" cy="3431969"/>
+            <wp:effectExtent l="0" t="0" r="0" b="0"/>
+            <wp:docPr id="8" name="Рисунок 8"/>
+            <wp:cNvGraphicFramePr>
+              <a:graphicFrameLocks xmlns:a="http://schemas.openxmlformats.org/drawingml/2006/main" noChangeAspect="1"/>
+            </wp:cNvGraphicFramePr>
+            <a:graphic xmlns:a="http://schemas.openxmlformats.org/drawingml/2006/main">
+              <a:graphicData uri="http://schemas.openxmlformats.org/drawingml/2006/picture">
+                <pic:pic xmlns:pic="http://schemas.openxmlformats.org/drawingml/2006/picture">
+                  <pic:nvPicPr>
+                    <pic:cNvPr id="0" name="Picture 16"/>
+                    <pic:cNvPicPr>
+                      <a:picLocks noChangeAspect="1" noChangeArrowheads="1"/>
+                    </pic:cNvPicPr>
+                  </pic:nvPicPr>
+                  <pic:blipFill>
+                    <a:blip r:embed="rId12">
+                      <a:extLst>
+                        <a:ext uri="{28A0092B-C50C-407E-A947-70E740481C1C}">
+                          <a14:useLocalDpi xmlns:a14="http://schemas.microsoft.com/office/drawing/2010/main" val="0"/>
+                        </a:ext>
+                      </a:extLst>
+                    </a:blip>
+                    <a:srcRect/>
+                    <a:stretch>
+                      <a:fillRect/>
+                    </a:stretch>
+                  </pic:blipFill>
+                  <pic:spPr bwMode="auto">
+                    <a:xfrm>
+                      <a:off x="0" y="0"/>
+                      <a:ext cx="4855382" cy="3436792"/>
+                    </a:xfrm>
+                    <a:prstGeom prst="rect">
+                      <a:avLst/>
+                    </a:prstGeom>
+                    <a:noFill/>
+                    <a:ln>
+                      <a:noFill/>
+                    </a:ln>
+                  </pic:spPr>
+                </pic:pic>
+              </a:graphicData>
+            </a:graphic>
+          </wp:inline>
+        </w:drawing>
+      </w:r>
+    </w:p>
+    <w:p>
+      <w:pPr>
+        <w:pStyle w:val="afa"/>
+        <w:tabs>
+          <w:tab w:val="left" w:pos="0"/>
+        </w:tabs>
+        <w:spacing w:line="360" w:lineRule="auto"/>
+        <w:jc w:val="center"/>
+        <w:rPr>
+          <w:rFonts w:ascii="Times New Roman" w:hAnsi="Times New Roman" w:cs="Times New Roman"/>
+          <w:noProof/>
+          <w:sz w:val="28"/>
+          <w:lang w:eastAsia="x-none"/>
+        </w:rPr>
+      </w:pPr>
+      <w:r>
+        <w:rPr>
+          <w:rFonts w:ascii="Times New Roman" w:hAnsi="Times New Roman" w:cs="Times New Roman"/>
+          <w:i w:val="0"/>
+          <w:iCs w:val="0"/>
+          <w:color w:val="auto"/>
+          <w:sz w:val="28"/>
+          <w:szCs w:val="28"/>
+        </w:rPr>
+        <w:t xml:space="preserve">Рисунок </w:t>
+      </w:r>
+      <w:r>
+        <w:rPr>
+          <w:rFonts w:ascii="Times New Roman" w:hAnsi="Times New Roman" w:cs="Times New Roman"/>
+          <w:i w:val="0"/>
+          <w:iCs w:val="0"/>
+          <w:color w:val="auto"/>
+          <w:sz w:val="28"/>
+          <w:szCs w:val="28"/>
+        </w:rPr>
+        <w:t>3</w:t>
+      </w:r>
+      <w:r>
+        <w:rPr>
+          <w:rFonts w:ascii="Times New Roman" w:hAnsi="Times New Roman" w:cs="Times New Roman"/>
+          <w:i w:val="0"/>
+          <w:iCs w:val="0"/>
+          <w:color w:val="auto"/>
+          <w:sz w:val="28"/>
+          <w:szCs w:val="28"/>
+        </w:rPr>
+        <w:t xml:space="preserve"> –</w:t>
+      </w:r>
+      <w:r>
+        <w:rPr>
+          <w:rFonts w:ascii="Times New Roman" w:hAnsi="Times New Roman" w:cs="Times New Roman"/>
+          <w:i w:val="0"/>
+          <w:iCs w:val="0"/>
+          <w:color w:val="auto"/>
+          <w:sz w:val="28"/>
+          <w:szCs w:val="28"/>
+        </w:rPr>
+        <w:t xml:space="preserve"> </w:t>
+      </w:r>
+      <w:r>
+        <w:rPr>
+          <w:rFonts w:ascii="Times New Roman" w:hAnsi="Times New Roman" w:cs="Times New Roman"/>
+          <w:i w:val="0"/>
+          <w:iCs w:val="0"/>
+          <w:color w:val="auto"/>
+          <w:sz w:val="28"/>
+          <w:szCs w:val="28"/>
+        </w:rPr>
+        <w:t xml:space="preserve">Движение </w:t>
+      </w:r>
+      <w:r>
+        <w:rPr>
+          <w:rFonts w:ascii="Times New Roman" w:hAnsi="Times New Roman" w:cs="Times New Roman"/>
+          <w:i w:val="0"/>
+          <w:iCs w:val="0"/>
+          <w:color w:val="auto"/>
+          <w:sz w:val="28"/>
+          <w:szCs w:val="28"/>
+        </w:rPr>
+        <w:t>робота в виртуальной комнате</w:t>
+      </w:r>
+      <w:r>
+        <w:rPr>
+          <w:rFonts w:ascii="Times New Roman" w:hAnsi="Times New Roman" w:cs="Times New Roman"/>
+          <w:noProof/>
+          <w:sz w:val="28"/>
+          <w:lang w:eastAsia="x-none"/>
+        </w:rPr>
+        <w:t xml:space="preserve"> </w:t>
+      </w:r>
+      <w:r>
+        <w:rPr>
+          <w:rFonts w:ascii="Times New Roman" w:hAnsi="Times New Roman" w:cs="Times New Roman"/>
+          <w:noProof/>
+          <w:sz w:val="28"/>
+          <w:lang w:eastAsia="x-none"/>
+        </w:rPr>
+        <w:lastRenderedPageBreak/>
+        <w:drawing>
+          <wp:inline distT="0" distB="0" distL="0" distR="0" wp14:anchorId="2A92D06F" wp14:editId="59F9119D">
+            <wp:extent cx="4866053" cy="3427161"/>
+            <wp:effectExtent l="0" t="0" r="0" b="1905"/>
+            <wp:docPr id="7" name="Рисунок 7"/>
+            <wp:cNvGraphicFramePr>
+              <a:graphicFrameLocks xmlns:a="http://schemas.openxmlformats.org/drawingml/2006/main" noChangeAspect="1"/>
+            </wp:cNvGraphicFramePr>
+            <a:graphic xmlns:a="http://schemas.openxmlformats.org/drawingml/2006/main">
+              <a:graphicData uri="http://schemas.openxmlformats.org/drawingml/2006/picture">
+                <pic:pic xmlns:pic="http://schemas.openxmlformats.org/drawingml/2006/picture">
+                  <pic:nvPicPr>
+                    <pic:cNvPr id="0" name="Picture 15"/>
+                    <pic:cNvPicPr>
+                      <a:picLocks noChangeAspect="1" noChangeArrowheads="1"/>
+                    </pic:cNvPicPr>
+                  </pic:nvPicPr>
+                  <pic:blipFill>
+                    <a:blip r:embed="rId13">
+                      <a:extLst>
+                        <a:ext uri="{28A0092B-C50C-407E-A947-70E740481C1C}">
+                          <a14:useLocalDpi xmlns:a14="http://schemas.microsoft.com/office/drawing/2010/main" val="0"/>
+                        </a:ext>
+                      </a:extLst>
+                    </a:blip>
+                    <a:srcRect/>
+                    <a:stretch>
+                      <a:fillRect/>
+                    </a:stretch>
+                  </pic:blipFill>
+                  <pic:spPr bwMode="auto">
+                    <a:xfrm>
+                      <a:off x="0" y="0"/>
+                      <a:ext cx="4875143" cy="3433563"/>
+                    </a:xfrm>
+                    <a:prstGeom prst="rect">
+                      <a:avLst/>
+                    </a:prstGeom>
+                    <a:noFill/>
+                    <a:ln>
+                      <a:noFill/>
+                    </a:ln>
+                  </pic:spPr>
+                </pic:pic>
+              </a:graphicData>
+            </a:graphic>
+          </wp:inline>
+        </w:drawing>
+      </w:r>
+    </w:p>
+    <w:p>
+      <w:pPr>
+        <w:jc w:val="center"/>
+        <w:rPr>
+          <w:rFonts w:ascii="Times New Roman" w:hAnsi="Times New Roman" w:cs="Times New Roman"/>
+          <w:sz w:val="28"/>
+          <w:szCs w:val="28"/>
+        </w:rPr>
+      </w:pPr>
+      <w:r>
+        <w:rPr>
+          <w:rFonts w:ascii="Times New Roman" w:hAnsi="Times New Roman" w:cs="Times New Roman"/>
+          <w:sz w:val="28"/>
+          <w:szCs w:val="28"/>
+        </w:rPr>
+        <w:t xml:space="preserve">Рисунок </w:t>
+      </w:r>
+      <w:r>
+        <w:rPr>
+          <w:rFonts w:ascii="Times New Roman" w:hAnsi="Times New Roman" w:cs="Times New Roman"/>
+          <w:sz w:val="28"/>
+          <w:szCs w:val="28"/>
+        </w:rPr>
+        <w:t xml:space="preserve">4 </w:t>
+      </w:r>
+      <w:r>
+        <w:rPr>
+          <w:rFonts w:ascii="Times New Roman" w:hAnsi="Times New Roman" w:cs="Times New Roman"/>
+          <w:sz w:val="28"/>
+          <w:szCs w:val="28"/>
+        </w:rPr>
+        <w:t>– Движение робота в виртуальной комнате</w:t>
+      </w:r>
+    </w:p>
+    <w:p>
+      <w:pPr>
+        <w:jc w:val="center"/>
+        <w:rPr>
+          <w:rFonts w:ascii="Times New Roman" w:hAnsi="Times New Roman" w:cs="Times New Roman"/>
+          <w:sz w:val="28"/>
+          <w:szCs w:val="28"/>
+        </w:rPr>
+      </w:pPr>
+    </w:p>
+    <w:p>
+      <w:pPr>
+        <w:jc w:val="center"/>
+        <w:rPr>
+          <w:lang w:eastAsia="x-none"/>
+        </w:rPr>
+      </w:pPr>
     </w:p>
     <w:p>
       <w:pPr>
@@ -3228,155 +3701,43 @@
         <w:jc w:val="both"/>
         <w:rPr>
           <w:rFonts w:ascii="Times New Roman" w:hAnsi="Times New Roman" w:cs="Times New Roman"/>
-          <w:sz w:val="28"/>
-          <w:lang w:eastAsia="x-none"/>
-        </w:rPr>
-      </w:pPr>
-      <w:r>
-        <w:rPr>
-          <w:rFonts w:ascii="Times New Roman" w:hAnsi="Times New Roman" w:cs="Times New Roman"/>
-          <w:sz w:val="28"/>
-          <w:lang w:eastAsia="x-none"/>
-        </w:rPr>
-        <w:t>После завершения разработки виртуальной среды и программ управления была выполнена проверка работоспособности установленного на роботе сенсорного оборудования. В процессе моделирования анализировалось распространение лазерных лучей и корректность обнаружения препятствий различной формы.</w:t>
-      </w:r>
-      <w:r>
-        <w:t xml:space="preserve"> </w:t>
+          <w:b/>
+          <w:bCs/>
+          <w:sz w:val="28"/>
+          <w:lang w:eastAsia="x-none"/>
+        </w:rPr>
+      </w:pPr>
+      <w:r>
+        <w:rPr>
+          <w:rFonts w:ascii="Times New Roman" w:hAnsi="Times New Roman" w:cs="Times New Roman"/>
+          <w:b/>
+          <w:bCs/>
+          <w:sz w:val="28"/>
+          <w:lang w:eastAsia="x-none"/>
+        </w:rPr>
+        <w:t xml:space="preserve">5. Проверка работы </w:t>
       </w:r>
       <w:proofErr w:type="spellStart"/>
       <w:r>
         <w:rPr>
           <w:rFonts w:ascii="Times New Roman" w:hAnsi="Times New Roman" w:cs="Times New Roman"/>
-          <w:sz w:val="28"/>
-          <w:szCs w:val="28"/>
-        </w:rPr>
-        <w:t>Л</w:t>
-      </w:r>
-      <w:r>
-        <w:rPr>
-          <w:rFonts w:ascii="Times New Roman" w:hAnsi="Times New Roman" w:cs="Times New Roman"/>
-          <w:sz w:val="28"/>
-          <w:szCs w:val="28"/>
-          <w:lang w:eastAsia="x-none"/>
-        </w:rPr>
-        <w:t>идар</w:t>
+          <w:b/>
+          <w:bCs/>
+          <w:sz w:val="28"/>
+          <w:lang w:eastAsia="x-none"/>
+        </w:rPr>
+        <w:t>лидарного</w:t>
       </w:r>
       <w:proofErr w:type="spellEnd"/>
       <w:r>
         <w:rPr>
           <w:rFonts w:ascii="Times New Roman" w:hAnsi="Times New Roman" w:cs="Times New Roman"/>
-          <w:sz w:val="28"/>
-          <w:lang w:eastAsia="x-none"/>
-        </w:rPr>
-        <w:t xml:space="preserve"> (</w:t>
-      </w:r>
-      <w:proofErr w:type="spellStart"/>
-      <w:r>
-        <w:rPr>
-          <w:rFonts w:ascii="Times New Roman" w:hAnsi="Times New Roman" w:cs="Times New Roman"/>
-          <w:sz w:val="28"/>
-          <w:lang w:eastAsia="x-none"/>
-        </w:rPr>
-        <w:t>LiDAR</w:t>
-      </w:r>
-      <w:proofErr w:type="spellEnd"/>
-      <w:r>
-        <w:rPr>
-          <w:rFonts w:ascii="Times New Roman" w:hAnsi="Times New Roman" w:cs="Times New Roman"/>
-          <w:sz w:val="28"/>
-          <w:lang w:eastAsia="x-none"/>
-        </w:rPr>
-        <w:t xml:space="preserve"> — Light </w:t>
-      </w:r>
-      <w:proofErr w:type="spellStart"/>
-      <w:r>
-        <w:rPr>
-          <w:rFonts w:ascii="Times New Roman" w:hAnsi="Times New Roman" w:cs="Times New Roman"/>
-          <w:sz w:val="28"/>
-          <w:lang w:eastAsia="x-none"/>
-        </w:rPr>
-        <w:t>Detection</w:t>
-      </w:r>
-      <w:proofErr w:type="spellEnd"/>
-      <w:r>
-        <w:rPr>
-          <w:rFonts w:ascii="Times New Roman" w:hAnsi="Times New Roman" w:cs="Times New Roman"/>
-          <w:sz w:val="28"/>
-          <w:lang w:eastAsia="x-none"/>
-        </w:rPr>
-        <w:t xml:space="preserve"> </w:t>
-      </w:r>
-      <w:proofErr w:type="spellStart"/>
-      <w:r>
-        <w:rPr>
-          <w:rFonts w:ascii="Times New Roman" w:hAnsi="Times New Roman" w:cs="Times New Roman"/>
-          <w:sz w:val="28"/>
-          <w:lang w:eastAsia="x-none"/>
-        </w:rPr>
-        <w:t>and</w:t>
-      </w:r>
-      <w:proofErr w:type="spellEnd"/>
-      <w:r>
-        <w:rPr>
-          <w:rFonts w:ascii="Times New Roman" w:hAnsi="Times New Roman" w:cs="Times New Roman"/>
-          <w:sz w:val="28"/>
-          <w:lang w:eastAsia="x-none"/>
-        </w:rPr>
-        <w:t xml:space="preserve"> </w:t>
-      </w:r>
-      <w:proofErr w:type="spellStart"/>
-      <w:r>
-        <w:rPr>
-          <w:rFonts w:ascii="Times New Roman" w:hAnsi="Times New Roman" w:cs="Times New Roman"/>
-          <w:sz w:val="28"/>
-          <w:lang w:eastAsia="x-none"/>
-        </w:rPr>
-        <w:t>Ranging</w:t>
-      </w:r>
-      <w:proofErr w:type="spellEnd"/>
-      <w:r>
-        <w:rPr>
-          <w:rFonts w:ascii="Times New Roman" w:hAnsi="Times New Roman" w:cs="Times New Roman"/>
-          <w:sz w:val="28"/>
-          <w:lang w:eastAsia="x-none"/>
-        </w:rPr>
-        <w:t xml:space="preserve">) представляет собой датчик дистанционного зондирования, предназначенный для измерения расстояния до окружающих объектов с помощью лазерного излучения. Принцип работы </w:t>
-      </w:r>
-      <w:proofErr w:type="spellStart"/>
-      <w:r>
-        <w:rPr>
-          <w:rFonts w:ascii="Times New Roman" w:hAnsi="Times New Roman" w:cs="Times New Roman"/>
-          <w:sz w:val="28"/>
-          <w:lang w:eastAsia="x-none"/>
-        </w:rPr>
-        <w:t>лидара</w:t>
-      </w:r>
-      <w:proofErr w:type="spellEnd"/>
-      <w:r>
-        <w:rPr>
-          <w:rFonts w:ascii="Times New Roman" w:hAnsi="Times New Roman" w:cs="Times New Roman"/>
-          <w:sz w:val="28"/>
-          <w:lang w:eastAsia="x-none"/>
-        </w:rPr>
-        <w:t xml:space="preserve"> основан на излучении лазерного луча и измерении времени его возврата после отражения от препятствия. На основании полученных измерений формируется информация о расположении объектов в окружающем пространстве. В мобильной робототехнике </w:t>
-      </w:r>
-      <w:proofErr w:type="spellStart"/>
-      <w:r>
-        <w:rPr>
-          <w:rFonts w:ascii="Times New Roman" w:hAnsi="Times New Roman" w:cs="Times New Roman"/>
-          <w:sz w:val="28"/>
-          <w:lang w:eastAsia="x-none"/>
-        </w:rPr>
-        <w:t>лидар</w:t>
-      </w:r>
-      <w:proofErr w:type="spellEnd"/>
-      <w:r>
-        <w:rPr>
-          <w:rFonts w:ascii="Times New Roman" w:hAnsi="Times New Roman" w:cs="Times New Roman"/>
-          <w:sz w:val="28"/>
-          <w:lang w:eastAsia="x-none"/>
-        </w:rPr>
-        <w:t xml:space="preserve"> широко используется для построения карт местности, обнаружения препятствий, навигации и обеспечения безопасного движения робота. </w:t>
+          <w:b/>
+          <w:bCs/>
+          <w:sz w:val="28"/>
+          <w:lang w:eastAsia="x-none"/>
+        </w:rPr>
+        <w:t xml:space="preserve"> датчика и системы обнаружения объектов</w:t>
       </w:r>
     </w:p>
     <w:p>
@@ -3400,13 +3761,133 @@
           <w:sz w:val="28"/>
           <w:lang w:eastAsia="x-none"/>
         </w:rPr>
-        <w:t xml:space="preserve">В рамках данной работы </w:t>
+        <w:t>После завершения разработки виртуальной среды и программ управления была выполнена проверка работоспособности установленного на роботе сенсорного оборудования. В процессе моделирования анализировалось распространение лазерных лучей и корректность обнаружения препятствий различной формы.</w:t>
+      </w:r>
+      <w:r>
+        <w:t xml:space="preserve"> </w:t>
       </w:r>
       <w:proofErr w:type="spellStart"/>
       <w:r>
         <w:rPr>
           <w:rFonts w:ascii="Times New Roman" w:hAnsi="Times New Roman" w:cs="Times New Roman"/>
           <w:sz w:val="28"/>
+          <w:szCs w:val="28"/>
+        </w:rPr>
+        <w:t>Л</w:t>
+      </w:r>
+      <w:r>
+        <w:rPr>
+          <w:rFonts w:ascii="Times New Roman" w:hAnsi="Times New Roman" w:cs="Times New Roman"/>
+          <w:sz w:val="28"/>
+          <w:szCs w:val="28"/>
+          <w:lang w:eastAsia="x-none"/>
+        </w:rPr>
+        <w:t>идар</w:t>
+      </w:r>
+      <w:proofErr w:type="spellEnd"/>
+      <w:r>
+        <w:rPr>
+          <w:rFonts w:ascii="Times New Roman" w:hAnsi="Times New Roman" w:cs="Times New Roman"/>
+          <w:sz w:val="28"/>
+          <w:lang w:eastAsia="x-none"/>
+        </w:rPr>
+        <w:t xml:space="preserve"> (</w:t>
+      </w:r>
+      <w:proofErr w:type="spellStart"/>
+      <w:r>
+        <w:rPr>
+          <w:rFonts w:ascii="Times New Roman" w:hAnsi="Times New Roman" w:cs="Times New Roman"/>
+          <w:sz w:val="28"/>
+          <w:lang w:eastAsia="x-none"/>
+        </w:rPr>
+        <w:t>LiDAR</w:t>
+      </w:r>
+      <w:proofErr w:type="spellEnd"/>
+      <w:r>
+        <w:rPr>
+          <w:rFonts w:ascii="Times New Roman" w:hAnsi="Times New Roman" w:cs="Times New Roman"/>
+          <w:sz w:val="28"/>
+          <w:lang w:eastAsia="x-none"/>
+        </w:rPr>
+        <w:t xml:space="preserve"> — Light </w:t>
+      </w:r>
+      <w:proofErr w:type="spellStart"/>
+      <w:r>
+        <w:rPr>
+          <w:rFonts w:ascii="Times New Roman" w:hAnsi="Times New Roman" w:cs="Times New Roman"/>
+          <w:sz w:val="28"/>
+          <w:lang w:eastAsia="x-none"/>
+        </w:rPr>
+        <w:t>Detection</w:t>
+      </w:r>
+      <w:proofErr w:type="spellEnd"/>
+      <w:r>
+        <w:rPr>
+          <w:rFonts w:ascii="Times New Roman" w:hAnsi="Times New Roman" w:cs="Times New Roman"/>
+          <w:sz w:val="28"/>
+          <w:lang w:eastAsia="x-none"/>
+        </w:rPr>
+        <w:t xml:space="preserve"> </w:t>
+      </w:r>
+      <w:proofErr w:type="spellStart"/>
+      <w:r>
+        <w:rPr>
+          <w:rFonts w:ascii="Times New Roman" w:hAnsi="Times New Roman" w:cs="Times New Roman"/>
+          <w:sz w:val="28"/>
+          <w:lang w:eastAsia="x-none"/>
+        </w:rPr>
+        <w:t>and</w:t>
+      </w:r>
+      <w:proofErr w:type="spellEnd"/>
+      <w:r>
+        <w:rPr>
+          <w:rFonts w:ascii="Times New Roman" w:hAnsi="Times New Roman" w:cs="Times New Roman"/>
+          <w:sz w:val="28"/>
+          <w:lang w:eastAsia="x-none"/>
+        </w:rPr>
+        <w:t xml:space="preserve"> </w:t>
+      </w:r>
+      <w:proofErr w:type="spellStart"/>
+      <w:r>
+        <w:rPr>
+          <w:rFonts w:ascii="Times New Roman" w:hAnsi="Times New Roman" w:cs="Times New Roman"/>
+          <w:sz w:val="28"/>
+          <w:lang w:eastAsia="x-none"/>
+        </w:rPr>
+        <w:t>Ranging</w:t>
+      </w:r>
+      <w:proofErr w:type="spellEnd"/>
+      <w:r>
+        <w:rPr>
+          <w:rFonts w:ascii="Times New Roman" w:hAnsi="Times New Roman" w:cs="Times New Roman"/>
+          <w:sz w:val="28"/>
+          <w:lang w:eastAsia="x-none"/>
+        </w:rPr>
+        <w:t xml:space="preserve">) представляет собой датчик дистанционного зондирования, предназначенный для измерения расстояния до окружающих объектов с помощью лазерного излучения. Принцип работы </w:t>
+      </w:r>
+      <w:proofErr w:type="spellStart"/>
+      <w:r>
+        <w:rPr>
+          <w:rFonts w:ascii="Times New Roman" w:hAnsi="Times New Roman" w:cs="Times New Roman"/>
+          <w:sz w:val="28"/>
+          <w:lang w:eastAsia="x-none"/>
+        </w:rPr>
+        <w:t>лидара</w:t>
+      </w:r>
+      <w:proofErr w:type="spellEnd"/>
+      <w:r>
+        <w:rPr>
+          <w:rFonts w:ascii="Times New Roman" w:hAnsi="Times New Roman" w:cs="Times New Roman"/>
+          <w:sz w:val="28"/>
+          <w:lang w:eastAsia="x-none"/>
+        </w:rPr>
+        <w:t xml:space="preserve"> основан на излучении лазерного луча и измерении времени его возврата после отражения от препятствия. На основании полученных измерений формируется информация о расположении объектов в окружающем пространстве. В мобильной робототехнике </w:t>
+      </w:r>
+      <w:proofErr w:type="spellStart"/>
+      <w:r>
+        <w:rPr>
+          <w:rFonts w:ascii="Times New Roman" w:hAnsi="Times New Roman" w:cs="Times New Roman"/>
+          <w:sz w:val="28"/>
           <w:lang w:eastAsia="x-none"/>
         </w:rPr>
         <w:t>лидар</w:t>
@@ -3418,34 +3899,7 @@
           <w:sz w:val="28"/>
           <w:lang w:eastAsia="x-none"/>
         </w:rPr>
-        <w:t xml:space="preserve"> был реализован в среде </w:t>
-      </w:r>
-      <w:proofErr w:type="spellStart"/>
-      <w:r>
-        <w:rPr>
-          <w:rFonts w:ascii="Times New Roman" w:hAnsi="Times New Roman" w:cs="Times New Roman"/>
-          <w:sz w:val="28"/>
-          <w:lang w:eastAsia="x-none"/>
-        </w:rPr>
-        <w:t>Gazebo</w:t>
-      </w:r>
-      <w:proofErr w:type="spellEnd"/>
-      <w:r>
-        <w:rPr>
-          <w:rFonts w:ascii="Times New Roman" w:hAnsi="Times New Roman" w:cs="Times New Roman"/>
-          <w:sz w:val="28"/>
-          <w:lang w:eastAsia="x-none"/>
-        </w:rPr>
-        <w:t xml:space="preserve"> в виде виртуального лазерного датчика, установленного на верхней части корпуса </w:t>
-      </w:r>
-      <w:r>
-        <w:rPr>
-          <w:rFonts w:ascii="Times New Roman" w:hAnsi="Times New Roman" w:cs="Times New Roman"/>
-          <w:sz w:val="28"/>
-          <w:lang w:eastAsia="x-none"/>
-        </w:rPr>
-        <w:lastRenderedPageBreak/>
-        <w:t>мобильного робота. Настроенный датчик обеспечивает круговое сканирование окружающего пространства и позволяет получать данные о расстоянии до стен помещения и расположенных в нём препятствий.</w:t>
+        <w:t xml:space="preserve"> широко используется для построения карт местности, обнаружения препятствий, навигации и обеспечения безопасного движения робота. </w:t>
       </w:r>
     </w:p>
     <w:p>
@@ -3463,6 +3917,59 @@
           <w:lang w:eastAsia="x-none"/>
         </w:rPr>
       </w:pPr>
+      <w:r>
+        <w:rPr>
+          <w:rFonts w:ascii="Times New Roman" w:hAnsi="Times New Roman" w:cs="Times New Roman"/>
+          <w:sz w:val="28"/>
+          <w:lang w:eastAsia="x-none"/>
+        </w:rPr>
+        <w:t xml:space="preserve">В рамках данной работы </w:t>
+      </w:r>
+      <w:proofErr w:type="spellStart"/>
+      <w:r>
+        <w:rPr>
+          <w:rFonts w:ascii="Times New Roman" w:hAnsi="Times New Roman" w:cs="Times New Roman"/>
+          <w:sz w:val="28"/>
+          <w:lang w:eastAsia="x-none"/>
+        </w:rPr>
+        <w:t>лидар</w:t>
+      </w:r>
+      <w:proofErr w:type="spellEnd"/>
+      <w:r>
+        <w:rPr>
+          <w:rFonts w:ascii="Times New Roman" w:hAnsi="Times New Roman" w:cs="Times New Roman"/>
+          <w:sz w:val="28"/>
+          <w:lang w:eastAsia="x-none"/>
+        </w:rPr>
+        <w:t xml:space="preserve"> был реализован в среде </w:t>
+      </w:r>
+      <w:proofErr w:type="spellStart"/>
+      <w:r>
+        <w:rPr>
+          <w:rFonts w:ascii="Times New Roman" w:hAnsi="Times New Roman" w:cs="Times New Roman"/>
+          <w:sz w:val="28"/>
+          <w:lang w:eastAsia="x-none"/>
+        </w:rPr>
+        <w:t>Gazebo</w:t>
+      </w:r>
+      <w:proofErr w:type="spellEnd"/>
+      <w:r>
+        <w:rPr>
+          <w:rFonts w:ascii="Times New Roman" w:hAnsi="Times New Roman" w:cs="Times New Roman"/>
+          <w:sz w:val="28"/>
+          <w:lang w:eastAsia="x-none"/>
+        </w:rPr>
+        <w:t xml:space="preserve"> в виде виртуального лазерного датчика, установленного на верхней части корпуса </w:t>
+      </w:r>
+      <w:r>
+        <w:rPr>
+          <w:rFonts w:ascii="Times New Roman" w:hAnsi="Times New Roman" w:cs="Times New Roman"/>
+          <w:sz w:val="28"/>
+          <w:lang w:eastAsia="x-none"/>
+        </w:rPr>
+        <w:lastRenderedPageBreak/>
+        <w:t>мобильного робота. Настроенный датчик обеспечивает круговое сканирование окружающего пространства и позволяет получать данные о расстоянии до стен помещения и расположенных в нём препятствий.</w:t>
+      </w:r>
     </w:p>
     <w:p>
       <w:pPr>
@@ -3471,7 +3978,23 @@
         <w:autoSpaceDN/>
         <w:adjustRightInd/>
         <w:spacing w:line="360" w:lineRule="auto"/>
+        <w:ind w:firstLine="709"/>
         <w:jc w:val="both"/>
+        <w:rPr>
+          <w:rFonts w:ascii="Times New Roman" w:hAnsi="Times New Roman" w:cs="Times New Roman"/>
+          <w:sz w:val="28"/>
+          <w:lang w:eastAsia="x-none"/>
+        </w:rPr>
+      </w:pPr>
+    </w:p>
+    <w:p>
+      <w:pPr>
+        <w:widowControl/>
+        <w:autoSpaceDE/>
+        <w:autoSpaceDN/>
+        <w:adjustRightInd/>
+        <w:spacing w:line="360" w:lineRule="auto"/>
+        <w:jc w:val="center"/>
         <w:rPr>
           <w:rFonts w:ascii="Times New Roman" w:hAnsi="Times New Roman" w:cs="Times New Roman"/>
           <w:sz w:val="28"/>
@@ -3505,7 +4028,7 @@
                     </pic:cNvPicPr>
                   </pic:nvPicPr>
                   <pic:blipFill>
-                    <a:blip r:embed="rId11">
+                    <a:blip r:embed="rId14">
                       <a:extLst>
                         <a:ext uri="{28A0092B-C50C-407E-A947-70E740481C1C}">
                           <a14:useLocalDpi xmlns:a14="http://schemas.microsoft.com/office/drawing/2010/main" val="0"/>
@@ -3541,8 +4064,7 @@
       <w:pPr>
         <w:pStyle w:val="afa"/>
         <w:spacing w:line="360" w:lineRule="auto"/>
-        <w:ind w:firstLine="709"/>
-        <w:jc w:val="both"/>
+        <w:jc w:val="center"/>
         <w:rPr>
           <w:rFonts w:ascii="Times New Roman" w:hAnsi="Times New Roman" w:cs="Times New Roman"/>
           <w:i w:val="0"/>
@@ -3572,7 +4094,7 @@
           <w:sz w:val="28"/>
           <w:szCs w:val="28"/>
         </w:rPr>
-        <w:t>3</w:t>
+        <w:t>5</w:t>
       </w:r>
       <w:r>
         <w:rPr>
@@ -4066,7 +4588,7 @@
         </w:rPr>
         <w:t xml:space="preserve">. – URL: </w:t>
       </w:r>
-      <w:hyperlink r:id="rId12" w:history="1">
+      <w:hyperlink r:id="rId15" w:history="1">
         <w:r>
           <w:rPr>
             <w:rStyle w:val="af1"/>
@@ -4350,8 +4872,8 @@
       <w:proofErr w:type="spellEnd"/>
     </w:p>
     <w:sectPr>
-      <w:footerReference w:type="even" r:id="rId13"/>
-      <w:footerReference w:type="default" r:id="rId14"/>
+      <w:footerReference w:type="even" r:id="rId16"/>
+      <w:footerReference w:type="default" r:id="rId17"/>
       <w:pgSz w:w="11906" w:h="16838"/>
       <w:pgMar w:top="1134" w:right="851" w:bottom="1134" w:left="1418" w:header="709" w:footer="709" w:gutter="0"/>
       <w:cols w:space="708"/>

--- a/Отчет/Технологическая практика.docx
+++ b/Отчет/Технологическая практика.docx
@@ -2325,7 +2325,7 @@
         <w:rPr>
           <w:rFonts w:ascii="Times New Roman" w:hAnsi="Times New Roman" w:cs="Times New Roman"/>
           <w:sz w:val="28"/>
-          <w:lang w:val="en-US" w:eastAsia="x-none"/>
+          <w:lang w:eastAsia="x-none"/>
         </w:rPr>
       </w:pPr>
     </w:p>
@@ -2544,7 +2544,7 @@
         <w:rPr>
           <w:rFonts w:ascii="Times New Roman" w:hAnsi="Times New Roman" w:cs="Times New Roman"/>
           <w:sz w:val="28"/>
-          <w:lang w:val="en-US" w:eastAsia="x-none"/>
+          <w:lang w:eastAsia="x-none"/>
         </w:rPr>
       </w:pPr>
       <w:r>
@@ -2584,7 +2584,7 @@
         <w:rPr>
           <w:rFonts w:ascii="Times New Roman" w:hAnsi="Times New Roman" w:cs="Times New Roman"/>
           <w:sz w:val="28"/>
-          <w:lang w:val="en-US" w:eastAsia="x-none"/>
+          <w:lang w:eastAsia="x-none"/>
         </w:rPr>
       </w:pPr>
       <w:r>
@@ -2610,7 +2610,7 @@
           <w:rFonts w:ascii="Times New Roman" w:hAnsi="Times New Roman" w:cs="Times New Roman"/>
           <w:noProof/>
           <w:sz w:val="28"/>
-          <w:lang w:val="en-US" w:eastAsia="x-none"/>
+          <w:lang w:eastAsia="x-none"/>
         </w:rPr>
       </w:pPr>
       <w:r>
@@ -2644,7 +2644,7 @@
           <w:rFonts w:ascii="Times New Roman" w:hAnsi="Times New Roman" w:cs="Times New Roman"/>
           <w:noProof/>
           <w:sz w:val="28"/>
-          <w:lang w:val="en-US" w:eastAsia="x-none"/>
+          <w:lang w:eastAsia="x-none"/>
         </w:rPr>
       </w:pPr>
     </w:p>
@@ -2988,39 +2988,25 @@
           <w:sz w:val="28"/>
           <w:lang w:eastAsia="x-none"/>
         </w:rPr>
-        <w:t>Для управления движением мобильного робота использовалась пр</w:t>
-      </w:r>
-      <w:r>
-        <w:rPr>
-          <w:rFonts w:ascii="Times New Roman" w:hAnsi="Times New Roman" w:cs="Times New Roman"/>
-          <w:sz w:val="28"/>
-          <w:lang w:eastAsia="x-none"/>
-        </w:rPr>
-        <w:t>о</w:t>
-      </w:r>
-      <w:r>
-        <w:rPr>
-          <w:rFonts w:ascii="Times New Roman" w:hAnsi="Times New Roman" w:cs="Times New Roman"/>
-          <w:sz w:val="28"/>
-          <w:lang w:eastAsia="x-none"/>
-        </w:rPr>
-        <w:t xml:space="preserve">граммная платформа </w:t>
-      </w:r>
-      <w:r>
-        <w:rPr>
-          <w:rFonts w:ascii="Times New Roman" w:hAnsi="Times New Roman" w:cs="Times New Roman"/>
-          <w:sz w:val="28"/>
-          <w:lang w:val="en-US" w:eastAsia="x-none"/>
-        </w:rPr>
-        <w:t>ROS</w:t>
-      </w:r>
-      <w:r>
-        <w:rPr>
-          <w:rFonts w:ascii="Times New Roman" w:hAnsi="Times New Roman" w:cs="Times New Roman"/>
-          <w:sz w:val="28"/>
-          <w:lang w:eastAsia="x-none"/>
-        </w:rPr>
-        <w:t xml:space="preserve">. Передача команд движения осуществляется </w:t>
+        <w:t xml:space="preserve">В ходе выполнения работы ROS использовалась в качестве основной платформы для управления мобильным роботом в симуляционной среде </w:t>
+      </w:r>
+      <w:proofErr w:type="spellStart"/>
+      <w:r>
+        <w:rPr>
+          <w:rFonts w:ascii="Times New Roman" w:hAnsi="Times New Roman" w:cs="Times New Roman"/>
+          <w:sz w:val="28"/>
+          <w:lang w:eastAsia="x-none"/>
+        </w:rPr>
+        <w:t>Gazebo</w:t>
+      </w:r>
+      <w:proofErr w:type="spellEnd"/>
+      <w:r>
+        <w:rPr>
+          <w:rFonts w:ascii="Times New Roman" w:hAnsi="Times New Roman" w:cs="Times New Roman"/>
+          <w:sz w:val="28"/>
+          <w:lang w:eastAsia="x-none"/>
+        </w:rPr>
+        <w:t xml:space="preserve">. Управление движением реализовано путём публикации команд линейной и угловой скорости </w:t>
       </w:r>
       <w:proofErr w:type="gramStart"/>
       <w:r>
@@ -3029,7 +3015,23 @@
           <w:sz w:val="28"/>
           <w:lang w:eastAsia="x-none"/>
         </w:rPr>
-        <w:t>через топик</w:t>
+        <w:t>в</w:t>
+      </w:r>
+      <w:r>
+        <w:rPr>
+          <w:rFonts w:ascii="Times New Roman" w:hAnsi="Times New Roman" w:cs="Times New Roman"/>
+          <w:sz w:val="28"/>
+          <w:lang w:eastAsia="x-none"/>
+        </w:rPr>
+        <w:t xml:space="preserve"> </w:t>
+      </w:r>
+      <w:r>
+        <w:rPr>
+          <w:rFonts w:ascii="Times New Roman" w:hAnsi="Times New Roman" w:cs="Times New Roman"/>
+          <w:sz w:val="28"/>
+          <w:lang w:eastAsia="x-none"/>
+        </w:rPr>
+        <w:t>топик</w:t>
       </w:r>
       <w:proofErr w:type="gramEnd"/>
       <w:r>
@@ -3038,16 +3040,16 @@
           <w:sz w:val="28"/>
           <w:lang w:eastAsia="x-none"/>
         </w:rPr>
-        <w:t xml:space="preserve"> /</w:t>
+        <w:t> /</w:t>
       </w:r>
       <w:proofErr w:type="spellStart"/>
       <w:r>
         <w:rPr>
           <w:rFonts w:ascii="Times New Roman" w:hAnsi="Times New Roman" w:cs="Times New Roman"/>
           <w:sz w:val="28"/>
-          <w:lang w:val="en-US" w:eastAsia="x-none"/>
-        </w:rPr>
-        <w:t>cmd</w:t>
+          <w:lang w:eastAsia="x-none"/>
+        </w:rPr>
+        <w:t>cmd_vel</w:t>
       </w:r>
       <w:proofErr w:type="spellEnd"/>
       <w:r>
@@ -3056,48 +3058,16 @@
           <w:sz w:val="28"/>
           <w:lang w:eastAsia="x-none"/>
         </w:rPr>
-        <w:t>_</w:t>
-      </w:r>
-      <w:r>
-        <w:rPr>
-          <w:rFonts w:ascii="Times New Roman" w:hAnsi="Times New Roman" w:cs="Times New Roman"/>
-          <w:sz w:val="28"/>
-          <w:lang w:val="en-US" w:eastAsia="x-none"/>
-        </w:rPr>
-        <w:t>vel</w:t>
-      </w:r>
-      <w:r>
-        <w:rPr>
-          <w:rFonts w:ascii="Times New Roman" w:hAnsi="Times New Roman" w:cs="Times New Roman"/>
-          <w:sz w:val="28"/>
-          <w:lang w:eastAsia="x-none"/>
-        </w:rPr>
-        <w:t xml:space="preserve"> с использованием сообщений типа </w:t>
-      </w:r>
-      <w:r>
-        <w:rPr>
-          <w:rFonts w:ascii="Times New Roman" w:hAnsi="Times New Roman" w:cs="Times New Roman"/>
-          <w:sz w:val="28"/>
-          <w:lang w:val="en-US" w:eastAsia="x-none"/>
-        </w:rPr>
-        <w:t>geometry</w:t>
-      </w:r>
-      <w:r>
-        <w:rPr>
-          <w:rFonts w:ascii="Times New Roman" w:hAnsi="Times New Roman" w:cs="Times New Roman"/>
-          <w:sz w:val="28"/>
-          <w:lang w:eastAsia="x-none"/>
-        </w:rPr>
-        <w:t>_</w:t>
+        <w:t> с использованием сообщений типа </w:t>
       </w:r>
       <w:proofErr w:type="spellStart"/>
       <w:r>
         <w:rPr>
           <w:rFonts w:ascii="Times New Roman" w:hAnsi="Times New Roman" w:cs="Times New Roman"/>
           <w:sz w:val="28"/>
-          <w:lang w:val="en-US" w:eastAsia="x-none"/>
-        </w:rPr>
-        <w:t>msgs</w:t>
+          <w:lang w:eastAsia="x-none"/>
+        </w:rPr>
+        <w:t>geometry_msgs</w:t>
       </w:r>
       <w:proofErr w:type="spellEnd"/>
       <w:r>
@@ -3108,21 +3078,151 @@
         </w:rPr>
         <w:t>/</w:t>
       </w:r>
-      <w:r>
-        <w:rPr>
-          <w:rFonts w:ascii="Times New Roman" w:hAnsi="Times New Roman" w:cs="Times New Roman"/>
-          <w:sz w:val="28"/>
-          <w:lang w:val="en-US" w:eastAsia="x-none"/>
+      <w:proofErr w:type="spellStart"/>
+      <w:r>
+        <w:rPr>
+          <w:rFonts w:ascii="Times New Roman" w:hAnsi="Times New Roman" w:cs="Times New Roman"/>
+          <w:sz w:val="28"/>
+          <w:lang w:eastAsia="x-none"/>
         </w:rPr>
         <w:t>Twist</w:t>
       </w:r>
-      <w:r>
-        <w:rPr>
-          <w:rFonts w:ascii="Times New Roman" w:hAnsi="Times New Roman" w:cs="Times New Roman"/>
-          <w:sz w:val="28"/>
-          <w:lang w:eastAsia="x-none"/>
-        </w:rPr>
-        <w:t>. Данные сообщения содержат параметры линейной и угловой скорости, позволяющие управлять перемещением и ориентацией робота.</w:t>
+      <w:proofErr w:type="spellEnd"/>
+      <w:r>
+        <w:rPr>
+          <w:rFonts w:ascii="Times New Roman" w:hAnsi="Times New Roman" w:cs="Times New Roman"/>
+          <w:sz w:val="28"/>
+          <w:lang w:eastAsia="x-none"/>
+        </w:rPr>
+        <w:t xml:space="preserve"> — подписанная на этот топик модель робота в </w:t>
+      </w:r>
+      <w:proofErr w:type="spellStart"/>
+      <w:r>
+        <w:rPr>
+          <w:rFonts w:ascii="Times New Roman" w:hAnsi="Times New Roman" w:cs="Times New Roman"/>
+          <w:sz w:val="28"/>
+          <w:lang w:eastAsia="x-none"/>
+        </w:rPr>
+        <w:t>Gazebo</w:t>
+      </w:r>
+      <w:proofErr w:type="spellEnd"/>
+      <w:r>
+        <w:rPr>
+          <w:rFonts w:ascii="Times New Roman" w:hAnsi="Times New Roman" w:cs="Times New Roman"/>
+          <w:sz w:val="28"/>
+          <w:lang w:eastAsia="x-none"/>
+        </w:rPr>
+        <w:t xml:space="preserve"> отрабатывала полученные команды. Для получения обратной связи о положении робота применялся топик /</w:t>
+      </w:r>
+      <w:proofErr w:type="spellStart"/>
+      <w:r>
+        <w:rPr>
+          <w:rFonts w:ascii="Times New Roman" w:hAnsi="Times New Roman" w:cs="Times New Roman"/>
+          <w:sz w:val="28"/>
+          <w:lang w:eastAsia="x-none"/>
+        </w:rPr>
+        <w:t>odom</w:t>
+      </w:r>
+      <w:proofErr w:type="spellEnd"/>
+      <w:r>
+        <w:rPr>
+          <w:rFonts w:ascii="Times New Roman" w:hAnsi="Times New Roman" w:cs="Times New Roman"/>
+          <w:sz w:val="28"/>
+          <w:lang w:eastAsia="x-none"/>
+        </w:rPr>
+        <w:t xml:space="preserve">, данные из которого позволили реализовать автоматический возврат в начальную точку после выполнения серии манёвров. Запуск всей системы осуществлялся с помощью </w:t>
+      </w:r>
+      <w:proofErr w:type="spellStart"/>
+      <w:r>
+        <w:rPr>
+          <w:rFonts w:ascii="Times New Roman" w:hAnsi="Times New Roman" w:cs="Times New Roman"/>
+          <w:sz w:val="28"/>
+          <w:lang w:eastAsia="x-none"/>
+        </w:rPr>
+        <w:t>launch</w:t>
+      </w:r>
+      <w:proofErr w:type="spellEnd"/>
+      <w:r>
+        <w:rPr>
+          <w:rFonts w:ascii="Times New Roman" w:hAnsi="Times New Roman" w:cs="Times New Roman"/>
+          <w:sz w:val="28"/>
+          <w:lang w:eastAsia="x-none"/>
+        </w:rPr>
+        <w:t>-файла </w:t>
+      </w:r>
+      <w:proofErr w:type="spellStart"/>
+      <w:proofErr w:type="gramStart"/>
+      <w:r>
+        <w:rPr>
+          <w:rFonts w:ascii="Times New Roman" w:hAnsi="Times New Roman" w:cs="Times New Roman"/>
+          <w:sz w:val="28"/>
+          <w:lang w:eastAsia="x-none"/>
+        </w:rPr>
+        <w:t>robot.launch</w:t>
+      </w:r>
+      <w:proofErr w:type="spellEnd"/>
+      <w:proofErr w:type="gramEnd"/>
+      <w:r>
+        <w:rPr>
+          <w:rFonts w:ascii="Times New Roman" w:hAnsi="Times New Roman" w:cs="Times New Roman"/>
+          <w:sz w:val="28"/>
+          <w:lang w:eastAsia="x-none"/>
+        </w:rPr>
+        <w:t xml:space="preserve">, который автоматически загружал среду </w:t>
+      </w:r>
+      <w:proofErr w:type="spellStart"/>
+      <w:r>
+        <w:rPr>
+          <w:rFonts w:ascii="Times New Roman" w:hAnsi="Times New Roman" w:cs="Times New Roman"/>
+          <w:sz w:val="28"/>
+          <w:lang w:eastAsia="x-none"/>
+        </w:rPr>
+        <w:t>Gazebo</w:t>
+      </w:r>
+      <w:proofErr w:type="spellEnd"/>
+      <w:r>
+        <w:rPr>
+          <w:rFonts w:ascii="Times New Roman" w:hAnsi="Times New Roman" w:cs="Times New Roman"/>
+          <w:sz w:val="28"/>
+          <w:lang w:eastAsia="x-none"/>
+        </w:rPr>
+        <w:t xml:space="preserve">, виртуальный мир и размещал модель робота. </w:t>
+      </w:r>
+      <w:proofErr w:type="spellStart"/>
+      <w:r>
+        <w:rPr>
+          <w:rFonts w:ascii="Times New Roman" w:hAnsi="Times New Roman" w:cs="Times New Roman"/>
+          <w:sz w:val="28"/>
+          <w:lang w:eastAsia="x-none"/>
+        </w:rPr>
+        <w:t>Лидарный</w:t>
+      </w:r>
+      <w:proofErr w:type="spellEnd"/>
+      <w:r>
+        <w:rPr>
+          <w:rFonts w:ascii="Times New Roman" w:hAnsi="Times New Roman" w:cs="Times New Roman"/>
+          <w:sz w:val="28"/>
+          <w:lang w:eastAsia="x-none"/>
+        </w:rPr>
+        <w:t xml:space="preserve"> датчик, смоделированный в </w:t>
+      </w:r>
+      <w:proofErr w:type="spellStart"/>
+      <w:r>
+        <w:rPr>
+          <w:rFonts w:ascii="Times New Roman" w:hAnsi="Times New Roman" w:cs="Times New Roman"/>
+          <w:sz w:val="28"/>
+          <w:lang w:eastAsia="x-none"/>
+        </w:rPr>
+        <w:t>Gazebo</w:t>
+      </w:r>
+      <w:proofErr w:type="spellEnd"/>
+      <w:r>
+        <w:rPr>
+          <w:rFonts w:ascii="Times New Roman" w:hAnsi="Times New Roman" w:cs="Times New Roman"/>
+          <w:sz w:val="28"/>
+          <w:lang w:eastAsia="x-none"/>
+        </w:rPr>
+        <w:t>, также был интегрирован через ROS-механизмы, публикуя данные об обнаруженных препятствиях в соответствующий топик для последующей обработки.</w:t>
       </w:r>
     </w:p>
     <w:p>
@@ -3261,7 +3361,16 @@
           <w:sz w:val="28"/>
           <w:lang w:eastAsia="x-none"/>
         </w:rPr>
-        <w:t xml:space="preserve"> и механизмов управления движением в среде </w:t>
+        <w:t xml:space="preserve"> и механизмов </w:t>
+      </w:r>
+      <w:r>
+        <w:rPr>
+          <w:rFonts w:ascii="Times New Roman" w:hAnsi="Times New Roman" w:cs="Times New Roman"/>
+          <w:sz w:val="28"/>
+          <w:lang w:eastAsia="x-none"/>
+        </w:rPr>
+        <w:lastRenderedPageBreak/>
+        <w:t xml:space="preserve">управления движением в среде </w:t>
       </w:r>
       <w:proofErr w:type="spellStart"/>
       <w:r>
@@ -3321,7 +3430,6 @@
           <w:sz w:val="28"/>
           <w:lang w:eastAsia="x-none"/>
         </w:rPr>
-        <w:lastRenderedPageBreak/>
         <w:drawing>
           <wp:inline distT="0" distB="0" distL="0" distR="0" wp14:anchorId="1C951C20" wp14:editId="0BCC1A20">
             <wp:extent cx="4903076" cy="3479208"/>
@@ -3547,29 +3655,7 @@
           <w:sz w:val="28"/>
           <w:szCs w:val="28"/>
         </w:rPr>
-        <w:t xml:space="preserve"> </w:t>
-      </w:r>
-      <w:r>
-        <w:rPr>
-          <w:rFonts w:ascii="Times New Roman" w:hAnsi="Times New Roman" w:cs="Times New Roman"/>
-          <w:i w:val="0"/>
-          <w:iCs w:val="0"/>
-          <w:color w:val="auto"/>
-          <w:sz w:val="28"/>
-          <w:szCs w:val="28"/>
-        </w:rPr>
-        <w:t xml:space="preserve">Движение </w:t>
-      </w:r>
-      <w:r>
-        <w:rPr>
-          <w:rFonts w:ascii="Times New Roman" w:hAnsi="Times New Roman" w:cs="Times New Roman"/>
-          <w:i w:val="0"/>
-          <w:iCs w:val="0"/>
-          <w:color w:val="auto"/>
-          <w:sz w:val="28"/>
-          <w:szCs w:val="28"/>
-        </w:rPr>
-        <w:t>робота в виртуальной комнате</w:t>
+        <w:t xml:space="preserve"> Движение робота в виртуальной комнате</w:t>
       </w:r>
       <w:r>
         <w:rPr>
@@ -4381,9 +4467,25 @@
     <w:p>
       <w:pPr>
         <w:pStyle w:val="Bodytext30"/>
+        <w:tabs>
+          <w:tab w:val="left" w:pos="0"/>
+        </w:tabs>
+        <w:spacing w:after="0" w:line="360" w:lineRule="auto"/>
+        <w:ind w:firstLine="709"/>
+        <w:jc w:val="both"/>
+        <w:rPr>
+          <w:bCs/>
+          <w:szCs w:val="28"/>
+          <w:lang w:val="ru-RU"/>
+        </w:rPr>
+      </w:pPr>
+    </w:p>
+    <w:p>
+      <w:pPr>
+        <w:pStyle w:val="Bodytext30"/>
         <w:numPr>
           <w:ilvl w:val="0"/>
-          <w:numId w:val="27"/>
+          <w:numId w:val="35"/>
         </w:numPr>
         <w:tabs>
           <w:tab w:val="left" w:pos="0"/>
@@ -4394,6 +4496,7 @@
         <w:rPr>
           <w:bCs/>
           <w:szCs w:val="28"/>
+          <w:lang w:val="ru-RU"/>
         </w:rPr>
       </w:pPr>
       <w:r>
@@ -4402,7 +4505,7 @@
           <w:szCs w:val="28"/>
           <w:lang w:val="ru-RU"/>
         </w:rPr>
-        <w:t xml:space="preserve">Джозефа Л. «Изучение робототехники с использованием Python» / пер. с </w:t>
+        <w:t xml:space="preserve">Инструкция робота </w:t>
       </w:r>
       <w:proofErr w:type="spellStart"/>
       <w:r>
@@ -4411,7 +4514,7 @@
           <w:szCs w:val="28"/>
           <w:lang w:val="ru-RU"/>
         </w:rPr>
-        <w:t>анг</w:t>
+        <w:t>TurtleBro</w:t>
       </w:r>
       <w:proofErr w:type="spellEnd"/>
       <w:r>
@@ -4420,15 +4523,33 @@
           <w:szCs w:val="28"/>
           <w:lang w:val="ru-RU"/>
         </w:rPr>
-        <w:t>. А. В. Корягина. – М.: ДМК Пресс, 2019. – 250 с.: ил</w:t>
-      </w:r>
+        <w:t xml:space="preserve"> // </w:t>
+      </w:r>
+      <w:proofErr w:type="spellStart"/>
       <w:r>
         <w:rPr>
           <w:bCs/>
           <w:szCs w:val="28"/>
           <w:lang w:val="ru-RU"/>
         </w:rPr>
-        <w:t>.</w:t>
+        <w:t>turtlebro</w:t>
+      </w:r>
+      <w:proofErr w:type="spellEnd"/>
+      <w:r>
+        <w:rPr>
+          <w:bCs/>
+          <w:szCs w:val="28"/>
+          <w:lang w:val="ru-RU"/>
+        </w:rPr>
+        <w:t xml:space="preserve"> URL: https://ros1.turtlebro.ru/ (дата обращения: 02.06.2026).</w:t>
+      </w:r>
+      <w:r>
+        <w:rPr>
+          <w:bCs/>
+          <w:szCs w:val="28"/>
+          <w:lang w:val="ru-RU"/>
+        </w:rPr>
+        <w:t xml:space="preserve"> </w:t>
       </w:r>
     </w:p>
     <w:p>
@@ -4436,7 +4557,7 @@
         <w:pStyle w:val="Bodytext30"/>
         <w:numPr>
           <w:ilvl w:val="0"/>
-          <w:numId w:val="27"/>
+          <w:numId w:val="35"/>
         </w:numPr>
         <w:tabs>
           <w:tab w:val="left" w:pos="0"/>
@@ -4447,244 +4568,66 @@
         <w:rPr>
           <w:bCs/>
           <w:szCs w:val="28"/>
-        </w:rPr>
-      </w:pPr>
+          <w:lang w:val="en-US"/>
+        </w:rPr>
+      </w:pPr>
+      <w:r>
+        <w:rPr>
+          <w:bCs/>
+          <w:szCs w:val="28"/>
+          <w:lang w:val="en-US"/>
+        </w:rPr>
+        <w:t xml:space="preserve">Mass Moment of Inertia // </w:t>
+      </w:r>
       <w:proofErr w:type="spellStart"/>
       <w:r>
         <w:rPr>
           <w:bCs/>
           <w:szCs w:val="28"/>
+          <w:lang w:val="en-US"/>
+        </w:rPr>
+        <w:t>libretexts</w:t>
+      </w:r>
+      <w:proofErr w:type="spellEnd"/>
+      <w:r>
+        <w:rPr>
+          <w:bCs/>
+          <w:szCs w:val="28"/>
+          <w:lang w:val="en-US"/>
+        </w:rPr>
+        <w:t xml:space="preserve"> URL: https://eng.libretexts.org/ (</w:t>
+      </w:r>
+      <w:r>
+        <w:rPr>
+          <w:bCs/>
+          <w:szCs w:val="28"/>
           <w:lang w:val="ru-RU"/>
         </w:rPr>
-        <w:t>Шибков</w:t>
-      </w:r>
-      <w:proofErr w:type="spellEnd"/>
+        <w:t>дата</w:t>
+      </w:r>
       <w:r>
         <w:rPr>
           <w:bCs/>
           <w:szCs w:val="28"/>
+          <w:lang w:val="en-US"/>
+        </w:rPr>
+        <w:t xml:space="preserve"> </w:t>
+      </w:r>
+      <w:r>
+        <w:rPr>
+          <w:bCs/>
+          <w:szCs w:val="28"/>
           <w:lang w:val="ru-RU"/>
         </w:rPr>
-        <w:t xml:space="preserve"> А. Простая имитационная модель мобильного робота в ROS и </w:t>
-      </w:r>
-      <w:proofErr w:type="spellStart"/>
+        <w:t>обращения</w:t>
+      </w:r>
       <w:r>
         <w:rPr>
           <w:bCs/>
           <w:szCs w:val="28"/>
-          <w:lang w:val="ru-RU"/>
-        </w:rPr>
-        <w:t>Gazebo</w:t>
-      </w:r>
-      <w:proofErr w:type="spellEnd"/>
-      <w:r>
-        <w:rPr>
-          <w:bCs/>
-          <w:szCs w:val="28"/>
-          <w:lang w:val="ru-RU"/>
-        </w:rPr>
-        <w:t xml:space="preserve"> // </w:t>
-      </w:r>
-      <w:proofErr w:type="spellStart"/>
-      <w:r>
-        <w:rPr>
-          <w:bCs/>
-          <w:szCs w:val="28"/>
-          <w:lang w:val="ru-RU"/>
-        </w:rPr>
-        <w:t>Habr</w:t>
-      </w:r>
-      <w:proofErr w:type="spellEnd"/>
-      <w:r>
-        <w:rPr>
-          <w:bCs/>
-          <w:szCs w:val="28"/>
-          <w:lang w:val="ru-RU"/>
-        </w:rPr>
-        <w:t xml:space="preserve">. — 6 </w:t>
-      </w:r>
-      <w:proofErr w:type="spellStart"/>
-      <w:r>
-        <w:rPr>
-          <w:bCs/>
-          <w:szCs w:val="28"/>
-          <w:lang w:val="ru-RU"/>
-        </w:rPr>
-        <w:t>июн</w:t>
-      </w:r>
-      <w:proofErr w:type="spellEnd"/>
-      <w:r>
-        <w:rPr>
-          <w:bCs/>
-          <w:szCs w:val="28"/>
-          <w:lang w:val="ru-RU"/>
-        </w:rPr>
-        <w:t>. 2024. — URL: https://habr.com/ru/articles/820035/ (дата обращения: 15.12.2025).</w:t>
-      </w:r>
-    </w:p>
-    <w:p>
-      <w:pPr>
-        <w:pStyle w:val="Bodytext30"/>
-        <w:numPr>
-          <w:ilvl w:val="0"/>
-          <w:numId w:val="27"/>
-        </w:numPr>
-        <w:tabs>
-          <w:tab w:val="left" w:pos="0"/>
-        </w:tabs>
-        <w:spacing w:after="0" w:line="360" w:lineRule="auto"/>
-        <w:ind w:left="0" w:firstLine="709"/>
-        <w:jc w:val="both"/>
-        <w:rPr>
-          <w:bCs/>
-          <w:szCs w:val="28"/>
-        </w:rPr>
-      </w:pPr>
-      <w:proofErr w:type="spellStart"/>
-      <w:r>
-        <w:rPr>
-          <w:bCs/>
-          <w:szCs w:val="28"/>
-        </w:rPr>
-        <w:t>VirtualBox</w:t>
-      </w:r>
-      <w:proofErr w:type="spellEnd"/>
-      <w:r>
-        <w:rPr>
-          <w:bCs/>
-          <w:szCs w:val="28"/>
-        </w:rPr>
-        <w:t xml:space="preserve">. </w:t>
-      </w:r>
-      <w:proofErr w:type="spellStart"/>
-      <w:r>
-        <w:rPr>
-          <w:bCs/>
-          <w:szCs w:val="28"/>
-        </w:rPr>
-        <w:t>Official</w:t>
-      </w:r>
-      <w:proofErr w:type="spellEnd"/>
-      <w:r>
-        <w:rPr>
-          <w:bCs/>
-          <w:szCs w:val="28"/>
-        </w:rPr>
-        <w:t xml:space="preserve"> </w:t>
-      </w:r>
-      <w:proofErr w:type="spellStart"/>
-      <w:r>
-        <w:rPr>
-          <w:bCs/>
-          <w:szCs w:val="28"/>
-        </w:rPr>
-        <w:t>website</w:t>
-      </w:r>
-      <w:proofErr w:type="spellEnd"/>
-      <w:r>
-        <w:rPr>
-          <w:bCs/>
-          <w:szCs w:val="28"/>
-        </w:rPr>
-        <w:t xml:space="preserve">. – URL: </w:t>
-      </w:r>
-      <w:hyperlink r:id="rId15" w:history="1">
-        <w:r>
-          <w:rPr>
-            <w:rStyle w:val="af1"/>
-            <w:bCs/>
-            <w:szCs w:val="28"/>
-          </w:rPr>
-          <w:t>https://www.virtualbox.org/</w:t>
-        </w:r>
-      </w:hyperlink>
-      <w:r>
-        <w:rPr>
-          <w:bCs/>
-          <w:szCs w:val="28"/>
-        </w:rPr>
-        <w:t xml:space="preserve"> </w:t>
-      </w:r>
-      <w:r>
-        <w:rPr>
-          <w:bCs/>
-          <w:szCs w:val="28"/>
-        </w:rPr>
-        <w:t>(дата обращения: 15.12.2025).</w:t>
-      </w:r>
-    </w:p>
-    <w:p>
-      <w:pPr>
-        <w:pStyle w:val="Bodytext30"/>
-        <w:numPr>
-          <w:ilvl w:val="0"/>
-          <w:numId w:val="27"/>
-        </w:numPr>
-        <w:tabs>
-          <w:tab w:val="left" w:pos="0"/>
-        </w:tabs>
-        <w:spacing w:after="0" w:line="360" w:lineRule="auto"/>
-        <w:ind w:left="0" w:firstLine="709"/>
-        <w:jc w:val="both"/>
-        <w:rPr>
-          <w:bCs/>
-          <w:szCs w:val="28"/>
-        </w:rPr>
-      </w:pPr>
-      <w:r>
-        <w:rPr>
-          <w:bCs/>
-          <w:szCs w:val="28"/>
-        </w:rPr>
-        <w:t xml:space="preserve">ROS </w:t>
-      </w:r>
-      <w:proofErr w:type="spellStart"/>
-      <w:r>
-        <w:rPr>
-          <w:bCs/>
-          <w:szCs w:val="28"/>
-        </w:rPr>
-        <w:t>Wiki</w:t>
-      </w:r>
-      <w:proofErr w:type="spellEnd"/>
-      <w:r>
-        <w:rPr>
-          <w:bCs/>
-          <w:szCs w:val="28"/>
-        </w:rPr>
-        <w:t xml:space="preserve">. ROS </w:t>
-      </w:r>
-      <w:proofErr w:type="spellStart"/>
-      <w:r>
-        <w:rPr>
-          <w:bCs/>
-          <w:szCs w:val="28"/>
-        </w:rPr>
-        <w:t>Melodic</w:t>
-      </w:r>
-      <w:proofErr w:type="spellEnd"/>
-      <w:r>
-        <w:rPr>
-          <w:bCs/>
-          <w:szCs w:val="28"/>
-        </w:rPr>
-        <w:t xml:space="preserve"> </w:t>
-      </w:r>
-      <w:proofErr w:type="spellStart"/>
-      <w:r>
-        <w:rPr>
-          <w:bCs/>
-          <w:szCs w:val="28"/>
-        </w:rPr>
-        <w:t>Morenia</w:t>
-      </w:r>
-      <w:proofErr w:type="spellEnd"/>
-      <w:r>
-        <w:rPr>
-          <w:bCs/>
-          <w:szCs w:val="28"/>
-        </w:rPr>
-        <w:t>. – URL: https://wiki.ros.org/melodic (дата обращения: 15.12.2025).</w:t>
+          <w:lang w:val="en-US"/>
+        </w:rPr>
+        <w:t>: 02.06.2026).</w:t>
       </w:r>
     </w:p>
     <w:p>
@@ -4699,181 +4642,13 @@
         <w:rPr>
           <w:bCs/>
           <w:szCs w:val="28"/>
-          <w:lang w:val="ru-RU"/>
-        </w:rPr>
-      </w:pPr>
-      <w:r>
-        <w:rPr>
-          <w:bCs/>
-          <w:szCs w:val="28"/>
           <w:lang w:val="en-US"/>
         </w:rPr>
-        <w:br/>
-      </w:r>
-      <w:r>
-        <w:rPr>
-          <w:bCs/>
-          <w:szCs w:val="28"/>
-          <w:lang w:val="en-US"/>
-        </w:rPr>
-        <w:br/>
-      </w:r>
-      <w:r>
-        <w:rPr>
-          <w:bCs/>
-          <w:szCs w:val="28"/>
-          <w:highlight w:val="red"/>
-          <w:lang w:val="ru-RU"/>
-        </w:rPr>
-        <w:t xml:space="preserve">Нужно </w:t>
-      </w:r>
-      <w:proofErr w:type="gramStart"/>
-      <w:r>
-        <w:rPr>
-          <w:bCs/>
-          <w:szCs w:val="28"/>
-          <w:highlight w:val="red"/>
-          <w:lang w:val="ru-RU"/>
-        </w:rPr>
-        <w:t>написать</w:t>
-      </w:r>
-      <w:proofErr w:type="gramEnd"/>
-      <w:r>
-        <w:rPr>
-          <w:bCs/>
-          <w:szCs w:val="28"/>
-          <w:highlight w:val="red"/>
-          <w:lang w:val="ru-RU"/>
-        </w:rPr>
-        <w:t xml:space="preserve"> что </w:t>
-      </w:r>
-      <w:proofErr w:type="spellStart"/>
-      <w:r>
-        <w:rPr>
-          <w:bCs/>
-          <w:szCs w:val="28"/>
-          <w:highlight w:val="red"/>
-          <w:lang w:val="ru-RU"/>
-        </w:rPr>
-        <w:t>подготвлена</w:t>
-      </w:r>
-      <w:proofErr w:type="spellEnd"/>
-      <w:r>
-        <w:rPr>
-          <w:bCs/>
-          <w:szCs w:val="28"/>
-          <w:highlight w:val="red"/>
-          <w:lang w:val="ru-RU"/>
-        </w:rPr>
-        <w:t xml:space="preserve"> среда для робота с </w:t>
-      </w:r>
-      <w:proofErr w:type="spellStart"/>
-      <w:r>
-        <w:rPr>
-          <w:bCs/>
-          <w:szCs w:val="28"/>
-          <w:highlight w:val="red"/>
-          <w:lang w:val="ru-RU"/>
-        </w:rPr>
-        <w:t>дифф</w:t>
-      </w:r>
-      <w:proofErr w:type="spellEnd"/>
-      <w:r>
-        <w:rPr>
-          <w:bCs/>
-          <w:szCs w:val="28"/>
-          <w:highlight w:val="red"/>
-          <w:lang w:val="ru-RU"/>
-        </w:rPr>
-        <w:t xml:space="preserve"> приводом </w:t>
-      </w:r>
-      <w:proofErr w:type="spellStart"/>
-      <w:r>
-        <w:rPr>
-          <w:bCs/>
-          <w:szCs w:val="28"/>
-          <w:highlight w:val="red"/>
-          <w:lang w:val="ru-RU"/>
-        </w:rPr>
-        <w:t>гащебо</w:t>
-      </w:r>
-      <w:proofErr w:type="spellEnd"/>
-    </w:p>
-    <w:p>
-      <w:pPr>
-        <w:pStyle w:val="Bodytext30"/>
-        <w:tabs>
-          <w:tab w:val="left" w:pos="0"/>
-        </w:tabs>
-        <w:spacing w:after="0" w:line="360" w:lineRule="auto"/>
-        <w:ind w:firstLine="709"/>
-        <w:jc w:val="both"/>
-        <w:rPr>
-          <w:bCs/>
-          <w:szCs w:val="28"/>
-          <w:lang w:val="ru-RU"/>
-        </w:rPr>
-      </w:pPr>
-    </w:p>
-    <w:p>
-      <w:pPr>
-        <w:pStyle w:val="Bodytext30"/>
-        <w:tabs>
-          <w:tab w:val="left" w:pos="0"/>
-        </w:tabs>
-        <w:spacing w:after="0" w:line="360" w:lineRule="auto"/>
-        <w:ind w:firstLine="709"/>
-        <w:jc w:val="both"/>
-        <w:rPr>
-          <w:bCs/>
-          <w:szCs w:val="28"/>
-          <w:lang w:val="ru-RU"/>
-        </w:rPr>
-      </w:pPr>
-      <w:r>
-        <w:rPr>
-          <w:bCs/>
-          <w:szCs w:val="28"/>
-          <w:highlight w:val="red"/>
-          <w:lang w:val="ru-RU"/>
-        </w:rPr>
-        <w:t xml:space="preserve">Построена 3Д модель </w:t>
-      </w:r>
-      <w:proofErr w:type="gramStart"/>
-      <w:r>
-        <w:rPr>
-          <w:bCs/>
-          <w:szCs w:val="28"/>
-          <w:highlight w:val="red"/>
-          <w:lang w:val="ru-RU"/>
-        </w:rPr>
-        <w:t>в для</w:t>
-      </w:r>
-      <w:proofErr w:type="gramEnd"/>
-      <w:r>
-        <w:rPr>
-          <w:bCs/>
-          <w:szCs w:val="28"/>
-          <w:highlight w:val="red"/>
-          <w:lang w:val="ru-RU"/>
-        </w:rPr>
-        <w:t xml:space="preserve"> следующего импорта в </w:t>
-      </w:r>
-      <w:proofErr w:type="spellStart"/>
-      <w:r>
-        <w:rPr>
-          <w:bCs/>
-          <w:szCs w:val="28"/>
-          <w:highlight w:val="red"/>
-          <w:lang w:val="ru-RU"/>
-        </w:rPr>
-        <w:t>гащебо</w:t>
-      </w:r>
-      <w:proofErr w:type="spellEnd"/>
+      </w:pPr>
     </w:p>
     <w:sectPr>
-      <w:footerReference w:type="even" r:id="rId16"/>
-      <w:footerReference w:type="default" r:id="rId17"/>
+      <w:footerReference w:type="even" r:id="rId15"/>
+      <w:footerReference w:type="default" r:id="rId16"/>
       <w:pgSz w:w="11906" w:h="16838"/>
       <w:pgMar w:top="1134" w:right="851" w:bottom="1134" w:left="1418" w:header="709" w:footer="709" w:gutter="0"/>
       <w:cols w:space="708"/>
@@ -5506,6 +5281,92 @@
     </w:lvl>
   </w:abstractNum>
   <w:abstractNum w:abstractNumId="7" w15:restartNumberingAfterBreak="0">
+    <w:nsid w:val="19C41BDC"/>
+    <w:multiLevelType w:val="hybridMultilevel"/>
+    <w:tmpl w:val="9466945C"/>
+    <w:lvl w:ilvl="0" w:tplc="FFFFFFFF">
+      <w:start w:val="1"/>
+      <w:numFmt w:val="decimal"/>
+      <w:lvlText w:val="%1."/>
+      <w:lvlJc w:val="left"/>
+      <w:pPr>
+        <w:ind w:left="1080" w:hanging="360"/>
+      </w:pPr>
+    </w:lvl>
+    <w:lvl w:ilvl="1" w:tplc="FFFFFFFF" w:tentative="1">
+      <w:start w:val="1"/>
+      <w:numFmt w:val="lowerLetter"/>
+      <w:lvlText w:val="%2."/>
+      <w:lvlJc w:val="left"/>
+      <w:pPr>
+        <w:ind w:left="1800" w:hanging="360"/>
+      </w:pPr>
+    </w:lvl>
+    <w:lvl w:ilvl="2" w:tplc="FFFFFFFF" w:tentative="1">
+      <w:start w:val="1"/>
+      <w:numFmt w:val="lowerRoman"/>
+      <w:lvlText w:val="%3."/>
+      <w:lvlJc w:val="right"/>
+      <w:pPr>
+        <w:ind w:left="2520" w:hanging="180"/>
+      </w:pPr>
+    </w:lvl>
+    <w:lvl w:ilvl="3" w:tplc="FFFFFFFF" w:tentative="1">
+      <w:start w:val="1"/>
+      <w:numFmt w:val="decimal"/>
+      <w:lvlText w:val="%4."/>
+      <w:lvlJc w:val="left"/>
+      <w:pPr>
+        <w:ind w:left="3240" w:hanging="360"/>
+      </w:pPr>
+    </w:lvl>
+    <w:lvl w:ilvl="4" w:tplc="FFFFFFFF" w:tentative="1">
+      <w:start w:val="1"/>
+      <w:numFmt w:val="lowerLetter"/>
+      <w:lvlText w:val="%5."/>
+      <w:lvlJc w:val="left"/>
+      <w:pPr>
+        <w:ind w:left="3960" w:hanging="360"/>
+      </w:pPr>
+    </w:lvl>
+    <w:lvl w:ilvl="5" w:tplc="FFFFFFFF" w:tentative="1">
+      <w:start w:val="1"/>
+      <w:numFmt w:val="lowerRoman"/>
+      <w:lvlText w:val="%6."/>
+      <w:lvlJc w:val="right"/>
+      <w:pPr>
+        <w:ind w:left="4680" w:hanging="180"/>
+      </w:pPr>
+    </w:lvl>
+    <w:lvl w:ilvl="6" w:tplc="FFFFFFFF" w:tentative="1">
+      <w:start w:val="1"/>
+      <w:numFmt w:val="decimal"/>
+      <w:lvlText w:val="%7."/>
+      <w:lvlJc w:val="left"/>
+      <w:pPr>
+        <w:ind w:left="5400" w:hanging="360"/>
+      </w:pPr>
+    </w:lvl>
+    <w:lvl w:ilvl="7" w:tplc="FFFFFFFF" w:tentative="1">
+      <w:start w:val="1"/>
+      <w:numFmt w:val="lowerLetter"/>
+      <w:lvlText w:val="%8."/>
+      <w:lvlJc w:val="left"/>
+      <w:pPr>
+        <w:ind w:left="6120" w:hanging="360"/>
+      </w:pPr>
+    </w:lvl>
+    <w:lvl w:ilvl="8" w:tplc="FFFFFFFF" w:tentative="1">
+      <w:start w:val="1"/>
+      <w:numFmt w:val="lowerRoman"/>
+      <w:lvlText w:val="%9."/>
+      <w:lvlJc w:val="right"/>
+      <w:pPr>
+        <w:ind w:left="6840" w:hanging="180"/>
+      </w:pPr>
+    </w:lvl>
+  </w:abstractNum>
+  <w:abstractNum w:abstractNumId="8" w15:restartNumberingAfterBreak="0">
     <w:nsid w:val="1B751956"/>
     <w:multiLevelType w:val="hybridMultilevel"/>
     <w:tmpl w:val="416C5E98"/>
@@ -5618,7 +5479,7 @@
       </w:rPr>
     </w:lvl>
   </w:abstractNum>
-  <w:abstractNum w:abstractNumId="8" w15:restartNumberingAfterBreak="0">
+  <w:abstractNum w:abstractNumId="9" w15:restartNumberingAfterBreak="0">
     <w:nsid w:val="1E316FC6"/>
     <w:multiLevelType w:val="hybridMultilevel"/>
     <w:tmpl w:val="BBD8E966"/>
@@ -5731,7 +5592,7 @@
       </w:rPr>
     </w:lvl>
   </w:abstractNum>
-  <w:abstractNum w:abstractNumId="9" w15:restartNumberingAfterBreak="0">
+  <w:abstractNum w:abstractNumId="10" w15:restartNumberingAfterBreak="0">
     <w:nsid w:val="274F46E4"/>
     <w:multiLevelType w:val="hybridMultilevel"/>
     <w:tmpl w:val="32C65232"/>
@@ -5843,7 +5704,7 @@
       </w:rPr>
     </w:lvl>
   </w:abstractNum>
-  <w:abstractNum w:abstractNumId="10" w15:restartNumberingAfterBreak="0">
+  <w:abstractNum w:abstractNumId="11" w15:restartNumberingAfterBreak="0">
     <w:nsid w:val="28270769"/>
     <w:multiLevelType w:val="multilevel"/>
     <w:tmpl w:val="1840A638"/>
@@ -5968,7 +5829,7 @@
       </w:rPr>
     </w:lvl>
   </w:abstractNum>
-  <w:abstractNum w:abstractNumId="11" w15:restartNumberingAfterBreak="0">
+  <w:abstractNum w:abstractNumId="12" w15:restartNumberingAfterBreak="0">
     <w:nsid w:val="2CEE666F"/>
     <w:multiLevelType w:val="hybridMultilevel"/>
     <w:tmpl w:val="02DE7EE6"/>
@@ -6054,7 +5915,7 @@
       </w:pPr>
     </w:lvl>
   </w:abstractNum>
-  <w:abstractNum w:abstractNumId="12" w15:restartNumberingAfterBreak="0">
+  <w:abstractNum w:abstractNumId="13" w15:restartNumberingAfterBreak="0">
     <w:nsid w:val="305568C4"/>
     <w:multiLevelType w:val="hybridMultilevel"/>
     <w:tmpl w:val="99D4E2A4"/>
@@ -6143,7 +6004,7 @@
       </w:pPr>
     </w:lvl>
   </w:abstractNum>
-  <w:abstractNum w:abstractNumId="13" w15:restartNumberingAfterBreak="0">
+  <w:abstractNum w:abstractNumId="14" w15:restartNumberingAfterBreak="0">
     <w:nsid w:val="3ABD2C0A"/>
     <w:multiLevelType w:val="hybridMultilevel"/>
     <w:tmpl w:val="BBD8E966"/>
@@ -6256,7 +6117,7 @@
       </w:rPr>
     </w:lvl>
   </w:abstractNum>
-  <w:abstractNum w:abstractNumId="14" w15:restartNumberingAfterBreak="0">
+  <w:abstractNum w:abstractNumId="15" w15:restartNumberingAfterBreak="0">
     <w:nsid w:val="3BB60639"/>
     <w:multiLevelType w:val="multilevel"/>
     <w:tmpl w:val="86E47DA4"/>
@@ -6371,7 +6232,7 @@
       </w:rPr>
     </w:lvl>
   </w:abstractNum>
-  <w:abstractNum w:abstractNumId="15" w15:restartNumberingAfterBreak="0">
+  <w:abstractNum w:abstractNumId="16" w15:restartNumberingAfterBreak="0">
     <w:nsid w:val="428820BB"/>
     <w:multiLevelType w:val="hybridMultilevel"/>
     <w:tmpl w:val="A894CD84"/>
@@ -6484,7 +6345,7 @@
       </w:rPr>
     </w:lvl>
   </w:abstractNum>
-  <w:abstractNum w:abstractNumId="16" w15:restartNumberingAfterBreak="0">
+  <w:abstractNum w:abstractNumId="17" w15:restartNumberingAfterBreak="0">
     <w:nsid w:val="45B73721"/>
     <w:multiLevelType w:val="hybridMultilevel"/>
     <w:tmpl w:val="BF687A04"/>
@@ -6573,7 +6434,7 @@
       </w:pPr>
     </w:lvl>
   </w:abstractNum>
-  <w:abstractNum w:abstractNumId="17" w15:restartNumberingAfterBreak="0">
+  <w:abstractNum w:abstractNumId="18" w15:restartNumberingAfterBreak="0">
     <w:nsid w:val="469741C7"/>
     <w:multiLevelType w:val="multilevel"/>
     <w:tmpl w:val="01D6A58E"/>
@@ -6688,7 +6549,7 @@
       </w:rPr>
     </w:lvl>
   </w:abstractNum>
-  <w:abstractNum w:abstractNumId="18" w15:restartNumberingAfterBreak="0">
+  <w:abstractNum w:abstractNumId="19" w15:restartNumberingAfterBreak="0">
     <w:nsid w:val="4B90182C"/>
     <w:multiLevelType w:val="hybridMultilevel"/>
     <w:tmpl w:val="F03E3A6A"/>
@@ -6777,7 +6638,7 @@
       </w:pPr>
     </w:lvl>
   </w:abstractNum>
-  <w:abstractNum w:abstractNumId="19" w15:restartNumberingAfterBreak="0">
+  <w:abstractNum w:abstractNumId="20" w15:restartNumberingAfterBreak="0">
     <w:nsid w:val="4ED803B1"/>
     <w:multiLevelType w:val="hybridMultilevel"/>
     <w:tmpl w:val="A5F2BB50"/>
@@ -6889,7 +6750,7 @@
       </w:rPr>
     </w:lvl>
   </w:abstractNum>
-  <w:abstractNum w:abstractNumId="20" w15:restartNumberingAfterBreak="0">
+  <w:abstractNum w:abstractNumId="21" w15:restartNumberingAfterBreak="0">
     <w:nsid w:val="4FB16F5E"/>
     <w:multiLevelType w:val="hybridMultilevel"/>
     <w:tmpl w:val="982C74F0"/>
@@ -7001,7 +6862,7 @@
       </w:rPr>
     </w:lvl>
   </w:abstractNum>
-  <w:abstractNum w:abstractNumId="21" w15:restartNumberingAfterBreak="0">
+  <w:abstractNum w:abstractNumId="22" w15:restartNumberingAfterBreak="0">
     <w:nsid w:val="5165505A"/>
     <w:multiLevelType w:val="hybridMultilevel"/>
     <w:tmpl w:val="E2A0B768"/>
@@ -7087,7 +6948,7 @@
       </w:pPr>
     </w:lvl>
   </w:abstractNum>
-  <w:abstractNum w:abstractNumId="22" w15:restartNumberingAfterBreak="0">
+  <w:abstractNum w:abstractNumId="23" w15:restartNumberingAfterBreak="0">
     <w:nsid w:val="51882316"/>
     <w:multiLevelType w:val="hybridMultilevel"/>
     <w:tmpl w:val="BDDAFBF0"/>
@@ -7176,10 +7037,10 @@
       </w:pPr>
     </w:lvl>
   </w:abstractNum>
-  <w:abstractNum w:abstractNumId="23" w15:restartNumberingAfterBreak="0">
+  <w:abstractNum w:abstractNumId="24" w15:restartNumberingAfterBreak="0">
     <w:nsid w:val="54F27FD3"/>
     <w:multiLevelType w:val="hybridMultilevel"/>
-    <w:tmpl w:val="1ABC190E"/>
+    <w:tmpl w:val="9466945C"/>
     <w:lvl w:ilvl="0" w:tplc="0419000F">
       <w:start w:val="1"/>
       <w:numFmt w:val="decimal"/>
@@ -7262,7 +7123,7 @@
       </w:pPr>
     </w:lvl>
   </w:abstractNum>
-  <w:abstractNum w:abstractNumId="24" w15:restartNumberingAfterBreak="0">
+  <w:abstractNum w:abstractNumId="25" w15:restartNumberingAfterBreak="0">
     <w:nsid w:val="56622EB9"/>
     <w:multiLevelType w:val="hybridMultilevel"/>
     <w:tmpl w:val="5C326794"/>
@@ -7375,7 +7236,7 @@
       </w:rPr>
     </w:lvl>
   </w:abstractNum>
-  <w:abstractNum w:abstractNumId="25" w15:restartNumberingAfterBreak="0">
+  <w:abstractNum w:abstractNumId="26" w15:restartNumberingAfterBreak="0">
     <w:nsid w:val="59B135D7"/>
     <w:multiLevelType w:val="hybridMultilevel"/>
     <w:tmpl w:val="8AA41638"/>
@@ -7488,7 +7349,7 @@
       </w:rPr>
     </w:lvl>
   </w:abstractNum>
-  <w:abstractNum w:abstractNumId="26" w15:restartNumberingAfterBreak="0">
+  <w:abstractNum w:abstractNumId="27" w15:restartNumberingAfterBreak="0">
     <w:nsid w:val="6DF651D3"/>
     <w:multiLevelType w:val="hybridMultilevel"/>
     <w:tmpl w:val="9B92DAA4"/>
@@ -7601,7 +7462,7 @@
       </w:rPr>
     </w:lvl>
   </w:abstractNum>
-  <w:abstractNum w:abstractNumId="27" w15:restartNumberingAfterBreak="0">
+  <w:abstractNum w:abstractNumId="28" w15:restartNumberingAfterBreak="0">
     <w:nsid w:val="6DFC1FFA"/>
     <w:multiLevelType w:val="hybridMultilevel"/>
     <w:tmpl w:val="AF06288E"/>
@@ -7687,7 +7548,7 @@
       </w:pPr>
     </w:lvl>
   </w:abstractNum>
-  <w:abstractNum w:abstractNumId="28" w15:restartNumberingAfterBreak="0">
+  <w:abstractNum w:abstractNumId="29" w15:restartNumberingAfterBreak="0">
     <w:nsid w:val="734F7227"/>
     <w:multiLevelType w:val="hybridMultilevel"/>
     <w:tmpl w:val="0B5C1E80"/>
@@ -7800,7 +7661,7 @@
       </w:rPr>
     </w:lvl>
   </w:abstractNum>
-  <w:abstractNum w:abstractNumId="29" w15:restartNumberingAfterBreak="0">
+  <w:abstractNum w:abstractNumId="30" w15:restartNumberingAfterBreak="0">
     <w:nsid w:val="74EF3D5A"/>
     <w:multiLevelType w:val="multilevel"/>
     <w:tmpl w:val="AF3C3D8C"/>
@@ -7913,7 +7774,7 @@
       </w:pPr>
     </w:lvl>
   </w:abstractNum>
-  <w:abstractNum w:abstractNumId="30" w15:restartNumberingAfterBreak="0">
+  <w:abstractNum w:abstractNumId="31" w15:restartNumberingAfterBreak="0">
     <w:nsid w:val="755F1ADD"/>
     <w:multiLevelType w:val="hybridMultilevel"/>
     <w:tmpl w:val="A2A89A00"/>
@@ -8026,7 +7887,7 @@
       </w:rPr>
     </w:lvl>
   </w:abstractNum>
-  <w:abstractNum w:abstractNumId="31" w15:restartNumberingAfterBreak="0">
+  <w:abstractNum w:abstractNumId="32" w15:restartNumberingAfterBreak="0">
     <w:nsid w:val="77EB423D"/>
     <w:multiLevelType w:val="multilevel"/>
     <w:tmpl w:val="01D6A58E"/>
@@ -8141,7 +8002,7 @@
       </w:rPr>
     </w:lvl>
   </w:abstractNum>
-  <w:abstractNum w:abstractNumId="32" w15:restartNumberingAfterBreak="0">
+  <w:abstractNum w:abstractNumId="33" w15:restartNumberingAfterBreak="0">
     <w:nsid w:val="785A70D7"/>
     <w:multiLevelType w:val="hybridMultilevel"/>
     <w:tmpl w:val="A314C2C6"/>
@@ -8230,7 +8091,7 @@
       </w:pPr>
     </w:lvl>
   </w:abstractNum>
-  <w:abstractNum w:abstractNumId="33" w15:restartNumberingAfterBreak="0">
+  <w:abstractNum w:abstractNumId="34" w15:restartNumberingAfterBreak="0">
     <w:nsid w:val="7ADF10C1"/>
     <w:multiLevelType w:val="hybridMultilevel"/>
     <w:tmpl w:val="D638A514"/>
@@ -8316,7 +8177,7 @@
       </w:pPr>
     </w:lvl>
   </w:abstractNum>
-  <w:abstractNum w:abstractNumId="34" w15:restartNumberingAfterBreak="0">
+  <w:abstractNum w:abstractNumId="35" w15:restartNumberingAfterBreak="0">
     <w:nsid w:val="7BF405A0"/>
     <w:multiLevelType w:val="hybridMultilevel"/>
     <w:tmpl w:val="CA72173A"/>
@@ -8456,7 +8317,7 @@
       </w:rPr>
     </w:lvl>
   </w:abstractNum>
-  <w:abstractNum w:abstractNumId="35" w15:restartNumberingAfterBreak="0">
+  <w:abstractNum w:abstractNumId="36" w15:restartNumberingAfterBreak="0">
     <w:nsid w:val="7F8F6021"/>
     <w:multiLevelType w:val="multilevel"/>
     <w:tmpl w:val="D4D46A44"/>
@@ -8575,73 +8436,73 @@
     <w:abstractNumId w:val="5"/>
   </w:num>
   <w:num w:numId="2" w16cid:durableId="100927936">
+    <w:abstractNumId w:val="35"/>
+  </w:num>
+  <w:num w:numId="3" w16cid:durableId="812331064">
+    <w:abstractNumId w:val="9"/>
+  </w:num>
+  <w:num w:numId="4" w16cid:durableId="879588576">
+    <w:abstractNumId w:val="36"/>
+  </w:num>
+  <w:num w:numId="5" w16cid:durableId="1288272962">
+    <w:abstractNumId w:val="32"/>
+  </w:num>
+  <w:num w:numId="6" w16cid:durableId="527061599">
+    <w:abstractNumId w:val="28"/>
+  </w:num>
+  <w:num w:numId="7" w16cid:durableId="1380398495">
     <w:abstractNumId w:val="34"/>
   </w:num>
-  <w:num w:numId="3" w16cid:durableId="812331064">
-    <w:abstractNumId w:val="8"/>
-  </w:num>
-  <w:num w:numId="4" w16cid:durableId="879588576">
-    <w:abstractNumId w:val="35"/>
-  </w:num>
-  <w:num w:numId="5" w16cid:durableId="1288272962">
-    <w:abstractNumId w:val="31"/>
-  </w:num>
-  <w:num w:numId="6" w16cid:durableId="527061599">
-    <w:abstractNumId w:val="27"/>
-  </w:num>
-  <w:num w:numId="7" w16cid:durableId="1380398495">
-    <w:abstractNumId w:val="33"/>
-  </w:num>
   <w:num w:numId="8" w16cid:durableId="1328485060">
-    <w:abstractNumId w:val="11"/>
+    <w:abstractNumId w:val="12"/>
   </w:num>
   <w:num w:numId="9" w16cid:durableId="787433746">
-    <w:abstractNumId w:val="21"/>
+    <w:abstractNumId w:val="22"/>
   </w:num>
   <w:num w:numId="10" w16cid:durableId="1821650842">
-    <w:abstractNumId w:val="24"/>
+    <w:abstractNumId w:val="25"/>
   </w:num>
   <w:num w:numId="11" w16cid:durableId="1659385620">
-    <w:abstractNumId w:val="16"/>
+    <w:abstractNumId w:val="17"/>
   </w:num>
   <w:num w:numId="12" w16cid:durableId="1085224196">
-    <w:abstractNumId w:val="14"/>
+    <w:abstractNumId w:val="15"/>
   </w:num>
   <w:num w:numId="13" w16cid:durableId="86775111">
-    <w:abstractNumId w:val="17"/>
+    <w:abstractNumId w:val="18"/>
   </w:num>
   <w:num w:numId="14" w16cid:durableId="1753505854">
-    <w:abstractNumId w:val="12"/>
+    <w:abstractNumId w:val="13"/>
   </w:num>
   <w:num w:numId="15" w16cid:durableId="2102873569">
     <w:abstractNumId w:val="4"/>
   </w:num>
   <w:num w:numId="16" w16cid:durableId="204296797">
-    <w:abstractNumId w:val="28"/>
+    <w:abstractNumId w:val="29"/>
   </w:num>
   <w:num w:numId="17" w16cid:durableId="543638809">
-    <w:abstractNumId w:val="9"/>
+    <w:abstractNumId w:val="10"/>
   </w:num>
   <w:num w:numId="18" w16cid:durableId="1947690431">
-    <w:abstractNumId w:val="7"/>
+    <w:abstractNumId w:val="8"/>
   </w:num>
   <w:num w:numId="19" w16cid:durableId="1838114648">
+    <w:abstractNumId w:val="21"/>
+  </w:num>
+  <w:num w:numId="20" w16cid:durableId="934484924">
+    <w:abstractNumId w:val="19"/>
+  </w:num>
+  <w:num w:numId="21" w16cid:durableId="603538512">
+    <w:abstractNumId w:val="33"/>
+  </w:num>
+  <w:num w:numId="22" w16cid:durableId="569774730">
+    <w:abstractNumId w:val="16"/>
+  </w:num>
+  <w:num w:numId="23" w16cid:durableId="1006709607">
     <w:abstractNumId w:val="20"/>
   </w:num>
-  <w:num w:numId="20" w16cid:durableId="934484924">
-    <w:abstractNumId w:val="18"/>
-  </w:num>
-  <w:num w:numId="21" w16cid:durableId="603538512">
-    <w:abstractNumId w:val="32"/>
-  </w:num>
-  <w:num w:numId="22" w16cid:durableId="569774730">
-    <w:abstractNumId w:val="15"/>
-  </w:num>
-  <w:num w:numId="23" w16cid:durableId="1006709607">
-    <w:abstractNumId w:val="19"/>
-  </w:num>
   <w:num w:numId="24" w16cid:durableId="1612283023">
-    <w:abstractNumId w:val="8"/>
+    <w:abstractNumId w:val="9"/>
     <w:lvlOverride w:ilvl="0">
       <w:startOverride w:val="1"/>
     </w:lvlOverride>
@@ -8671,19 +8532,19 @@
     </w:lvlOverride>
   </w:num>
   <w:num w:numId="25" w16cid:durableId="1016616070">
-    <w:abstractNumId w:val="10"/>
+    <w:abstractNumId w:val="11"/>
   </w:num>
   <w:num w:numId="26" w16cid:durableId="228075357">
-    <w:abstractNumId w:val="13"/>
+    <w:abstractNumId w:val="14"/>
   </w:num>
   <w:num w:numId="27" w16cid:durableId="1004406049">
-    <w:abstractNumId w:val="22"/>
+    <w:abstractNumId w:val="23"/>
   </w:num>
   <w:num w:numId="28" w16cid:durableId="1461455995">
-    <w:abstractNumId w:val="26"/>
+    <w:abstractNumId w:val="27"/>
   </w:num>
   <w:num w:numId="29" w16cid:durableId="1231649189">
-    <w:abstractNumId w:val="29"/>
+    <w:abstractNumId w:val="30"/>
   </w:num>
   <w:num w:numId="30" w16cid:durableId="1899244000">
     <w:abstractNumId w:val="3"/>
@@ -8692,13 +8553,16 @@
     <w:abstractNumId w:val="6"/>
   </w:num>
   <w:num w:numId="32" w16cid:durableId="618266875">
-    <w:abstractNumId w:val="25"/>
+    <w:abstractNumId w:val="26"/>
   </w:num>
   <w:num w:numId="33" w16cid:durableId="327441933">
-    <w:abstractNumId w:val="30"/>
+    <w:abstractNumId w:val="31"/>
   </w:num>
   <w:num w:numId="34" w16cid:durableId="2142645145">
-    <w:abstractNumId w:val="23"/>
+    <w:abstractNumId w:val="24"/>
+  </w:num>
+  <w:num w:numId="35" w16cid:durableId="2120903601">
+    <w:abstractNumId w:val="7"/>
   </w:num>
   <w:numIdMacAtCleanup w:val="5"/>
 </w:numbering>

--- a/Отчет/Технологическая практика.docx
+++ b/Отчет/Технологическая практика.docx
@@ -1,6 +1,6 @@
 
 <file path=word/document.xml><?xml version="1.0" encoding="utf-8"?>
-<w:document xmlns:wpc="http://schemas.microsoft.com/office/word/2010/wordprocessingCanvas" xmlns:cx="http://schemas.microsoft.com/office/drawing/2014/chartex" xmlns:cx1="http://schemas.microsoft.com/office/drawing/2015/9/8/chartex" xmlns:cx2="http://schemas.microsoft.com/office/drawing/2015/10/21/chartex" xmlns:cx3="http://schemas.microsoft.com/office/drawing/2016/5/9/chartex" xmlns:cx4="http://schemas.microsoft.com/office/drawing/2016/5/10/chartex" xmlns:cx5="http://schemas.microsoft.com/office/drawing/2016/5/11/chartex" xmlns:cx6="http://schemas.microsoft.com/office/drawing/2016/5/12/chartex" xmlns:cx7="http://schemas.microsoft.com/office/drawing/2016/5/13/chartex" xmlns:cx8="http://schemas.microsoft.com/office/drawing/2016/5/14/chartex" xmlns:mc="http://schemas.openxmlformats.org/markup-compatibility/2006" xmlns:aink="http://schemas.microsoft.com/office/drawing/2016/ink" xmlns:am3d="http://schemas.microsoft.com/office/drawing/2017/model3d" xmlns:o="urn:schemas-microsoft-com:office:office" xmlns:oel="http://schemas.microsoft.com/office/2019/extlst" xmlns:r="http://schemas.openxmlformats.org/officeDocument/2006/relationships" xmlns:m="http://schemas.openxmlformats.org/officeDocument/2006/math" xmlns:v="urn:schemas-microsoft-com:vml" xmlns:wp14="http://schemas.microsoft.com/office/word/2010/wordprocessingDrawing" xmlns:wp="http://schemas.openxmlformats.org/drawingml/2006/wordprocessingDrawing" xmlns:w10="urn:schemas-microsoft-com:office:word" xmlns:w="http://schemas.openxmlformats.org/wordprocessingml/2006/main" xmlns:w14="http://schemas.microsoft.com/office/word/2010/wordml" xmlns:w15="http://schemas.microsoft.com/office/word/2012/wordml" xmlns:w16cex="http://schemas.microsoft.com/office/word/2018/wordml/cex" xmlns:w16cid="http://schemas.microsoft.com/office/word/2016/wordml/cid" xmlns:w16="http://schemas.microsoft.com/office/word/2018/wordml" xmlns:w16du="http://schemas.microsoft.com/office/word/2023/wordml/word16du" xmlns:w16sdtdh="http://schemas.microsoft.com/office/word/2020/wordml/sdtdatahash" xmlns:w16sdtfl="http://schemas.microsoft.com/office/word/2024/wordml/sdtformatlock" xmlns:w16se="http://schemas.microsoft.com/office/word/2015/wordml/symex" xmlns:wpg="http://schemas.microsoft.com/office/word/2010/wordprocessingGroup" xmlns:wpi="http://schemas.microsoft.com/office/word/2010/wordprocessingInk" xmlns:wne="http://schemas.microsoft.com/office/word/2006/wordml" xmlns:wps="http://schemas.microsoft.com/office/word/2010/wordprocessingShape" mc:Ignorable="w14 w15 w16se w16cid w16 w16cex w16sdtdh w16sdtfl w16du wp14">
+<w:document xmlns:wpc="http://schemas.microsoft.com/office/word/2010/wordprocessingCanvas" xmlns:cx="http://schemas.microsoft.com/office/drawing/2014/chartex" xmlns:cx1="http://schemas.microsoft.com/office/drawing/2015/9/8/chartex" xmlns:cx2="http://schemas.microsoft.com/office/drawing/2015/10/21/chartex" xmlns:cx3="http://schemas.microsoft.com/office/drawing/2016/5/9/chartex" xmlns:cx4="http://schemas.microsoft.com/office/drawing/2016/5/10/chartex" xmlns:cx5="http://schemas.microsoft.com/office/drawing/2016/5/11/chartex" xmlns:cx6="http://schemas.microsoft.com/office/drawing/2016/5/12/chartex" xmlns:cx7="http://schemas.microsoft.com/office/drawing/2016/5/13/chartex" xmlns:cx8="http://schemas.microsoft.com/office/drawing/2016/5/14/chartex" xmlns:mc="http://schemas.openxmlformats.org/markup-compatibility/2006" xmlns:aink="http://schemas.microsoft.com/office/drawing/2016/ink" xmlns:am3d="http://schemas.microsoft.com/office/drawing/2017/model3d" xmlns:o="urn:schemas-microsoft-com:office:office" xmlns:oel="http://schemas.microsoft.com/office/2019/extlst" xmlns:r="http://schemas.openxmlformats.org/officeDocument/2006/relationships" xmlns:m="http://schemas.openxmlformats.org/officeDocument/2006/math" xmlns:v="urn:schemas-microsoft-com:vml" xmlns:wp14="http://schemas.microsoft.com/office/word/2010/wordprocessingDrawing" xmlns:wp="http://schemas.openxmlformats.org/drawingml/2006/wordprocessingDrawing" xmlns:w10="urn:schemas-microsoft-com:office:word" xmlns:w="http://schemas.openxmlformats.org/wordprocessingml/2006/main" xmlns:w14="http://schemas.microsoft.com/office/word/2010/wordml" xmlns:w15="http://schemas.microsoft.com/office/word/2012/wordml" xmlns:w16cex="http://schemas.microsoft.com/office/word/2018/wordml/cex" xmlns:w16cid="http://schemas.microsoft.com/office/word/2016/wordml/cid" xmlns:w16="http://schemas.microsoft.com/office/word/2018/wordml" xmlns:w16sdtdh="http://schemas.microsoft.com/office/word/2020/wordml/sdtdatahash" xmlns:w16se="http://schemas.microsoft.com/office/word/2015/wordml/symex" xmlns:wpg="http://schemas.microsoft.com/office/word/2010/wordprocessingGroup" xmlns:wpi="http://schemas.microsoft.com/office/word/2010/wordprocessingInk" xmlns:wne="http://schemas.microsoft.com/office/word/2006/wordml" xmlns:wps="http://schemas.microsoft.com/office/word/2010/wordprocessingShape" mc:Ignorable="w14 w15 w16se w16cid w16 w16cex w16sdtdh wp14">
   <w:body>
     <w:tbl>
       <w:tblPr>
@@ -842,13 +842,23 @@
                 <w:szCs w:val="28"/>
               </w:rPr>
             </w:pPr>
+            <w:proofErr w:type="spellStart"/>
             <w:r>
               <w:rPr>
                 <w:rFonts w:ascii="Times New Roman" w:hAnsi="Times New Roman" w:cs="Times New Roman"/>
                 <w:sz w:val="28"/>
                 <w:szCs w:val="28"/>
               </w:rPr>
-              <w:t xml:space="preserve">Держанский Сергей Андреевич </w:t>
+              <w:t>Держанский</w:t>
+            </w:r>
+            <w:proofErr w:type="spellEnd"/>
+            <w:r>
+              <w:rPr>
+                <w:rFonts w:ascii="Times New Roman" w:hAnsi="Times New Roman" w:cs="Times New Roman"/>
+                <w:sz w:val="28"/>
+                <w:szCs w:val="28"/>
+              </w:rPr>
+              <w:t xml:space="preserve"> Сергей Андреевич </w:t>
             </w:r>
           </w:p>
         </w:tc>
@@ -1530,7 +1540,27 @@
           <w:sz w:val="28"/>
           <w:szCs w:val="28"/>
         </w:rPr>
-        <w:t>студенту Держанскому Сергею Андреевичу</w:t>
+        <w:t xml:space="preserve">студенту </w:t>
+      </w:r>
+      <w:proofErr w:type="spellStart"/>
+      <w:r>
+        <w:rPr>
+          <w:rFonts w:ascii="Times New Roman" w:hAnsi="Times New Roman" w:cs="Times New Roman"/>
+          <w:b/>
+          <w:sz w:val="28"/>
+          <w:szCs w:val="28"/>
+        </w:rPr>
+        <w:t>Держанскому</w:t>
+      </w:r>
+      <w:proofErr w:type="spellEnd"/>
+      <w:r>
+        <w:rPr>
+          <w:rFonts w:ascii="Times New Roman" w:hAnsi="Times New Roman" w:cs="Times New Roman"/>
+          <w:b/>
+          <w:sz w:val="28"/>
+          <w:szCs w:val="28"/>
+        </w:rPr>
+        <w:t xml:space="preserve"> Сергею Андреевичу</w:t>
       </w:r>
     </w:p>
     <w:p>
@@ -1959,7 +1989,25 @@
           <w:sz w:val="28"/>
           <w:szCs w:val="28"/>
         </w:rPr>
-        <w:t>Подготовить программную среду Ubuntu, ROS и Gazebo.</w:t>
+        <w:t xml:space="preserve">Подготовить программную среду Ubuntu, ROS и </w:t>
+      </w:r>
+      <w:proofErr w:type="spellStart"/>
+      <w:r>
+        <w:rPr>
+          <w:bCs/>
+          <w:sz w:val="28"/>
+          <w:szCs w:val="28"/>
+        </w:rPr>
+        <w:t>Gazebo</w:t>
+      </w:r>
+      <w:proofErr w:type="spellEnd"/>
+      <w:r>
+        <w:rPr>
+          <w:bCs/>
+          <w:sz w:val="28"/>
+          <w:szCs w:val="28"/>
+        </w:rPr>
+        <w:t>.</w:t>
       </w:r>
     </w:p>
     <w:p>
@@ -2602,7 +2650,15 @@
         <w:pStyle w:val="aff"/>
       </w:pPr>
       <w:r>
-        <w:t>Для корректного моделирования динамики мобильного робота в среде Gazebo каждому элементу конструкции необходимо задать массу и моменты инерции. Данные параметры используются физическим движком для расчёта ускорений, угловых скоростей и реакции модели на приложенные силы и моменты. Отсутствие или некорректное задание инерционных характеристик приводит к неустойчивости модели и некорректной симуляции движения.</w:t>
+        <w:t xml:space="preserve">Для корректного моделирования динамики мобильного робота в среде </w:t>
+      </w:r>
+      <w:proofErr w:type="spellStart"/>
+      <w:r>
+        <w:t>Gazebo</w:t>
+      </w:r>
+      <w:proofErr w:type="spellEnd"/>
+      <w:r>
+        <w:t xml:space="preserve"> каждому элементу конструкции необходимо задать массу и моменты инерции. Данные параметры используются физическим движком для расчёта ускорений, угловых скоростей и реакции модели на приложенные силы и моменты. Отсутствие или некорректное задание инерционных характеристик приводит к неустойчивости модели и некорректной симуляции движения.</w:t>
       </w:r>
     </w:p>
     <w:p>
@@ -2706,6 +2762,9 @@
           <m:t>m=5</m:t>
         </m:r>
       </m:oMath>
+      <w:r>
+        <w:t xml:space="preserve"> </w:t>
+      </w:r>
       <w:r>
         <w:t>кг. Значение массы выбрано на основании типовых характеристик малогабаритных мобильных платформ, включающих аккумулятор, контроллер управления и сенсорное оборудование.</w:t>
       </w:r>
@@ -3533,7 +3592,23 @@
         <w:pStyle w:val="aff"/>
       </w:pPr>
       <w:r>
-        <w:t>Эти значения были использованы в качестве исходных при заполнении блока &lt;inertial&gt; в URDF и незначительно скорректированы для устойчивой работы модели в Gazebo.</w:t>
+        <w:t>Эти значения были использованы в качестве исходных при заполнении блока &lt;</w:t>
+      </w:r>
+      <w:proofErr w:type="spellStart"/>
+      <w:r>
+        <w:t>inertial</w:t>
+      </w:r>
+      <w:proofErr w:type="spellEnd"/>
+      <w:r>
+        <w:t xml:space="preserve">&gt; в URDF и незначительно скорректированы для устойчивой работы модели в </w:t>
+      </w:r>
+      <w:proofErr w:type="spellStart"/>
+      <w:r>
+        <w:t>Gazebo</w:t>
+      </w:r>
+      <w:proofErr w:type="spellEnd"/>
+      <w:r>
+        <w:t>.</w:t>
       </w:r>
     </w:p>
     <w:p>
@@ -4161,6 +4236,7 @@
         </w:rPr>
         <w:t xml:space="preserve">Для упрощения запуска разработанной системы был создан файл автоматического запуска моделирования </w:t>
       </w:r>
+      <w:proofErr w:type="gramStart"/>
       <w:r>
         <w:rPr>
           <w:rFonts w:ascii="Times New Roman" w:hAnsi="Times New Roman" w:cs="Times New Roman"/>
@@ -4185,6 +4261,7 @@
         </w:rPr>
         <w:t>launch</w:t>
       </w:r>
+      <w:proofErr w:type="gramEnd"/>
       <w:r>
         <w:rPr>
           <w:rFonts w:ascii="Times New Roman" w:hAnsi="Times New Roman" w:cs="Times New Roman"/>
@@ -4291,7 +4368,25 @@
           <w:sz w:val="28"/>
           <w:lang w:eastAsia="x-none"/>
         </w:rPr>
-        <w:t>В ходе выполнения работы ROS использовалась в качестве основной платформы для управления мобильным роботом в симуляционной среде Gazebo. Управление движением реализовано путём публикации команд линейной и угловой скоро</w:t>
+        <w:t xml:space="preserve">В ходе выполнения работы ROS использовалась в качестве основной платформы для управления мобильным роботом в симуляционной среде </w:t>
+      </w:r>
+      <w:proofErr w:type="spellStart"/>
+      <w:r>
+        <w:rPr>
+          <w:rFonts w:ascii="Times New Roman" w:hAnsi="Times New Roman" w:cs="Times New Roman"/>
+          <w:sz w:val="28"/>
+          <w:lang w:eastAsia="x-none"/>
+        </w:rPr>
+        <w:t>Gazebo</w:t>
+      </w:r>
+      <w:proofErr w:type="spellEnd"/>
+      <w:r>
+        <w:rPr>
+          <w:rFonts w:ascii="Times New Roman" w:hAnsi="Times New Roman" w:cs="Times New Roman"/>
+          <w:sz w:val="28"/>
+          <w:lang w:eastAsia="x-none"/>
+        </w:rPr>
+        <w:t>. Управление движением реализовано путём публикации команд линейной и угловой скоро</w:t>
       </w:r>
       <w:r>
         <w:rPr>
@@ -4315,8 +4410,27 @@
           <w:sz w:val="28"/>
           <w:lang w:eastAsia="x-none"/>
         </w:rPr>
-        <w:t> /cmd_vel</w:t>
-      </w:r>
+        <w:t> /</w:t>
+      </w:r>
+      <w:proofErr w:type="spellStart"/>
+      <w:r>
+        <w:rPr>
+          <w:rFonts w:ascii="Times New Roman" w:hAnsi="Times New Roman" w:cs="Times New Roman"/>
+          <w:sz w:val="28"/>
+          <w:lang w:eastAsia="x-none"/>
+        </w:rPr>
+        <w:t>cmd_</w:t>
+      </w:r>
+      <w:proofErr w:type="gramStart"/>
+      <w:r>
+        <w:rPr>
+          <w:rFonts w:ascii="Times New Roman" w:hAnsi="Times New Roman" w:cs="Times New Roman"/>
+          <w:sz w:val="28"/>
+          <w:lang w:eastAsia="x-none"/>
+        </w:rPr>
+        <w:t>vel</w:t>
+      </w:r>
+      <w:proofErr w:type="spellEnd"/>
       <w:r>
         <w:rPr>
           <w:rFonts w:ascii="Times New Roman" w:hAnsi="Times New Roman" w:cs="Times New Roman"/>
@@ -4331,7 +4445,70 @@
           <w:sz w:val="28"/>
           <w:lang w:eastAsia="x-none"/>
         </w:rPr>
-        <w:t xml:space="preserve"> с использованием сообщений типа geometry_msgs/Twist — подписанная на этот топик модель робота в Gazebo отрабатывала полученные команды. Для получения обратной связи о положении </w:t>
+        <w:t> с</w:t>
+      </w:r>
+      <w:proofErr w:type="gramEnd"/>
+      <w:r>
+        <w:rPr>
+          <w:rFonts w:ascii="Times New Roman" w:hAnsi="Times New Roman" w:cs="Times New Roman"/>
+          <w:sz w:val="28"/>
+          <w:lang w:eastAsia="x-none"/>
+        </w:rPr>
+        <w:t xml:space="preserve"> использованием сообщений типа </w:t>
+      </w:r>
+      <w:proofErr w:type="spellStart"/>
+      <w:r>
+        <w:rPr>
+          <w:rFonts w:ascii="Times New Roman" w:hAnsi="Times New Roman" w:cs="Times New Roman"/>
+          <w:sz w:val="28"/>
+          <w:lang w:eastAsia="x-none"/>
+        </w:rPr>
+        <w:t>geometry_msgs</w:t>
+      </w:r>
+      <w:proofErr w:type="spellEnd"/>
+      <w:r>
+        <w:rPr>
+          <w:rFonts w:ascii="Times New Roman" w:hAnsi="Times New Roman" w:cs="Times New Roman"/>
+          <w:sz w:val="28"/>
+          <w:lang w:eastAsia="x-none"/>
+        </w:rPr>
+        <w:t>/</w:t>
+      </w:r>
+      <w:proofErr w:type="spellStart"/>
+      <w:r>
+        <w:rPr>
+          <w:rFonts w:ascii="Times New Roman" w:hAnsi="Times New Roman" w:cs="Times New Roman"/>
+          <w:sz w:val="28"/>
+          <w:lang w:eastAsia="x-none"/>
+        </w:rPr>
+        <w:t>Twist</w:t>
+      </w:r>
+      <w:proofErr w:type="spellEnd"/>
+      <w:r>
+        <w:rPr>
+          <w:rFonts w:ascii="Times New Roman" w:hAnsi="Times New Roman" w:cs="Times New Roman"/>
+          <w:sz w:val="28"/>
+          <w:lang w:eastAsia="x-none"/>
+        </w:rPr>
+        <w:t xml:space="preserve"> — подписанная на этот топик модель робота в </w:t>
+      </w:r>
+      <w:proofErr w:type="spellStart"/>
+      <w:r>
+        <w:rPr>
+          <w:rFonts w:ascii="Times New Roman" w:hAnsi="Times New Roman" w:cs="Times New Roman"/>
+          <w:sz w:val="28"/>
+          <w:lang w:eastAsia="x-none"/>
+        </w:rPr>
+        <w:t>Gazebo</w:t>
+      </w:r>
+      <w:proofErr w:type="spellEnd"/>
+      <w:r>
+        <w:rPr>
+          <w:rFonts w:ascii="Times New Roman" w:hAnsi="Times New Roman" w:cs="Times New Roman"/>
+          <w:sz w:val="28"/>
+          <w:lang w:eastAsia="x-none"/>
+        </w:rPr>
+        <w:t xml:space="preserve"> отрабатывала полученные команды. Для получения обратной связи о положении </w:t>
       </w:r>
       <w:r>
         <w:rPr>
@@ -4340,7 +4517,117 @@
           <w:lang w:eastAsia="x-none"/>
         </w:rPr>
         <w:lastRenderedPageBreak/>
-        <w:t>робота применялся топик /odom, данные из которого позволили реализовать автоматический возврат в начальную точку после выполнения серии манёвров. Запуск всей системы осуществлялся с помощью launch-файла robot.launch, который автоматически загружал среду Gazebo, виртуальный мир и размещал модель робота. Лидарный датчик, смоделированный в Gazebo, также был интегрирован через ROS-механизмы, публикуя данные об обнаруженных препятствиях в соответствующий топик для последующей обработки.</w:t>
+        <w:t>робота применялся топик /</w:t>
+      </w:r>
+      <w:proofErr w:type="spellStart"/>
+      <w:r>
+        <w:rPr>
+          <w:rFonts w:ascii="Times New Roman" w:hAnsi="Times New Roman" w:cs="Times New Roman"/>
+          <w:sz w:val="28"/>
+          <w:lang w:eastAsia="x-none"/>
+        </w:rPr>
+        <w:t>odom</w:t>
+      </w:r>
+      <w:proofErr w:type="spellEnd"/>
+      <w:r>
+        <w:rPr>
+          <w:rFonts w:ascii="Times New Roman" w:hAnsi="Times New Roman" w:cs="Times New Roman"/>
+          <w:sz w:val="28"/>
+          <w:lang w:eastAsia="x-none"/>
+        </w:rPr>
+        <w:t xml:space="preserve">, данные из которого позволили реализовать автоматический возврат в начальную точку после выполнения серии манёвров. Запуск всей системы осуществлялся с помощью </w:t>
+      </w:r>
+      <w:proofErr w:type="spellStart"/>
+      <w:r>
+        <w:rPr>
+          <w:rFonts w:ascii="Times New Roman" w:hAnsi="Times New Roman" w:cs="Times New Roman"/>
+          <w:sz w:val="28"/>
+          <w:lang w:eastAsia="x-none"/>
+        </w:rPr>
+        <w:t>launch</w:t>
+      </w:r>
+      <w:proofErr w:type="spellEnd"/>
+      <w:r>
+        <w:rPr>
+          <w:rFonts w:ascii="Times New Roman" w:hAnsi="Times New Roman" w:cs="Times New Roman"/>
+          <w:sz w:val="28"/>
+          <w:lang w:eastAsia="x-none"/>
+        </w:rPr>
+        <w:t>-файла </w:t>
+      </w:r>
+      <w:proofErr w:type="spellStart"/>
+      <w:proofErr w:type="gramStart"/>
+      <w:r>
+        <w:rPr>
+          <w:rFonts w:ascii="Times New Roman" w:hAnsi="Times New Roman" w:cs="Times New Roman"/>
+          <w:sz w:val="28"/>
+          <w:lang w:eastAsia="x-none"/>
+        </w:rPr>
+        <w:t>robot.launch</w:t>
+      </w:r>
+      <w:proofErr w:type="spellEnd"/>
+      <w:proofErr w:type="gramEnd"/>
+      <w:r>
+        <w:rPr>
+          <w:rFonts w:ascii="Times New Roman" w:hAnsi="Times New Roman" w:cs="Times New Roman"/>
+          <w:sz w:val="28"/>
+          <w:lang w:eastAsia="x-none"/>
+        </w:rPr>
+        <w:t xml:space="preserve">, который автоматически загружал среду </w:t>
+      </w:r>
+      <w:proofErr w:type="spellStart"/>
+      <w:r>
+        <w:rPr>
+          <w:rFonts w:ascii="Times New Roman" w:hAnsi="Times New Roman" w:cs="Times New Roman"/>
+          <w:sz w:val="28"/>
+          <w:lang w:eastAsia="x-none"/>
+        </w:rPr>
+        <w:t>Gazebo</w:t>
+      </w:r>
+      <w:proofErr w:type="spellEnd"/>
+      <w:r>
+        <w:rPr>
+          <w:rFonts w:ascii="Times New Roman" w:hAnsi="Times New Roman" w:cs="Times New Roman"/>
+          <w:sz w:val="28"/>
+          <w:lang w:eastAsia="x-none"/>
+        </w:rPr>
+        <w:t xml:space="preserve">, виртуальный мир и размещал модель робота. </w:t>
+      </w:r>
+      <w:proofErr w:type="spellStart"/>
+      <w:r>
+        <w:rPr>
+          <w:rFonts w:ascii="Times New Roman" w:hAnsi="Times New Roman" w:cs="Times New Roman"/>
+          <w:sz w:val="28"/>
+          <w:lang w:eastAsia="x-none"/>
+        </w:rPr>
+        <w:t>Лидарный</w:t>
+      </w:r>
+      <w:proofErr w:type="spellEnd"/>
+      <w:r>
+        <w:rPr>
+          <w:rFonts w:ascii="Times New Roman" w:hAnsi="Times New Roman" w:cs="Times New Roman"/>
+          <w:sz w:val="28"/>
+          <w:lang w:eastAsia="x-none"/>
+        </w:rPr>
+        <w:t xml:space="preserve"> датчик, смоделированный в </w:t>
+      </w:r>
+      <w:proofErr w:type="spellStart"/>
+      <w:r>
+        <w:rPr>
+          <w:rFonts w:ascii="Times New Roman" w:hAnsi="Times New Roman" w:cs="Times New Roman"/>
+          <w:sz w:val="28"/>
+          <w:lang w:eastAsia="x-none"/>
+        </w:rPr>
+        <w:t>Gazebo</w:t>
+      </w:r>
+      <w:proofErr w:type="spellEnd"/>
+      <w:r>
+        <w:rPr>
+          <w:rFonts w:ascii="Times New Roman" w:hAnsi="Times New Roman" w:cs="Times New Roman"/>
+          <w:sz w:val="28"/>
+          <w:lang w:eastAsia="x-none"/>
+        </w:rPr>
+        <w:t>, также был интегрирован через ROS-механизмы, публикуя данные об обнаруженных препятствиях в соответствующий топик для последующей обработки.</w:t>
       </w:r>
     </w:p>
     <w:p>
@@ -4389,15 +4676,69 @@
           <w:sz w:val="28"/>
           <w:lang w:eastAsia="x-none"/>
         </w:rPr>
-        <w:t>После завершения последовательности манёвров запускается алгоритм автоматического возврата в исходное положение. Для этого на основании данных одометрии вычисляются текущее положение робота, расстояние до начальной точки и требуемый угол поворота. Робот автоматически ориентируется в направлении точки старта и выполняет движение до достижения исходных координат. После возвращения в начальную точку дополнительно производится восстановление первоначальной ориентации робота путём сравнения текущего угла поворота с сохранённым значением ориентации, зарегистрированным перед началом движения.</w:t>
-      </w:r>
-      <w:r>
-        <w:rPr>
-          <w:rFonts w:ascii="Times New Roman" w:hAnsi="Times New Roman" w:cs="Times New Roman"/>
-          <w:sz w:val="28"/>
-          <w:lang w:eastAsia="x-none"/>
-        </w:rPr>
-        <w:t xml:space="preserve"> Реализованный алгоритм использовался для проверки корректности работы модели робота, системы одометрии и механизмов управления движением в среде Gazebo.</w:t>
+        <w:t xml:space="preserve">После завершения последовательности манёвров запускается алгоритм автоматического возврата в исходное положение. Для этого на основании данных </w:t>
+      </w:r>
+      <w:proofErr w:type="spellStart"/>
+      <w:r>
+        <w:rPr>
+          <w:rFonts w:ascii="Times New Roman" w:hAnsi="Times New Roman" w:cs="Times New Roman"/>
+          <w:sz w:val="28"/>
+          <w:lang w:eastAsia="x-none"/>
+        </w:rPr>
+        <w:t>одометрии</w:t>
+      </w:r>
+      <w:proofErr w:type="spellEnd"/>
+      <w:r>
+        <w:rPr>
+          <w:rFonts w:ascii="Times New Roman" w:hAnsi="Times New Roman" w:cs="Times New Roman"/>
+          <w:sz w:val="28"/>
+          <w:lang w:eastAsia="x-none"/>
+        </w:rPr>
+        <w:t xml:space="preserve"> вычисляются текущее положение робота, расстояние до начальной точки и требуемый угол поворота. Робот автоматически ориентируется в направлении точки старта и выполняет движение до достижения исходных координат. После возвращения в начальную точку дополнительно производится восстановление первоначальной ориентации робота путём сравнения текущего угла поворота с сохранённым значением ориентации, зарегистрированным перед началом движения.</w:t>
+      </w:r>
+      <w:r>
+        <w:rPr>
+          <w:rFonts w:ascii="Times New Roman" w:hAnsi="Times New Roman" w:cs="Times New Roman"/>
+          <w:sz w:val="28"/>
+          <w:lang w:eastAsia="x-none"/>
+        </w:rPr>
+        <w:t xml:space="preserve"> Реализованный алгоритм использовался для проверки корректности работы модели робота, системы </w:t>
+      </w:r>
+      <w:proofErr w:type="spellStart"/>
+      <w:r>
+        <w:rPr>
+          <w:rFonts w:ascii="Times New Roman" w:hAnsi="Times New Roman" w:cs="Times New Roman"/>
+          <w:sz w:val="28"/>
+          <w:lang w:eastAsia="x-none"/>
+        </w:rPr>
+        <w:t>одометрии</w:t>
+      </w:r>
+      <w:proofErr w:type="spellEnd"/>
+      <w:r>
+        <w:rPr>
+          <w:rFonts w:ascii="Times New Roman" w:hAnsi="Times New Roman" w:cs="Times New Roman"/>
+          <w:sz w:val="28"/>
+          <w:lang w:eastAsia="x-none"/>
+        </w:rPr>
+        <w:t xml:space="preserve"> и механизмов управления движением в среде </w:t>
+      </w:r>
+      <w:proofErr w:type="spellStart"/>
+      <w:r>
+        <w:rPr>
+          <w:rFonts w:ascii="Times New Roman" w:hAnsi="Times New Roman" w:cs="Times New Roman"/>
+          <w:sz w:val="28"/>
+          <w:lang w:eastAsia="x-none"/>
+        </w:rPr>
+        <w:t>Gazebo</w:t>
+      </w:r>
+      <w:proofErr w:type="spellEnd"/>
+      <w:r>
+        <w:rPr>
+          <w:rFonts w:ascii="Times New Roman" w:hAnsi="Times New Roman" w:cs="Times New Roman"/>
+          <w:sz w:val="28"/>
+          <w:lang w:eastAsia="x-none"/>
+        </w:rPr>
+        <w:t>.</w:t>
       </w:r>
       <w:r>
         <w:rPr>
@@ -4551,6 +4892,25 @@
         </w:rPr>
         <w:t xml:space="preserve"> Движение робота в виртуальной комнате</w:t>
       </w:r>
+    </w:p>
+    <w:p/>
+    <w:p>
+      <w:pPr>
+        <w:pStyle w:val="afa"/>
+        <w:tabs>
+          <w:tab w:val="left" w:pos="0"/>
+        </w:tabs>
+        <w:spacing w:line="360" w:lineRule="auto"/>
+        <w:jc w:val="center"/>
+        <w:rPr>
+          <w:rFonts w:ascii="Times New Roman" w:hAnsi="Times New Roman" w:cs="Times New Roman"/>
+          <w:i w:val="0"/>
+          <w:iCs w:val="0"/>
+          <w:color w:val="auto"/>
+          <w:sz w:val="28"/>
+          <w:szCs w:val="28"/>
+        </w:rPr>
+      </w:pPr>
       <w:r>
         <w:rPr>
           <w:rFonts w:ascii="Times New Roman" w:hAnsi="Times New Roman" w:cs="Times New Roman"/>
@@ -4811,7 +5171,29 @@
           <w:sz w:val="28"/>
           <w:lang w:eastAsia="x-none"/>
         </w:rPr>
-        <w:t>5. Проверка работы лидарного датчика и системы обнаружения объектов</w:t>
+        <w:t xml:space="preserve">5. Проверка работы </w:t>
+      </w:r>
+      <w:proofErr w:type="spellStart"/>
+      <w:r>
+        <w:rPr>
+          <w:rFonts w:ascii="Times New Roman" w:hAnsi="Times New Roman" w:cs="Times New Roman"/>
+          <w:b/>
+          <w:bCs/>
+          <w:sz w:val="28"/>
+          <w:lang w:eastAsia="x-none"/>
+        </w:rPr>
+        <w:t>лидарного</w:t>
+      </w:r>
+      <w:proofErr w:type="spellEnd"/>
+      <w:r>
+        <w:rPr>
+          <w:rFonts w:ascii="Times New Roman" w:hAnsi="Times New Roman" w:cs="Times New Roman"/>
+          <w:b/>
+          <w:bCs/>
+          <w:sz w:val="28"/>
+          <w:lang w:eastAsia="x-none"/>
+        </w:rPr>
+        <w:t xml:space="preserve"> датчика и системы обнаружения объектов</w:t>
       </w:r>
     </w:p>
     <w:p>
@@ -4840,6 +5222,7 @@
       <w:r>
         <w:t xml:space="preserve"> </w:t>
       </w:r>
+      <w:proofErr w:type="spellStart"/>
       <w:r>
         <w:rPr>
           <w:rFonts w:ascii="Times New Roman" w:hAnsi="Times New Roman" w:cs="Times New Roman"/>
@@ -4857,13 +5240,122 @@
         </w:rPr>
         <w:t>идар</w:t>
       </w:r>
-      <w:r>
-        <w:rPr>
-          <w:rFonts w:ascii="Times New Roman" w:hAnsi="Times New Roman" w:cs="Times New Roman"/>
-          <w:sz w:val="28"/>
-          <w:lang w:eastAsia="x-none"/>
-        </w:rPr>
-        <w:t xml:space="preserve"> (LiDAR — Light Detection and Ranging) представляет собой датчик дистанционного зондирования, предназначенный для измерения расстояния до окружающих объектов с помощью лазерного излучения. Принцип работы лидара основан на излучении лазерного луча и измерении времени его возврата после отражения от препятствия. На основании полученных измерений формируется информация о расположении объектов в окружающем пространстве. В мобильной робототехнике лидар широко используется для построения карт местности, обнаружения препятствий, навигации и обеспечения безопасного движения робота. </w:t>
+      <w:proofErr w:type="spellEnd"/>
+      <w:r>
+        <w:rPr>
+          <w:rFonts w:ascii="Times New Roman" w:hAnsi="Times New Roman" w:cs="Times New Roman"/>
+          <w:sz w:val="28"/>
+          <w:lang w:eastAsia="x-none"/>
+        </w:rPr>
+        <w:t xml:space="preserve"> (</w:t>
+      </w:r>
+      <w:proofErr w:type="spellStart"/>
+      <w:r>
+        <w:rPr>
+          <w:rFonts w:ascii="Times New Roman" w:hAnsi="Times New Roman" w:cs="Times New Roman"/>
+          <w:sz w:val="28"/>
+          <w:lang w:eastAsia="x-none"/>
+        </w:rPr>
+        <w:t>LiDAR</w:t>
+      </w:r>
+      <w:proofErr w:type="spellEnd"/>
+      <w:r>
+        <w:rPr>
+          <w:rFonts w:ascii="Times New Roman" w:hAnsi="Times New Roman" w:cs="Times New Roman"/>
+          <w:sz w:val="28"/>
+          <w:lang w:eastAsia="x-none"/>
+        </w:rPr>
+        <w:t xml:space="preserve"> — Light </w:t>
+      </w:r>
+      <w:proofErr w:type="spellStart"/>
+      <w:r>
+        <w:rPr>
+          <w:rFonts w:ascii="Times New Roman" w:hAnsi="Times New Roman" w:cs="Times New Roman"/>
+          <w:sz w:val="28"/>
+          <w:lang w:eastAsia="x-none"/>
+        </w:rPr>
+        <w:t>Detection</w:t>
+      </w:r>
+      <w:proofErr w:type="spellEnd"/>
+      <w:r>
+        <w:rPr>
+          <w:rFonts w:ascii="Times New Roman" w:hAnsi="Times New Roman" w:cs="Times New Roman"/>
+          <w:sz w:val="28"/>
+          <w:lang w:eastAsia="x-none"/>
+        </w:rPr>
+        <w:t xml:space="preserve"> </w:t>
+      </w:r>
+      <w:proofErr w:type="spellStart"/>
+      <w:r>
+        <w:rPr>
+          <w:rFonts w:ascii="Times New Roman" w:hAnsi="Times New Roman" w:cs="Times New Roman"/>
+          <w:sz w:val="28"/>
+          <w:lang w:eastAsia="x-none"/>
+        </w:rPr>
+        <w:t>and</w:t>
+      </w:r>
+      <w:proofErr w:type="spellEnd"/>
+      <w:r>
+        <w:rPr>
+          <w:rFonts w:ascii="Times New Roman" w:hAnsi="Times New Roman" w:cs="Times New Roman"/>
+          <w:sz w:val="28"/>
+          <w:lang w:eastAsia="x-none"/>
+        </w:rPr>
+        <w:t xml:space="preserve"> </w:t>
+      </w:r>
+      <w:proofErr w:type="spellStart"/>
+      <w:r>
+        <w:rPr>
+          <w:rFonts w:ascii="Times New Roman" w:hAnsi="Times New Roman" w:cs="Times New Roman"/>
+          <w:sz w:val="28"/>
+          <w:lang w:eastAsia="x-none"/>
+        </w:rPr>
+        <w:t>Ranging</w:t>
+      </w:r>
+      <w:proofErr w:type="spellEnd"/>
+      <w:r>
+        <w:rPr>
+          <w:rFonts w:ascii="Times New Roman" w:hAnsi="Times New Roman" w:cs="Times New Roman"/>
+          <w:sz w:val="28"/>
+          <w:lang w:eastAsia="x-none"/>
+        </w:rPr>
+        <w:t xml:space="preserve">) представляет собой датчик дистанционного зондирования, предназначенный для измерения расстояния до окружающих объектов с помощью лазерного излучения. Принцип работы </w:t>
+      </w:r>
+      <w:proofErr w:type="spellStart"/>
+      <w:r>
+        <w:rPr>
+          <w:rFonts w:ascii="Times New Roman" w:hAnsi="Times New Roman" w:cs="Times New Roman"/>
+          <w:sz w:val="28"/>
+          <w:lang w:eastAsia="x-none"/>
+        </w:rPr>
+        <w:t>лидара</w:t>
+      </w:r>
+      <w:proofErr w:type="spellEnd"/>
+      <w:r>
+        <w:rPr>
+          <w:rFonts w:ascii="Times New Roman" w:hAnsi="Times New Roman" w:cs="Times New Roman"/>
+          <w:sz w:val="28"/>
+          <w:lang w:eastAsia="x-none"/>
+        </w:rPr>
+        <w:t xml:space="preserve"> основан на излучении лазерного луча и измерении времени его возврата после отражения от препятствия. На основании полученных измерений формируется информация о расположении объектов в окружающем пространстве. В мобильной робототехнике </w:t>
+      </w:r>
+      <w:proofErr w:type="spellStart"/>
+      <w:r>
+        <w:rPr>
+          <w:rFonts w:ascii="Times New Roman" w:hAnsi="Times New Roman" w:cs="Times New Roman"/>
+          <w:sz w:val="28"/>
+          <w:lang w:eastAsia="x-none"/>
+        </w:rPr>
+        <w:t>лидар</w:t>
+      </w:r>
+      <w:proofErr w:type="spellEnd"/>
+      <w:r>
+        <w:rPr>
+          <w:rFonts w:ascii="Times New Roman" w:hAnsi="Times New Roman" w:cs="Times New Roman"/>
+          <w:sz w:val="28"/>
+          <w:lang w:eastAsia="x-none"/>
+        </w:rPr>
+        <w:t xml:space="preserve"> широко используется для построения карт местности, обнаружения препятствий, навигации и обеспечения безопасного движения робота. </w:t>
       </w:r>
     </w:p>
     <w:p>
@@ -4887,7 +5379,43 @@
           <w:sz w:val="28"/>
           <w:lang w:eastAsia="x-none"/>
         </w:rPr>
-        <w:t xml:space="preserve">В рамках данной работы лидар был реализован в среде Gazebo в виде виртуального лазерного датчика, установленного на верхней части корпуса </w:t>
+        <w:t xml:space="preserve">В рамках данной работы </w:t>
+      </w:r>
+      <w:proofErr w:type="spellStart"/>
+      <w:r>
+        <w:rPr>
+          <w:rFonts w:ascii="Times New Roman" w:hAnsi="Times New Roman" w:cs="Times New Roman"/>
+          <w:sz w:val="28"/>
+          <w:lang w:eastAsia="x-none"/>
+        </w:rPr>
+        <w:t>лидар</w:t>
+      </w:r>
+      <w:proofErr w:type="spellEnd"/>
+      <w:r>
+        <w:rPr>
+          <w:rFonts w:ascii="Times New Roman" w:hAnsi="Times New Roman" w:cs="Times New Roman"/>
+          <w:sz w:val="28"/>
+          <w:lang w:eastAsia="x-none"/>
+        </w:rPr>
+        <w:t xml:space="preserve"> был реализован в среде </w:t>
+      </w:r>
+      <w:proofErr w:type="spellStart"/>
+      <w:r>
+        <w:rPr>
+          <w:rFonts w:ascii="Times New Roman" w:hAnsi="Times New Roman" w:cs="Times New Roman"/>
+          <w:sz w:val="28"/>
+          <w:lang w:eastAsia="x-none"/>
+        </w:rPr>
+        <w:t>Gazebo</w:t>
+      </w:r>
+      <w:proofErr w:type="spellEnd"/>
+      <w:r>
+        <w:rPr>
+          <w:rFonts w:ascii="Times New Roman" w:hAnsi="Times New Roman" w:cs="Times New Roman"/>
+          <w:sz w:val="28"/>
+          <w:lang w:eastAsia="x-none"/>
+        </w:rPr>
+        <w:t xml:space="preserve"> в виде виртуального лазерного датчика, установленного на верхней части корпуса </w:t>
       </w:r>
       <w:r>
         <w:rPr>
@@ -5044,7 +5572,31 @@
           <w:sz w:val="28"/>
           <w:szCs w:val="28"/>
         </w:rPr>
-        <w:t>Демонстрация работы лидар датчика</w:t>
+        <w:t xml:space="preserve">Демонстрация работы </w:t>
+      </w:r>
+      <w:proofErr w:type="spellStart"/>
+      <w:r>
+        <w:rPr>
+          <w:rFonts w:ascii="Times New Roman" w:hAnsi="Times New Roman" w:cs="Times New Roman"/>
+          <w:i w:val="0"/>
+          <w:iCs w:val="0"/>
+          <w:color w:val="auto"/>
+          <w:sz w:val="28"/>
+          <w:szCs w:val="28"/>
+        </w:rPr>
+        <w:t>лидар</w:t>
+      </w:r>
+      <w:proofErr w:type="spellEnd"/>
+      <w:r>
+        <w:rPr>
+          <w:rFonts w:ascii="Times New Roman" w:hAnsi="Times New Roman" w:cs="Times New Roman"/>
+          <w:i w:val="0"/>
+          <w:iCs w:val="0"/>
+          <w:color w:val="auto"/>
+          <w:sz w:val="28"/>
+          <w:szCs w:val="28"/>
+        </w:rPr>
+        <w:t xml:space="preserve"> датчика</w:t>
       </w:r>
     </w:p>
     <w:p>
@@ -5127,7 +5679,25 @@
           <w:sz w:val="28"/>
           <w:lang w:eastAsia="x-none"/>
         </w:rPr>
-        <w:t>. Создана виртуальная среда моделирования с набором препятствий для тестирования алгоритмов управления и датчиков. Разработан файл автоматического запуска моделирования и реализована программа управления движением робота. Проведена проверка работы лидарного датчика и системы компьютерного зрения.</w:t>
+        <w:t xml:space="preserve">. Создана виртуальная среда моделирования с набором препятствий для тестирования алгоритмов управления и датчиков. Разработан файл автоматического запуска моделирования и реализована программа управления движением робота. Проведена проверка работы </w:t>
+      </w:r>
+      <w:proofErr w:type="spellStart"/>
+      <w:r>
+        <w:rPr>
+          <w:rFonts w:ascii="Times New Roman" w:hAnsi="Times New Roman" w:cs="Times New Roman"/>
+          <w:sz w:val="28"/>
+          <w:lang w:eastAsia="x-none"/>
+        </w:rPr>
+        <w:t>лидарного</w:t>
+      </w:r>
+      <w:proofErr w:type="spellEnd"/>
+      <w:r>
+        <w:rPr>
+          <w:rFonts w:ascii="Times New Roman" w:hAnsi="Times New Roman" w:cs="Times New Roman"/>
+          <w:sz w:val="28"/>
+          <w:lang w:eastAsia="x-none"/>
+        </w:rPr>
+        <w:t xml:space="preserve"> датчика и системы компьютерного зрения.</w:t>
       </w:r>
     </w:p>
     <w:p>
@@ -5305,7 +5875,43 @@
           <w:szCs w:val="28"/>
           <w:lang w:val="ru-RU"/>
         </w:rPr>
-        <w:t xml:space="preserve">Инструкция робота TurtleBro // turtlebro URL: https://ros1.turtlebro.ru/ (дата обращения: </w:t>
+        <w:t xml:space="preserve">Инструкция робота </w:t>
+      </w:r>
+      <w:proofErr w:type="spellStart"/>
+      <w:r>
+        <w:rPr>
+          <w:bCs/>
+          <w:szCs w:val="28"/>
+          <w:lang w:val="ru-RU"/>
+        </w:rPr>
+        <w:t>TurtleBro</w:t>
+      </w:r>
+      <w:proofErr w:type="spellEnd"/>
+      <w:r>
+        <w:rPr>
+          <w:bCs/>
+          <w:szCs w:val="28"/>
+          <w:lang w:val="ru-RU"/>
+        </w:rPr>
+        <w:t xml:space="preserve"> // </w:t>
+      </w:r>
+      <w:proofErr w:type="spellStart"/>
+      <w:r>
+        <w:rPr>
+          <w:bCs/>
+          <w:szCs w:val="28"/>
+          <w:lang w:val="ru-RU"/>
+        </w:rPr>
+        <w:t>turtlebro</w:t>
+      </w:r>
+      <w:proofErr w:type="spellEnd"/>
+      <w:r>
+        <w:rPr>
+          <w:bCs/>
+          <w:szCs w:val="28"/>
+          <w:lang w:val="ru-RU"/>
+        </w:rPr>
+        <w:t xml:space="preserve"> URL: https://ros1.turtlebro.ru/ (дата обращения: </w:t>
       </w:r>
       <w:r>
         <w:rPr>
@@ -5365,7 +5971,25 @@
           <w:szCs w:val="28"/>
           <w:lang w:val="en-US"/>
         </w:rPr>
-        <w:t>Mass Moment of Inertia // libretexts URL: https://eng.libretexts.org/ (</w:t>
+        <w:t xml:space="preserve">Mass Moment of Inertia // </w:t>
+      </w:r>
+      <w:proofErr w:type="spellStart"/>
+      <w:r>
+        <w:rPr>
+          <w:bCs/>
+          <w:szCs w:val="28"/>
+          <w:lang w:val="en-US"/>
+        </w:rPr>
+        <w:t>libretexts</w:t>
+      </w:r>
+      <w:proofErr w:type="spellEnd"/>
+      <w:r>
+        <w:rPr>
+          <w:bCs/>
+          <w:szCs w:val="28"/>
+          <w:lang w:val="en-US"/>
+        </w:rPr>
+        <w:t xml:space="preserve"> URL: https://eng.libretexts.org/ (</w:t>
       </w:r>
       <w:r>
         <w:rPr>
@@ -5571,6 +6195,7 @@
         </w:rPr>
         <w:t>.</w:t>
       </w:r>
+      <w:proofErr w:type="spellStart"/>
       <w:r>
         <w:rPr>
           <w:bCs/>
@@ -5579,6 +6204,7 @@
         </w:rPr>
         <w:t>gazebosim</w:t>
       </w:r>
+      <w:proofErr w:type="spellEnd"/>
       <w:r>
         <w:rPr>
           <w:bCs/>
@@ -5714,7 +6340,7 @@
 </file>
 
 <file path=word/endnotes.xml><?xml version="1.0" encoding="utf-8"?>
-<w:endnotes xmlns:wpc="http://schemas.microsoft.com/office/word/2010/wordprocessingCanvas" xmlns:cx="http://schemas.microsoft.com/office/drawing/2014/chartex" xmlns:cx1="http://schemas.microsoft.com/office/drawing/2015/9/8/chartex" xmlns:cx2="http://schemas.microsoft.com/office/drawing/2015/10/21/chartex" xmlns:cx3="http://schemas.microsoft.com/office/drawing/2016/5/9/chartex" xmlns:cx4="http://schemas.microsoft.com/office/drawing/2016/5/10/chartex" xmlns:cx5="http://schemas.microsoft.com/office/drawing/2016/5/11/chartex" xmlns:cx6="http://schemas.microsoft.com/office/drawing/2016/5/12/chartex" xmlns:cx7="http://schemas.microsoft.com/office/drawing/2016/5/13/chartex" xmlns:cx8="http://schemas.microsoft.com/office/drawing/2016/5/14/chartex" xmlns:mc="http://schemas.openxmlformats.org/markup-compatibility/2006" xmlns:aink="http://schemas.microsoft.com/office/drawing/2016/ink" xmlns:am3d="http://schemas.microsoft.com/office/drawing/2017/model3d" xmlns:o="urn:schemas-microsoft-com:office:office" xmlns:oel="http://schemas.microsoft.com/office/2019/extlst" xmlns:r="http://schemas.openxmlformats.org/officeDocument/2006/relationships" xmlns:m="http://schemas.openxmlformats.org/officeDocument/2006/math" xmlns:v="urn:schemas-microsoft-com:vml" xmlns:wp14="http://schemas.microsoft.com/office/word/2010/wordprocessingDrawing" xmlns:wp="http://schemas.openxmlformats.org/drawingml/2006/wordprocessingDrawing" xmlns:w10="urn:schemas-microsoft-com:office:word" xmlns:w="http://schemas.openxmlformats.org/wordprocessingml/2006/main" xmlns:w14="http://schemas.microsoft.com/office/word/2010/wordml" xmlns:w15="http://schemas.microsoft.com/office/word/2012/wordml" xmlns:w16cex="http://schemas.microsoft.com/office/word/2018/wordml/cex" xmlns:w16cid="http://schemas.microsoft.com/office/word/2016/wordml/cid" xmlns:w16="http://schemas.microsoft.com/office/word/2018/wordml" xmlns:w16du="http://schemas.microsoft.com/office/word/2023/wordml/word16du" xmlns:w16sdtdh="http://schemas.microsoft.com/office/word/2020/wordml/sdtdatahash" xmlns:w16sdtfl="http://schemas.microsoft.com/office/word/2024/wordml/sdtformatlock" xmlns:w16se="http://schemas.microsoft.com/office/word/2015/wordml/symex" xmlns:wpg="http://schemas.microsoft.com/office/word/2010/wordprocessingGroup" xmlns:wpi="http://schemas.microsoft.com/office/word/2010/wordprocessingInk" xmlns:wne="http://schemas.microsoft.com/office/word/2006/wordml" xmlns:wps="http://schemas.microsoft.com/office/word/2010/wordprocessingShape" mc:Ignorable="w14 w15 w16se w16cid w16 w16cex w16sdtdh w16sdtfl w16du wp14">
+<w:endnotes xmlns:wpc="http://schemas.microsoft.com/office/word/2010/wordprocessingCanvas" xmlns:cx="http://schemas.microsoft.com/office/drawing/2014/chartex" xmlns:cx1="http://schemas.microsoft.com/office/drawing/2015/9/8/chartex" xmlns:cx2="http://schemas.microsoft.com/office/drawing/2015/10/21/chartex" xmlns:cx3="http://schemas.microsoft.com/office/drawing/2016/5/9/chartex" xmlns:cx4="http://schemas.microsoft.com/office/drawing/2016/5/10/chartex" xmlns:cx5="http://schemas.microsoft.com/office/drawing/2016/5/11/chartex" xmlns:cx6="http://schemas.microsoft.com/office/drawing/2016/5/12/chartex" xmlns:cx7="http://schemas.microsoft.com/office/drawing/2016/5/13/chartex" xmlns:cx8="http://schemas.microsoft.com/office/drawing/2016/5/14/chartex" xmlns:mc="http://schemas.openxmlformats.org/markup-compatibility/2006" xmlns:aink="http://schemas.microsoft.com/office/drawing/2016/ink" xmlns:am3d="http://schemas.microsoft.com/office/drawing/2017/model3d" xmlns:o="urn:schemas-microsoft-com:office:office" xmlns:oel="http://schemas.microsoft.com/office/2019/extlst" xmlns:r="http://schemas.openxmlformats.org/officeDocument/2006/relationships" xmlns:m="http://schemas.openxmlformats.org/officeDocument/2006/math" xmlns:v="urn:schemas-microsoft-com:vml" xmlns:wp14="http://schemas.microsoft.com/office/word/2010/wordprocessingDrawing" xmlns:wp="http://schemas.openxmlformats.org/drawingml/2006/wordprocessingDrawing" xmlns:w10="urn:schemas-microsoft-com:office:word" xmlns:w="http://schemas.openxmlformats.org/wordprocessingml/2006/main" xmlns:w14="http://schemas.microsoft.com/office/word/2010/wordml" xmlns:w15="http://schemas.microsoft.com/office/word/2012/wordml" xmlns:w16cex="http://schemas.microsoft.com/office/word/2018/wordml/cex" xmlns:w16cid="http://schemas.microsoft.com/office/word/2016/wordml/cid" xmlns:w16="http://schemas.microsoft.com/office/word/2018/wordml" xmlns:w16sdtdh="http://schemas.microsoft.com/office/word/2020/wordml/sdtdatahash" xmlns:w16se="http://schemas.microsoft.com/office/word/2015/wordml/symex" xmlns:wpg="http://schemas.microsoft.com/office/word/2010/wordprocessingGroup" xmlns:wpi="http://schemas.microsoft.com/office/word/2010/wordprocessingInk" xmlns:wne="http://schemas.microsoft.com/office/word/2006/wordml" xmlns:wps="http://schemas.microsoft.com/office/word/2010/wordprocessingShape" mc:Ignorable="w14 w15 w16se w16cid w16 w16cex w16sdtdh wp14">
   <w:endnote w:type="separator" w:id="-1">
     <w:p>
       <w:r>
@@ -5736,7 +6362,7 @@
 </file>
 
 <file path=word/footer1.xml><?xml version="1.0" encoding="utf-8"?>
-<w:ftr xmlns:wpc="http://schemas.microsoft.com/office/word/2010/wordprocessingCanvas" xmlns:cx="http://schemas.microsoft.com/office/drawing/2014/chartex" xmlns:cx1="http://schemas.microsoft.com/office/drawing/2015/9/8/chartex" xmlns:cx2="http://schemas.microsoft.com/office/drawing/2015/10/21/chartex" xmlns:cx3="http://schemas.microsoft.com/office/drawing/2016/5/9/chartex" xmlns:cx4="http://schemas.microsoft.com/office/drawing/2016/5/10/chartex" xmlns:cx5="http://schemas.microsoft.com/office/drawing/2016/5/11/chartex" xmlns:cx6="http://schemas.microsoft.com/office/drawing/2016/5/12/chartex" xmlns:cx7="http://schemas.microsoft.com/office/drawing/2016/5/13/chartex" xmlns:cx8="http://schemas.microsoft.com/office/drawing/2016/5/14/chartex" xmlns:mc="http://schemas.openxmlformats.org/markup-compatibility/2006" xmlns:aink="http://schemas.microsoft.com/office/drawing/2016/ink" xmlns:am3d="http://schemas.microsoft.com/office/drawing/2017/model3d" xmlns:o="urn:schemas-microsoft-com:office:office" xmlns:oel="http://schemas.microsoft.com/office/2019/extlst" xmlns:r="http://schemas.openxmlformats.org/officeDocument/2006/relationships" xmlns:m="http://schemas.openxmlformats.org/officeDocument/2006/math" xmlns:v="urn:schemas-microsoft-com:vml" xmlns:wp14="http://schemas.microsoft.com/office/word/2010/wordprocessingDrawing" xmlns:wp="http://schemas.openxmlformats.org/drawingml/2006/wordprocessingDrawing" xmlns:w10="urn:schemas-microsoft-com:office:word" xmlns:w="http://schemas.openxmlformats.org/wordprocessingml/2006/main" xmlns:w14="http://schemas.microsoft.com/office/word/2010/wordml" xmlns:w15="http://schemas.microsoft.com/office/word/2012/wordml" xmlns:w16cex="http://schemas.microsoft.com/office/word/2018/wordml/cex" xmlns:w16cid="http://schemas.microsoft.com/office/word/2016/wordml/cid" xmlns:w16="http://schemas.microsoft.com/office/word/2018/wordml" xmlns:w16du="http://schemas.microsoft.com/office/word/2023/wordml/word16du" xmlns:w16sdtdh="http://schemas.microsoft.com/office/word/2020/wordml/sdtdatahash" xmlns:w16sdtfl="http://schemas.microsoft.com/office/word/2024/wordml/sdtformatlock" xmlns:w16se="http://schemas.microsoft.com/office/word/2015/wordml/symex" xmlns:wpg="http://schemas.microsoft.com/office/word/2010/wordprocessingGroup" xmlns:wpi="http://schemas.microsoft.com/office/word/2010/wordprocessingInk" xmlns:wne="http://schemas.microsoft.com/office/word/2006/wordml" xmlns:wps="http://schemas.microsoft.com/office/word/2010/wordprocessingShape" mc:Ignorable="w14 w15 w16se w16cid w16 w16cex w16sdtdh w16sdtfl w16du wp14">
+<w:ftr xmlns:wpc="http://schemas.microsoft.com/office/word/2010/wordprocessingCanvas" xmlns:cx="http://schemas.microsoft.com/office/drawing/2014/chartex" xmlns:cx1="http://schemas.microsoft.com/office/drawing/2015/9/8/chartex" xmlns:cx2="http://schemas.microsoft.com/office/drawing/2015/10/21/chartex" xmlns:cx3="http://schemas.microsoft.com/office/drawing/2016/5/9/chartex" xmlns:cx4="http://schemas.microsoft.com/office/drawing/2016/5/10/chartex" xmlns:cx5="http://schemas.microsoft.com/office/drawing/2016/5/11/chartex" xmlns:cx6="http://schemas.microsoft.com/office/drawing/2016/5/12/chartex" xmlns:cx7="http://schemas.microsoft.com/office/drawing/2016/5/13/chartex" xmlns:cx8="http://schemas.microsoft.com/office/drawing/2016/5/14/chartex" xmlns:mc="http://schemas.openxmlformats.org/markup-compatibility/2006" xmlns:aink="http://schemas.microsoft.com/office/drawing/2016/ink" xmlns:am3d="http://schemas.microsoft.com/office/drawing/2017/model3d" xmlns:o="urn:schemas-microsoft-com:office:office" xmlns:oel="http://schemas.microsoft.com/office/2019/extlst" xmlns:r="http://schemas.openxmlformats.org/officeDocument/2006/relationships" xmlns:m="http://schemas.openxmlformats.org/officeDocument/2006/math" xmlns:v="urn:schemas-microsoft-com:vml" xmlns:wp14="http://schemas.microsoft.com/office/word/2010/wordprocessingDrawing" xmlns:wp="http://schemas.openxmlformats.org/drawingml/2006/wordprocessingDrawing" xmlns:w10="urn:schemas-microsoft-com:office:word" xmlns:w="http://schemas.openxmlformats.org/wordprocessingml/2006/main" xmlns:w14="http://schemas.microsoft.com/office/word/2010/wordml" xmlns:w15="http://schemas.microsoft.com/office/word/2012/wordml" xmlns:w16cex="http://schemas.microsoft.com/office/word/2018/wordml/cex" xmlns:w16cid="http://schemas.microsoft.com/office/word/2016/wordml/cid" xmlns:w16="http://schemas.microsoft.com/office/word/2018/wordml" xmlns:w16sdtdh="http://schemas.microsoft.com/office/word/2020/wordml/sdtdatahash" xmlns:w16se="http://schemas.microsoft.com/office/word/2015/wordml/symex" xmlns:wpg="http://schemas.microsoft.com/office/word/2010/wordprocessingGroup" xmlns:wpi="http://schemas.microsoft.com/office/word/2010/wordprocessingInk" xmlns:wne="http://schemas.microsoft.com/office/word/2006/wordml" xmlns:wps="http://schemas.microsoft.com/office/word/2010/wordprocessingShape" mc:Ignorable="w14 w15 w16se w16cid w16 w16cex w16sdtdh wp14">
   <w:p>
     <w:pPr>
       <w:pStyle w:val="a8"/>
@@ -5778,7 +6404,7 @@
 </file>
 
 <file path=word/footer2.xml><?xml version="1.0" encoding="utf-8"?>
-<w:ftr xmlns:wpc="http://schemas.microsoft.com/office/word/2010/wordprocessingCanvas" xmlns:cx="http://schemas.microsoft.com/office/drawing/2014/chartex" xmlns:cx1="http://schemas.microsoft.com/office/drawing/2015/9/8/chartex" xmlns:cx2="http://schemas.microsoft.com/office/drawing/2015/10/21/chartex" xmlns:cx3="http://schemas.microsoft.com/office/drawing/2016/5/9/chartex" xmlns:cx4="http://schemas.microsoft.com/office/drawing/2016/5/10/chartex" xmlns:cx5="http://schemas.microsoft.com/office/drawing/2016/5/11/chartex" xmlns:cx6="http://schemas.microsoft.com/office/drawing/2016/5/12/chartex" xmlns:cx7="http://schemas.microsoft.com/office/drawing/2016/5/13/chartex" xmlns:cx8="http://schemas.microsoft.com/office/drawing/2016/5/14/chartex" xmlns:mc="http://schemas.openxmlformats.org/markup-compatibility/2006" xmlns:aink="http://schemas.microsoft.com/office/drawing/2016/ink" xmlns:am3d="http://schemas.microsoft.com/office/drawing/2017/model3d" xmlns:o="urn:schemas-microsoft-com:office:office" xmlns:oel="http://schemas.microsoft.com/office/2019/extlst" xmlns:r="http://schemas.openxmlformats.org/officeDocument/2006/relationships" xmlns:m="http://schemas.openxmlformats.org/officeDocument/2006/math" xmlns:v="urn:schemas-microsoft-com:vml" xmlns:wp14="http://schemas.microsoft.com/office/word/2010/wordprocessingDrawing" xmlns:wp="http://schemas.openxmlformats.org/drawingml/2006/wordprocessingDrawing" xmlns:w10="urn:schemas-microsoft-com:office:word" xmlns:w="http://schemas.openxmlformats.org/wordprocessingml/2006/main" xmlns:w14="http://schemas.microsoft.com/office/word/2010/wordml" xmlns:w15="http://schemas.microsoft.com/office/word/2012/wordml" xmlns:w16cex="http://schemas.microsoft.com/office/word/2018/wordml/cex" xmlns:w16cid="http://schemas.microsoft.com/office/word/2016/wordml/cid" xmlns:w16="http://schemas.microsoft.com/office/word/2018/wordml" xmlns:w16du="http://schemas.microsoft.com/office/word/2023/wordml/word16du" xmlns:w16sdtdh="http://schemas.microsoft.com/office/word/2020/wordml/sdtdatahash" xmlns:w16sdtfl="http://schemas.microsoft.com/office/word/2024/wordml/sdtformatlock" xmlns:w16se="http://schemas.microsoft.com/office/word/2015/wordml/symex" xmlns:wpg="http://schemas.microsoft.com/office/word/2010/wordprocessingGroup" xmlns:wpi="http://schemas.microsoft.com/office/word/2010/wordprocessingInk" xmlns:wne="http://schemas.microsoft.com/office/word/2006/wordml" xmlns:wps="http://schemas.microsoft.com/office/word/2010/wordprocessingShape" mc:Ignorable="w14 w15 w16se w16cid w16 w16cex w16sdtdh w16sdtfl w16du wp14">
+<w:ftr xmlns:wpc="http://schemas.microsoft.com/office/word/2010/wordprocessingCanvas" xmlns:cx="http://schemas.microsoft.com/office/drawing/2014/chartex" xmlns:cx1="http://schemas.microsoft.com/office/drawing/2015/9/8/chartex" xmlns:cx2="http://schemas.microsoft.com/office/drawing/2015/10/21/chartex" xmlns:cx3="http://schemas.microsoft.com/office/drawing/2016/5/9/chartex" xmlns:cx4="http://schemas.microsoft.com/office/drawing/2016/5/10/chartex" xmlns:cx5="http://schemas.microsoft.com/office/drawing/2016/5/11/chartex" xmlns:cx6="http://schemas.microsoft.com/office/drawing/2016/5/12/chartex" xmlns:cx7="http://schemas.microsoft.com/office/drawing/2016/5/13/chartex" xmlns:cx8="http://schemas.microsoft.com/office/drawing/2016/5/14/chartex" xmlns:mc="http://schemas.openxmlformats.org/markup-compatibility/2006" xmlns:aink="http://schemas.microsoft.com/office/drawing/2016/ink" xmlns:am3d="http://schemas.microsoft.com/office/drawing/2017/model3d" xmlns:o="urn:schemas-microsoft-com:office:office" xmlns:oel="http://schemas.microsoft.com/office/2019/extlst" xmlns:r="http://schemas.openxmlformats.org/officeDocument/2006/relationships" xmlns:m="http://schemas.openxmlformats.org/officeDocument/2006/math" xmlns:v="urn:schemas-microsoft-com:vml" xmlns:wp14="http://schemas.microsoft.com/office/word/2010/wordprocessingDrawing" xmlns:wp="http://schemas.openxmlformats.org/drawingml/2006/wordprocessingDrawing" xmlns:w10="urn:schemas-microsoft-com:office:word" xmlns:w="http://schemas.openxmlformats.org/wordprocessingml/2006/main" xmlns:w14="http://schemas.microsoft.com/office/word/2010/wordml" xmlns:w15="http://schemas.microsoft.com/office/word/2012/wordml" xmlns:w16cex="http://schemas.microsoft.com/office/word/2018/wordml/cex" xmlns:w16cid="http://schemas.microsoft.com/office/word/2016/wordml/cid" xmlns:w16="http://schemas.microsoft.com/office/word/2018/wordml" xmlns:w16sdtdh="http://schemas.microsoft.com/office/word/2020/wordml/sdtdatahash" xmlns:w16se="http://schemas.microsoft.com/office/word/2015/wordml/symex" xmlns:wpg="http://schemas.microsoft.com/office/word/2010/wordprocessingGroup" xmlns:wpi="http://schemas.microsoft.com/office/word/2010/wordprocessingInk" xmlns:wne="http://schemas.microsoft.com/office/word/2006/wordml" xmlns:wps="http://schemas.microsoft.com/office/word/2010/wordprocessingShape" mc:Ignorable="w14 w15 w16se w16cid w16 w16cex w16sdtdh wp14">
   <w:sdt>
     <w:sdtPr>
       <w:id w:val="773596766"/>
@@ -5820,7 +6446,7 @@
 </file>
 
 <file path=word/footnotes.xml><?xml version="1.0" encoding="utf-8"?>
-<w:footnotes xmlns:wpc="http://schemas.microsoft.com/office/word/2010/wordprocessingCanvas" xmlns:cx="http://schemas.microsoft.com/office/drawing/2014/chartex" xmlns:cx1="http://schemas.microsoft.com/office/drawing/2015/9/8/chartex" xmlns:cx2="http://schemas.microsoft.com/office/drawing/2015/10/21/chartex" xmlns:cx3="http://schemas.microsoft.com/office/drawing/2016/5/9/chartex" xmlns:cx4="http://schemas.microsoft.com/office/drawing/2016/5/10/chartex" xmlns:cx5="http://schemas.microsoft.com/office/drawing/2016/5/11/chartex" xmlns:cx6="http://schemas.microsoft.com/office/drawing/2016/5/12/chartex" xmlns:cx7="http://schemas.microsoft.com/office/drawing/2016/5/13/chartex" xmlns:cx8="http://schemas.microsoft.com/office/drawing/2016/5/14/chartex" xmlns:mc="http://schemas.openxmlformats.org/markup-compatibility/2006" xmlns:aink="http://schemas.microsoft.com/office/drawing/2016/ink" xmlns:am3d="http://schemas.microsoft.com/office/drawing/2017/model3d" xmlns:o="urn:schemas-microsoft-com:office:office" xmlns:oel="http://schemas.microsoft.com/office/2019/extlst" xmlns:r="http://schemas.openxmlformats.org/officeDocument/2006/relationships" xmlns:m="http://schemas.openxmlformats.org/officeDocument/2006/math" xmlns:v="urn:schemas-microsoft-com:vml" xmlns:wp14="http://schemas.microsoft.com/office/word/2010/wordprocessingDrawing" xmlns:wp="http://schemas.openxmlformats.org/drawingml/2006/wordprocessingDrawing" xmlns:w10="urn:schemas-microsoft-com:office:word" xmlns:w="http://schemas.openxmlformats.org/wordprocessingml/2006/main" xmlns:w14="http://schemas.microsoft.com/office/word/2010/wordml" xmlns:w15="http://schemas.microsoft.com/office/word/2012/wordml" xmlns:w16cex="http://schemas.microsoft.com/office/word/2018/wordml/cex" xmlns:w16cid="http://schemas.microsoft.com/office/word/2016/wordml/cid" xmlns:w16="http://schemas.microsoft.com/office/word/2018/wordml" xmlns:w16du="http://schemas.microsoft.com/office/word/2023/wordml/word16du" xmlns:w16sdtdh="http://schemas.microsoft.com/office/word/2020/wordml/sdtdatahash" xmlns:w16sdtfl="http://schemas.microsoft.com/office/word/2024/wordml/sdtformatlock" xmlns:w16se="http://schemas.microsoft.com/office/word/2015/wordml/symex" xmlns:wpg="http://schemas.microsoft.com/office/word/2010/wordprocessingGroup" xmlns:wpi="http://schemas.microsoft.com/office/word/2010/wordprocessingInk" xmlns:wne="http://schemas.microsoft.com/office/word/2006/wordml" xmlns:wps="http://schemas.microsoft.com/office/word/2010/wordprocessingShape" mc:Ignorable="w14 w15 w16se w16cid w16 w16cex w16sdtdh w16sdtfl w16du wp14">
+<w:footnotes xmlns:wpc="http://schemas.microsoft.com/office/word/2010/wordprocessingCanvas" xmlns:cx="http://schemas.microsoft.com/office/drawing/2014/chartex" xmlns:cx1="http://schemas.microsoft.com/office/drawing/2015/9/8/chartex" xmlns:cx2="http://schemas.microsoft.com/office/drawing/2015/10/21/chartex" xmlns:cx3="http://schemas.microsoft.com/office/drawing/2016/5/9/chartex" xmlns:cx4="http://schemas.microsoft.com/office/drawing/2016/5/10/chartex" xmlns:cx5="http://schemas.microsoft.com/office/drawing/2016/5/11/chartex" xmlns:cx6="http://schemas.microsoft.com/office/drawing/2016/5/12/chartex" xmlns:cx7="http://schemas.microsoft.com/office/drawing/2016/5/13/chartex" xmlns:cx8="http://schemas.microsoft.com/office/drawing/2016/5/14/chartex" xmlns:mc="http://schemas.openxmlformats.org/markup-compatibility/2006" xmlns:aink="http://schemas.microsoft.com/office/drawing/2016/ink" xmlns:am3d="http://schemas.microsoft.com/office/drawing/2017/model3d" xmlns:o="urn:schemas-microsoft-com:office:office" xmlns:oel="http://schemas.microsoft.com/office/2019/extlst" xmlns:r="http://schemas.openxmlformats.org/officeDocument/2006/relationships" xmlns:m="http://schemas.openxmlformats.org/officeDocument/2006/math" xmlns:v="urn:schemas-microsoft-com:vml" xmlns:wp14="http://schemas.microsoft.com/office/word/2010/wordprocessingDrawing" xmlns:wp="http://schemas.openxmlformats.org/drawingml/2006/wordprocessingDrawing" xmlns:w10="urn:schemas-microsoft-com:office:word" xmlns:w="http://schemas.openxmlformats.org/wordprocessingml/2006/main" xmlns:w14="http://schemas.microsoft.com/office/word/2010/wordml" xmlns:w15="http://schemas.microsoft.com/office/word/2012/wordml" xmlns:w16cex="http://schemas.microsoft.com/office/word/2018/wordml/cex" xmlns:w16cid="http://schemas.microsoft.com/office/word/2016/wordml/cid" xmlns:w16="http://schemas.microsoft.com/office/word/2018/wordml" xmlns:w16sdtdh="http://schemas.microsoft.com/office/word/2020/wordml/sdtdatahash" xmlns:w16se="http://schemas.microsoft.com/office/word/2015/wordml/symex" xmlns:wpg="http://schemas.microsoft.com/office/word/2010/wordprocessingGroup" xmlns:wpi="http://schemas.microsoft.com/office/word/2010/wordprocessingInk" xmlns:wne="http://schemas.microsoft.com/office/word/2006/wordml" xmlns:wps="http://schemas.microsoft.com/office/word/2010/wordprocessingShape" mc:Ignorable="w14 w15 w16se w16cid w16 w16cex w16sdtdh wp14">
   <w:footnote w:type="separator" w:id="-1">
     <w:p>
       <w:r>
@@ -5842,7 +6468,7 @@
 </file>
 
 <file path=word/numbering.xml><?xml version="1.0" encoding="utf-8"?>
-<w:numbering xmlns:wpc="http://schemas.microsoft.com/office/word/2010/wordprocessingCanvas" xmlns:cx="http://schemas.microsoft.com/office/drawing/2014/chartex" xmlns:cx1="http://schemas.microsoft.com/office/drawing/2015/9/8/chartex" xmlns:cx2="http://schemas.microsoft.com/office/drawing/2015/10/21/chartex" xmlns:cx3="http://schemas.microsoft.com/office/drawing/2016/5/9/chartex" xmlns:cx4="http://schemas.microsoft.com/office/drawing/2016/5/10/chartex" xmlns:cx5="http://schemas.microsoft.com/office/drawing/2016/5/11/chartex" xmlns:cx6="http://schemas.microsoft.com/office/drawing/2016/5/12/chartex" xmlns:cx7="http://schemas.microsoft.com/office/drawing/2016/5/13/chartex" xmlns:cx8="http://schemas.microsoft.com/office/drawing/2016/5/14/chartex" xmlns:mc="http://schemas.openxmlformats.org/markup-compatibility/2006" xmlns:aink="http://schemas.microsoft.com/office/drawing/2016/ink" xmlns:am3d="http://schemas.microsoft.com/office/drawing/2017/model3d" xmlns:o="urn:schemas-microsoft-com:office:office" xmlns:oel="http://schemas.microsoft.com/office/2019/extlst" xmlns:r="http://schemas.openxmlformats.org/officeDocument/2006/relationships" xmlns:m="http://schemas.openxmlformats.org/officeDocument/2006/math" xmlns:v="urn:schemas-microsoft-com:vml" xmlns:wp14="http://schemas.microsoft.com/office/word/2010/wordprocessingDrawing" xmlns:wp="http://schemas.openxmlformats.org/drawingml/2006/wordprocessingDrawing" xmlns:w10="urn:schemas-microsoft-com:office:word" xmlns:w="http://schemas.openxmlformats.org/wordprocessingml/2006/main" xmlns:w14="http://schemas.microsoft.com/office/word/2010/wordml" xmlns:w15="http://schemas.microsoft.com/office/word/2012/wordml" xmlns:w16cex="http://schemas.microsoft.com/office/word/2018/wordml/cex" xmlns:w16cid="http://schemas.microsoft.com/office/word/2016/wordml/cid" xmlns:w16="http://schemas.microsoft.com/office/word/2018/wordml" xmlns:w16du="http://schemas.microsoft.com/office/word/2023/wordml/word16du" xmlns:w16sdtdh="http://schemas.microsoft.com/office/word/2020/wordml/sdtdatahash" xmlns:w16sdtfl="http://schemas.microsoft.com/office/word/2024/wordml/sdtformatlock" xmlns:w16se="http://schemas.microsoft.com/office/word/2015/wordml/symex" xmlns:wpg="http://schemas.microsoft.com/office/word/2010/wordprocessingGroup" xmlns:wpi="http://schemas.microsoft.com/office/word/2010/wordprocessingInk" xmlns:wne="http://schemas.microsoft.com/office/word/2006/wordml" xmlns:wps="http://schemas.microsoft.com/office/word/2010/wordprocessingShape" mc:Ignorable="w14 w15 w16se w16cid w16 w16cex w16sdtdh w16sdtfl w16du wp14">
+<w:numbering xmlns:wpc="http://schemas.microsoft.com/office/word/2010/wordprocessingCanvas" xmlns:cx="http://schemas.microsoft.com/office/drawing/2014/chartex" xmlns:cx1="http://schemas.microsoft.com/office/drawing/2015/9/8/chartex" xmlns:cx2="http://schemas.microsoft.com/office/drawing/2015/10/21/chartex" xmlns:cx3="http://schemas.microsoft.com/office/drawing/2016/5/9/chartex" xmlns:cx4="http://schemas.microsoft.com/office/drawing/2016/5/10/chartex" xmlns:cx5="http://schemas.microsoft.com/office/drawing/2016/5/11/chartex" xmlns:cx6="http://schemas.microsoft.com/office/drawing/2016/5/12/chartex" xmlns:cx7="http://schemas.microsoft.com/office/drawing/2016/5/13/chartex" xmlns:cx8="http://schemas.microsoft.com/office/drawing/2016/5/14/chartex" xmlns:mc="http://schemas.openxmlformats.org/markup-compatibility/2006" xmlns:aink="http://schemas.microsoft.com/office/drawing/2016/ink" xmlns:am3d="http://schemas.microsoft.com/office/drawing/2017/model3d" xmlns:o="urn:schemas-microsoft-com:office:office" xmlns:oel="http://schemas.microsoft.com/office/2019/extlst" xmlns:r="http://schemas.openxmlformats.org/officeDocument/2006/relationships" xmlns:m="http://schemas.openxmlformats.org/officeDocument/2006/math" xmlns:v="urn:schemas-microsoft-com:vml" xmlns:wp14="http://schemas.microsoft.com/office/word/2010/wordprocessingDrawing" xmlns:wp="http://schemas.openxmlformats.org/drawingml/2006/wordprocessingDrawing" xmlns:w10="urn:schemas-microsoft-com:office:word" xmlns:w="http://schemas.openxmlformats.org/wordprocessingml/2006/main" xmlns:w14="http://schemas.microsoft.com/office/word/2010/wordml" xmlns:w15="http://schemas.microsoft.com/office/word/2012/wordml" xmlns:w16cex="http://schemas.microsoft.com/office/word/2018/wordml/cex" xmlns:w16cid="http://schemas.microsoft.com/office/word/2016/wordml/cid" xmlns:w16="http://schemas.microsoft.com/office/word/2018/wordml" xmlns:w16sdtdh="http://schemas.microsoft.com/office/word/2020/wordml/sdtdatahash" xmlns:w16se="http://schemas.microsoft.com/office/word/2015/wordml/symex" xmlns:wpg="http://schemas.microsoft.com/office/word/2010/wordprocessingGroup" xmlns:wpi="http://schemas.microsoft.com/office/word/2010/wordprocessingInk" xmlns:wne="http://schemas.microsoft.com/office/word/2006/wordml" xmlns:wps="http://schemas.microsoft.com/office/word/2010/wordprocessingShape" mc:Ignorable="w14 w15 w16se w16cid w16 w16cex w16sdtdh wp14">
   <w:abstractNum w:abstractNumId="0" w15:restartNumberingAfterBreak="0">
     <w:nsid w:val="00000002"/>
     <w:multiLevelType w:val="singleLevel"/>
@@ -9775,7 +10401,7 @@
 </file>
 
 <file path=word/styles.xml><?xml version="1.0" encoding="utf-8"?>
-<w:styles xmlns:mc="http://schemas.openxmlformats.org/markup-compatibility/2006" xmlns:r="http://schemas.openxmlformats.org/officeDocument/2006/relationships" xmlns:w="http://schemas.openxmlformats.org/wordprocessingml/2006/main" xmlns:w14="http://schemas.microsoft.com/office/word/2010/wordml" xmlns:w15="http://schemas.microsoft.com/office/word/2012/wordml" xmlns:w16cex="http://schemas.microsoft.com/office/word/2018/wordml/cex" xmlns:w16cid="http://schemas.microsoft.com/office/word/2016/wordml/cid" xmlns:w16="http://schemas.microsoft.com/office/word/2018/wordml" xmlns:w16du="http://schemas.microsoft.com/office/word/2023/wordml/word16du" xmlns:w16sdtdh="http://schemas.microsoft.com/office/word/2020/wordml/sdtdatahash" xmlns:w16sdtfl="http://schemas.microsoft.com/office/word/2024/wordml/sdtformatlock" xmlns:w16se="http://schemas.microsoft.com/office/word/2015/wordml/symex" mc:Ignorable="w14 w15 w16se w16cid w16 w16cex w16sdtdh w16sdtfl w16du">
+<w:styles xmlns:mc="http://schemas.openxmlformats.org/markup-compatibility/2006" xmlns:r="http://schemas.openxmlformats.org/officeDocument/2006/relationships" xmlns:w="http://schemas.openxmlformats.org/wordprocessingml/2006/main" xmlns:w14="http://schemas.microsoft.com/office/word/2010/wordml" xmlns:w15="http://schemas.microsoft.com/office/word/2012/wordml" xmlns:w16cex="http://schemas.microsoft.com/office/word/2018/wordml/cex" xmlns:w16cid="http://schemas.microsoft.com/office/word/2016/wordml/cid" xmlns:w16="http://schemas.microsoft.com/office/word/2018/wordml" xmlns:w16sdtdh="http://schemas.microsoft.com/office/word/2020/wordml/sdtdatahash" xmlns:w16se="http://schemas.microsoft.com/office/word/2015/wordml/symex" mc:Ignorable="w14 w15 w16se w16cid w16 w16cex w16sdtdh">
   <w:docDefaults>
     <w:rPrDefault>
       <w:rPr>

--- a/Отчет/Технологическая практика.docx
+++ b/Отчет/Технологическая практика.docx
@@ -2485,7 +2485,7 @@
     <w:p>
       <w:pPr>
         <w:pStyle w:val="afa"/>
-        <w:spacing w:line="360" w:lineRule="auto"/>
+        <w:spacing w:after="0" w:line="360" w:lineRule="auto"/>
         <w:jc w:val="center"/>
         <w:rPr>
           <w:rFonts w:ascii="Times New Roman" w:hAnsi="Times New Roman" w:cs="Times New Roman"/>
@@ -2587,6 +2587,8 @@
         <w:t>Gazebo</w:t>
       </w:r>
     </w:p>
+    <w:p/>
+    <w:p/>
     <w:p>
       <w:pPr>
         <w:widowControl/>
@@ -2685,6 +2687,7 @@
           <w:ilvl w:val="0"/>
           <w:numId w:val="36"/>
         </w:numPr>
+        <w:ind w:left="0" w:firstLine="709"/>
       </w:pPr>
       <w:r>
         <w:t xml:space="preserve">длина </w:t>
@@ -2708,6 +2711,7 @@
           <w:ilvl w:val="0"/>
           <w:numId w:val="36"/>
         </w:numPr>
+        <w:ind w:left="0" w:firstLine="709"/>
       </w:pPr>
       <w:r>
         <w:t xml:space="preserve">ширина </w:t>
@@ -2731,6 +2735,7 @@
           <w:ilvl w:val="0"/>
           <w:numId w:val="36"/>
         </w:numPr>
+        <w:ind w:left="0" w:firstLine="709"/>
       </w:pPr>
       <w:r>
         <w:t xml:space="preserve">высота </w:t>
@@ -2758,15 +2763,25 @@
         <m:r>
           <w:rPr>
             <w:rFonts w:ascii="Cambria Math" w:hAnsi="Cambria Math"/>
+            <w:highlight w:val="red"/>
           </w:rPr>
           <m:t>m=5</m:t>
         </m:r>
       </m:oMath>
       <w:r>
+        <w:rPr>
+          <w:highlight w:val="red"/>
+        </w:rPr>
         <w:t xml:space="preserve"> </w:t>
       </w:r>
       <w:r>
-        <w:t>кг. Значение массы выбрано на основании типовых характеристик малогабаритных мобильных платформ, включающих аккумулятор, контроллер управления и сенсорное оборудование.</w:t>
+        <w:rPr>
+          <w:highlight w:val="red"/>
+        </w:rPr>
+        <w:t>кг</w:t>
+      </w:r>
+      <w:r>
+        <w:t>. Значение массы выбрано на основании типовых характеристик малогабаритных мобильных платформ, включающих аккумулятор, контроллер управления и сенсорное оборудование.</w:t>
       </w:r>
     </w:p>
     <w:p>
@@ -4114,7 +4129,7 @@
         <w:tabs>
           <w:tab w:val="left" w:pos="0"/>
         </w:tabs>
-        <w:spacing w:line="360" w:lineRule="auto"/>
+        <w:spacing w:after="0" w:line="360" w:lineRule="auto"/>
         <w:jc w:val="center"/>
         <w:rPr>
           <w:rFonts w:ascii="Times New Roman" w:hAnsi="Times New Roman" w:cs="Times New Roman"/>
@@ -4169,21 +4184,6 @@
         </w:rPr>
         <w:t xml:space="preserve"> Модель робота в виртуальной комнате</w:t>
       </w:r>
-    </w:p>
-    <w:p>
-      <w:pPr>
-        <w:widowControl/>
-        <w:autoSpaceDE/>
-        <w:autoSpaceDN/>
-        <w:adjustRightInd/>
-        <w:spacing w:line="360" w:lineRule="auto"/>
-        <w:jc w:val="both"/>
-        <w:rPr>
-          <w:rFonts w:ascii="Times New Roman" w:hAnsi="Times New Roman" w:cs="Times New Roman"/>
-          <w:sz w:val="28"/>
-          <w:lang w:eastAsia="x-none"/>
-        </w:rPr>
-      </w:pPr>
     </w:p>
     <w:p>
       <w:pPr>
@@ -4196,22 +4196,10 @@
         <w:jc w:val="both"/>
         <w:rPr>
           <w:rFonts w:ascii="Times New Roman" w:hAnsi="Times New Roman" w:cs="Times New Roman"/>
-          <w:b/>
-          <w:bCs/>
-          <w:sz w:val="28"/>
-          <w:lang w:eastAsia="x-none"/>
-        </w:rPr>
-      </w:pPr>
-      <w:r>
-        <w:rPr>
-          <w:rFonts w:ascii="Times New Roman" w:hAnsi="Times New Roman" w:cs="Times New Roman"/>
-          <w:b/>
-          <w:bCs/>
-          <w:sz w:val="28"/>
-          <w:lang w:eastAsia="x-none"/>
-        </w:rPr>
-        <w:t>3. Разработка файла автоматического запуска моделирования</w:t>
-      </w:r>
+          <w:sz w:val="28"/>
+          <w:lang w:eastAsia="x-none"/>
+        </w:rPr>
+      </w:pPr>
     </w:p>
     <w:p>
       <w:pPr>
@@ -4224,99 +4212,21 @@
         <w:jc w:val="both"/>
         <w:rPr>
           <w:rFonts w:ascii="Times New Roman" w:hAnsi="Times New Roman" w:cs="Times New Roman"/>
-          <w:sz w:val="28"/>
-          <w:lang w:eastAsia="x-none"/>
-        </w:rPr>
-      </w:pPr>
-      <w:r>
-        <w:rPr>
-          <w:rFonts w:ascii="Times New Roman" w:hAnsi="Times New Roman" w:cs="Times New Roman"/>
-          <w:sz w:val="28"/>
-          <w:lang w:eastAsia="x-none"/>
-        </w:rPr>
-        <w:t xml:space="preserve">Для упрощения запуска разработанной системы был создан файл автоматического запуска моделирования </w:t>
-      </w:r>
-      <w:proofErr w:type="gramStart"/>
-      <w:r>
-        <w:rPr>
-          <w:rFonts w:ascii="Times New Roman" w:hAnsi="Times New Roman" w:cs="Times New Roman"/>
-          <w:sz w:val="28"/>
-          <w:lang w:val="en-US" w:eastAsia="x-none"/>
-        </w:rPr>
-        <w:t>robot</w:t>
-      </w:r>
-      <w:r>
-        <w:rPr>
-          <w:rFonts w:ascii="Times New Roman" w:hAnsi="Times New Roman" w:cs="Times New Roman"/>
-          <w:sz w:val="28"/>
-          <w:lang w:eastAsia="x-none"/>
-        </w:rPr>
-        <w:t>.</w:t>
-      </w:r>
-      <w:r>
-        <w:rPr>
-          <w:rFonts w:ascii="Times New Roman" w:hAnsi="Times New Roman" w:cs="Times New Roman"/>
-          <w:sz w:val="28"/>
-          <w:lang w:val="en-US" w:eastAsia="x-none"/>
-        </w:rPr>
-        <w:t>launch</w:t>
-      </w:r>
-      <w:proofErr w:type="gramEnd"/>
-      <w:r>
-        <w:rPr>
-          <w:rFonts w:ascii="Times New Roman" w:hAnsi="Times New Roman" w:cs="Times New Roman"/>
-          <w:sz w:val="28"/>
-          <w:lang w:eastAsia="x-none"/>
-        </w:rPr>
-        <w:t xml:space="preserve">. Использование </w:t>
-      </w:r>
-      <w:r>
-        <w:rPr>
-          <w:rFonts w:ascii="Times New Roman" w:hAnsi="Times New Roman" w:cs="Times New Roman"/>
-          <w:sz w:val="28"/>
-          <w:lang w:val="en-US" w:eastAsia="x-none"/>
-        </w:rPr>
-        <w:t>launch</w:t>
-      </w:r>
-      <w:r>
-        <w:rPr>
-          <w:rFonts w:ascii="Times New Roman" w:hAnsi="Times New Roman" w:cs="Times New Roman"/>
-          <w:sz w:val="28"/>
-          <w:lang w:eastAsia="x-none"/>
-        </w:rPr>
-        <w:t xml:space="preserve">-файла позволяет одновременно запускать среду </w:t>
-      </w:r>
-      <w:r>
-        <w:rPr>
-          <w:rFonts w:ascii="Times New Roman" w:hAnsi="Times New Roman" w:cs="Times New Roman"/>
-          <w:sz w:val="28"/>
-          <w:lang w:val="en-US" w:eastAsia="x-none"/>
-        </w:rPr>
-        <w:t>Gazebo</w:t>
-      </w:r>
-      <w:r>
-        <w:rPr>
-          <w:rFonts w:ascii="Times New Roman" w:hAnsi="Times New Roman" w:cs="Times New Roman"/>
-          <w:sz w:val="28"/>
-          <w:lang w:eastAsia="x-none"/>
-        </w:rPr>
-        <w:t xml:space="preserve">, загружать виртуальный мир и создавать модель мобильного робота без необходимости выполнения нескольких команд вручную. После создания </w:t>
-      </w:r>
-      <w:r>
-        <w:rPr>
-          <w:rFonts w:ascii="Times New Roman" w:hAnsi="Times New Roman" w:cs="Times New Roman"/>
-          <w:sz w:val="28"/>
-          <w:lang w:val="en-US" w:eastAsia="x-none"/>
-        </w:rPr>
-        <w:t>launch</w:t>
-      </w:r>
-      <w:r>
-        <w:rPr>
-          <w:rFonts w:ascii="Times New Roman" w:hAnsi="Times New Roman" w:cs="Times New Roman"/>
-          <w:sz w:val="28"/>
-          <w:lang w:eastAsia="x-none"/>
-        </w:rPr>
-        <w:t>-файла была выполнена проверка его работоспособности, подтвердившая корректность автоматического запуска моделирования.</w:t>
+          <w:b/>
+          <w:bCs/>
+          <w:sz w:val="28"/>
+          <w:lang w:eastAsia="x-none"/>
+        </w:rPr>
+      </w:pPr>
+      <w:r>
+        <w:rPr>
+          <w:rFonts w:ascii="Times New Roman" w:hAnsi="Times New Roman" w:cs="Times New Roman"/>
+          <w:b/>
+          <w:bCs/>
+          <w:sz w:val="28"/>
+          <w:lang w:eastAsia="x-none"/>
+        </w:rPr>
+        <w:t>3. Разработка файла автоматического запуска моделирования</w:t>
       </w:r>
     </w:p>
     <w:p>
@@ -4330,21 +4240,99 @@
         <w:jc w:val="both"/>
         <w:rPr>
           <w:rFonts w:ascii="Times New Roman" w:hAnsi="Times New Roman" w:cs="Times New Roman"/>
-          <w:b/>
-          <w:bCs/>
-          <w:sz w:val="28"/>
-          <w:lang w:eastAsia="x-none"/>
-        </w:rPr>
-      </w:pPr>
-      <w:r>
-        <w:rPr>
-          <w:rFonts w:ascii="Times New Roman" w:hAnsi="Times New Roman" w:cs="Times New Roman"/>
-          <w:b/>
-          <w:bCs/>
-          <w:sz w:val="28"/>
-          <w:lang w:eastAsia="x-none"/>
-        </w:rPr>
-        <w:t>4. Разработка программы управления движением робота</w:t>
+          <w:sz w:val="28"/>
+          <w:lang w:eastAsia="x-none"/>
+        </w:rPr>
+      </w:pPr>
+      <w:r>
+        <w:rPr>
+          <w:rFonts w:ascii="Times New Roman" w:hAnsi="Times New Roman" w:cs="Times New Roman"/>
+          <w:sz w:val="28"/>
+          <w:lang w:eastAsia="x-none"/>
+        </w:rPr>
+        <w:t xml:space="preserve">Для упрощения запуска разработанной системы был создан файл автоматического запуска моделирования </w:t>
+      </w:r>
+      <w:proofErr w:type="gramStart"/>
+      <w:r>
+        <w:rPr>
+          <w:rFonts w:ascii="Times New Roman" w:hAnsi="Times New Roman" w:cs="Times New Roman"/>
+          <w:sz w:val="28"/>
+          <w:lang w:val="en-US" w:eastAsia="x-none"/>
+        </w:rPr>
+        <w:t>robot</w:t>
+      </w:r>
+      <w:r>
+        <w:rPr>
+          <w:rFonts w:ascii="Times New Roman" w:hAnsi="Times New Roman" w:cs="Times New Roman"/>
+          <w:sz w:val="28"/>
+          <w:lang w:eastAsia="x-none"/>
+        </w:rPr>
+        <w:t>.</w:t>
+      </w:r>
+      <w:r>
+        <w:rPr>
+          <w:rFonts w:ascii="Times New Roman" w:hAnsi="Times New Roman" w:cs="Times New Roman"/>
+          <w:sz w:val="28"/>
+          <w:lang w:val="en-US" w:eastAsia="x-none"/>
+        </w:rPr>
+        <w:t>launch</w:t>
+      </w:r>
+      <w:proofErr w:type="gramEnd"/>
+      <w:r>
+        <w:rPr>
+          <w:rFonts w:ascii="Times New Roman" w:hAnsi="Times New Roman" w:cs="Times New Roman"/>
+          <w:sz w:val="28"/>
+          <w:lang w:eastAsia="x-none"/>
+        </w:rPr>
+        <w:t xml:space="preserve">. Использование </w:t>
+      </w:r>
+      <w:r>
+        <w:rPr>
+          <w:rFonts w:ascii="Times New Roman" w:hAnsi="Times New Roman" w:cs="Times New Roman"/>
+          <w:sz w:val="28"/>
+          <w:lang w:val="en-US" w:eastAsia="x-none"/>
+        </w:rPr>
+        <w:t>launch</w:t>
+      </w:r>
+      <w:r>
+        <w:rPr>
+          <w:rFonts w:ascii="Times New Roman" w:hAnsi="Times New Roman" w:cs="Times New Roman"/>
+          <w:sz w:val="28"/>
+          <w:lang w:eastAsia="x-none"/>
+        </w:rPr>
+        <w:t xml:space="preserve">-файла позволяет одновременно запускать среду </w:t>
+      </w:r>
+      <w:r>
+        <w:rPr>
+          <w:rFonts w:ascii="Times New Roman" w:hAnsi="Times New Roman" w:cs="Times New Roman"/>
+          <w:sz w:val="28"/>
+          <w:lang w:val="en-US" w:eastAsia="x-none"/>
+        </w:rPr>
+        <w:t>Gazebo</w:t>
+      </w:r>
+      <w:r>
+        <w:rPr>
+          <w:rFonts w:ascii="Times New Roman" w:hAnsi="Times New Roman" w:cs="Times New Roman"/>
+          <w:sz w:val="28"/>
+          <w:lang w:eastAsia="x-none"/>
+        </w:rPr>
+        <w:t xml:space="preserve">, загружать виртуальный мир и создавать модель мобильного робота без необходимости выполнения нескольких команд вручную. После создания </w:t>
+      </w:r>
+      <w:r>
+        <w:rPr>
+          <w:rFonts w:ascii="Times New Roman" w:hAnsi="Times New Roman" w:cs="Times New Roman"/>
+          <w:sz w:val="28"/>
+          <w:lang w:val="en-US" w:eastAsia="x-none"/>
+        </w:rPr>
+        <w:t>launch</w:t>
+      </w:r>
+      <w:r>
+        <w:rPr>
+          <w:rFonts w:ascii="Times New Roman" w:hAnsi="Times New Roman" w:cs="Times New Roman"/>
+          <w:sz w:val="28"/>
+          <w:lang w:eastAsia="x-none"/>
+        </w:rPr>
+        <w:t>-файла была выполнена проверка его работоспособности, подтвердившая корректность автоматического запуска моделирования.</w:t>
       </w:r>
     </w:p>
     <w:p>
@@ -4362,6 +4350,50 @@
           <w:lang w:eastAsia="x-none"/>
         </w:rPr>
       </w:pPr>
+    </w:p>
+    <w:p>
+      <w:pPr>
+        <w:widowControl/>
+        <w:autoSpaceDE/>
+        <w:autoSpaceDN/>
+        <w:adjustRightInd/>
+        <w:spacing w:line="360" w:lineRule="auto"/>
+        <w:ind w:firstLine="709"/>
+        <w:jc w:val="both"/>
+        <w:rPr>
+          <w:rFonts w:ascii="Times New Roman" w:hAnsi="Times New Roman" w:cs="Times New Roman"/>
+          <w:b/>
+          <w:bCs/>
+          <w:sz w:val="28"/>
+          <w:lang w:eastAsia="x-none"/>
+        </w:rPr>
+      </w:pPr>
+      <w:r>
+        <w:rPr>
+          <w:rFonts w:ascii="Times New Roman" w:hAnsi="Times New Roman" w:cs="Times New Roman"/>
+          <w:b/>
+          <w:bCs/>
+          <w:sz w:val="28"/>
+          <w:lang w:eastAsia="x-none"/>
+        </w:rPr>
+        <w:t>4. Разработка программы управления движением робота</w:t>
+      </w:r>
+    </w:p>
+    <w:p>
+      <w:pPr>
+        <w:widowControl/>
+        <w:autoSpaceDE/>
+        <w:autoSpaceDN/>
+        <w:adjustRightInd/>
+        <w:spacing w:line="360" w:lineRule="auto"/>
+        <w:ind w:firstLine="709"/>
+        <w:jc w:val="both"/>
+        <w:rPr>
+          <w:rFonts w:ascii="Times New Roman" w:hAnsi="Times New Roman" w:cs="Times New Roman"/>
+          <w:sz w:val="28"/>
+          <w:lang w:eastAsia="x-none"/>
+        </w:rPr>
+      </w:pPr>
       <w:r>
         <w:rPr>
           <w:rFonts w:ascii="Times New Roman" w:hAnsi="Times New Roman" w:cs="Times New Roman"/>
@@ -4508,7 +4540,7 @@
           <w:sz w:val="28"/>
           <w:lang w:eastAsia="x-none"/>
         </w:rPr>
-        <w:t xml:space="preserve"> отрабатывала полученные команды. Для получения обратной связи о положении </w:t>
+        <w:t xml:space="preserve"> </w:t>
       </w:r>
       <w:r>
         <w:rPr>
@@ -4517,7 +4549,7 @@
           <w:lang w:eastAsia="x-none"/>
         </w:rPr>
         <w:lastRenderedPageBreak/>
-        <w:t>робота применялся топик /</w:t>
+        <w:t>отрабатывала полученные команды. Для получения обратной связи о положении робота применялся топик /</w:t>
       </w:r>
       <w:proofErr w:type="spellStart"/>
       <w:r>
@@ -4837,7 +4869,7 @@
         <w:tabs>
           <w:tab w:val="left" w:pos="0"/>
         </w:tabs>
-        <w:spacing w:line="360" w:lineRule="auto"/>
+        <w:spacing w:after="0" w:line="360" w:lineRule="auto"/>
         <w:jc w:val="center"/>
         <w:rPr>
           <w:rFonts w:ascii="Times New Roman" w:hAnsi="Times New Roman" w:cs="Times New Roman"/>
@@ -4893,14 +4925,19 @@
         <w:t xml:space="preserve"> Движение робота в виртуальной комнате</w:t>
       </w:r>
     </w:p>
-    <w:p/>
+    <w:p>
+      <w:pPr>
+        <w:spacing w:line="360" w:lineRule="auto"/>
+        <w:jc w:val="center"/>
+      </w:pPr>
+    </w:p>
     <w:p>
       <w:pPr>
         <w:pStyle w:val="afa"/>
         <w:tabs>
           <w:tab w:val="left" w:pos="0"/>
         </w:tabs>
-        <w:spacing w:line="360" w:lineRule="auto"/>
+        <w:spacing w:after="0" w:line="360" w:lineRule="auto"/>
         <w:jc w:val="center"/>
         <w:rPr>
           <w:rFonts w:ascii="Times New Roman" w:hAnsi="Times New Roman" w:cs="Times New Roman"/>
@@ -4974,7 +5011,7 @@
         <w:tabs>
           <w:tab w:val="left" w:pos="0"/>
         </w:tabs>
-        <w:spacing w:line="360" w:lineRule="auto"/>
+        <w:spacing w:after="0" w:line="360" w:lineRule="auto"/>
         <w:jc w:val="center"/>
         <w:rPr>
           <w:rFonts w:ascii="Times New Roman" w:hAnsi="Times New Roman" w:cs="Times New Roman"/>
@@ -5096,6 +5133,7 @@
     </w:p>
     <w:p>
       <w:pPr>
+        <w:spacing w:line="360" w:lineRule="auto"/>
         <w:jc w:val="center"/>
         <w:rPr>
           <w:rFonts w:ascii="Times New Roman" w:hAnsi="Times New Roman" w:cs="Times New Roman"/>
@@ -5130,6 +5168,8 @@
     </w:p>
     <w:p>
       <w:pPr>
+        <w:spacing w:line="360" w:lineRule="auto"/>
+        <w:ind w:firstLine="709"/>
         <w:jc w:val="center"/>
         <w:rPr>
           <w:rFonts w:ascii="Times New Roman" w:hAnsi="Times New Roman" w:cs="Times New Roman"/>
@@ -5140,6 +5180,8 @@
     </w:p>
     <w:p>
       <w:pPr>
+        <w:spacing w:line="360" w:lineRule="auto"/>
+        <w:ind w:firstLine="709"/>
         <w:jc w:val="center"/>
         <w:rPr>
           <w:lang w:eastAsia="x-none"/>
@@ -5450,6 +5492,7 @@
         <w:autoSpaceDN/>
         <w:adjustRightInd/>
         <w:spacing w:line="360" w:lineRule="auto"/>
+        <w:ind w:firstLine="709"/>
         <w:jc w:val="center"/>
         <w:rPr>
           <w:rFonts w:ascii="Times New Roman" w:hAnsi="Times New Roman" w:cs="Times New Roman"/>
@@ -5519,7 +5562,8 @@
     <w:p>
       <w:pPr>
         <w:pStyle w:val="afa"/>
-        <w:spacing w:line="360" w:lineRule="auto"/>
+        <w:spacing w:after="0" w:line="360" w:lineRule="auto"/>
+        <w:ind w:firstLine="709"/>
         <w:jc w:val="center"/>
         <w:rPr>
           <w:rFonts w:ascii="Times New Roman" w:hAnsi="Times New Roman" w:cs="Times New Roman"/>
@@ -5598,21 +5642,6 @@
         </w:rPr>
         <w:t xml:space="preserve"> датчика</w:t>
       </w:r>
-    </w:p>
-    <w:p>
-      <w:pPr>
-        <w:widowControl/>
-        <w:autoSpaceDE/>
-        <w:autoSpaceDN/>
-        <w:adjustRightInd/>
-        <w:spacing w:line="360" w:lineRule="auto"/>
-        <w:jc w:val="both"/>
-        <w:rPr>
-          <w:rFonts w:ascii="Times New Roman" w:hAnsi="Times New Roman" w:cs="Times New Roman"/>
-          <w:sz w:val="28"/>
-          <w:lang w:eastAsia="x-none"/>
-        </w:rPr>
-      </w:pPr>
     </w:p>
     <w:p>
       <w:pPr>
@@ -5625,22 +5654,10 @@
         <w:jc w:val="both"/>
         <w:rPr>
           <w:rFonts w:ascii="Times New Roman" w:hAnsi="Times New Roman" w:cs="Times New Roman"/>
-          <w:b/>
-          <w:bCs/>
-          <w:sz w:val="28"/>
-          <w:lang w:eastAsia="x-none"/>
-        </w:rPr>
-      </w:pPr>
-      <w:r>
-        <w:rPr>
-          <w:rFonts w:ascii="Times New Roman" w:hAnsi="Times New Roman" w:cs="Times New Roman"/>
-          <w:b/>
-          <w:bCs/>
-          <w:sz w:val="28"/>
-          <w:lang w:eastAsia="x-none"/>
-        </w:rPr>
-        <w:t>Основные полученные результаты</w:t>
-      </w:r>
+          <w:sz w:val="28"/>
+          <w:lang w:eastAsia="x-none"/>
+        </w:rPr>
+      </w:pPr>
     </w:p>
     <w:p>
       <w:pPr>
@@ -5653,51 +5670,21 @@
         <w:jc w:val="both"/>
         <w:rPr>
           <w:rFonts w:ascii="Times New Roman" w:hAnsi="Times New Roman" w:cs="Times New Roman"/>
-          <w:sz w:val="28"/>
-          <w:lang w:eastAsia="x-none"/>
-        </w:rPr>
-      </w:pPr>
-      <w:r>
-        <w:rPr>
-          <w:rFonts w:ascii="Times New Roman" w:hAnsi="Times New Roman" w:cs="Times New Roman"/>
-          <w:sz w:val="28"/>
-          <w:lang w:eastAsia="x-none"/>
-        </w:rPr>
-        <w:t xml:space="preserve">Подготовлена модель мобильного робота с дифференциальным приводом для использования в среде </w:t>
-      </w:r>
-      <w:r>
-        <w:rPr>
-          <w:rFonts w:ascii="Times New Roman" w:hAnsi="Times New Roman" w:cs="Times New Roman"/>
-          <w:sz w:val="28"/>
-          <w:lang w:val="en-US" w:eastAsia="x-none"/>
-        </w:rPr>
-        <w:t>Gazebo</w:t>
-      </w:r>
-      <w:r>
-        <w:rPr>
-          <w:rFonts w:ascii="Times New Roman" w:hAnsi="Times New Roman" w:cs="Times New Roman"/>
-          <w:sz w:val="28"/>
-          <w:lang w:eastAsia="x-none"/>
-        </w:rPr>
-        <w:t xml:space="preserve">. Создана виртуальная среда моделирования с набором препятствий для тестирования алгоритмов управления и датчиков. Разработан файл автоматического запуска моделирования и реализована программа управления движением робота. Проведена проверка работы </w:t>
-      </w:r>
-      <w:proofErr w:type="spellStart"/>
-      <w:r>
-        <w:rPr>
-          <w:rFonts w:ascii="Times New Roman" w:hAnsi="Times New Roman" w:cs="Times New Roman"/>
-          <w:sz w:val="28"/>
-          <w:lang w:eastAsia="x-none"/>
-        </w:rPr>
-        <w:t>лидарного</w:t>
-      </w:r>
-      <w:proofErr w:type="spellEnd"/>
-      <w:r>
-        <w:rPr>
-          <w:rFonts w:ascii="Times New Roman" w:hAnsi="Times New Roman" w:cs="Times New Roman"/>
-          <w:sz w:val="28"/>
-          <w:lang w:eastAsia="x-none"/>
-        </w:rPr>
-        <w:t xml:space="preserve"> датчика и системы компьютерного зрения.</w:t>
+          <w:b/>
+          <w:bCs/>
+          <w:sz w:val="28"/>
+          <w:lang w:eastAsia="x-none"/>
+        </w:rPr>
+      </w:pPr>
+      <w:r>
+        <w:rPr>
+          <w:rFonts w:ascii="Times New Roman" w:hAnsi="Times New Roman" w:cs="Times New Roman"/>
+          <w:b/>
+          <w:bCs/>
+          <w:sz w:val="28"/>
+          <w:lang w:eastAsia="x-none"/>
+        </w:rPr>
+        <w:t>Основные полученные результаты</w:t>
       </w:r>
     </w:p>
     <w:p>
@@ -5711,21 +5698,51 @@
         <w:jc w:val="both"/>
         <w:rPr>
           <w:rFonts w:ascii="Times New Roman" w:hAnsi="Times New Roman" w:cs="Times New Roman"/>
-          <w:b/>
-          <w:bCs/>
-          <w:sz w:val="28"/>
-          <w:lang w:eastAsia="x-none"/>
-        </w:rPr>
-      </w:pPr>
-      <w:r>
-        <w:rPr>
-          <w:rFonts w:ascii="Times New Roman" w:hAnsi="Times New Roman" w:cs="Times New Roman"/>
-          <w:b/>
-          <w:bCs/>
-          <w:sz w:val="28"/>
-          <w:lang w:eastAsia="x-none"/>
-        </w:rPr>
-        <w:t>Заключение</w:t>
+          <w:sz w:val="28"/>
+          <w:lang w:eastAsia="x-none"/>
+        </w:rPr>
+      </w:pPr>
+      <w:r>
+        <w:rPr>
+          <w:rFonts w:ascii="Times New Roman" w:hAnsi="Times New Roman" w:cs="Times New Roman"/>
+          <w:sz w:val="28"/>
+          <w:lang w:eastAsia="x-none"/>
+        </w:rPr>
+        <w:t xml:space="preserve">Подготовлена модель мобильного робота с дифференциальным приводом для использования в среде </w:t>
+      </w:r>
+      <w:r>
+        <w:rPr>
+          <w:rFonts w:ascii="Times New Roman" w:hAnsi="Times New Roman" w:cs="Times New Roman"/>
+          <w:sz w:val="28"/>
+          <w:lang w:val="en-US" w:eastAsia="x-none"/>
+        </w:rPr>
+        <w:t>Gazebo</w:t>
+      </w:r>
+      <w:r>
+        <w:rPr>
+          <w:rFonts w:ascii="Times New Roman" w:hAnsi="Times New Roman" w:cs="Times New Roman"/>
+          <w:sz w:val="28"/>
+          <w:lang w:eastAsia="x-none"/>
+        </w:rPr>
+        <w:t xml:space="preserve">. Создана виртуальная среда моделирования с набором препятствий для тестирования алгоритмов управления и датчиков. Разработан файл автоматического запуска моделирования и реализована программа управления движением робота. Проведена проверка работы </w:t>
+      </w:r>
+      <w:proofErr w:type="spellStart"/>
+      <w:r>
+        <w:rPr>
+          <w:rFonts w:ascii="Times New Roman" w:hAnsi="Times New Roman" w:cs="Times New Roman"/>
+          <w:sz w:val="28"/>
+          <w:lang w:eastAsia="x-none"/>
+        </w:rPr>
+        <w:t>лидарного</w:t>
+      </w:r>
+      <w:proofErr w:type="spellEnd"/>
+      <w:r>
+        <w:rPr>
+          <w:rFonts w:ascii="Times New Roman" w:hAnsi="Times New Roman" w:cs="Times New Roman"/>
+          <w:sz w:val="28"/>
+          <w:lang w:eastAsia="x-none"/>
+        </w:rPr>
+        <w:t xml:space="preserve"> датчика и системы компьютерного зрения.</w:t>
       </w:r>
     </w:p>
     <w:p>
@@ -5739,42 +5756,21 @@
         <w:jc w:val="both"/>
         <w:rPr>
           <w:rFonts w:ascii="Times New Roman" w:hAnsi="Times New Roman" w:cs="Times New Roman"/>
-          <w:sz w:val="28"/>
-          <w:lang w:eastAsia="x-none"/>
-        </w:rPr>
-      </w:pPr>
-      <w:r>
-        <w:rPr>
-          <w:rFonts w:ascii="Times New Roman" w:hAnsi="Times New Roman" w:cs="Times New Roman"/>
-          <w:sz w:val="28"/>
-          <w:lang w:eastAsia="x-none"/>
-        </w:rPr>
-        <w:t xml:space="preserve">В ходе технологической практики была подготовлена среда моделирования мобильного робота с дифференциальным приводом в программном комплексе </w:t>
-      </w:r>
-      <w:r>
-        <w:rPr>
-          <w:rFonts w:ascii="Times New Roman" w:hAnsi="Times New Roman" w:cs="Times New Roman"/>
-          <w:sz w:val="28"/>
-          <w:lang w:val="en-US" w:eastAsia="x-none"/>
-        </w:rPr>
-        <w:t>Gazebo</w:t>
-      </w:r>
-      <w:r>
-        <w:rPr>
-          <w:rFonts w:ascii="Times New Roman" w:hAnsi="Times New Roman" w:cs="Times New Roman"/>
-          <w:sz w:val="28"/>
-          <w:lang w:eastAsia="x-none"/>
-        </w:rPr>
-        <w:t xml:space="preserve">. Разработанная виртуальная среда позволила выполнить </w:t>
-      </w:r>
-      <w:r>
-        <w:rPr>
-          <w:rFonts w:ascii="Times New Roman" w:hAnsi="Times New Roman" w:cs="Times New Roman"/>
-          <w:sz w:val="28"/>
-          <w:lang w:eastAsia="x-none"/>
-        </w:rPr>
-        <w:lastRenderedPageBreak/>
-        <w:t>тестирование алгоритмов управления и сенсорного оборудования. Реализованные программные средства обеспечивают управление движением робота, автоматический запуск моделирования и проведение исследований в области навигации и обнаружения объектов. Полученные результаты могут быть использованы для дальнейшей разработки автономных робототехнических систем.</w:t>
+          <w:b/>
+          <w:bCs/>
+          <w:sz w:val="28"/>
+          <w:lang w:eastAsia="x-none"/>
+        </w:rPr>
+      </w:pPr>
+      <w:r>
+        <w:rPr>
+          <w:rFonts w:ascii="Times New Roman" w:hAnsi="Times New Roman" w:cs="Times New Roman"/>
+          <w:b/>
+          <w:bCs/>
+          <w:sz w:val="28"/>
+          <w:lang w:eastAsia="x-none"/>
+        </w:rPr>
+        <w:t>Заключение</w:t>
       </w:r>
     </w:p>
     <w:p>
@@ -5788,24 +5784,73 @@
         <w:jc w:val="both"/>
         <w:rPr>
           <w:rFonts w:ascii="Times New Roman" w:hAnsi="Times New Roman" w:cs="Times New Roman"/>
-          <w:kern w:val="32"/>
-          <w:sz w:val="28"/>
-          <w:szCs w:val="28"/>
-        </w:rPr>
-      </w:pPr>
-      <w:r>
-        <w:rPr>
-          <w:rFonts w:ascii="Times New Roman" w:hAnsi="Times New Roman" w:cs="Times New Roman"/>
-          <w:sz w:val="28"/>
-          <w:szCs w:val="28"/>
-        </w:rPr>
-        <w:br w:type="page"/>
+          <w:sz w:val="28"/>
+          <w:lang w:eastAsia="x-none"/>
+        </w:rPr>
+      </w:pPr>
+      <w:r>
+        <w:rPr>
+          <w:rFonts w:ascii="Times New Roman" w:hAnsi="Times New Roman" w:cs="Times New Roman"/>
+          <w:sz w:val="28"/>
+          <w:lang w:eastAsia="x-none"/>
+        </w:rPr>
+        <w:t xml:space="preserve">В ходе технологической практики была подготовлена среда моделирования мобильного робота с дифференциальным приводом в программном комплексе </w:t>
+      </w:r>
+      <w:r>
+        <w:rPr>
+          <w:rFonts w:ascii="Times New Roman" w:hAnsi="Times New Roman" w:cs="Times New Roman"/>
+          <w:sz w:val="28"/>
+          <w:lang w:val="en-US" w:eastAsia="x-none"/>
+        </w:rPr>
+        <w:t>Gazebo</w:t>
+      </w:r>
+      <w:r>
+        <w:rPr>
+          <w:rFonts w:ascii="Times New Roman" w:hAnsi="Times New Roman" w:cs="Times New Roman"/>
+          <w:sz w:val="28"/>
+          <w:lang w:eastAsia="x-none"/>
+        </w:rPr>
+        <w:t xml:space="preserve">. Разработанная виртуальная среда позволила выполнить </w:t>
+      </w:r>
+      <w:r>
+        <w:rPr>
+          <w:rFonts w:ascii="Times New Roman" w:hAnsi="Times New Roman" w:cs="Times New Roman"/>
+          <w:sz w:val="28"/>
+          <w:lang w:eastAsia="x-none"/>
+        </w:rPr>
+        <w:lastRenderedPageBreak/>
+        <w:t>тестирование алгоритмов управления и сенсорного оборудования. Реализованные программные средства обеспечивают управление движением робота, автоматический запуск моделирования и проведение исследований в области навигации и обнаружения объектов. Полученные результаты могут быть использованы для дальнейшей разработки автономных робототехнических систем.</w:t>
       </w:r>
     </w:p>
     <w:p>
       <w:pPr>
+        <w:widowControl/>
+        <w:autoSpaceDE/>
+        <w:autoSpaceDN/>
+        <w:adjustRightInd/>
+        <w:spacing w:line="360" w:lineRule="auto"/>
+        <w:ind w:firstLine="709"/>
+        <w:jc w:val="both"/>
+        <w:rPr>
+          <w:rFonts w:ascii="Times New Roman" w:hAnsi="Times New Roman" w:cs="Times New Roman"/>
+          <w:kern w:val="32"/>
+          <w:sz w:val="28"/>
+          <w:szCs w:val="28"/>
+        </w:rPr>
+      </w:pPr>
+      <w:r>
+        <w:rPr>
+          <w:rFonts w:ascii="Times New Roman" w:hAnsi="Times New Roman" w:cs="Times New Roman"/>
+          <w:sz w:val="28"/>
+          <w:szCs w:val="28"/>
+        </w:rPr>
+        <w:br w:type="page"/>
+      </w:r>
+    </w:p>
+    <w:p>
+      <w:pPr>
         <w:pStyle w:val="1"/>
-        <w:spacing w:before="60" w:line="360" w:lineRule="auto"/>
+        <w:spacing w:before="0" w:after="0" w:line="360" w:lineRule="auto"/>
         <w:ind w:firstLine="709"/>
         <w:jc w:val="center"/>
         <w:rPr>

--- a/Отчет/Технологическая практика.docx
+++ b/Отчет/Технологическая практика.docx
@@ -842,23 +842,13 @@
                 <w:szCs w:val="28"/>
               </w:rPr>
             </w:pPr>
-            <w:proofErr w:type="spellStart"/>
             <w:r>
               <w:rPr>
                 <w:rFonts w:ascii="Times New Roman" w:hAnsi="Times New Roman" w:cs="Times New Roman"/>
                 <w:sz w:val="28"/>
                 <w:szCs w:val="28"/>
               </w:rPr>
-              <w:t>Держанский</w:t>
-            </w:r>
-            <w:proofErr w:type="spellEnd"/>
-            <w:r>
-              <w:rPr>
-                <w:rFonts w:ascii="Times New Roman" w:hAnsi="Times New Roman" w:cs="Times New Roman"/>
-                <w:sz w:val="28"/>
-                <w:szCs w:val="28"/>
-              </w:rPr>
-              <w:t xml:space="preserve"> Сергей Андреевич </w:t>
+              <w:t xml:space="preserve">Держанский Сергей Андреевич </w:t>
             </w:r>
           </w:p>
         </w:tc>
@@ -1540,27 +1530,7 @@
           <w:sz w:val="28"/>
           <w:szCs w:val="28"/>
         </w:rPr>
-        <w:t xml:space="preserve">студенту </w:t>
-      </w:r>
-      <w:proofErr w:type="spellStart"/>
-      <w:r>
-        <w:rPr>
-          <w:rFonts w:ascii="Times New Roman" w:hAnsi="Times New Roman" w:cs="Times New Roman"/>
-          <w:b/>
-          <w:sz w:val="28"/>
-          <w:szCs w:val="28"/>
-        </w:rPr>
-        <w:t>Держанскому</w:t>
-      </w:r>
-      <w:proofErr w:type="spellEnd"/>
-      <w:r>
-        <w:rPr>
-          <w:rFonts w:ascii="Times New Roman" w:hAnsi="Times New Roman" w:cs="Times New Roman"/>
-          <w:b/>
-          <w:sz w:val="28"/>
-          <w:szCs w:val="28"/>
-        </w:rPr>
-        <w:t xml:space="preserve"> Сергею Андреевичу</w:t>
+        <w:t>студенту Держанскому Сергею Андреевичу</w:t>
       </w:r>
     </w:p>
     <w:p>
@@ -1989,25 +1959,7 @@
           <w:sz w:val="28"/>
           <w:szCs w:val="28"/>
         </w:rPr>
-        <w:t xml:space="preserve">Подготовить программную среду Ubuntu, ROS и </w:t>
-      </w:r>
-      <w:proofErr w:type="spellStart"/>
-      <w:r>
-        <w:rPr>
-          <w:bCs/>
-          <w:sz w:val="28"/>
-          <w:szCs w:val="28"/>
-        </w:rPr>
-        <w:t>Gazebo</w:t>
-      </w:r>
-      <w:proofErr w:type="spellEnd"/>
-      <w:r>
-        <w:rPr>
-          <w:bCs/>
-          <w:sz w:val="28"/>
-          <w:szCs w:val="28"/>
-        </w:rPr>
-        <w:t>.</w:t>
+        <w:t>Подготовить программную среду Ubuntu, ROS и Gazebo.</w:t>
       </w:r>
     </w:p>
     <w:p>
@@ -2652,15 +2604,13 @@
         <w:pStyle w:val="aff"/>
       </w:pPr>
       <w:r>
-        <w:t xml:space="preserve">Для корректного моделирования динамики мобильного робота в среде </w:t>
-      </w:r>
-      <w:proofErr w:type="spellStart"/>
-      <w:r>
-        <w:t>Gazebo</w:t>
-      </w:r>
-      <w:proofErr w:type="spellEnd"/>
-      <w:r>
-        <w:t xml:space="preserve"> каждому элементу конструкции необходимо задать массу и моменты инерции. Данные параметры используются физическим движком для расчёта ускорений, угловых скоростей и реакции модели на приложенные силы и моменты. Отсутствие или некорректное задание инерционных характеристик приводит к неустойчивости модели и некорректной симуляции движения.</w:t>
+        <w:t>Для корректного моделирования динамики мобильного робота в среде Gazebo каждому элементу конструкции необходимо задать массу и моменты инерции. Данные параметры используются физическим движком для расчёта ускорений, угловых скоростей и реакции модели на приложенные силы и моменты</w:t>
+      </w:r>
+      <w:r>
+        <w:t xml:space="preserve"> [3]</w:t>
+      </w:r>
+      <w:r>
+        <w:t>. Отсутствие или некорректное задание инерционных характеристик приводит к неустойчивости модели и некорректной симуляции движения.</w:t>
       </w:r>
     </w:p>
     <w:p>
@@ -2781,6 +2731,12 @@
         <w:t>кг</w:t>
       </w:r>
       <w:r>
+        <w:rPr>
+          <w:lang w:val="en-US"/>
+        </w:rPr>
+        <w:t xml:space="preserve"> [1]</w:t>
+      </w:r>
+      <w:r>
         <w:t>. Значение массы выбрано на основании типовых характеристик малогабаритных мобильных платформ, включающих аккумулятор, контроллер управления и сенсорное оборудование.</w:t>
       </w:r>
     </w:p>
@@ -2795,6 +2751,9 @@
     <w:p>
       <w:pPr>
         <w:pStyle w:val="aff"/>
+        <w:rPr>
+          <w:color w:val="FF0000"/>
+        </w:rPr>
       </w:pPr>
       <m:oMathPara>
         <m:oMath>
@@ -2803,6 +2762,7 @@
               <m:ctrlPr>
                 <w:rPr>
                   <w:rFonts w:ascii="Cambria Math" w:hAnsi="Cambria Math"/>
+                  <w:color w:val="FF0000"/>
                 </w:rPr>
               </m:ctrlPr>
             </m:sSubPr>
@@ -2810,6 +2770,7 @@
               <m:r>
                 <w:rPr>
                   <w:rFonts w:ascii="Cambria Math" w:hAnsi="Cambria Math"/>
+                  <w:color w:val="FF0000"/>
                 </w:rPr>
                 <m:t>I</m:t>
               </m:r>
@@ -2818,6 +2779,7 @@
               <m:r>
                 <w:rPr>
                   <w:rFonts w:ascii="Cambria Math" w:hAnsi="Cambria Math"/>
+                  <w:color w:val="FF0000"/>
                 </w:rPr>
                 <m:t>x</m:t>
               </m:r>
@@ -2826,6 +2788,7 @@
           <m:r>
             <w:rPr>
               <w:rFonts w:ascii="Cambria Math" w:hAnsi="Cambria Math"/>
+              <w:color w:val="FF0000"/>
             </w:rPr>
             <m:t>=</m:t>
           </m:r>
@@ -2834,6 +2797,7 @@
               <m:ctrlPr>
                 <w:rPr>
                   <w:rFonts w:ascii="Cambria Math" w:hAnsi="Cambria Math"/>
+                  <w:color w:val="FF0000"/>
                 </w:rPr>
               </m:ctrlPr>
             </m:fPr>
@@ -2841,6 +2805,7 @@
               <m:r>
                 <w:rPr>
                   <w:rFonts w:ascii="Cambria Math" w:hAnsi="Cambria Math"/>
+                  <w:color w:val="FF0000"/>
                 </w:rPr>
                 <m:t>m(</m:t>
               </m:r>
@@ -2849,6 +2814,7 @@
                   <m:ctrlPr>
                     <w:rPr>
                       <w:rFonts w:ascii="Cambria Math" w:hAnsi="Cambria Math"/>
+                      <w:color w:val="FF0000"/>
                     </w:rPr>
                   </m:ctrlPr>
                 </m:sSupPr>
@@ -2856,6 +2822,7 @@
                   <m:r>
                     <w:rPr>
                       <w:rFonts w:ascii="Cambria Math" w:hAnsi="Cambria Math"/>
+                      <w:color w:val="FF0000"/>
                     </w:rPr>
                     <m:t>b</m:t>
                   </m:r>
@@ -2864,6 +2831,7 @@
                   <m:r>
                     <w:rPr>
                       <w:rFonts w:ascii="Cambria Math" w:hAnsi="Cambria Math"/>
+                      <w:color w:val="FF0000"/>
                     </w:rPr>
                     <m:t>2</m:t>
                   </m:r>
@@ -2872,6 +2840,7 @@
               <m:r>
                 <w:rPr>
                   <w:rFonts w:ascii="Cambria Math" w:hAnsi="Cambria Math"/>
+                  <w:color w:val="FF0000"/>
                 </w:rPr>
                 <m:t>+</m:t>
               </m:r>
@@ -2880,6 +2849,7 @@
                   <m:ctrlPr>
                     <w:rPr>
                       <w:rFonts w:ascii="Cambria Math" w:hAnsi="Cambria Math"/>
+                      <w:color w:val="FF0000"/>
                     </w:rPr>
                   </m:ctrlPr>
                 </m:sSupPr>
@@ -2887,6 +2857,7 @@
                   <m:r>
                     <w:rPr>
                       <w:rFonts w:ascii="Cambria Math" w:hAnsi="Cambria Math"/>
+                      <w:color w:val="FF0000"/>
                     </w:rPr>
                     <m:t>c</m:t>
                   </m:r>
@@ -2895,6 +2866,7 @@
                   <m:r>
                     <w:rPr>
                       <w:rFonts w:ascii="Cambria Math" w:hAnsi="Cambria Math"/>
+                      <w:color w:val="FF0000"/>
                     </w:rPr>
                     <m:t>2</m:t>
                   </m:r>
@@ -2903,6 +2875,7 @@
               <m:r>
                 <w:rPr>
                   <w:rFonts w:ascii="Cambria Math" w:hAnsi="Cambria Math"/>
+                  <w:color w:val="FF0000"/>
                 </w:rPr>
                 <m:t>)</m:t>
               </m:r>
@@ -2911,6 +2884,7 @@
               <m:r>
                 <w:rPr>
                   <w:rFonts w:ascii="Cambria Math" w:hAnsi="Cambria Math"/>
+                  <w:color w:val="FF0000"/>
                 </w:rPr>
                 <m:t>12</m:t>
               </m:r>
@@ -2919,6 +2893,7 @@
           <m:r>
             <w:rPr>
               <w:rFonts w:ascii="Cambria Math" w:hAnsi="Cambria Math"/>
+              <w:color w:val="FF0000"/>
             </w:rPr>
             <m:t>,</m:t>
           </m:r>
@@ -2927,6 +2902,7 @@
               <m:ctrlPr>
                 <w:rPr>
                   <w:rFonts w:ascii="Cambria Math" w:hAnsi="Cambria Math"/>
+                  <w:color w:val="FF0000"/>
                 </w:rPr>
               </m:ctrlPr>
             </m:sSubPr>
@@ -2934,6 +2910,7 @@
               <m:r>
                 <w:rPr>
                   <w:rFonts w:ascii="Cambria Math" w:hAnsi="Cambria Math"/>
+                  <w:color w:val="FF0000"/>
                 </w:rPr>
                 <m:t>I</m:t>
               </m:r>
@@ -2942,6 +2919,7 @@
               <m:r>
                 <w:rPr>
                   <w:rFonts w:ascii="Cambria Math" w:hAnsi="Cambria Math"/>
+                  <w:color w:val="FF0000"/>
                 </w:rPr>
                 <m:t>y</m:t>
               </m:r>
@@ -2950,6 +2928,7 @@
           <m:r>
             <w:rPr>
               <w:rFonts w:ascii="Cambria Math" w:hAnsi="Cambria Math"/>
+              <w:color w:val="FF0000"/>
             </w:rPr>
             <m:t>=</m:t>
           </m:r>
@@ -2958,6 +2937,7 @@
               <m:ctrlPr>
                 <w:rPr>
                   <w:rFonts w:ascii="Cambria Math" w:hAnsi="Cambria Math"/>
+                  <w:color w:val="FF0000"/>
                 </w:rPr>
               </m:ctrlPr>
             </m:fPr>
@@ -2965,6 +2945,7 @@
               <m:r>
                 <w:rPr>
                   <w:rFonts w:ascii="Cambria Math" w:hAnsi="Cambria Math"/>
+                  <w:color w:val="FF0000"/>
                 </w:rPr>
                 <m:t>m(</m:t>
               </m:r>
@@ -2973,6 +2954,7 @@
                   <m:ctrlPr>
                     <w:rPr>
                       <w:rFonts w:ascii="Cambria Math" w:hAnsi="Cambria Math"/>
+                      <w:color w:val="FF0000"/>
                     </w:rPr>
                   </m:ctrlPr>
                 </m:sSupPr>
@@ -2980,6 +2962,7 @@
                   <m:r>
                     <w:rPr>
                       <w:rFonts w:ascii="Cambria Math" w:hAnsi="Cambria Math"/>
+                      <w:color w:val="FF0000"/>
                     </w:rPr>
                     <m:t>a</m:t>
                   </m:r>
@@ -2988,6 +2971,7 @@
                   <m:r>
                     <w:rPr>
                       <w:rFonts w:ascii="Cambria Math" w:hAnsi="Cambria Math"/>
+                      <w:color w:val="FF0000"/>
                     </w:rPr>
                     <m:t>2</m:t>
                   </m:r>
@@ -2996,6 +2980,7 @@
               <m:r>
                 <w:rPr>
                   <w:rFonts w:ascii="Cambria Math" w:hAnsi="Cambria Math"/>
+                  <w:color w:val="FF0000"/>
                 </w:rPr>
                 <m:t>+</m:t>
               </m:r>
@@ -3004,6 +2989,7 @@
                   <m:ctrlPr>
                     <w:rPr>
                       <w:rFonts w:ascii="Cambria Math" w:hAnsi="Cambria Math"/>
+                      <w:color w:val="FF0000"/>
                     </w:rPr>
                   </m:ctrlPr>
                 </m:sSupPr>
@@ -3011,6 +2997,7 @@
                   <m:r>
                     <w:rPr>
                       <w:rFonts w:ascii="Cambria Math" w:hAnsi="Cambria Math"/>
+                      <w:color w:val="FF0000"/>
                     </w:rPr>
                     <m:t>c</m:t>
                   </m:r>
@@ -3019,6 +3006,7 @@
                   <m:r>
                     <w:rPr>
                       <w:rFonts w:ascii="Cambria Math" w:hAnsi="Cambria Math"/>
+                      <w:color w:val="FF0000"/>
                     </w:rPr>
                     <m:t>2</m:t>
                   </m:r>
@@ -3027,6 +3015,7 @@
               <m:r>
                 <w:rPr>
                   <w:rFonts w:ascii="Cambria Math" w:hAnsi="Cambria Math"/>
+                  <w:color w:val="FF0000"/>
                 </w:rPr>
                 <m:t>)</m:t>
               </m:r>
@@ -3035,6 +3024,7 @@
               <m:r>
                 <w:rPr>
                   <w:rFonts w:ascii="Cambria Math" w:hAnsi="Cambria Math"/>
+                  <w:color w:val="FF0000"/>
                 </w:rPr>
                 <m:t>12</m:t>
               </m:r>
@@ -3043,6 +3033,7 @@
           <m:r>
             <w:rPr>
               <w:rFonts w:ascii="Cambria Math" w:hAnsi="Cambria Math"/>
+              <w:color w:val="FF0000"/>
             </w:rPr>
             <m:t>,</m:t>
           </m:r>
@@ -3051,6 +3042,7 @@
               <m:ctrlPr>
                 <w:rPr>
                   <w:rFonts w:ascii="Cambria Math" w:hAnsi="Cambria Math"/>
+                  <w:color w:val="FF0000"/>
                 </w:rPr>
               </m:ctrlPr>
             </m:sSubPr>
@@ -3058,6 +3050,7 @@
               <m:r>
                 <w:rPr>
                   <w:rFonts w:ascii="Cambria Math" w:hAnsi="Cambria Math"/>
+                  <w:color w:val="FF0000"/>
                 </w:rPr>
                 <m:t>I</m:t>
               </m:r>
@@ -3066,6 +3059,7 @@
               <m:r>
                 <w:rPr>
                   <w:rFonts w:ascii="Cambria Math" w:hAnsi="Cambria Math"/>
+                  <w:color w:val="FF0000"/>
                 </w:rPr>
                 <m:t>z</m:t>
               </m:r>
@@ -3074,6 +3068,7 @@
           <m:r>
             <w:rPr>
               <w:rFonts w:ascii="Cambria Math" w:hAnsi="Cambria Math"/>
+              <w:color w:val="FF0000"/>
             </w:rPr>
             <m:t>=</m:t>
           </m:r>
@@ -3082,6 +3077,7 @@
               <m:ctrlPr>
                 <w:rPr>
                   <w:rFonts w:ascii="Cambria Math" w:hAnsi="Cambria Math"/>
+                  <w:color w:val="FF0000"/>
                 </w:rPr>
               </m:ctrlPr>
             </m:fPr>
@@ -3089,6 +3085,7 @@
               <m:r>
                 <w:rPr>
                   <w:rFonts w:ascii="Cambria Math" w:hAnsi="Cambria Math"/>
+                  <w:color w:val="FF0000"/>
                 </w:rPr>
                 <m:t>m(</m:t>
               </m:r>
@@ -3097,6 +3094,7 @@
                   <m:ctrlPr>
                     <w:rPr>
                       <w:rFonts w:ascii="Cambria Math" w:hAnsi="Cambria Math"/>
+                      <w:color w:val="FF0000"/>
                     </w:rPr>
                   </m:ctrlPr>
                 </m:sSupPr>
@@ -3104,6 +3102,7 @@
                   <m:r>
                     <w:rPr>
                       <w:rFonts w:ascii="Cambria Math" w:hAnsi="Cambria Math"/>
+                      <w:color w:val="FF0000"/>
                     </w:rPr>
                     <m:t>a</m:t>
                   </m:r>
@@ -3112,6 +3111,7 @@
                   <m:r>
                     <w:rPr>
                       <w:rFonts w:ascii="Cambria Math" w:hAnsi="Cambria Math"/>
+                      <w:color w:val="FF0000"/>
                     </w:rPr>
                     <m:t>2</m:t>
                   </m:r>
@@ -3120,6 +3120,7 @@
               <m:r>
                 <w:rPr>
                   <w:rFonts w:ascii="Cambria Math" w:hAnsi="Cambria Math"/>
+                  <w:color w:val="FF0000"/>
                 </w:rPr>
                 <m:t>+</m:t>
               </m:r>
@@ -3128,6 +3129,7 @@
                   <m:ctrlPr>
                     <w:rPr>
                       <w:rFonts w:ascii="Cambria Math" w:hAnsi="Cambria Math"/>
+                      <w:color w:val="FF0000"/>
                     </w:rPr>
                   </m:ctrlPr>
                 </m:sSupPr>
@@ -3135,6 +3137,7 @@
                   <m:r>
                     <w:rPr>
                       <w:rFonts w:ascii="Cambria Math" w:hAnsi="Cambria Math"/>
+                      <w:color w:val="FF0000"/>
                     </w:rPr>
                     <m:t>b</m:t>
                   </m:r>
@@ -3143,6 +3146,7 @@
                   <m:r>
                     <w:rPr>
                       <w:rFonts w:ascii="Cambria Math" w:hAnsi="Cambria Math"/>
+                      <w:color w:val="FF0000"/>
                     </w:rPr>
                     <m:t>2</m:t>
                   </m:r>
@@ -3151,6 +3155,7 @@
               <m:r>
                 <w:rPr>
                   <w:rFonts w:ascii="Cambria Math" w:hAnsi="Cambria Math"/>
+                  <w:color w:val="FF0000"/>
                 </w:rPr>
                 <m:t>)</m:t>
               </m:r>
@@ -3159,6 +3164,7 @@
               <m:r>
                 <w:rPr>
                   <w:rFonts w:ascii="Cambria Math" w:hAnsi="Cambria Math"/>
+                  <w:color w:val="FF0000"/>
                 </w:rPr>
                 <m:t>12</m:t>
               </m:r>
@@ -3168,6 +3174,27 @@
             <m:rPr>
               <m:sty m:val="p"/>
             </m:rPr>
+            <w:rPr>
+              <w:rFonts w:ascii="Cambria Math"/>
+              <w:color w:val="FF0000"/>
+            </w:rPr>
+            <m:t xml:space="preserve"> , </m:t>
+          </m:r>
+          <m:r>
+            <w:rPr>
+              <w:rFonts w:ascii="Cambria Math"/>
+              <w:color w:val="FF0000"/>
+              <w:lang w:val="en-US"/>
+            </w:rPr>
+            <m:t>[2]</m:t>
+          </m:r>
+          <m:r>
+            <m:rPr>
+              <m:sty m:val="p"/>
+            </m:rPr>
+            <w:rPr>
+              <w:color w:val="FF0000"/>
+            </w:rPr>
             <w:br/>
           </m:r>
         </m:oMath>
@@ -3176,14 +3203,23 @@
     <w:p>
       <w:pPr>
         <w:pStyle w:val="aff"/>
-      </w:pPr>
-      <w:r>
+        <w:rPr>
+          <w:color w:val="FF0000"/>
+        </w:rPr>
+      </w:pPr>
+      <w:r>
+        <w:rPr>
+          <w:color w:val="FF0000"/>
+        </w:rPr>
         <w:t>Подставляя значения:</w:t>
       </w:r>
     </w:p>
     <w:p>
       <w:pPr>
         <w:pStyle w:val="aff"/>
+        <w:rPr>
+          <w:color w:val="FF0000"/>
+        </w:rPr>
       </w:pPr>
       <m:oMathPara>
         <m:oMath>
@@ -3192,6 +3228,7 @@
               <m:ctrlPr>
                 <w:rPr>
                   <w:rFonts w:ascii="Cambria Math" w:hAnsi="Cambria Math"/>
+                  <w:color w:val="FF0000"/>
                 </w:rPr>
               </m:ctrlPr>
             </m:sSubPr>
@@ -3199,6 +3236,7 @@
               <m:r>
                 <w:rPr>
                   <w:rFonts w:ascii="Cambria Math" w:hAnsi="Cambria Math"/>
+                  <w:color w:val="FF0000"/>
                 </w:rPr>
                 <m:t>I</m:t>
               </m:r>
@@ -3207,6 +3245,7 @@
               <m:r>
                 <w:rPr>
                   <w:rFonts w:ascii="Cambria Math" w:hAnsi="Cambria Math"/>
+                  <w:color w:val="FF0000"/>
                 </w:rPr>
                 <m:t>x</m:t>
               </m:r>
@@ -3215,6 +3254,7 @@
           <m:r>
             <w:rPr>
               <w:rFonts w:ascii="Cambria Math" w:hAnsi="Cambria Math"/>
+              <w:color w:val="FF0000"/>
             </w:rPr>
             <m:t>=</m:t>
           </m:r>
@@ -3223,6 +3263,7 @@
               <m:ctrlPr>
                 <w:rPr>
                   <w:rFonts w:ascii="Cambria Math" w:hAnsi="Cambria Math"/>
+                  <w:color w:val="FF0000"/>
                 </w:rPr>
               </m:ctrlPr>
             </m:fPr>
@@ -3230,6 +3271,7 @@
               <m:r>
                 <w:rPr>
                   <w:rFonts w:ascii="Cambria Math" w:hAnsi="Cambria Math"/>
+                  <w:color w:val="FF0000"/>
                 </w:rPr>
                 <m:t>5(0,</m:t>
               </m:r>
@@ -3238,6 +3280,7 @@
                   <m:ctrlPr>
                     <w:rPr>
                       <w:rFonts w:ascii="Cambria Math" w:hAnsi="Cambria Math"/>
+                      <w:color w:val="FF0000"/>
                     </w:rPr>
                   </m:ctrlPr>
                 </m:sSupPr>
@@ -3245,6 +3288,7 @@
                   <m:r>
                     <w:rPr>
                       <w:rFonts w:ascii="Cambria Math" w:hAnsi="Cambria Math"/>
+                      <w:color w:val="FF0000"/>
                     </w:rPr>
                     <m:t>25</m:t>
                   </m:r>
@@ -3253,6 +3297,7 @@
                   <m:r>
                     <w:rPr>
                       <w:rFonts w:ascii="Cambria Math" w:hAnsi="Cambria Math"/>
+                      <w:color w:val="FF0000"/>
                     </w:rPr>
                     <m:t>2</m:t>
                   </m:r>
@@ -3261,6 +3306,7 @@
               <m:r>
                 <w:rPr>
                   <w:rFonts w:ascii="Cambria Math" w:hAnsi="Cambria Math"/>
+                  <w:color w:val="FF0000"/>
                 </w:rPr>
                 <m:t>+0,</m:t>
               </m:r>
@@ -3269,6 +3315,7 @@
                   <m:ctrlPr>
                     <w:rPr>
                       <w:rFonts w:ascii="Cambria Math" w:hAnsi="Cambria Math"/>
+                      <w:color w:val="FF0000"/>
                     </w:rPr>
                   </m:ctrlPr>
                 </m:sSupPr>
@@ -3276,6 +3323,7 @@
                   <m:r>
                     <w:rPr>
                       <w:rFonts w:ascii="Cambria Math" w:hAnsi="Cambria Math"/>
+                      <w:color w:val="FF0000"/>
                     </w:rPr>
                     <m:t>08</m:t>
                   </m:r>
@@ -3284,6 +3332,7 @@
                   <m:r>
                     <w:rPr>
                       <w:rFonts w:ascii="Cambria Math" w:hAnsi="Cambria Math"/>
+                      <w:color w:val="FF0000"/>
                     </w:rPr>
                     <m:t>2</m:t>
                   </m:r>
@@ -3292,6 +3341,7 @@
               <m:r>
                 <w:rPr>
                   <w:rFonts w:ascii="Cambria Math" w:hAnsi="Cambria Math"/>
+                  <w:color w:val="FF0000"/>
                 </w:rPr>
                 <m:t>)</m:t>
               </m:r>
@@ -3300,6 +3350,7 @@
               <m:r>
                 <w:rPr>
                   <w:rFonts w:ascii="Cambria Math" w:hAnsi="Cambria Math"/>
+                  <w:color w:val="FF0000"/>
                 </w:rPr>
                 <m:t>12</m:t>
               </m:r>
@@ -3308,6 +3359,7 @@
           <m:r>
             <w:rPr>
               <w:rFonts w:ascii="Cambria Math" w:hAnsi="Cambria Math"/>
+              <w:color w:val="FF0000"/>
             </w:rPr>
             <m:t>=0,0287</m:t>
           </m:r>
@@ -3315,12 +3367,18 @@
             <m:rPr>
               <m:nor/>
             </m:rPr>
+            <w:rPr>
+              <w:color w:val="FF0000"/>
+            </w:rPr>
             <m:t> кг\м²</m:t>
           </m:r>
           <m:r>
             <m:rPr>
               <m:sty m:val="p"/>
             </m:rPr>
+            <w:rPr>
+              <w:color w:val="FF0000"/>
+            </w:rPr>
             <w:br/>
           </m:r>
         </m:oMath>
@@ -3330,6 +3388,7 @@
               <m:ctrlPr>
                 <w:rPr>
                   <w:rFonts w:ascii="Cambria Math" w:hAnsi="Cambria Math"/>
+                  <w:color w:val="FF0000"/>
                 </w:rPr>
               </m:ctrlPr>
             </m:sSubPr>
@@ -3337,6 +3396,7 @@
               <m:r>
                 <w:rPr>
                   <w:rFonts w:ascii="Cambria Math" w:hAnsi="Cambria Math"/>
+                  <w:color w:val="FF0000"/>
                 </w:rPr>
                 <m:t>I</m:t>
               </m:r>
@@ -3345,6 +3405,7 @@
               <m:r>
                 <w:rPr>
                   <w:rFonts w:ascii="Cambria Math" w:hAnsi="Cambria Math"/>
+                  <w:color w:val="FF0000"/>
                 </w:rPr>
                 <m:t>y</m:t>
               </m:r>
@@ -3353,6 +3414,7 @@
           <m:r>
             <w:rPr>
               <w:rFonts w:ascii="Cambria Math" w:hAnsi="Cambria Math"/>
+              <w:color w:val="FF0000"/>
             </w:rPr>
             <m:t>=</m:t>
           </m:r>
@@ -3361,6 +3423,7 @@
               <m:ctrlPr>
                 <w:rPr>
                   <w:rFonts w:ascii="Cambria Math" w:hAnsi="Cambria Math"/>
+                  <w:color w:val="FF0000"/>
                 </w:rPr>
               </m:ctrlPr>
             </m:fPr>
@@ -3368,6 +3431,7 @@
               <m:r>
                 <w:rPr>
                   <w:rFonts w:ascii="Cambria Math" w:hAnsi="Cambria Math"/>
+                  <w:color w:val="FF0000"/>
                 </w:rPr>
                 <m:t>5(0,</m:t>
               </m:r>
@@ -3376,6 +3440,7 @@
                   <m:ctrlPr>
                     <w:rPr>
                       <w:rFonts w:ascii="Cambria Math" w:hAnsi="Cambria Math"/>
+                      <w:color w:val="FF0000"/>
                     </w:rPr>
                   </m:ctrlPr>
                 </m:sSupPr>
@@ -3383,6 +3448,7 @@
                   <m:r>
                     <w:rPr>
                       <w:rFonts w:ascii="Cambria Math" w:hAnsi="Cambria Math"/>
+                      <w:color w:val="FF0000"/>
                     </w:rPr>
                     <m:t>40</m:t>
                   </m:r>
@@ -3391,6 +3457,7 @@
                   <m:r>
                     <w:rPr>
                       <w:rFonts w:ascii="Cambria Math" w:hAnsi="Cambria Math"/>
+                      <w:color w:val="FF0000"/>
                     </w:rPr>
                     <m:t>2</m:t>
                   </m:r>
@@ -3399,6 +3466,7 @@
               <m:r>
                 <w:rPr>
                   <w:rFonts w:ascii="Cambria Math" w:hAnsi="Cambria Math"/>
+                  <w:color w:val="FF0000"/>
                 </w:rPr>
                 <m:t>+0,</m:t>
               </m:r>
@@ -3407,6 +3475,7 @@
                   <m:ctrlPr>
                     <w:rPr>
                       <w:rFonts w:ascii="Cambria Math" w:hAnsi="Cambria Math"/>
+                      <w:color w:val="FF0000"/>
                     </w:rPr>
                   </m:ctrlPr>
                 </m:sSupPr>
@@ -3414,6 +3483,7 @@
                   <m:r>
                     <w:rPr>
                       <w:rFonts w:ascii="Cambria Math" w:hAnsi="Cambria Math"/>
+                      <w:color w:val="FF0000"/>
                     </w:rPr>
                     <m:t>08</m:t>
                   </m:r>
@@ -3422,6 +3492,7 @@
                   <m:r>
                     <w:rPr>
                       <w:rFonts w:ascii="Cambria Math" w:hAnsi="Cambria Math"/>
+                      <w:color w:val="FF0000"/>
                     </w:rPr>
                     <m:t>2</m:t>
                   </m:r>
@@ -3430,6 +3501,7 @@
               <m:r>
                 <w:rPr>
                   <w:rFonts w:ascii="Cambria Math" w:hAnsi="Cambria Math"/>
+                  <w:color w:val="FF0000"/>
                 </w:rPr>
                 <m:t>)</m:t>
               </m:r>
@@ -3438,6 +3510,7 @@
               <m:r>
                 <w:rPr>
                   <w:rFonts w:ascii="Cambria Math" w:hAnsi="Cambria Math"/>
+                  <w:color w:val="FF0000"/>
                 </w:rPr>
                 <m:t>12</m:t>
               </m:r>
@@ -3446,6 +3519,7 @@
           <m:r>
             <w:rPr>
               <w:rFonts w:ascii="Cambria Math" w:hAnsi="Cambria Math"/>
+              <w:color w:val="FF0000"/>
             </w:rPr>
             <m:t>=0,0693</m:t>
           </m:r>
@@ -3453,12 +3527,18 @@
             <m:rPr>
               <m:nor/>
             </m:rPr>
+            <w:rPr>
+              <w:color w:val="FF0000"/>
+            </w:rPr>
             <m:t> кг\м²</m:t>
           </m:r>
           <m:r>
             <m:rPr>
               <m:sty m:val="p"/>
             </m:rPr>
+            <w:rPr>
+              <w:color w:val="FF0000"/>
+            </w:rPr>
             <w:br/>
           </m:r>
         </m:oMath>
@@ -3468,6 +3548,7 @@
               <m:ctrlPr>
                 <w:rPr>
                   <w:rFonts w:ascii="Cambria Math" w:hAnsi="Cambria Math"/>
+                  <w:color w:val="FF0000"/>
                 </w:rPr>
               </m:ctrlPr>
             </m:sSubPr>
@@ -3475,6 +3556,7 @@
               <m:r>
                 <w:rPr>
                   <w:rFonts w:ascii="Cambria Math" w:hAnsi="Cambria Math"/>
+                  <w:color w:val="FF0000"/>
                 </w:rPr>
                 <m:t>I</m:t>
               </m:r>
@@ -3483,6 +3565,7 @@
               <m:r>
                 <w:rPr>
                   <w:rFonts w:ascii="Cambria Math" w:hAnsi="Cambria Math"/>
+                  <w:color w:val="FF0000"/>
                 </w:rPr>
                 <m:t>z</m:t>
               </m:r>
@@ -3491,6 +3574,7 @@
           <m:r>
             <w:rPr>
               <w:rFonts w:ascii="Cambria Math" w:hAnsi="Cambria Math"/>
+              <w:color w:val="FF0000"/>
             </w:rPr>
             <m:t>=</m:t>
           </m:r>
@@ -3499,6 +3583,7 @@
               <m:ctrlPr>
                 <w:rPr>
                   <w:rFonts w:ascii="Cambria Math" w:hAnsi="Cambria Math"/>
+                  <w:color w:val="FF0000"/>
                 </w:rPr>
               </m:ctrlPr>
             </m:fPr>
@@ -3506,6 +3591,7 @@
               <m:r>
                 <w:rPr>
                   <w:rFonts w:ascii="Cambria Math" w:hAnsi="Cambria Math"/>
+                  <w:color w:val="FF0000"/>
                 </w:rPr>
                 <m:t>5(0,</m:t>
               </m:r>
@@ -3514,6 +3600,7 @@
                   <m:ctrlPr>
                     <w:rPr>
                       <w:rFonts w:ascii="Cambria Math" w:hAnsi="Cambria Math"/>
+                      <w:color w:val="FF0000"/>
                     </w:rPr>
                   </m:ctrlPr>
                 </m:sSupPr>
@@ -3521,6 +3608,7 @@
                   <m:r>
                     <w:rPr>
                       <w:rFonts w:ascii="Cambria Math" w:hAnsi="Cambria Math"/>
+                      <w:color w:val="FF0000"/>
                     </w:rPr>
                     <m:t>40</m:t>
                   </m:r>
@@ -3529,6 +3617,7 @@
                   <m:r>
                     <w:rPr>
                       <w:rFonts w:ascii="Cambria Math" w:hAnsi="Cambria Math"/>
+                      <w:color w:val="FF0000"/>
                     </w:rPr>
                     <m:t>2</m:t>
                   </m:r>
@@ -3537,6 +3626,7 @@
               <m:r>
                 <w:rPr>
                   <w:rFonts w:ascii="Cambria Math" w:hAnsi="Cambria Math"/>
+                  <w:color w:val="FF0000"/>
                 </w:rPr>
                 <m:t>+0,</m:t>
               </m:r>
@@ -3545,6 +3635,7 @@
                   <m:ctrlPr>
                     <w:rPr>
                       <w:rFonts w:ascii="Cambria Math" w:hAnsi="Cambria Math"/>
+                      <w:color w:val="FF0000"/>
                     </w:rPr>
                   </m:ctrlPr>
                 </m:sSupPr>
@@ -3552,6 +3643,7 @@
                   <m:r>
                     <w:rPr>
                       <w:rFonts w:ascii="Cambria Math" w:hAnsi="Cambria Math"/>
+                      <w:color w:val="FF0000"/>
                     </w:rPr>
                     <m:t>25</m:t>
                   </m:r>
@@ -3560,6 +3652,7 @@
                   <m:r>
                     <w:rPr>
                       <w:rFonts w:ascii="Cambria Math" w:hAnsi="Cambria Math"/>
+                      <w:color w:val="FF0000"/>
                     </w:rPr>
                     <m:t>2</m:t>
                   </m:r>
@@ -3568,6 +3661,7 @@
               <m:r>
                 <w:rPr>
                   <w:rFonts w:ascii="Cambria Math" w:hAnsi="Cambria Math"/>
+                  <w:color w:val="FF0000"/>
                 </w:rPr>
                 <m:t>)</m:t>
               </m:r>
@@ -3576,6 +3670,7 @@
               <m:r>
                 <w:rPr>
                   <w:rFonts w:ascii="Cambria Math" w:hAnsi="Cambria Math"/>
+                  <w:color w:val="FF0000"/>
                 </w:rPr>
                 <m:t>12</m:t>
               </m:r>
@@ -3584,6 +3679,7 @@
           <m:r>
             <w:rPr>
               <w:rFonts w:ascii="Cambria Math" w:hAnsi="Cambria Math"/>
+              <w:color w:val="FF0000"/>
             </w:rPr>
             <m:t>=0,0927</m:t>
           </m:r>
@@ -3591,6 +3687,300 @@
             <m:rPr>
               <m:nor/>
             </m:rPr>
+            <w:rPr>
+              <w:color w:val="FF0000"/>
+            </w:rPr>
+            <m:t> кг\м²</m:t>
+          </m:r>
+          <m:r>
+            <m:rPr>
+              <m:sty m:val="p"/>
+            </m:rPr>
+            <w:rPr>
+              <w:color w:val="FF0000"/>
+            </w:rPr>
+            <w:br/>
+          </m:r>
+        </m:oMath>
+      </m:oMathPara>
+    </w:p>
+    <w:p>
+      <w:pPr>
+        <w:pStyle w:val="aff"/>
+      </w:pPr>
+      <w:r>
+        <w:t>Эти значения были использованы в качестве исходных при заполнении блока &lt;inertial&gt; в URDF и незначительно скорректированы для устойчивой работы модели в Gazebo</w:t>
+      </w:r>
+      <w:r>
+        <w:t xml:space="preserve"> [3]</w:t>
+      </w:r>
+      <w:r>
+        <w:t>.</w:t>
+      </w:r>
+    </w:p>
+    <w:p>
+      <w:pPr>
+        <w:pStyle w:val="aff"/>
+      </w:pPr>
+      <w:r>
+        <w:t xml:space="preserve">Каждое колесо моделируется сплошным цилиндром радиусом </w:t>
+      </w:r>
+      <m:oMath>
+        <m:r>
+          <w:rPr>
+            <w:rFonts w:ascii="Cambria Math" w:hAnsi="Cambria Math"/>
+          </w:rPr>
+          <m:t>r=0,05</m:t>
+        </m:r>
+      </m:oMath>
+      <w:r>
+        <w:t xml:space="preserve">м, длиной </w:t>
+      </w:r>
+      <m:oMath>
+        <m:r>
+          <w:rPr>
+            <w:rFonts w:ascii="Cambria Math" w:hAnsi="Cambria Math"/>
+          </w:rPr>
+          <m:t>h=0,03</m:t>
+        </m:r>
+      </m:oMath>
+      <w:r>
+        <w:t xml:space="preserve">м и массой </w:t>
+      </w:r>
+      <m:oMath>
+        <m:r>
+          <w:rPr>
+            <w:rFonts w:ascii="Cambria Math" w:hAnsi="Cambria Math"/>
+          </w:rPr>
+          <m:t>m=0,5</m:t>
+        </m:r>
+      </m:oMath>
+      <w:r>
+        <w:t xml:space="preserve"> </w:t>
+      </w:r>
+      <w:r>
+        <w:t>кг. Момент инерции относительно оси вращения (оси цилиндра):</w:t>
+      </w:r>
+    </w:p>
+    <w:p>
+      <w:pPr>
+        <w:pStyle w:val="aff"/>
+        <w:rPr>
+          <w:color w:val="FF0000"/>
+        </w:rPr>
+      </w:pPr>
+      <m:oMathPara>
+        <m:oMath>
+          <m:r>
+            <w:rPr>
+              <w:rFonts w:ascii="Cambria Math" w:hAnsi="Cambria Math"/>
+              <w:color w:val="FF0000"/>
+            </w:rPr>
+            <m:t>I=</m:t>
+          </m:r>
+          <m:f>
+            <m:fPr>
+              <m:ctrlPr>
+                <w:rPr>
+                  <w:rFonts w:ascii="Cambria Math" w:hAnsi="Cambria Math"/>
+                  <w:color w:val="FF0000"/>
+                </w:rPr>
+              </m:ctrlPr>
+            </m:fPr>
+            <m:num>
+              <m:r>
+                <w:rPr>
+                  <w:rFonts w:ascii="Cambria Math" w:hAnsi="Cambria Math"/>
+                  <w:color w:val="FF0000"/>
+                </w:rPr>
+                <m:t>1</m:t>
+              </m:r>
+            </m:num>
+            <m:den>
+              <m:r>
+                <w:rPr>
+                  <w:rFonts w:ascii="Cambria Math" w:hAnsi="Cambria Math"/>
+                  <w:color w:val="FF0000"/>
+                </w:rPr>
+                <m:t>2</m:t>
+              </m:r>
+            </m:den>
+          </m:f>
+          <m:r>
+            <w:rPr>
+              <w:rFonts w:ascii="Cambria Math" w:hAnsi="Cambria Math"/>
+              <w:color w:val="FF0000"/>
+            </w:rPr>
+            <m:t>m</m:t>
+          </m:r>
+          <m:sSup>
+            <m:sSupPr>
+              <m:ctrlPr>
+                <w:rPr>
+                  <w:rFonts w:ascii="Cambria Math" w:hAnsi="Cambria Math"/>
+                  <w:color w:val="FF0000"/>
+                </w:rPr>
+              </m:ctrlPr>
+            </m:sSupPr>
+            <m:e>
+              <m:r>
+                <w:rPr>
+                  <w:rFonts w:ascii="Cambria Math" w:hAnsi="Cambria Math"/>
+                  <w:color w:val="FF0000"/>
+                </w:rPr>
+                <m:t>r</m:t>
+              </m:r>
+            </m:e>
+            <m:sup>
+              <m:r>
+                <w:rPr>
+                  <w:rFonts w:ascii="Cambria Math" w:hAnsi="Cambria Math"/>
+                  <w:color w:val="FF0000"/>
+                </w:rPr>
+                <m:t>2</m:t>
+              </m:r>
+            </m:sup>
+          </m:sSup>
+          <m:r>
+            <w:rPr>
+              <w:rFonts w:ascii="Cambria Math" w:hAnsi="Cambria Math"/>
+              <w:color w:val="FF0000"/>
+            </w:rPr>
+            <m:t>=0,000625</m:t>
+          </m:r>
+          <m:r>
+            <m:rPr>
+              <m:nor/>
+            </m:rPr>
+            <w:rPr>
+              <w:color w:val="FF0000"/>
+            </w:rPr>
+            <m:t> кг\м²</m:t>
+          </m:r>
+        </m:oMath>
+      </m:oMathPara>
+    </w:p>
+    <w:p>
+      <w:pPr>
+        <w:pStyle w:val="aff"/>
+      </w:pPr>
+      <w:r>
+        <w:t xml:space="preserve">Опорное колесо моделируется сферой радиусом </w:t>
+      </w:r>
+      <m:oMath>
+        <m:r>
+          <w:rPr>
+            <w:rFonts w:ascii="Cambria Math" w:hAnsi="Cambria Math"/>
+          </w:rPr>
+          <m:t>r=0,025м</m:t>
+        </m:r>
+      </m:oMath>
+      <w:r>
+        <w:t xml:space="preserve"> и массой </w:t>
+      </w:r>
+      <m:oMath>
+        <m:r>
+          <w:rPr>
+            <w:rFonts w:ascii="Cambria Math" w:hAnsi="Cambria Math"/>
+          </w:rPr>
+          <m:t>m=0,05кг</m:t>
+        </m:r>
+      </m:oMath>
+      <w:r>
+        <w:t>. Момент инерции однородной сферы:</w:t>
+      </w:r>
+    </w:p>
+    <w:p>
+      <w:pPr>
+        <w:pStyle w:val="aff"/>
+      </w:pPr>
+      <m:oMathPara>
+        <m:oMath>
+          <m:r>
+            <w:rPr>
+              <w:rFonts w:ascii="Cambria Math" w:hAnsi="Cambria Math"/>
+              <w:color w:val="FF0000"/>
+            </w:rPr>
+            <w:lastRenderedPageBreak/>
+            <m:t>I=</m:t>
+          </m:r>
+          <m:f>
+            <m:fPr>
+              <m:ctrlPr>
+                <w:rPr>
+                  <w:rFonts w:ascii="Cambria Math" w:hAnsi="Cambria Math"/>
+                  <w:color w:val="FF0000"/>
+                </w:rPr>
+              </m:ctrlPr>
+            </m:fPr>
+            <m:num>
+              <m:r>
+                <w:rPr>
+                  <w:rFonts w:ascii="Cambria Math" w:hAnsi="Cambria Math"/>
+                  <w:color w:val="FF0000"/>
+                </w:rPr>
+                <m:t>2</m:t>
+              </m:r>
+            </m:num>
+            <m:den>
+              <m:r>
+                <w:rPr>
+                  <w:rFonts w:ascii="Cambria Math" w:hAnsi="Cambria Math"/>
+                  <w:color w:val="FF0000"/>
+                </w:rPr>
+                <m:t>5</m:t>
+              </m:r>
+            </m:den>
+          </m:f>
+          <m:r>
+            <w:rPr>
+              <w:rFonts w:ascii="Cambria Math" w:hAnsi="Cambria Math"/>
+              <w:color w:val="FF0000"/>
+            </w:rPr>
+            <m:t>m</m:t>
+          </m:r>
+          <m:sSup>
+            <m:sSupPr>
+              <m:ctrlPr>
+                <w:rPr>
+                  <w:rFonts w:ascii="Cambria Math" w:hAnsi="Cambria Math"/>
+                  <w:color w:val="FF0000"/>
+                </w:rPr>
+              </m:ctrlPr>
+            </m:sSupPr>
+            <m:e>
+              <m:r>
+                <w:rPr>
+                  <w:rFonts w:ascii="Cambria Math" w:hAnsi="Cambria Math"/>
+                  <w:color w:val="FF0000"/>
+                </w:rPr>
+                <m:t>r</m:t>
+              </m:r>
+            </m:e>
+            <m:sup>
+              <m:r>
+                <w:rPr>
+                  <w:rFonts w:ascii="Cambria Math" w:hAnsi="Cambria Math"/>
+                  <w:color w:val="FF0000"/>
+                </w:rPr>
+                <m:t>2</m:t>
+              </m:r>
+            </m:sup>
+          </m:sSup>
+          <m:r>
+            <w:rPr>
+              <w:rFonts w:ascii="Cambria Math" w:hAnsi="Cambria Math"/>
+              <w:color w:val="FF0000"/>
+            </w:rPr>
+            <m:t>=0,0000125</m:t>
+          </m:r>
+          <m:r>
+            <m:rPr>
+              <m:nor/>
+            </m:rPr>
+            <w:rPr>
+              <w:color w:val="FF0000"/>
+            </w:rPr>
             <m:t> кг\м²</m:t>
           </m:r>
           <m:r>
@@ -3607,274 +3997,6 @@
         <w:pStyle w:val="aff"/>
       </w:pPr>
       <w:r>
-        <w:t>Эти значения были использованы в качестве исходных при заполнении блока &lt;</w:t>
-      </w:r>
-      <w:proofErr w:type="spellStart"/>
-      <w:r>
-        <w:t>inertial</w:t>
-      </w:r>
-      <w:proofErr w:type="spellEnd"/>
-      <w:r>
-        <w:t xml:space="preserve">&gt; в URDF и незначительно скорректированы для устойчивой работы модели в </w:t>
-      </w:r>
-      <w:proofErr w:type="spellStart"/>
-      <w:r>
-        <w:t>Gazebo</w:t>
-      </w:r>
-      <w:proofErr w:type="spellEnd"/>
-      <w:r>
-        <w:t>.</w:t>
-      </w:r>
-    </w:p>
-    <w:p>
-      <w:pPr>
-        <w:pStyle w:val="aff"/>
-      </w:pPr>
-      <w:r>
-        <w:t xml:space="preserve">Каждое колесо моделируется сплошным цилиндром радиусом </w:t>
-      </w:r>
-      <m:oMath>
-        <m:r>
-          <w:rPr>
-            <w:rFonts w:ascii="Cambria Math" w:hAnsi="Cambria Math"/>
-          </w:rPr>
-          <m:t>r=0,05</m:t>
-        </m:r>
-      </m:oMath>
-      <w:r>
-        <w:t xml:space="preserve">м, длиной </w:t>
-      </w:r>
-      <m:oMath>
-        <m:r>
-          <w:rPr>
-            <w:rFonts w:ascii="Cambria Math" w:hAnsi="Cambria Math"/>
-          </w:rPr>
-          <m:t>h=0,03</m:t>
-        </m:r>
-      </m:oMath>
-      <w:r>
-        <w:t xml:space="preserve">м и массой </w:t>
-      </w:r>
-      <m:oMath>
-        <m:r>
-          <w:rPr>
-            <w:rFonts w:ascii="Cambria Math" w:hAnsi="Cambria Math"/>
-          </w:rPr>
-          <m:t>m=0,5</m:t>
-        </m:r>
-      </m:oMath>
-      <w:r>
-        <w:t>кг. Момент инерции относительно оси вращения (оси цилиндра):</w:t>
-      </w:r>
-    </w:p>
-    <w:p>
-      <w:pPr>
-        <w:pStyle w:val="aff"/>
-      </w:pPr>
-      <m:oMathPara>
-        <m:oMath>
-          <m:r>
-            <w:rPr>
-              <w:rFonts w:ascii="Cambria Math" w:hAnsi="Cambria Math"/>
-            </w:rPr>
-            <m:t>I=</m:t>
-          </m:r>
-          <m:f>
-            <m:fPr>
-              <m:ctrlPr>
-                <w:rPr>
-                  <w:rFonts w:ascii="Cambria Math" w:hAnsi="Cambria Math"/>
-                </w:rPr>
-              </m:ctrlPr>
-            </m:fPr>
-            <m:num>
-              <m:r>
-                <w:rPr>
-                  <w:rFonts w:ascii="Cambria Math" w:hAnsi="Cambria Math"/>
-                </w:rPr>
-                <m:t>1</m:t>
-              </m:r>
-            </m:num>
-            <m:den>
-              <m:r>
-                <w:rPr>
-                  <w:rFonts w:ascii="Cambria Math" w:hAnsi="Cambria Math"/>
-                </w:rPr>
-                <m:t>2</m:t>
-              </m:r>
-            </m:den>
-          </m:f>
-          <m:r>
-            <w:rPr>
-              <w:rFonts w:ascii="Cambria Math" w:hAnsi="Cambria Math"/>
-            </w:rPr>
-            <m:t>m</m:t>
-          </m:r>
-          <m:sSup>
-            <m:sSupPr>
-              <m:ctrlPr>
-                <w:rPr>
-                  <w:rFonts w:ascii="Cambria Math" w:hAnsi="Cambria Math"/>
-                </w:rPr>
-              </m:ctrlPr>
-            </m:sSupPr>
-            <m:e>
-              <m:r>
-                <w:rPr>
-                  <w:rFonts w:ascii="Cambria Math" w:hAnsi="Cambria Math"/>
-                </w:rPr>
-                <m:t>r</m:t>
-              </m:r>
-            </m:e>
-            <m:sup>
-              <m:r>
-                <w:rPr>
-                  <w:rFonts w:ascii="Cambria Math" w:hAnsi="Cambria Math"/>
-                </w:rPr>
-                <m:t>2</m:t>
-              </m:r>
-            </m:sup>
-          </m:sSup>
-          <m:r>
-            <w:rPr>
-              <w:rFonts w:ascii="Cambria Math" w:hAnsi="Cambria Math"/>
-            </w:rPr>
-            <m:t>=0,000625</m:t>
-          </m:r>
-          <m:r>
-            <m:rPr>
-              <m:nor/>
-            </m:rPr>
-            <m:t> кг\м²</m:t>
-          </m:r>
-        </m:oMath>
-      </m:oMathPara>
-    </w:p>
-    <w:p>
-      <w:pPr>
-        <w:pStyle w:val="aff"/>
-      </w:pPr>
-      <w:r>
-        <w:t xml:space="preserve">Опорное колесо моделируется сферой радиусом </w:t>
-      </w:r>
-      <m:oMath>
-        <m:r>
-          <w:rPr>
-            <w:rFonts w:ascii="Cambria Math" w:hAnsi="Cambria Math"/>
-          </w:rPr>
-          <m:t>r=0,025м</m:t>
-        </m:r>
-      </m:oMath>
-      <w:r>
-        <w:t xml:space="preserve"> и массой </w:t>
-      </w:r>
-      <m:oMath>
-        <m:r>
-          <w:rPr>
-            <w:rFonts w:ascii="Cambria Math" w:hAnsi="Cambria Math"/>
-          </w:rPr>
-          <m:t>m=0,05кг</m:t>
-        </m:r>
-      </m:oMath>
-      <w:r>
-        <w:t>. Момент инерции однородной сферы:</w:t>
-      </w:r>
-    </w:p>
-    <w:p>
-      <w:pPr>
-        <w:pStyle w:val="aff"/>
-      </w:pPr>
-      <m:oMathPara>
-        <m:oMath>
-          <m:r>
-            <w:rPr>
-              <w:rFonts w:ascii="Cambria Math" w:hAnsi="Cambria Math"/>
-            </w:rPr>
-            <w:lastRenderedPageBreak/>
-            <m:t>I=</m:t>
-          </m:r>
-          <m:f>
-            <m:fPr>
-              <m:ctrlPr>
-                <w:rPr>
-                  <w:rFonts w:ascii="Cambria Math" w:hAnsi="Cambria Math"/>
-                </w:rPr>
-              </m:ctrlPr>
-            </m:fPr>
-            <m:num>
-              <m:r>
-                <w:rPr>
-                  <w:rFonts w:ascii="Cambria Math" w:hAnsi="Cambria Math"/>
-                </w:rPr>
-                <m:t>2</m:t>
-              </m:r>
-            </m:num>
-            <m:den>
-              <m:r>
-                <w:rPr>
-                  <w:rFonts w:ascii="Cambria Math" w:hAnsi="Cambria Math"/>
-                </w:rPr>
-                <m:t>5</m:t>
-              </m:r>
-            </m:den>
-          </m:f>
-          <m:r>
-            <w:rPr>
-              <w:rFonts w:ascii="Cambria Math" w:hAnsi="Cambria Math"/>
-            </w:rPr>
-            <m:t>m</m:t>
-          </m:r>
-          <m:sSup>
-            <m:sSupPr>
-              <m:ctrlPr>
-                <w:rPr>
-                  <w:rFonts w:ascii="Cambria Math" w:hAnsi="Cambria Math"/>
-                </w:rPr>
-              </m:ctrlPr>
-            </m:sSupPr>
-            <m:e>
-              <m:r>
-                <w:rPr>
-                  <w:rFonts w:ascii="Cambria Math" w:hAnsi="Cambria Math"/>
-                </w:rPr>
-                <m:t>r</m:t>
-              </m:r>
-            </m:e>
-            <m:sup>
-              <m:r>
-                <w:rPr>
-                  <w:rFonts w:ascii="Cambria Math" w:hAnsi="Cambria Math"/>
-                </w:rPr>
-                <m:t>2</m:t>
-              </m:r>
-            </m:sup>
-          </m:sSup>
-          <m:r>
-            <w:rPr>
-              <w:rFonts w:ascii="Cambria Math" w:hAnsi="Cambria Math"/>
-            </w:rPr>
-            <m:t>=0,0000125</m:t>
-          </m:r>
-          <m:r>
-            <m:rPr>
-              <m:nor/>
-            </m:rPr>
-            <m:t> кг\м²</m:t>
-          </m:r>
-          <m:r>
-            <m:rPr>
-              <m:sty m:val="p"/>
-            </m:rPr>
-            <w:br/>
-          </m:r>
-        </m:oMath>
-      </m:oMathPara>
-    </w:p>
-    <w:p>
-      <w:pPr>
-        <w:pStyle w:val="aff"/>
-      </w:pPr>
-      <w:r>
         <w:t>Малое значение инерции опорного колеса практически не влияет на общую динамику робота, но учитывается физическим движком для корректного взаимодействия с поверхностью.</w:t>
       </w:r>
     </w:p>
@@ -3973,7 +4095,23 @@
           <w:sz w:val="28"/>
           <w:lang w:eastAsia="x-none"/>
         </w:rPr>
-        <w:t>. Использование виртуального пространства позволяет выполнять проверку работоспособности мобильного робота без необходимости изготовления физического прототипа. Разработанная среда предназначена для тестирования алгоритмов управления движением робота, проверки корректности работы сенсорного оборудования и анализа поведения мобильной платформы при взаимодействии с различными объектами окружающего пространства.</w:t>
+        <w:t>. Использование виртуального пространства позволяет выполнять проверку работоспособности мобильного робота без необходимости изготовления физического прототипа</w:t>
+      </w:r>
+      <w:r>
+        <w:rPr>
+          <w:rFonts w:ascii="Times New Roman" w:hAnsi="Times New Roman" w:cs="Times New Roman"/>
+          <w:sz w:val="28"/>
+          <w:lang w:eastAsia="x-none"/>
+        </w:rPr>
+        <w:t xml:space="preserve"> [3]</w:t>
+      </w:r>
+      <w:r>
+        <w:rPr>
+          <w:rFonts w:ascii="Times New Roman" w:hAnsi="Times New Roman" w:cs="Times New Roman"/>
+          <w:sz w:val="28"/>
+          <w:lang w:eastAsia="x-none"/>
+        </w:rPr>
+        <w:t>. Разработанная среда предназначена для тестирования алгоритмов управления движением робота, проверки корректности работы сенсорного оборудования и анализа поведения мобильной платформы при взаимодействии с различными объектами окружающего пространства.</w:t>
       </w:r>
     </w:p>
     <w:p>
@@ -4252,7 +4390,6 @@
         </w:rPr>
         <w:t xml:space="preserve">Для упрощения запуска разработанной системы был создан файл автоматического запуска моделирования </w:t>
       </w:r>
-      <w:proofErr w:type="gramStart"/>
       <w:r>
         <w:rPr>
           <w:rFonts w:ascii="Times New Roman" w:hAnsi="Times New Roman" w:cs="Times New Roman"/>
@@ -4277,7 +4414,6 @@
         </w:rPr>
         <w:t>launch</w:t>
       </w:r>
-      <w:proofErr w:type="gramEnd"/>
       <w:r>
         <w:rPr>
           <w:rFonts w:ascii="Times New Roman" w:hAnsi="Times New Roman" w:cs="Times New Roman"/>
@@ -4400,25 +4536,23 @@
           <w:sz w:val="28"/>
           <w:lang w:eastAsia="x-none"/>
         </w:rPr>
-        <w:t xml:space="preserve">В ходе выполнения работы ROS использовалась в качестве основной платформы для управления мобильным роботом в симуляционной среде </w:t>
-      </w:r>
-      <w:proofErr w:type="spellStart"/>
+        <w:t>В ходе выполнения работы ROS использовалась в качестве основной платформы для управления мобильным роботом в симуляционной среде Gazebo. Управление движением реализовано путём публикации команд линейной и угловой скоро</w:t>
+      </w:r>
       <w:r>
         <w:rPr>
           <w:rFonts w:ascii="Times New Roman" w:hAnsi="Times New Roman" w:cs="Times New Roman"/>
           <w:sz w:val="28"/>
           <w:lang w:eastAsia="x-none"/>
         </w:rPr>
-        <w:t>Gazebo</w:t>
-      </w:r>
-      <w:proofErr w:type="spellEnd"/>
+        <w:t xml:space="preserve">сти в </w:t>
+      </w:r>
       <w:r>
         <w:rPr>
           <w:rFonts w:ascii="Times New Roman" w:hAnsi="Times New Roman" w:cs="Times New Roman"/>
           <w:sz w:val="28"/>
           <w:lang w:eastAsia="x-none"/>
         </w:rPr>
-        <w:t>. Управление движением реализовано путём публикации команд линейной и угловой скоро</w:t>
+        <w:t>топики</w:t>
       </w:r>
       <w:r>
         <w:rPr>
@@ -4426,7 +4560,7 @@
           <w:sz w:val="28"/>
           <w:lang w:eastAsia="x-none"/>
         </w:rPr>
-        <w:t xml:space="preserve">сти в </w:t>
+        <w:t> /cmd_vel</w:t>
       </w:r>
       <w:r>
         <w:rPr>
@@ -4434,7 +4568,7 @@
           <w:sz w:val="28"/>
           <w:lang w:eastAsia="x-none"/>
         </w:rPr>
-        <w:t>топики</w:t>
+        <w:t xml:space="preserve"> </w:t>
       </w:r>
       <w:r>
         <w:rPr>
@@ -4442,34 +4576,32 @@
           <w:sz w:val="28"/>
           <w:lang w:eastAsia="x-none"/>
         </w:rPr>
-        <w:t> /</w:t>
-      </w:r>
-      <w:proofErr w:type="spellStart"/>
+        <w:t xml:space="preserve">с использованием сообщений типа geometry_msgs/Twist — подписанная на этот топик модель робота в Gazebo </w:t>
+      </w:r>
       <w:r>
         <w:rPr>
           <w:rFonts w:ascii="Times New Roman" w:hAnsi="Times New Roman" w:cs="Times New Roman"/>
           <w:sz w:val="28"/>
           <w:lang w:eastAsia="x-none"/>
         </w:rPr>
-        <w:t>cmd_</w:t>
-      </w:r>
-      <w:proofErr w:type="gramStart"/>
+        <w:lastRenderedPageBreak/>
+        <w:t>отрабатывала полученные команды</w:t>
+      </w:r>
       <w:r>
         <w:rPr>
           <w:rFonts w:ascii="Times New Roman" w:hAnsi="Times New Roman" w:cs="Times New Roman"/>
           <w:sz w:val="28"/>
           <w:lang w:eastAsia="x-none"/>
         </w:rPr>
-        <w:t>vel</w:t>
-      </w:r>
-      <w:proofErr w:type="spellEnd"/>
+        <w:t xml:space="preserve"> </w:t>
+      </w:r>
       <w:r>
         <w:rPr>
           <w:rFonts w:ascii="Times New Roman" w:hAnsi="Times New Roman" w:cs="Times New Roman"/>
           <w:sz w:val="28"/>
           <w:lang w:eastAsia="x-none"/>
         </w:rPr>
-        <w:t xml:space="preserve"> </w:t>
+        <w:t>[3]</w:t>
       </w:r>
       <w:r>
         <w:rPr>
@@ -4477,189 +4609,7 @@
           <w:sz w:val="28"/>
           <w:lang w:eastAsia="x-none"/>
         </w:rPr>
-        <w:t> с</w:t>
-      </w:r>
-      <w:proofErr w:type="gramEnd"/>
-      <w:r>
-        <w:rPr>
-          <w:rFonts w:ascii="Times New Roman" w:hAnsi="Times New Roman" w:cs="Times New Roman"/>
-          <w:sz w:val="28"/>
-          <w:lang w:eastAsia="x-none"/>
-        </w:rPr>
-        <w:t xml:space="preserve"> использованием сообщений типа </w:t>
-      </w:r>
-      <w:proofErr w:type="spellStart"/>
-      <w:r>
-        <w:rPr>
-          <w:rFonts w:ascii="Times New Roman" w:hAnsi="Times New Roman" w:cs="Times New Roman"/>
-          <w:sz w:val="28"/>
-          <w:lang w:eastAsia="x-none"/>
-        </w:rPr>
-        <w:t>geometry_msgs</w:t>
-      </w:r>
-      <w:proofErr w:type="spellEnd"/>
-      <w:r>
-        <w:rPr>
-          <w:rFonts w:ascii="Times New Roman" w:hAnsi="Times New Roman" w:cs="Times New Roman"/>
-          <w:sz w:val="28"/>
-          <w:lang w:eastAsia="x-none"/>
-        </w:rPr>
-        <w:t>/</w:t>
-      </w:r>
-      <w:proofErr w:type="spellStart"/>
-      <w:r>
-        <w:rPr>
-          <w:rFonts w:ascii="Times New Roman" w:hAnsi="Times New Roman" w:cs="Times New Roman"/>
-          <w:sz w:val="28"/>
-          <w:lang w:eastAsia="x-none"/>
-        </w:rPr>
-        <w:t>Twist</w:t>
-      </w:r>
-      <w:proofErr w:type="spellEnd"/>
-      <w:r>
-        <w:rPr>
-          <w:rFonts w:ascii="Times New Roman" w:hAnsi="Times New Roman" w:cs="Times New Roman"/>
-          <w:sz w:val="28"/>
-          <w:lang w:eastAsia="x-none"/>
-        </w:rPr>
-        <w:t xml:space="preserve"> — подписанная на этот топик модель робота в </w:t>
-      </w:r>
-      <w:proofErr w:type="spellStart"/>
-      <w:r>
-        <w:rPr>
-          <w:rFonts w:ascii="Times New Roman" w:hAnsi="Times New Roman" w:cs="Times New Roman"/>
-          <w:sz w:val="28"/>
-          <w:lang w:eastAsia="x-none"/>
-        </w:rPr>
-        <w:t>Gazebo</w:t>
-      </w:r>
-      <w:proofErr w:type="spellEnd"/>
-      <w:r>
-        <w:rPr>
-          <w:rFonts w:ascii="Times New Roman" w:hAnsi="Times New Roman" w:cs="Times New Roman"/>
-          <w:sz w:val="28"/>
-          <w:lang w:eastAsia="x-none"/>
-        </w:rPr>
-        <w:t xml:space="preserve"> </w:t>
-      </w:r>
-      <w:r>
-        <w:rPr>
-          <w:rFonts w:ascii="Times New Roman" w:hAnsi="Times New Roman" w:cs="Times New Roman"/>
-          <w:sz w:val="28"/>
-          <w:lang w:eastAsia="x-none"/>
-        </w:rPr>
-        <w:lastRenderedPageBreak/>
-        <w:t>отрабатывала полученные команды. Для получения обратной связи о положении робота применялся топик /</w:t>
-      </w:r>
-      <w:proofErr w:type="spellStart"/>
-      <w:r>
-        <w:rPr>
-          <w:rFonts w:ascii="Times New Roman" w:hAnsi="Times New Roman" w:cs="Times New Roman"/>
-          <w:sz w:val="28"/>
-          <w:lang w:eastAsia="x-none"/>
-        </w:rPr>
-        <w:t>odom</w:t>
-      </w:r>
-      <w:proofErr w:type="spellEnd"/>
-      <w:r>
-        <w:rPr>
-          <w:rFonts w:ascii="Times New Roman" w:hAnsi="Times New Roman" w:cs="Times New Roman"/>
-          <w:sz w:val="28"/>
-          <w:lang w:eastAsia="x-none"/>
-        </w:rPr>
-        <w:t xml:space="preserve">, данные из которого позволили реализовать автоматический возврат в начальную точку после выполнения серии манёвров. Запуск всей системы осуществлялся с помощью </w:t>
-      </w:r>
-      <w:proofErr w:type="spellStart"/>
-      <w:r>
-        <w:rPr>
-          <w:rFonts w:ascii="Times New Roman" w:hAnsi="Times New Roman" w:cs="Times New Roman"/>
-          <w:sz w:val="28"/>
-          <w:lang w:eastAsia="x-none"/>
-        </w:rPr>
-        <w:t>launch</w:t>
-      </w:r>
-      <w:proofErr w:type="spellEnd"/>
-      <w:r>
-        <w:rPr>
-          <w:rFonts w:ascii="Times New Roman" w:hAnsi="Times New Roman" w:cs="Times New Roman"/>
-          <w:sz w:val="28"/>
-          <w:lang w:eastAsia="x-none"/>
-        </w:rPr>
-        <w:t>-файла </w:t>
-      </w:r>
-      <w:proofErr w:type="spellStart"/>
-      <w:proofErr w:type="gramStart"/>
-      <w:r>
-        <w:rPr>
-          <w:rFonts w:ascii="Times New Roman" w:hAnsi="Times New Roman" w:cs="Times New Roman"/>
-          <w:sz w:val="28"/>
-          <w:lang w:eastAsia="x-none"/>
-        </w:rPr>
-        <w:t>robot.launch</w:t>
-      </w:r>
-      <w:proofErr w:type="spellEnd"/>
-      <w:proofErr w:type="gramEnd"/>
-      <w:r>
-        <w:rPr>
-          <w:rFonts w:ascii="Times New Roman" w:hAnsi="Times New Roman" w:cs="Times New Roman"/>
-          <w:sz w:val="28"/>
-          <w:lang w:eastAsia="x-none"/>
-        </w:rPr>
-        <w:t xml:space="preserve">, который автоматически загружал среду </w:t>
-      </w:r>
-      <w:proofErr w:type="spellStart"/>
-      <w:r>
-        <w:rPr>
-          <w:rFonts w:ascii="Times New Roman" w:hAnsi="Times New Roman" w:cs="Times New Roman"/>
-          <w:sz w:val="28"/>
-          <w:lang w:eastAsia="x-none"/>
-        </w:rPr>
-        <w:t>Gazebo</w:t>
-      </w:r>
-      <w:proofErr w:type="spellEnd"/>
-      <w:r>
-        <w:rPr>
-          <w:rFonts w:ascii="Times New Roman" w:hAnsi="Times New Roman" w:cs="Times New Roman"/>
-          <w:sz w:val="28"/>
-          <w:lang w:eastAsia="x-none"/>
-        </w:rPr>
-        <w:t xml:space="preserve">, виртуальный мир и размещал модель робота. </w:t>
-      </w:r>
-      <w:proofErr w:type="spellStart"/>
-      <w:r>
-        <w:rPr>
-          <w:rFonts w:ascii="Times New Roman" w:hAnsi="Times New Roman" w:cs="Times New Roman"/>
-          <w:sz w:val="28"/>
-          <w:lang w:eastAsia="x-none"/>
-        </w:rPr>
-        <w:t>Лидарный</w:t>
-      </w:r>
-      <w:proofErr w:type="spellEnd"/>
-      <w:r>
-        <w:rPr>
-          <w:rFonts w:ascii="Times New Roman" w:hAnsi="Times New Roman" w:cs="Times New Roman"/>
-          <w:sz w:val="28"/>
-          <w:lang w:eastAsia="x-none"/>
-        </w:rPr>
-        <w:t xml:space="preserve"> датчик, смоделированный в </w:t>
-      </w:r>
-      <w:proofErr w:type="spellStart"/>
-      <w:r>
-        <w:rPr>
-          <w:rFonts w:ascii="Times New Roman" w:hAnsi="Times New Roman" w:cs="Times New Roman"/>
-          <w:sz w:val="28"/>
-          <w:lang w:eastAsia="x-none"/>
-        </w:rPr>
-        <w:t>Gazebo</w:t>
-      </w:r>
-      <w:proofErr w:type="spellEnd"/>
-      <w:r>
-        <w:rPr>
-          <w:rFonts w:ascii="Times New Roman" w:hAnsi="Times New Roman" w:cs="Times New Roman"/>
-          <w:sz w:val="28"/>
-          <w:lang w:eastAsia="x-none"/>
-        </w:rPr>
-        <w:t>, также был интегрирован через ROS-механизмы, публикуя данные об обнаруженных препятствиях в соответствующий топик для последующей обработки.</w:t>
+        <w:t>. Для получения обратной связи о положении робота применялся топик /odom, данные из которого позволили реализовать автоматический возврат в начальную точку после выполнения серии манёвров. Запуск всей системы осуществлялся с помощью launch-файла robot.launch, который автоматически загружал среду Gazebo, виртуальный мир и размещал модель робота. Лидарный датчик, смоделированный в Gazebo, также был интегрирован через ROS-механизмы, публикуя данные об обнаруженных препятствиях в соответствующий топик для последующей обработки.</w:t>
       </w:r>
     </w:p>
     <w:p>
@@ -4708,69 +4658,15 @@
           <w:sz w:val="28"/>
           <w:lang w:eastAsia="x-none"/>
         </w:rPr>
-        <w:t xml:space="preserve">После завершения последовательности манёвров запускается алгоритм автоматического возврата в исходное положение. Для этого на основании данных </w:t>
-      </w:r>
-      <w:proofErr w:type="spellStart"/>
+        <w:t>После завершения последовательности манёвров запускается алгоритм автоматического возврата в исходное положение. Для этого на основании данных одометрии вычисляются текущее положение робота, расстояние до начальной точки и требуемый угол поворота. Робот автоматически ориентируется в направлении точки старта и выполняет движение до достижения исходных координат. После возвращения в начальную точку дополнительно производится восстановление первоначальной ориентации робота путём сравнения текущего угла поворота с сохранённым значением ориентации, зарегистрированным перед началом движения.</w:t>
+      </w:r>
       <w:r>
         <w:rPr>
           <w:rFonts w:ascii="Times New Roman" w:hAnsi="Times New Roman" w:cs="Times New Roman"/>
           <w:sz w:val="28"/>
           <w:lang w:eastAsia="x-none"/>
         </w:rPr>
-        <w:t>одометрии</w:t>
-      </w:r>
-      <w:proofErr w:type="spellEnd"/>
-      <w:r>
-        <w:rPr>
-          <w:rFonts w:ascii="Times New Roman" w:hAnsi="Times New Roman" w:cs="Times New Roman"/>
-          <w:sz w:val="28"/>
-          <w:lang w:eastAsia="x-none"/>
-        </w:rPr>
-        <w:t xml:space="preserve"> вычисляются текущее положение робота, расстояние до начальной точки и требуемый угол поворота. Робот автоматически ориентируется в направлении точки старта и выполняет движение до достижения исходных координат. После возвращения в начальную точку дополнительно производится восстановление первоначальной ориентации робота путём сравнения текущего угла поворота с сохранённым значением ориентации, зарегистрированным перед началом движения.</w:t>
-      </w:r>
-      <w:r>
-        <w:rPr>
-          <w:rFonts w:ascii="Times New Roman" w:hAnsi="Times New Roman" w:cs="Times New Roman"/>
-          <w:sz w:val="28"/>
-          <w:lang w:eastAsia="x-none"/>
-        </w:rPr>
-        <w:t xml:space="preserve"> Реализованный алгоритм использовался для проверки корректности работы модели робота, системы </w:t>
-      </w:r>
-      <w:proofErr w:type="spellStart"/>
-      <w:r>
-        <w:rPr>
-          <w:rFonts w:ascii="Times New Roman" w:hAnsi="Times New Roman" w:cs="Times New Roman"/>
-          <w:sz w:val="28"/>
-          <w:lang w:eastAsia="x-none"/>
-        </w:rPr>
-        <w:t>одометрии</w:t>
-      </w:r>
-      <w:proofErr w:type="spellEnd"/>
-      <w:r>
-        <w:rPr>
-          <w:rFonts w:ascii="Times New Roman" w:hAnsi="Times New Roman" w:cs="Times New Roman"/>
-          <w:sz w:val="28"/>
-          <w:lang w:eastAsia="x-none"/>
-        </w:rPr>
-        <w:t xml:space="preserve"> и механизмов управления движением в среде </w:t>
-      </w:r>
-      <w:proofErr w:type="spellStart"/>
-      <w:r>
-        <w:rPr>
-          <w:rFonts w:ascii="Times New Roman" w:hAnsi="Times New Roman" w:cs="Times New Roman"/>
-          <w:sz w:val="28"/>
-          <w:lang w:eastAsia="x-none"/>
-        </w:rPr>
-        <w:t>Gazebo</w:t>
-      </w:r>
-      <w:proofErr w:type="spellEnd"/>
-      <w:r>
-        <w:rPr>
-          <w:rFonts w:ascii="Times New Roman" w:hAnsi="Times New Roman" w:cs="Times New Roman"/>
-          <w:sz w:val="28"/>
-          <w:lang w:eastAsia="x-none"/>
-        </w:rPr>
-        <w:t>.</w:t>
+        <w:t xml:space="preserve"> Реализованный алгоритм использовался для проверки корректности работы модели робота, системы одометрии и механизмов управления движением в среде Gazebo.</w:t>
       </w:r>
       <w:r>
         <w:rPr>
@@ -5213,29 +5109,7 @@
           <w:sz w:val="28"/>
           <w:lang w:eastAsia="x-none"/>
         </w:rPr>
-        <w:t xml:space="preserve">5. Проверка работы </w:t>
-      </w:r>
-      <w:proofErr w:type="spellStart"/>
-      <w:r>
-        <w:rPr>
-          <w:rFonts w:ascii="Times New Roman" w:hAnsi="Times New Roman" w:cs="Times New Roman"/>
-          <w:b/>
-          <w:bCs/>
-          <w:sz w:val="28"/>
-          <w:lang w:eastAsia="x-none"/>
-        </w:rPr>
-        <w:t>лидарного</w:t>
-      </w:r>
-      <w:proofErr w:type="spellEnd"/>
-      <w:r>
-        <w:rPr>
-          <w:rFonts w:ascii="Times New Roman" w:hAnsi="Times New Roman" w:cs="Times New Roman"/>
-          <w:b/>
-          <w:bCs/>
-          <w:sz w:val="28"/>
-          <w:lang w:eastAsia="x-none"/>
-        </w:rPr>
-        <w:t xml:space="preserve"> датчика и системы обнаружения объектов</w:t>
+        <w:t>5. Проверка работы лидарного датчика и системы обнаружения объектов</w:t>
       </w:r>
     </w:p>
     <w:p>
@@ -5264,7 +5138,6 @@
       <w:r>
         <w:t xml:space="preserve"> </w:t>
       </w:r>
-      <w:proofErr w:type="spellStart"/>
       <w:r>
         <w:rPr>
           <w:rFonts w:ascii="Times New Roman" w:hAnsi="Times New Roman" w:cs="Times New Roman"/>
@@ -5282,122 +5155,45 @@
         </w:rPr>
         <w:t>идар</w:t>
       </w:r>
-      <w:proofErr w:type="spellEnd"/>
       <w:r>
         <w:rPr>
           <w:rFonts w:ascii="Times New Roman" w:hAnsi="Times New Roman" w:cs="Times New Roman"/>
           <w:sz w:val="28"/>
           <w:lang w:eastAsia="x-none"/>
         </w:rPr>
-        <w:t xml:space="preserve"> (</w:t>
-      </w:r>
-      <w:proofErr w:type="spellStart"/>
+        <w:t xml:space="preserve"> (LiDAR — Light Detection and Ranging) представляет собой датчик дистанционного зондирования, предназначенный для измерения расстояния до окружающих объектов с помощью лазерного излучения</w:t>
+      </w:r>
       <w:r>
         <w:rPr>
           <w:rFonts w:ascii="Times New Roman" w:hAnsi="Times New Roman" w:cs="Times New Roman"/>
           <w:sz w:val="28"/>
           <w:lang w:eastAsia="x-none"/>
         </w:rPr>
-        <w:t>LiDAR</w:t>
-      </w:r>
-      <w:proofErr w:type="spellEnd"/>
+        <w:t xml:space="preserve"> </w:t>
+      </w:r>
       <w:r>
         <w:rPr>
           <w:rFonts w:ascii="Times New Roman" w:hAnsi="Times New Roman" w:cs="Times New Roman"/>
           <w:sz w:val="28"/>
           <w:lang w:eastAsia="x-none"/>
         </w:rPr>
-        <w:t xml:space="preserve"> — Light </w:t>
-      </w:r>
-      <w:proofErr w:type="spellStart"/>
+        <w:t>[1</w:t>
+      </w:r>
+      <w:r>
+        <w:rPr>
+          <w:rFonts w:ascii="Times New Roman" w:hAnsi="Times New Roman" w:cs="Times New Roman"/>
+          <w:sz w:val="28"/>
+          <w:lang w:val="en-US" w:eastAsia="x-none"/>
+        </w:rPr>
+        <w:t>]</w:t>
+      </w:r>
       <w:r>
         <w:rPr>
           <w:rFonts w:ascii="Times New Roman" w:hAnsi="Times New Roman" w:cs="Times New Roman"/>
           <w:sz w:val="28"/>
           <w:lang w:eastAsia="x-none"/>
         </w:rPr>
-        <w:t>Detection</w:t>
-      </w:r>
-      <w:proofErr w:type="spellEnd"/>
-      <w:r>
-        <w:rPr>
-          <w:rFonts w:ascii="Times New Roman" w:hAnsi="Times New Roman" w:cs="Times New Roman"/>
-          <w:sz w:val="28"/>
-          <w:lang w:eastAsia="x-none"/>
-        </w:rPr>
-        <w:t xml:space="preserve"> </w:t>
-      </w:r>
-      <w:proofErr w:type="spellStart"/>
-      <w:r>
-        <w:rPr>
-          <w:rFonts w:ascii="Times New Roman" w:hAnsi="Times New Roman" w:cs="Times New Roman"/>
-          <w:sz w:val="28"/>
-          <w:lang w:eastAsia="x-none"/>
-        </w:rPr>
-        <w:t>and</w:t>
-      </w:r>
-      <w:proofErr w:type="spellEnd"/>
-      <w:r>
-        <w:rPr>
-          <w:rFonts w:ascii="Times New Roman" w:hAnsi="Times New Roman" w:cs="Times New Roman"/>
-          <w:sz w:val="28"/>
-          <w:lang w:eastAsia="x-none"/>
-        </w:rPr>
-        <w:t xml:space="preserve"> </w:t>
-      </w:r>
-      <w:proofErr w:type="spellStart"/>
-      <w:r>
-        <w:rPr>
-          <w:rFonts w:ascii="Times New Roman" w:hAnsi="Times New Roman" w:cs="Times New Roman"/>
-          <w:sz w:val="28"/>
-          <w:lang w:eastAsia="x-none"/>
-        </w:rPr>
-        <w:t>Ranging</w:t>
-      </w:r>
-      <w:proofErr w:type="spellEnd"/>
-      <w:r>
-        <w:rPr>
-          <w:rFonts w:ascii="Times New Roman" w:hAnsi="Times New Roman" w:cs="Times New Roman"/>
-          <w:sz w:val="28"/>
-          <w:lang w:eastAsia="x-none"/>
-        </w:rPr>
-        <w:t xml:space="preserve">) представляет собой датчик дистанционного зондирования, предназначенный для измерения расстояния до окружающих объектов с помощью лазерного излучения. Принцип работы </w:t>
-      </w:r>
-      <w:proofErr w:type="spellStart"/>
-      <w:r>
-        <w:rPr>
-          <w:rFonts w:ascii="Times New Roman" w:hAnsi="Times New Roman" w:cs="Times New Roman"/>
-          <w:sz w:val="28"/>
-          <w:lang w:eastAsia="x-none"/>
-        </w:rPr>
-        <w:t>лидара</w:t>
-      </w:r>
-      <w:proofErr w:type="spellEnd"/>
-      <w:r>
-        <w:rPr>
-          <w:rFonts w:ascii="Times New Roman" w:hAnsi="Times New Roman" w:cs="Times New Roman"/>
-          <w:sz w:val="28"/>
-          <w:lang w:eastAsia="x-none"/>
-        </w:rPr>
-        <w:t xml:space="preserve"> основан на излучении лазерного луча и измерении времени его возврата после отражения от препятствия. На основании полученных измерений формируется информация о расположении объектов в окружающем пространстве. В мобильной робототехнике </w:t>
-      </w:r>
-      <w:proofErr w:type="spellStart"/>
-      <w:r>
-        <w:rPr>
-          <w:rFonts w:ascii="Times New Roman" w:hAnsi="Times New Roman" w:cs="Times New Roman"/>
-          <w:sz w:val="28"/>
-          <w:lang w:eastAsia="x-none"/>
-        </w:rPr>
-        <w:t>лидар</w:t>
-      </w:r>
-      <w:proofErr w:type="spellEnd"/>
-      <w:r>
-        <w:rPr>
-          <w:rFonts w:ascii="Times New Roman" w:hAnsi="Times New Roman" w:cs="Times New Roman"/>
-          <w:sz w:val="28"/>
-          <w:lang w:eastAsia="x-none"/>
-        </w:rPr>
-        <w:t xml:space="preserve"> широко используется для построения карт местности, обнаружения препятствий, навигации и обеспечения безопасного движения робота. </w:t>
+        <w:t xml:space="preserve">. Принцип работы лидара основан на излучении лазерного луча и измерении времени его возврата после отражения от препятствия. На основании полученных измерений формируется информация о расположении объектов в окружающем пространстве. В мобильной робототехнике лидар широко используется для построения карт местности, обнаружения препятствий, навигации и обеспечения безопасного движения робота. </w:t>
       </w:r>
     </w:p>
     <w:p>
@@ -5421,43 +5217,7 @@
           <w:sz w:val="28"/>
           <w:lang w:eastAsia="x-none"/>
         </w:rPr>
-        <w:t xml:space="preserve">В рамках данной работы </w:t>
-      </w:r>
-      <w:proofErr w:type="spellStart"/>
-      <w:r>
-        <w:rPr>
-          <w:rFonts w:ascii="Times New Roman" w:hAnsi="Times New Roman" w:cs="Times New Roman"/>
-          <w:sz w:val="28"/>
-          <w:lang w:eastAsia="x-none"/>
-        </w:rPr>
-        <w:t>лидар</w:t>
-      </w:r>
-      <w:proofErr w:type="spellEnd"/>
-      <w:r>
-        <w:rPr>
-          <w:rFonts w:ascii="Times New Roman" w:hAnsi="Times New Roman" w:cs="Times New Roman"/>
-          <w:sz w:val="28"/>
-          <w:lang w:eastAsia="x-none"/>
-        </w:rPr>
-        <w:t xml:space="preserve"> был реализован в среде </w:t>
-      </w:r>
-      <w:proofErr w:type="spellStart"/>
-      <w:r>
-        <w:rPr>
-          <w:rFonts w:ascii="Times New Roman" w:hAnsi="Times New Roman" w:cs="Times New Roman"/>
-          <w:sz w:val="28"/>
-          <w:lang w:eastAsia="x-none"/>
-        </w:rPr>
-        <w:t>Gazebo</w:t>
-      </w:r>
-      <w:proofErr w:type="spellEnd"/>
-      <w:r>
-        <w:rPr>
-          <w:rFonts w:ascii="Times New Roman" w:hAnsi="Times New Roman" w:cs="Times New Roman"/>
-          <w:sz w:val="28"/>
-          <w:lang w:eastAsia="x-none"/>
-        </w:rPr>
-        <w:t xml:space="preserve"> в виде виртуального лазерного датчика, установленного на верхней части корпуса </w:t>
+        <w:t xml:space="preserve">В рамках данной работы лидар был реализован в среде Gazebo в виде виртуального лазерного датчика, установленного на верхней части корпуса </w:t>
       </w:r>
       <w:r>
         <w:rPr>
@@ -5616,31 +5376,7 @@
           <w:sz w:val="28"/>
           <w:szCs w:val="28"/>
         </w:rPr>
-        <w:t xml:space="preserve">Демонстрация работы </w:t>
-      </w:r>
-      <w:proofErr w:type="spellStart"/>
-      <w:r>
-        <w:rPr>
-          <w:rFonts w:ascii="Times New Roman" w:hAnsi="Times New Roman" w:cs="Times New Roman"/>
-          <w:i w:val="0"/>
-          <w:iCs w:val="0"/>
-          <w:color w:val="auto"/>
-          <w:sz w:val="28"/>
-          <w:szCs w:val="28"/>
-        </w:rPr>
-        <w:t>лидар</w:t>
-      </w:r>
-      <w:proofErr w:type="spellEnd"/>
-      <w:r>
-        <w:rPr>
-          <w:rFonts w:ascii="Times New Roman" w:hAnsi="Times New Roman" w:cs="Times New Roman"/>
-          <w:i w:val="0"/>
-          <w:iCs w:val="0"/>
-          <w:color w:val="auto"/>
-          <w:sz w:val="28"/>
-          <w:szCs w:val="28"/>
-        </w:rPr>
-        <w:t xml:space="preserve"> датчика</w:t>
+        <w:t>Демонстрация работы лидар датчика</w:t>
       </w:r>
     </w:p>
     <w:p>
@@ -5724,25 +5460,7 @@
           <w:sz w:val="28"/>
           <w:lang w:eastAsia="x-none"/>
         </w:rPr>
-        <w:t xml:space="preserve">. Создана виртуальная среда моделирования с набором препятствий для тестирования алгоритмов управления и датчиков. Разработан файл автоматического запуска моделирования и реализована программа управления движением робота. Проведена проверка работы </w:t>
-      </w:r>
-      <w:proofErr w:type="spellStart"/>
-      <w:r>
-        <w:rPr>
-          <w:rFonts w:ascii="Times New Roman" w:hAnsi="Times New Roman" w:cs="Times New Roman"/>
-          <w:sz w:val="28"/>
-          <w:lang w:eastAsia="x-none"/>
-        </w:rPr>
-        <w:t>лидарного</w:t>
-      </w:r>
-      <w:proofErr w:type="spellEnd"/>
-      <w:r>
-        <w:rPr>
-          <w:rFonts w:ascii="Times New Roman" w:hAnsi="Times New Roman" w:cs="Times New Roman"/>
-          <w:sz w:val="28"/>
-          <w:lang w:eastAsia="x-none"/>
-        </w:rPr>
-        <w:t xml:space="preserve"> датчика и системы компьютерного зрения.</w:t>
+        <w:t>. Создана виртуальная среда моделирования с набором препятствий для тестирования алгоритмов управления и датчиков. Разработан файл автоматического запуска моделирования и реализована программа управления движением робота. Проведена проверка работы лидарного датчика и системы компьютерного зрения.</w:t>
       </w:r>
     </w:p>
     <w:p>
@@ -5920,43 +5638,7 @@
           <w:szCs w:val="28"/>
           <w:lang w:val="ru-RU"/>
         </w:rPr>
-        <w:t xml:space="preserve">Инструкция робота </w:t>
-      </w:r>
-      <w:proofErr w:type="spellStart"/>
-      <w:r>
-        <w:rPr>
-          <w:bCs/>
-          <w:szCs w:val="28"/>
-          <w:lang w:val="ru-RU"/>
-        </w:rPr>
-        <w:t>TurtleBro</w:t>
-      </w:r>
-      <w:proofErr w:type="spellEnd"/>
-      <w:r>
-        <w:rPr>
-          <w:bCs/>
-          <w:szCs w:val="28"/>
-          <w:lang w:val="ru-RU"/>
-        </w:rPr>
-        <w:t xml:space="preserve"> // </w:t>
-      </w:r>
-      <w:proofErr w:type="spellStart"/>
-      <w:r>
-        <w:rPr>
-          <w:bCs/>
-          <w:szCs w:val="28"/>
-          <w:lang w:val="ru-RU"/>
-        </w:rPr>
-        <w:t>turtlebro</w:t>
-      </w:r>
-      <w:proofErr w:type="spellEnd"/>
-      <w:r>
-        <w:rPr>
-          <w:bCs/>
-          <w:szCs w:val="28"/>
-          <w:lang w:val="ru-RU"/>
-        </w:rPr>
-        <w:t xml:space="preserve"> URL: https://ros1.turtlebro.ru/ (дата обращения: </w:t>
+        <w:t xml:space="preserve">Инструкция робота TurtleBro // turtlebro URL: https://ros1.turtlebro.ru/ (дата обращения: </w:t>
       </w:r>
       <w:r>
         <w:rPr>
@@ -6016,25 +5698,7 @@
           <w:szCs w:val="28"/>
           <w:lang w:val="en-US"/>
         </w:rPr>
-        <w:t xml:space="preserve">Mass Moment of Inertia // </w:t>
-      </w:r>
-      <w:proofErr w:type="spellStart"/>
-      <w:r>
-        <w:rPr>
-          <w:bCs/>
-          <w:szCs w:val="28"/>
-          <w:lang w:val="en-US"/>
-        </w:rPr>
-        <w:t>libretexts</w:t>
-      </w:r>
-      <w:proofErr w:type="spellEnd"/>
-      <w:r>
-        <w:rPr>
-          <w:bCs/>
-          <w:szCs w:val="28"/>
-          <w:lang w:val="en-US"/>
-        </w:rPr>
-        <w:t xml:space="preserve"> URL: https://eng.libretexts.org/ (</w:t>
+        <w:t>Mass Moment of Inertia // libretexts URL: https://eng.libretexts.org/ (</w:t>
       </w:r>
       <w:r>
         <w:rPr>
@@ -6240,7 +5904,6 @@
         </w:rPr>
         <w:t>.</w:t>
       </w:r>
-      <w:proofErr w:type="spellStart"/>
       <w:r>
         <w:rPr>
           <w:bCs/>
@@ -6249,7 +5912,6 @@
         </w:rPr>
         <w:t>gazebosim</w:t>
       </w:r>
-      <w:proofErr w:type="spellEnd"/>
       <w:r>
         <w:rPr>
           <w:bCs/>

--- a/Отчет/Технологическая практика.docx
+++ b/Отчет/Технологическая практика.docx
@@ -842,13 +842,23 @@
                 <w:szCs w:val="28"/>
               </w:rPr>
             </w:pPr>
+            <w:proofErr w:type="spellStart"/>
             <w:r>
               <w:rPr>
                 <w:rFonts w:ascii="Times New Roman" w:hAnsi="Times New Roman" w:cs="Times New Roman"/>
                 <w:sz w:val="28"/>
                 <w:szCs w:val="28"/>
               </w:rPr>
-              <w:t xml:space="preserve">Держанский Сергей Андреевич </w:t>
+              <w:t>Держанский</w:t>
+            </w:r>
+            <w:proofErr w:type="spellEnd"/>
+            <w:r>
+              <w:rPr>
+                <w:rFonts w:ascii="Times New Roman" w:hAnsi="Times New Roman" w:cs="Times New Roman"/>
+                <w:sz w:val="28"/>
+                <w:szCs w:val="28"/>
+              </w:rPr>
+              <w:t xml:space="preserve"> Сергей Андреевич </w:t>
             </w:r>
           </w:p>
         </w:tc>
@@ -1530,7 +1540,27 @@
           <w:sz w:val="28"/>
           <w:szCs w:val="28"/>
         </w:rPr>
-        <w:t>студенту Держанскому Сергею Андреевичу</w:t>
+        <w:t xml:space="preserve">студенту </w:t>
+      </w:r>
+      <w:proofErr w:type="spellStart"/>
+      <w:r>
+        <w:rPr>
+          <w:rFonts w:ascii="Times New Roman" w:hAnsi="Times New Roman" w:cs="Times New Roman"/>
+          <w:b/>
+          <w:sz w:val="28"/>
+          <w:szCs w:val="28"/>
+        </w:rPr>
+        <w:t>Держанскому</w:t>
+      </w:r>
+      <w:proofErr w:type="spellEnd"/>
+      <w:r>
+        <w:rPr>
+          <w:rFonts w:ascii="Times New Roman" w:hAnsi="Times New Roman" w:cs="Times New Roman"/>
+          <w:b/>
+          <w:sz w:val="28"/>
+          <w:szCs w:val="28"/>
+        </w:rPr>
+        <w:t xml:space="preserve"> Сергею Андреевичу</w:t>
       </w:r>
     </w:p>
     <w:p>
@@ -1959,7 +1989,25 @@
           <w:sz w:val="28"/>
           <w:szCs w:val="28"/>
         </w:rPr>
-        <w:t>Подготовить программную среду Ubuntu, ROS и Gazebo.</w:t>
+        <w:t xml:space="preserve">Подготовить программную среду Ubuntu, ROS и </w:t>
+      </w:r>
+      <w:proofErr w:type="spellStart"/>
+      <w:r>
+        <w:rPr>
+          <w:bCs/>
+          <w:sz w:val="28"/>
+          <w:szCs w:val="28"/>
+        </w:rPr>
+        <w:t>Gazebo</w:t>
+      </w:r>
+      <w:proofErr w:type="spellEnd"/>
+      <w:r>
+        <w:rPr>
+          <w:bCs/>
+          <w:sz w:val="28"/>
+          <w:szCs w:val="28"/>
+        </w:rPr>
+        <w:t>.</w:t>
       </w:r>
     </w:p>
     <w:p>
@@ -2290,15 +2338,10 @@
         <w:autoSpaceDE/>
         <w:autoSpaceDN/>
         <w:adjustRightInd/>
-        <w:spacing w:line="360" w:lineRule="auto"/>
-        <w:ind w:firstLine="709"/>
-        <w:jc w:val="both"/>
-        <w:rPr>
-          <w:rFonts w:ascii="Times New Roman" w:hAnsi="Times New Roman" w:cs="Times New Roman"/>
+        <w:rPr>
           <w:b/>
           <w:bCs/>
-          <w:sz w:val="28"/>
-          <w:lang w:eastAsia="x-none"/>
+          <w:lang w:val="en-US"/>
         </w:rPr>
       </w:pPr>
       <w:r>
@@ -2308,17 +2351,780 @@
         </w:rPr>
         <w:br w:type="page"/>
       </w:r>
-      <w:r>
-        <w:rPr>
-          <w:rFonts w:ascii="Times New Roman" w:hAnsi="Times New Roman" w:cs="Times New Roman"/>
-          <w:b/>
-          <w:bCs/>
-          <w:sz w:val="28"/>
-          <w:lang w:eastAsia="x-none"/>
-        </w:rPr>
-        <w:lastRenderedPageBreak/>
+    </w:p>
+    <w:sdt>
+      <w:sdtPr>
+        <w:rPr>
+          <w:rFonts w:ascii="Arial" w:eastAsia="Times New Roman" w:hAnsi="Arial" w:cs="Arial"/>
+          <w:color w:val="auto"/>
+          <w:sz w:val="20"/>
+          <w:szCs w:val="20"/>
+        </w:rPr>
+        <w:id w:val="27541612"/>
+        <w:docPartObj>
+          <w:docPartGallery w:val="Table of Contents"/>
+          <w:docPartUnique/>
+        </w:docPartObj>
+      </w:sdtPr>
+      <w:sdtContent>
+        <w:p>
+          <w:pPr>
+            <w:pStyle w:val="af7"/>
+            <w:spacing w:before="0" w:line="360" w:lineRule="auto"/>
+            <w:jc w:val="center"/>
+            <w:rPr>
+              <w:rFonts w:ascii="Times New Roman" w:hAnsi="Times New Roman" w:cs="Times New Roman"/>
+              <w:b/>
+              <w:bCs/>
+              <w:color w:val="000000" w:themeColor="text1"/>
+              <w:sz w:val="28"/>
+              <w:szCs w:val="28"/>
+            </w:rPr>
+          </w:pPr>
+          <w:r>
+            <w:rPr>
+              <w:rFonts w:ascii="Times New Roman" w:hAnsi="Times New Roman" w:cs="Times New Roman"/>
+              <w:b/>
+              <w:bCs/>
+              <w:color w:val="000000" w:themeColor="text1"/>
+              <w:sz w:val="28"/>
+              <w:szCs w:val="28"/>
+            </w:rPr>
+            <w:t>Оглавление</w:t>
+          </w:r>
+        </w:p>
+        <w:p>
+          <w:pPr>
+            <w:pStyle w:val="12"/>
+            <w:tabs>
+              <w:tab w:val="right" w:leader="dot" w:pos="9627"/>
+            </w:tabs>
+            <w:ind w:firstLine="0"/>
+            <w:jc w:val="both"/>
+            <w:rPr>
+              <w:rFonts w:eastAsiaTheme="minorEastAsia" w:cs="Times New Roman"/>
+              <w:noProof/>
+              <w:kern w:val="2"/>
+              <w:szCs w:val="28"/>
+              <w14:ligatures w14:val="standardContextual"/>
+            </w:rPr>
+          </w:pPr>
+          <w:r>
+            <w:rPr>
+              <w:rFonts w:cs="Times New Roman"/>
+              <w:szCs w:val="28"/>
+            </w:rPr>
+            <w:fldChar w:fldCharType="begin"/>
+          </w:r>
+          <w:r>
+            <w:rPr>
+              <w:rFonts w:cs="Times New Roman"/>
+              <w:szCs w:val="28"/>
+            </w:rPr>
+            <w:instrText xml:space="preserve"> TOC \o "1-3" \h \z \u </w:instrText>
+          </w:r>
+          <w:r>
+            <w:rPr>
+              <w:rFonts w:cs="Times New Roman"/>
+              <w:szCs w:val="28"/>
+            </w:rPr>
+            <w:fldChar w:fldCharType="separate"/>
+          </w:r>
+          <w:hyperlink w:anchor="_Toc231433979" w:history="1">
+            <w:r>
+              <w:rPr>
+                <w:rStyle w:val="af1"/>
+                <w:rFonts w:cs="Times New Roman"/>
+                <w:noProof/>
+                <w:color w:val="000000" w:themeColor="text1"/>
+                <w:szCs w:val="28"/>
+                <w:lang w:eastAsia="x-none"/>
+              </w:rPr>
+              <w:t>1. Подготовка модели мобильного робота</w:t>
+            </w:r>
+            <w:r>
+              <w:rPr>
+                <w:rFonts w:cs="Times New Roman"/>
+                <w:noProof/>
+                <w:webHidden/>
+                <w:szCs w:val="28"/>
+              </w:rPr>
+              <w:tab/>
+            </w:r>
+            <w:r>
+              <w:rPr>
+                <w:rFonts w:cs="Times New Roman"/>
+                <w:noProof/>
+                <w:webHidden/>
+                <w:szCs w:val="28"/>
+              </w:rPr>
+              <w:fldChar w:fldCharType="begin"/>
+            </w:r>
+            <w:r>
+              <w:rPr>
+                <w:rFonts w:cs="Times New Roman"/>
+                <w:noProof/>
+                <w:webHidden/>
+                <w:szCs w:val="28"/>
+              </w:rPr>
+              <w:instrText xml:space="preserve"> PAGEREF _Toc231433979 \h </w:instrText>
+            </w:r>
+            <w:r>
+              <w:rPr>
+                <w:rFonts w:cs="Times New Roman"/>
+                <w:noProof/>
+                <w:webHidden/>
+                <w:szCs w:val="28"/>
+              </w:rPr>
+            </w:r>
+            <w:r>
+              <w:rPr>
+                <w:rFonts w:cs="Times New Roman"/>
+                <w:noProof/>
+                <w:webHidden/>
+                <w:szCs w:val="28"/>
+              </w:rPr>
+              <w:fldChar w:fldCharType="separate"/>
+            </w:r>
+            <w:r>
+              <w:rPr>
+                <w:rFonts w:cs="Times New Roman"/>
+                <w:noProof/>
+                <w:webHidden/>
+                <w:szCs w:val="28"/>
+              </w:rPr>
+              <w:t>4</w:t>
+            </w:r>
+            <w:r>
+              <w:rPr>
+                <w:rFonts w:cs="Times New Roman"/>
+                <w:noProof/>
+                <w:webHidden/>
+                <w:szCs w:val="28"/>
+              </w:rPr>
+              <w:fldChar w:fldCharType="end"/>
+            </w:r>
+          </w:hyperlink>
+        </w:p>
+        <w:p>
+          <w:pPr>
+            <w:pStyle w:val="12"/>
+            <w:tabs>
+              <w:tab w:val="right" w:leader="dot" w:pos="9627"/>
+            </w:tabs>
+            <w:ind w:firstLine="0"/>
+            <w:jc w:val="both"/>
+            <w:rPr>
+              <w:rFonts w:eastAsiaTheme="minorEastAsia" w:cs="Times New Roman"/>
+              <w:noProof/>
+              <w:kern w:val="2"/>
+              <w:szCs w:val="28"/>
+              <w14:ligatures w14:val="standardContextual"/>
+            </w:rPr>
+          </w:pPr>
+          <w:hyperlink w:anchor="_Toc231433980" w:history="1">
+            <w:r>
+              <w:rPr>
+                <w:rStyle w:val="af1"/>
+                <w:rFonts w:cs="Times New Roman"/>
+                <w:noProof/>
+                <w:color w:val="000000" w:themeColor="text1"/>
+                <w:szCs w:val="28"/>
+                <w:lang w:eastAsia="x-none"/>
+              </w:rPr>
+              <w:t>2. Создание виртуальной среды моделирования</w:t>
+            </w:r>
+            <w:r>
+              <w:rPr>
+                <w:rFonts w:cs="Times New Roman"/>
+                <w:noProof/>
+                <w:webHidden/>
+                <w:szCs w:val="28"/>
+              </w:rPr>
+              <w:tab/>
+            </w:r>
+            <w:r>
+              <w:rPr>
+                <w:rFonts w:cs="Times New Roman"/>
+                <w:noProof/>
+                <w:webHidden/>
+                <w:szCs w:val="28"/>
+              </w:rPr>
+              <w:fldChar w:fldCharType="begin"/>
+            </w:r>
+            <w:r>
+              <w:rPr>
+                <w:rFonts w:cs="Times New Roman"/>
+                <w:noProof/>
+                <w:webHidden/>
+                <w:szCs w:val="28"/>
+              </w:rPr>
+              <w:instrText xml:space="preserve"> PAGEREF _Toc231433980 \h </w:instrText>
+            </w:r>
+            <w:r>
+              <w:rPr>
+                <w:rFonts w:cs="Times New Roman"/>
+                <w:noProof/>
+                <w:webHidden/>
+                <w:szCs w:val="28"/>
+              </w:rPr>
+            </w:r>
+            <w:r>
+              <w:rPr>
+                <w:rFonts w:cs="Times New Roman"/>
+                <w:noProof/>
+                <w:webHidden/>
+                <w:szCs w:val="28"/>
+              </w:rPr>
+              <w:fldChar w:fldCharType="separate"/>
+            </w:r>
+            <w:r>
+              <w:rPr>
+                <w:rFonts w:cs="Times New Roman"/>
+                <w:noProof/>
+                <w:webHidden/>
+                <w:szCs w:val="28"/>
+              </w:rPr>
+              <w:t>6</w:t>
+            </w:r>
+            <w:r>
+              <w:rPr>
+                <w:rFonts w:cs="Times New Roman"/>
+                <w:noProof/>
+                <w:webHidden/>
+                <w:szCs w:val="28"/>
+              </w:rPr>
+              <w:fldChar w:fldCharType="end"/>
+            </w:r>
+          </w:hyperlink>
+        </w:p>
+        <w:p>
+          <w:pPr>
+            <w:pStyle w:val="12"/>
+            <w:tabs>
+              <w:tab w:val="right" w:leader="dot" w:pos="9627"/>
+            </w:tabs>
+            <w:ind w:firstLine="0"/>
+            <w:jc w:val="both"/>
+            <w:rPr>
+              <w:rFonts w:eastAsiaTheme="minorEastAsia" w:cs="Times New Roman"/>
+              <w:noProof/>
+              <w:kern w:val="2"/>
+              <w:szCs w:val="28"/>
+              <w14:ligatures w14:val="standardContextual"/>
+            </w:rPr>
+          </w:pPr>
+          <w:hyperlink w:anchor="_Toc231433981" w:history="1">
+            <w:r>
+              <w:rPr>
+                <w:rStyle w:val="af1"/>
+                <w:rFonts w:cs="Times New Roman"/>
+                <w:noProof/>
+                <w:color w:val="000000" w:themeColor="text1"/>
+                <w:szCs w:val="28"/>
+                <w:lang w:eastAsia="x-none"/>
+              </w:rPr>
+              <w:t>3. Разработка файла автоматического запуска моделирования</w:t>
+            </w:r>
+            <w:r>
+              <w:rPr>
+                <w:rFonts w:cs="Times New Roman"/>
+                <w:noProof/>
+                <w:webHidden/>
+                <w:szCs w:val="28"/>
+              </w:rPr>
+              <w:tab/>
+            </w:r>
+            <w:r>
+              <w:rPr>
+                <w:rFonts w:cs="Times New Roman"/>
+                <w:noProof/>
+                <w:webHidden/>
+                <w:szCs w:val="28"/>
+              </w:rPr>
+              <w:fldChar w:fldCharType="begin"/>
+            </w:r>
+            <w:r>
+              <w:rPr>
+                <w:rFonts w:cs="Times New Roman"/>
+                <w:noProof/>
+                <w:webHidden/>
+                <w:szCs w:val="28"/>
+              </w:rPr>
+              <w:instrText xml:space="preserve"> PAGEREF _Toc231433981 \h </w:instrText>
+            </w:r>
+            <w:r>
+              <w:rPr>
+                <w:rFonts w:cs="Times New Roman"/>
+                <w:noProof/>
+                <w:webHidden/>
+                <w:szCs w:val="28"/>
+              </w:rPr>
+            </w:r>
+            <w:r>
+              <w:rPr>
+                <w:rFonts w:cs="Times New Roman"/>
+                <w:noProof/>
+                <w:webHidden/>
+                <w:szCs w:val="28"/>
+              </w:rPr>
+              <w:fldChar w:fldCharType="separate"/>
+            </w:r>
+            <w:r>
+              <w:rPr>
+                <w:rFonts w:cs="Times New Roman"/>
+                <w:noProof/>
+                <w:webHidden/>
+                <w:szCs w:val="28"/>
+              </w:rPr>
+              <w:t>7</w:t>
+            </w:r>
+            <w:r>
+              <w:rPr>
+                <w:rFonts w:cs="Times New Roman"/>
+                <w:noProof/>
+                <w:webHidden/>
+                <w:szCs w:val="28"/>
+              </w:rPr>
+              <w:fldChar w:fldCharType="end"/>
+            </w:r>
+          </w:hyperlink>
+        </w:p>
+        <w:p>
+          <w:pPr>
+            <w:pStyle w:val="12"/>
+            <w:tabs>
+              <w:tab w:val="right" w:leader="dot" w:pos="9627"/>
+            </w:tabs>
+            <w:ind w:firstLine="0"/>
+            <w:jc w:val="both"/>
+            <w:rPr>
+              <w:rFonts w:eastAsiaTheme="minorEastAsia" w:cs="Times New Roman"/>
+              <w:noProof/>
+              <w:kern w:val="2"/>
+              <w:szCs w:val="28"/>
+              <w14:ligatures w14:val="standardContextual"/>
+            </w:rPr>
+          </w:pPr>
+          <w:hyperlink w:anchor="_Toc231433982" w:history="1">
+            <w:r>
+              <w:rPr>
+                <w:rStyle w:val="af1"/>
+                <w:rFonts w:cs="Times New Roman"/>
+                <w:noProof/>
+                <w:color w:val="000000" w:themeColor="text1"/>
+                <w:szCs w:val="28"/>
+                <w:lang w:eastAsia="x-none"/>
+              </w:rPr>
+              <w:t>4. Разработка программы управления движением робота</w:t>
+            </w:r>
+            <w:r>
+              <w:rPr>
+                <w:rFonts w:cs="Times New Roman"/>
+                <w:noProof/>
+                <w:webHidden/>
+                <w:szCs w:val="28"/>
+              </w:rPr>
+              <w:tab/>
+            </w:r>
+            <w:r>
+              <w:rPr>
+                <w:rFonts w:cs="Times New Roman"/>
+                <w:noProof/>
+                <w:webHidden/>
+                <w:szCs w:val="28"/>
+              </w:rPr>
+              <w:fldChar w:fldCharType="begin"/>
+            </w:r>
+            <w:r>
+              <w:rPr>
+                <w:rFonts w:cs="Times New Roman"/>
+                <w:noProof/>
+                <w:webHidden/>
+                <w:szCs w:val="28"/>
+              </w:rPr>
+              <w:instrText xml:space="preserve"> PAGEREF _Toc231433982 \h </w:instrText>
+            </w:r>
+            <w:r>
+              <w:rPr>
+                <w:rFonts w:cs="Times New Roman"/>
+                <w:noProof/>
+                <w:webHidden/>
+                <w:szCs w:val="28"/>
+              </w:rPr>
+            </w:r>
+            <w:r>
+              <w:rPr>
+                <w:rFonts w:cs="Times New Roman"/>
+                <w:noProof/>
+                <w:webHidden/>
+                <w:szCs w:val="28"/>
+              </w:rPr>
+              <w:fldChar w:fldCharType="separate"/>
+            </w:r>
+            <w:r>
+              <w:rPr>
+                <w:rFonts w:cs="Times New Roman"/>
+                <w:noProof/>
+                <w:webHidden/>
+                <w:szCs w:val="28"/>
+              </w:rPr>
+              <w:t>7</w:t>
+            </w:r>
+            <w:r>
+              <w:rPr>
+                <w:rFonts w:cs="Times New Roman"/>
+                <w:noProof/>
+                <w:webHidden/>
+                <w:szCs w:val="28"/>
+              </w:rPr>
+              <w:fldChar w:fldCharType="end"/>
+            </w:r>
+          </w:hyperlink>
+        </w:p>
+        <w:p>
+          <w:pPr>
+            <w:pStyle w:val="12"/>
+            <w:tabs>
+              <w:tab w:val="right" w:leader="dot" w:pos="9627"/>
+            </w:tabs>
+            <w:ind w:firstLine="0"/>
+            <w:jc w:val="both"/>
+            <w:rPr>
+              <w:rFonts w:eastAsiaTheme="minorEastAsia" w:cs="Times New Roman"/>
+              <w:noProof/>
+              <w:kern w:val="2"/>
+              <w:szCs w:val="28"/>
+              <w14:ligatures w14:val="standardContextual"/>
+            </w:rPr>
+          </w:pPr>
+          <w:hyperlink w:anchor="_Toc231433983" w:history="1">
+            <w:r>
+              <w:rPr>
+                <w:rStyle w:val="af1"/>
+                <w:rFonts w:cs="Times New Roman"/>
+                <w:noProof/>
+                <w:color w:val="000000" w:themeColor="text1"/>
+                <w:szCs w:val="28"/>
+                <w:lang w:eastAsia="x-none"/>
+              </w:rPr>
+              <w:t>5. Проверка работы лидарного датчика и системы обнаружения объектов</w:t>
+            </w:r>
+            <w:r>
+              <w:rPr>
+                <w:rFonts w:cs="Times New Roman"/>
+                <w:noProof/>
+                <w:webHidden/>
+                <w:szCs w:val="28"/>
+              </w:rPr>
+              <w:tab/>
+            </w:r>
+            <w:r>
+              <w:rPr>
+                <w:rFonts w:cs="Times New Roman"/>
+                <w:noProof/>
+                <w:webHidden/>
+                <w:szCs w:val="28"/>
+              </w:rPr>
+              <w:fldChar w:fldCharType="begin"/>
+            </w:r>
+            <w:r>
+              <w:rPr>
+                <w:rFonts w:cs="Times New Roman"/>
+                <w:noProof/>
+                <w:webHidden/>
+                <w:szCs w:val="28"/>
+              </w:rPr>
+              <w:instrText xml:space="preserve"> PAGEREF _Toc231433983 \h </w:instrText>
+            </w:r>
+            <w:r>
+              <w:rPr>
+                <w:rFonts w:cs="Times New Roman"/>
+                <w:noProof/>
+                <w:webHidden/>
+                <w:szCs w:val="28"/>
+              </w:rPr>
+            </w:r>
+            <w:r>
+              <w:rPr>
+                <w:rFonts w:cs="Times New Roman"/>
+                <w:noProof/>
+                <w:webHidden/>
+                <w:szCs w:val="28"/>
+              </w:rPr>
+              <w:fldChar w:fldCharType="separate"/>
+            </w:r>
+            <w:r>
+              <w:rPr>
+                <w:rFonts w:cs="Times New Roman"/>
+                <w:noProof/>
+                <w:webHidden/>
+                <w:szCs w:val="28"/>
+              </w:rPr>
+              <w:t>10</w:t>
+            </w:r>
+            <w:r>
+              <w:rPr>
+                <w:rFonts w:cs="Times New Roman"/>
+                <w:noProof/>
+                <w:webHidden/>
+                <w:szCs w:val="28"/>
+              </w:rPr>
+              <w:fldChar w:fldCharType="end"/>
+            </w:r>
+          </w:hyperlink>
+        </w:p>
+        <w:p>
+          <w:pPr>
+            <w:pStyle w:val="12"/>
+            <w:tabs>
+              <w:tab w:val="right" w:leader="dot" w:pos="9627"/>
+            </w:tabs>
+            <w:ind w:firstLine="0"/>
+            <w:jc w:val="both"/>
+            <w:rPr>
+              <w:rFonts w:eastAsiaTheme="minorEastAsia" w:cs="Times New Roman"/>
+              <w:noProof/>
+              <w:kern w:val="2"/>
+              <w:szCs w:val="28"/>
+              <w14:ligatures w14:val="standardContextual"/>
+            </w:rPr>
+          </w:pPr>
+          <w:hyperlink w:anchor="_Toc231433984" w:history="1">
+            <w:r>
+              <w:rPr>
+                <w:rStyle w:val="af1"/>
+                <w:rFonts w:cs="Times New Roman"/>
+                <w:noProof/>
+                <w:color w:val="000000" w:themeColor="text1"/>
+                <w:szCs w:val="28"/>
+                <w:lang w:eastAsia="x-none"/>
+              </w:rPr>
+              <w:t>Заключение</w:t>
+            </w:r>
+            <w:r>
+              <w:rPr>
+                <w:rFonts w:cs="Times New Roman"/>
+                <w:noProof/>
+                <w:webHidden/>
+                <w:szCs w:val="28"/>
+              </w:rPr>
+              <w:tab/>
+            </w:r>
+            <w:r>
+              <w:rPr>
+                <w:rFonts w:cs="Times New Roman"/>
+                <w:noProof/>
+                <w:webHidden/>
+                <w:szCs w:val="28"/>
+              </w:rPr>
+              <w:fldChar w:fldCharType="begin"/>
+            </w:r>
+            <w:r>
+              <w:rPr>
+                <w:rFonts w:cs="Times New Roman"/>
+                <w:noProof/>
+                <w:webHidden/>
+                <w:szCs w:val="28"/>
+              </w:rPr>
+              <w:instrText xml:space="preserve"> PAGEREF _Toc231433984 \h </w:instrText>
+            </w:r>
+            <w:r>
+              <w:rPr>
+                <w:rFonts w:cs="Times New Roman"/>
+                <w:noProof/>
+                <w:webHidden/>
+                <w:szCs w:val="28"/>
+              </w:rPr>
+            </w:r>
+            <w:r>
+              <w:rPr>
+                <w:rFonts w:cs="Times New Roman"/>
+                <w:noProof/>
+                <w:webHidden/>
+                <w:szCs w:val="28"/>
+              </w:rPr>
+              <w:fldChar w:fldCharType="separate"/>
+            </w:r>
+            <w:r>
+              <w:rPr>
+                <w:rFonts w:cs="Times New Roman"/>
+                <w:noProof/>
+                <w:webHidden/>
+                <w:szCs w:val="28"/>
+              </w:rPr>
+              <w:t>11</w:t>
+            </w:r>
+            <w:r>
+              <w:rPr>
+                <w:rFonts w:cs="Times New Roman"/>
+                <w:noProof/>
+                <w:webHidden/>
+                <w:szCs w:val="28"/>
+              </w:rPr>
+              <w:fldChar w:fldCharType="end"/>
+            </w:r>
+          </w:hyperlink>
+        </w:p>
+        <w:p>
+          <w:pPr>
+            <w:pStyle w:val="12"/>
+            <w:tabs>
+              <w:tab w:val="right" w:leader="dot" w:pos="9627"/>
+            </w:tabs>
+            <w:ind w:firstLine="0"/>
+            <w:jc w:val="both"/>
+            <w:rPr>
+              <w:rFonts w:eastAsiaTheme="minorEastAsia" w:cs="Times New Roman"/>
+              <w:noProof/>
+              <w:kern w:val="2"/>
+              <w:szCs w:val="28"/>
+              <w14:ligatures w14:val="standardContextual"/>
+            </w:rPr>
+          </w:pPr>
+          <w:hyperlink w:anchor="_Toc231433985" w:history="1">
+            <w:r>
+              <w:rPr>
+                <w:rStyle w:val="af1"/>
+                <w:rFonts w:cs="Times New Roman"/>
+                <w:noProof/>
+                <w:color w:val="000000" w:themeColor="text1"/>
+                <w:szCs w:val="28"/>
+              </w:rPr>
+              <w:t>Список использованной литературы</w:t>
+            </w:r>
+            <w:r>
+              <w:rPr>
+                <w:rFonts w:cs="Times New Roman"/>
+                <w:noProof/>
+                <w:webHidden/>
+                <w:szCs w:val="28"/>
+              </w:rPr>
+              <w:tab/>
+            </w:r>
+            <w:r>
+              <w:rPr>
+                <w:rFonts w:cs="Times New Roman"/>
+                <w:noProof/>
+                <w:webHidden/>
+                <w:szCs w:val="28"/>
+              </w:rPr>
+              <w:fldChar w:fldCharType="begin"/>
+            </w:r>
+            <w:r>
+              <w:rPr>
+                <w:rFonts w:cs="Times New Roman"/>
+                <w:noProof/>
+                <w:webHidden/>
+                <w:szCs w:val="28"/>
+              </w:rPr>
+              <w:instrText xml:space="preserve"> PAGEREF _Toc231433985 \h </w:instrText>
+            </w:r>
+            <w:r>
+              <w:rPr>
+                <w:rFonts w:cs="Times New Roman"/>
+                <w:noProof/>
+                <w:webHidden/>
+                <w:szCs w:val="28"/>
+              </w:rPr>
+            </w:r>
+            <w:r>
+              <w:rPr>
+                <w:rFonts w:cs="Times New Roman"/>
+                <w:noProof/>
+                <w:webHidden/>
+                <w:szCs w:val="28"/>
+              </w:rPr>
+              <w:fldChar w:fldCharType="separate"/>
+            </w:r>
+            <w:r>
+              <w:rPr>
+                <w:rFonts w:cs="Times New Roman"/>
+                <w:noProof/>
+                <w:webHidden/>
+                <w:szCs w:val="28"/>
+              </w:rPr>
+              <w:t>13</w:t>
+            </w:r>
+            <w:r>
+              <w:rPr>
+                <w:rFonts w:cs="Times New Roman"/>
+                <w:noProof/>
+                <w:webHidden/>
+                <w:szCs w:val="28"/>
+              </w:rPr>
+              <w:fldChar w:fldCharType="end"/>
+            </w:r>
+          </w:hyperlink>
+        </w:p>
+        <w:p>
+          <w:pPr>
+            <w:spacing w:line="360" w:lineRule="auto"/>
+            <w:jc w:val="both"/>
+          </w:pPr>
+          <w:r>
+            <w:rPr>
+              <w:rFonts w:ascii="Times New Roman" w:hAnsi="Times New Roman" w:cs="Times New Roman"/>
+              <w:color w:val="000000" w:themeColor="text1"/>
+              <w:sz w:val="28"/>
+              <w:szCs w:val="28"/>
+            </w:rPr>
+            <w:fldChar w:fldCharType="end"/>
+          </w:r>
+        </w:p>
+      </w:sdtContent>
+    </w:sdt>
+    <w:p>
+      <w:pPr>
+        <w:widowControl/>
+        <w:autoSpaceDE/>
+        <w:autoSpaceDN/>
+        <w:adjustRightInd/>
+        <w:spacing w:line="360" w:lineRule="auto"/>
+        <w:jc w:val="both"/>
+        <w:rPr>
+          <w:lang w:val="en-US"/>
+        </w:rPr>
+      </w:pPr>
+      <w:r>
+        <w:br w:type="page"/>
+      </w:r>
+    </w:p>
+    <w:p>
+      <w:pPr>
+        <w:pStyle w:val="1"/>
+        <w:spacing w:before="0" w:after="0" w:line="360" w:lineRule="auto"/>
+        <w:ind w:firstLine="709"/>
+        <w:rPr>
+          <w:b w:val="0"/>
+          <w:bCs w:val="0"/>
+          <w:lang w:val="en-US"/>
+        </w:rPr>
+      </w:pPr>
+    </w:p>
+    <w:p>
+      <w:pPr>
+        <w:pStyle w:val="1"/>
+        <w:spacing w:before="0" w:after="0" w:line="360" w:lineRule="auto"/>
+        <w:ind w:firstLine="709"/>
+        <w:rPr>
+          <w:rFonts w:ascii="Times New Roman" w:hAnsi="Times New Roman" w:cs="Times New Roman"/>
+          <w:b w:val="0"/>
+          <w:bCs w:val="0"/>
+          <w:sz w:val="28"/>
+          <w:lang w:eastAsia="x-none"/>
+        </w:rPr>
+      </w:pPr>
+      <w:bookmarkStart w:id="1" w:name="_Toc231433979"/>
+      <w:r>
+        <w:rPr>
+          <w:rFonts w:ascii="Times New Roman" w:hAnsi="Times New Roman" w:cs="Times New Roman"/>
+          <w:sz w:val="28"/>
+          <w:lang w:eastAsia="x-none"/>
+        </w:rPr>
         <w:t>1. Подготовка модели мобильного робота</w:t>
       </w:r>
+      <w:bookmarkEnd w:id="1"/>
     </w:p>
     <w:p>
       <w:pPr>
@@ -2604,7 +3410,15 @@
         <w:pStyle w:val="aff"/>
       </w:pPr>
       <w:r>
-        <w:t>Для корректного моделирования динамики мобильного робота в среде Gazebo каждому элементу конструкции необходимо задать массу и моменты инерции. Данные параметры используются физическим движком для расчёта ускорений, угловых скоростей и реакции модели на приложенные силы и моменты</w:t>
+        <w:t xml:space="preserve">Для корректного моделирования динамики мобильного робота в среде </w:t>
+      </w:r>
+      <w:proofErr w:type="spellStart"/>
+      <w:r>
+        <w:t>Gazebo</w:t>
+      </w:r>
+      <w:proofErr w:type="spellEnd"/>
+      <w:r>
+        <w:t xml:space="preserve"> каждому элементу конструкции необходимо задать массу и моменты инерции. Данные параметры используются физическим движком для расчёта ускорений, угловых скоростей и реакции модели на приложенные силы и моменты</w:t>
       </w:r>
       <w:r>
         <w:t xml:space="preserve"> [3]</w:t>
@@ -2618,6 +3432,7 @@
         <w:pStyle w:val="aff"/>
       </w:pPr>
       <w:r>
+        <w:lastRenderedPageBreak/>
         <w:t>Для вычисления моментов инерции использовались стандартные формулы теоретической механики для тел простой геометрической формы. Каждый элемент робота был аппроксимирован соответствующей геометрической фигурой.</w:t>
       </w:r>
     </w:p>
@@ -2626,7 +3441,6 @@
         <w:pStyle w:val="aff"/>
       </w:pPr>
       <w:r>
-        <w:lastRenderedPageBreak/>
         <w:t>Корпус робота представлен прямоугольным параллелепипедом с размерами:</w:t>
       </w:r>
     </w:p>
@@ -2731,9 +3545,6 @@
         <w:t>кг</w:t>
       </w:r>
       <w:r>
-        <w:rPr>
-          <w:lang w:val="en-US"/>
-        </w:rPr>
         <w:t xml:space="preserve"> [1]</w:t>
       </w:r>
       <w:r>
@@ -3709,8 +4520,21 @@
         <w:pStyle w:val="aff"/>
       </w:pPr>
       <w:r>
-        <w:t>Эти значения были использованы в качестве исходных при заполнении блока &lt;inertial&gt; в URDF и незначительно скорректированы для устойчивой работы модели в Gazebo</w:t>
-      </w:r>
+        <w:t>Эти значения были использованы в качестве исходных при заполнении блока &lt;</w:t>
+      </w:r>
+      <w:proofErr w:type="spellStart"/>
+      <w:r>
+        <w:t>inertial</w:t>
+      </w:r>
+      <w:proofErr w:type="spellEnd"/>
+      <w:r>
+        <w:t xml:space="preserve">&gt; в URDF и незначительно скорректированы для устойчивой работы модели в </w:t>
+      </w:r>
+      <w:proofErr w:type="spellStart"/>
+      <w:r>
+        <w:t>Gazebo</w:t>
+      </w:r>
+      <w:proofErr w:type="spellEnd"/>
       <w:r>
         <w:t xml:space="preserve"> [3]</w:t>
       </w:r>
@@ -3776,6 +4600,7 @@
               <w:rFonts w:ascii="Cambria Math" w:hAnsi="Cambria Math"/>
               <w:color w:val="FF0000"/>
             </w:rPr>
+            <w:lastRenderedPageBreak/>
             <m:t>I=</m:t>
           </m:r>
           <m:f>
@@ -3901,7 +4726,6 @@
               <w:rFonts w:ascii="Cambria Math" w:hAnsi="Cambria Math"/>
               <w:color w:val="FF0000"/>
             </w:rPr>
-            <w:lastRenderedPageBreak/>
             <m:t>I=</m:t>
           </m:r>
           <m:f>
@@ -4032,6 +4856,30 @@
     </w:p>
     <w:p>
       <w:pPr>
+        <w:pStyle w:val="1"/>
+        <w:spacing w:before="0" w:after="0" w:line="360" w:lineRule="auto"/>
+        <w:ind w:firstLine="709"/>
+        <w:rPr>
+          <w:rFonts w:ascii="Times New Roman" w:hAnsi="Times New Roman" w:cs="Times New Roman"/>
+          <w:b w:val="0"/>
+          <w:bCs w:val="0"/>
+          <w:sz w:val="28"/>
+          <w:lang w:eastAsia="x-none"/>
+        </w:rPr>
+      </w:pPr>
+      <w:bookmarkStart w:id="2" w:name="_Toc231433980"/>
+      <w:r>
+        <w:rPr>
+          <w:rFonts w:ascii="Times New Roman" w:hAnsi="Times New Roman" w:cs="Times New Roman"/>
+          <w:sz w:val="28"/>
+          <w:lang w:eastAsia="x-none"/>
+        </w:rPr>
+        <w:t>2. Создание виртуальной среды моделирования</w:t>
+      </w:r>
+      <w:bookmarkEnd w:id="2"/>
+    </w:p>
+    <w:p>
+      <w:pPr>
         <w:widowControl/>
         <w:autoSpaceDE/>
         <w:autoSpaceDN/>
@@ -4041,21 +4889,49 @@
         <w:jc w:val="both"/>
         <w:rPr>
           <w:rFonts w:ascii="Times New Roman" w:hAnsi="Times New Roman" w:cs="Times New Roman"/>
-          <w:b/>
-          <w:bCs/>
-          <w:sz w:val="28"/>
-          <w:lang w:eastAsia="x-none"/>
-        </w:rPr>
-      </w:pPr>
-      <w:r>
-        <w:rPr>
-          <w:rFonts w:ascii="Times New Roman" w:hAnsi="Times New Roman" w:cs="Times New Roman"/>
-          <w:b/>
-          <w:bCs/>
-          <w:sz w:val="28"/>
-          <w:lang w:eastAsia="x-none"/>
-        </w:rPr>
-        <w:t>2. Создание виртуальной среды моделирования</w:t>
+          <w:sz w:val="28"/>
+          <w:lang w:eastAsia="x-none"/>
+        </w:rPr>
+      </w:pPr>
+      <w:r>
+        <w:rPr>
+          <w:rFonts w:ascii="Times New Roman" w:hAnsi="Times New Roman" w:cs="Times New Roman"/>
+          <w:sz w:val="28"/>
+          <w:lang w:eastAsia="x-none"/>
+        </w:rPr>
+        <w:t xml:space="preserve">Для проведения исследований была разработана виртуальная среда моделирования в симуляторе </w:t>
+      </w:r>
+      <w:r>
+        <w:rPr>
+          <w:rFonts w:ascii="Times New Roman" w:hAnsi="Times New Roman" w:cs="Times New Roman"/>
+          <w:sz w:val="28"/>
+          <w:lang w:val="en-US" w:eastAsia="x-none"/>
+        </w:rPr>
+        <w:t>Gazebo</w:t>
+      </w:r>
+      <w:r>
+        <w:rPr>
+          <w:rFonts w:ascii="Times New Roman" w:hAnsi="Times New Roman" w:cs="Times New Roman"/>
+          <w:sz w:val="28"/>
+          <w:lang w:eastAsia="x-none"/>
+        </w:rPr>
+        <w:t>. Использование виртуального пространства позволяет выполнять проверку работоспособности мобильного робота без необходимости изготовления физического прототипа</w:t>
+      </w:r>
+      <w:r>
+        <w:rPr>
+          <w:rFonts w:ascii="Times New Roman" w:hAnsi="Times New Roman" w:cs="Times New Roman"/>
+          <w:sz w:val="28"/>
+          <w:lang w:eastAsia="x-none"/>
+        </w:rPr>
+        <w:t xml:space="preserve"> [3]</w:t>
+      </w:r>
+      <w:r>
+        <w:rPr>
+          <w:rFonts w:ascii="Times New Roman" w:hAnsi="Times New Roman" w:cs="Times New Roman"/>
+          <w:sz w:val="28"/>
+          <w:lang w:eastAsia="x-none"/>
+        </w:rPr>
+        <w:t>. Разработанная среда предназначена для тестирования алгоритмов управления движением робота, проверки корректности работы сенсорного оборудования и анализа поведения мобильной платформы при взаимодействии с различными объектами окружающего пространства.</w:t>
       </w:r>
     </w:p>
     <w:p>
@@ -4079,39 +4955,7 @@
           <w:sz w:val="28"/>
           <w:lang w:eastAsia="x-none"/>
         </w:rPr>
-        <w:t xml:space="preserve">Для проведения исследований была разработана виртуальная среда моделирования в симуляторе </w:t>
-      </w:r>
-      <w:r>
-        <w:rPr>
-          <w:rFonts w:ascii="Times New Roman" w:hAnsi="Times New Roman" w:cs="Times New Roman"/>
-          <w:sz w:val="28"/>
-          <w:lang w:val="en-US" w:eastAsia="x-none"/>
-        </w:rPr>
-        <w:t>Gazebo</w:t>
-      </w:r>
-      <w:r>
-        <w:rPr>
-          <w:rFonts w:ascii="Times New Roman" w:hAnsi="Times New Roman" w:cs="Times New Roman"/>
-          <w:sz w:val="28"/>
-          <w:lang w:eastAsia="x-none"/>
-        </w:rPr>
-        <w:t>. Использование виртуального пространства позволяет выполнять проверку работоспособности мобильного робота без необходимости изготовления физического прототипа</w:t>
-      </w:r>
-      <w:r>
-        <w:rPr>
-          <w:rFonts w:ascii="Times New Roman" w:hAnsi="Times New Roman" w:cs="Times New Roman"/>
-          <w:sz w:val="28"/>
-          <w:lang w:eastAsia="x-none"/>
-        </w:rPr>
-        <w:t xml:space="preserve"> [3]</w:t>
-      </w:r>
-      <w:r>
-        <w:rPr>
-          <w:rFonts w:ascii="Times New Roman" w:hAnsi="Times New Roman" w:cs="Times New Roman"/>
-          <w:sz w:val="28"/>
-          <w:lang w:eastAsia="x-none"/>
-        </w:rPr>
-        <w:t>. Разработанная среда предназначена для тестирования алгоритмов управления движением робота, проверки корректности работы сенсорного оборудования и анализа поведения мобильной платформы при взаимодействии с различными объектами окружающего пространства.</w:t>
+        <w:t>Основу виртуальной среды составляет помещение размером 4×4 м с дополнительным коридором шириной 0,9 м и длиной около 1,5 м. Все элементы помещения обладают визуальными и коллизионными моделями, благодаря чему обеспечивается корректное отображение объектов и физическое взаимодействие робота с окружающей средой.</w:t>
       </w:r>
     </w:p>
     <w:p>
@@ -4125,17 +4969,27 @@
         <w:jc w:val="both"/>
         <w:rPr>
           <w:rFonts w:ascii="Times New Roman" w:hAnsi="Times New Roman" w:cs="Times New Roman"/>
-          <w:sz w:val="28"/>
-          <w:lang w:eastAsia="x-none"/>
-        </w:rPr>
-      </w:pPr>
-      <w:r>
-        <w:rPr>
-          <w:rFonts w:ascii="Times New Roman" w:hAnsi="Times New Roman" w:cs="Times New Roman"/>
-          <w:sz w:val="28"/>
-          <w:lang w:eastAsia="x-none"/>
-        </w:rPr>
-        <w:t>Основу виртуальной среды составляет помещение размером 4×4 м с дополнительным коридором шириной 0,9 м и длиной около 1,5 м. Все элементы помещения обладают визуальными и коллизионными моделями, благодаря чему обеспечивается корректное отображение объектов и физическое взаимодействие робота с окружающей средой.</w:t>
+          <w:noProof/>
+          <w:sz w:val="28"/>
+          <w:lang w:eastAsia="x-none"/>
+        </w:rPr>
+      </w:pPr>
+      <w:r>
+        <w:rPr>
+          <w:rFonts w:ascii="Times New Roman" w:hAnsi="Times New Roman" w:cs="Times New Roman"/>
+          <w:sz w:val="28"/>
+          <w:lang w:eastAsia="x-none"/>
+        </w:rPr>
+        <w:t>Для проведения экспериментов внутри помещения были размещены препятствия различной геометрической формы, а также цветные кубы для тестирования алгоритмов компьютерного зрения.</w:t>
+      </w:r>
+      <w:r>
+        <w:rPr>
+          <w:rFonts w:ascii="Times New Roman" w:hAnsi="Times New Roman" w:cs="Times New Roman"/>
+          <w:noProof/>
+          <w:sz w:val="28"/>
+          <w:lang w:eastAsia="x-none"/>
+        </w:rPr>
+        <w:t xml:space="preserve"> </w:t>
       </w:r>
     </w:p>
     <w:p>
@@ -4154,40 +5008,6 @@
           <w:lang w:eastAsia="x-none"/>
         </w:rPr>
       </w:pPr>
-      <w:r>
-        <w:rPr>
-          <w:rFonts w:ascii="Times New Roman" w:hAnsi="Times New Roman" w:cs="Times New Roman"/>
-          <w:sz w:val="28"/>
-          <w:lang w:eastAsia="x-none"/>
-        </w:rPr>
-        <w:t>Для проведения экспериментов внутри помещения были размещены препятствия различной геометрической формы, а также цветные кубы для тестирования алгоритмов компьютерного зрения.</w:t>
-      </w:r>
-      <w:r>
-        <w:rPr>
-          <w:rFonts w:ascii="Times New Roman" w:hAnsi="Times New Roman" w:cs="Times New Roman"/>
-          <w:noProof/>
-          <w:sz w:val="28"/>
-          <w:lang w:eastAsia="x-none"/>
-        </w:rPr>
-        <w:t xml:space="preserve"> </w:t>
-      </w:r>
-    </w:p>
-    <w:p>
-      <w:pPr>
-        <w:widowControl/>
-        <w:autoSpaceDE/>
-        <w:autoSpaceDN/>
-        <w:adjustRightInd/>
-        <w:spacing w:line="360" w:lineRule="auto"/>
-        <w:ind w:firstLine="709"/>
-        <w:jc w:val="both"/>
-        <w:rPr>
-          <w:rFonts w:ascii="Times New Roman" w:hAnsi="Times New Roman" w:cs="Times New Roman"/>
-          <w:noProof/>
-          <w:sz w:val="28"/>
-          <w:lang w:eastAsia="x-none"/>
-        </w:rPr>
-      </w:pPr>
     </w:p>
     <w:p>
       <w:pPr>
@@ -4210,7 +5030,6 @@
           <w:sz w:val="28"/>
           <w:lang w:eastAsia="x-none"/>
         </w:rPr>
-        <w:lastRenderedPageBreak/>
         <w:drawing>
           <wp:inline distT="0" distB="0" distL="0" distR="0" wp14:anchorId="0A5CC515" wp14:editId="24016217">
             <wp:extent cx="6113780" cy="3838575"/>
@@ -4341,6 +5160,30 @@
     </w:p>
     <w:p>
       <w:pPr>
+        <w:pStyle w:val="1"/>
+        <w:spacing w:before="0" w:after="0" w:line="360" w:lineRule="auto"/>
+        <w:ind w:firstLine="709"/>
+        <w:rPr>
+          <w:rFonts w:ascii="Times New Roman" w:hAnsi="Times New Roman" w:cs="Times New Roman"/>
+          <w:b w:val="0"/>
+          <w:bCs w:val="0"/>
+          <w:sz w:val="28"/>
+          <w:lang w:eastAsia="x-none"/>
+        </w:rPr>
+      </w:pPr>
+      <w:bookmarkStart w:id="3" w:name="_Toc231433981"/>
+      <w:r>
+        <w:rPr>
+          <w:rFonts w:ascii="Times New Roman" w:hAnsi="Times New Roman" w:cs="Times New Roman"/>
+          <w:sz w:val="28"/>
+          <w:lang w:eastAsia="x-none"/>
+        </w:rPr>
+        <w:t>3. Разработка файла автоматического запуска моделирования</w:t>
+      </w:r>
+      <w:bookmarkEnd w:id="3"/>
+    </w:p>
+    <w:p>
+      <w:pPr>
         <w:widowControl/>
         <w:autoSpaceDE/>
         <w:autoSpaceDN/>
@@ -4350,21 +5193,99 @@
         <w:jc w:val="both"/>
         <w:rPr>
           <w:rFonts w:ascii="Times New Roman" w:hAnsi="Times New Roman" w:cs="Times New Roman"/>
-          <w:b/>
-          <w:bCs/>
-          <w:sz w:val="28"/>
-          <w:lang w:eastAsia="x-none"/>
-        </w:rPr>
-      </w:pPr>
-      <w:r>
-        <w:rPr>
-          <w:rFonts w:ascii="Times New Roman" w:hAnsi="Times New Roman" w:cs="Times New Roman"/>
-          <w:b/>
-          <w:bCs/>
-          <w:sz w:val="28"/>
-          <w:lang w:eastAsia="x-none"/>
-        </w:rPr>
-        <w:t>3. Разработка файла автоматического запуска моделирования</w:t>
+          <w:sz w:val="28"/>
+          <w:lang w:eastAsia="x-none"/>
+        </w:rPr>
+      </w:pPr>
+      <w:r>
+        <w:rPr>
+          <w:rFonts w:ascii="Times New Roman" w:hAnsi="Times New Roman" w:cs="Times New Roman"/>
+          <w:sz w:val="28"/>
+          <w:lang w:eastAsia="x-none"/>
+        </w:rPr>
+        <w:t xml:space="preserve">Для упрощения запуска разработанной системы был создан файл автоматического запуска моделирования </w:t>
+      </w:r>
+      <w:proofErr w:type="gramStart"/>
+      <w:r>
+        <w:rPr>
+          <w:rFonts w:ascii="Times New Roman" w:hAnsi="Times New Roman" w:cs="Times New Roman"/>
+          <w:sz w:val="28"/>
+          <w:lang w:val="en-US" w:eastAsia="x-none"/>
+        </w:rPr>
+        <w:t>robot</w:t>
+      </w:r>
+      <w:r>
+        <w:rPr>
+          <w:rFonts w:ascii="Times New Roman" w:hAnsi="Times New Roman" w:cs="Times New Roman"/>
+          <w:sz w:val="28"/>
+          <w:lang w:eastAsia="x-none"/>
+        </w:rPr>
+        <w:t>.</w:t>
+      </w:r>
+      <w:r>
+        <w:rPr>
+          <w:rFonts w:ascii="Times New Roman" w:hAnsi="Times New Roman" w:cs="Times New Roman"/>
+          <w:sz w:val="28"/>
+          <w:lang w:val="en-US" w:eastAsia="x-none"/>
+        </w:rPr>
+        <w:t>launch</w:t>
+      </w:r>
+      <w:proofErr w:type="gramEnd"/>
+      <w:r>
+        <w:rPr>
+          <w:rFonts w:ascii="Times New Roman" w:hAnsi="Times New Roman" w:cs="Times New Roman"/>
+          <w:sz w:val="28"/>
+          <w:lang w:eastAsia="x-none"/>
+        </w:rPr>
+        <w:t xml:space="preserve">. Использование </w:t>
+      </w:r>
+      <w:r>
+        <w:rPr>
+          <w:rFonts w:ascii="Times New Roman" w:hAnsi="Times New Roman" w:cs="Times New Roman"/>
+          <w:sz w:val="28"/>
+          <w:lang w:val="en-US" w:eastAsia="x-none"/>
+        </w:rPr>
+        <w:t>launch</w:t>
+      </w:r>
+      <w:r>
+        <w:rPr>
+          <w:rFonts w:ascii="Times New Roman" w:hAnsi="Times New Roman" w:cs="Times New Roman"/>
+          <w:sz w:val="28"/>
+          <w:lang w:eastAsia="x-none"/>
+        </w:rPr>
+        <w:t xml:space="preserve">-файла позволяет одновременно запускать среду </w:t>
+      </w:r>
+      <w:r>
+        <w:rPr>
+          <w:rFonts w:ascii="Times New Roman" w:hAnsi="Times New Roman" w:cs="Times New Roman"/>
+          <w:sz w:val="28"/>
+          <w:lang w:val="en-US" w:eastAsia="x-none"/>
+        </w:rPr>
+        <w:t>Gazebo</w:t>
+      </w:r>
+      <w:r>
+        <w:rPr>
+          <w:rFonts w:ascii="Times New Roman" w:hAnsi="Times New Roman" w:cs="Times New Roman"/>
+          <w:sz w:val="28"/>
+          <w:lang w:eastAsia="x-none"/>
+        </w:rPr>
+        <w:t xml:space="preserve">, загружать виртуальный мир и создавать модель мобильного робота без необходимости выполнения нескольких команд вручную. После создания </w:t>
+      </w:r>
+      <w:r>
+        <w:rPr>
+          <w:rFonts w:ascii="Times New Roman" w:hAnsi="Times New Roman" w:cs="Times New Roman"/>
+          <w:sz w:val="28"/>
+          <w:lang w:val="en-US" w:eastAsia="x-none"/>
+        </w:rPr>
+        <w:t>launch</w:t>
+      </w:r>
+      <w:r>
+        <w:rPr>
+          <w:rFonts w:ascii="Times New Roman" w:hAnsi="Times New Roman" w:cs="Times New Roman"/>
+          <w:sz w:val="28"/>
+          <w:lang w:eastAsia="x-none"/>
+        </w:rPr>
+        <w:t>-файла была выполнена проверка его работоспособности, подтвердившая корректность автоматического запуска моделирования.</w:t>
       </w:r>
     </w:p>
     <w:p>
@@ -4382,94 +5303,30 @@
           <w:lang w:eastAsia="x-none"/>
         </w:rPr>
       </w:pPr>
-      <w:r>
-        <w:rPr>
-          <w:rFonts w:ascii="Times New Roman" w:hAnsi="Times New Roman" w:cs="Times New Roman"/>
-          <w:sz w:val="28"/>
-          <w:lang w:eastAsia="x-none"/>
-        </w:rPr>
-        <w:t xml:space="preserve">Для упрощения запуска разработанной системы был создан файл автоматического запуска моделирования </w:t>
-      </w:r>
-      <w:r>
-        <w:rPr>
-          <w:rFonts w:ascii="Times New Roman" w:hAnsi="Times New Roman" w:cs="Times New Roman"/>
-          <w:sz w:val="28"/>
-          <w:lang w:val="en-US" w:eastAsia="x-none"/>
-        </w:rPr>
-        <w:t>robot</w:t>
-      </w:r>
-      <w:r>
-        <w:rPr>
-          <w:rFonts w:ascii="Times New Roman" w:hAnsi="Times New Roman" w:cs="Times New Roman"/>
-          <w:sz w:val="28"/>
-          <w:lang w:eastAsia="x-none"/>
-        </w:rPr>
-        <w:t>.</w:t>
-      </w:r>
-      <w:r>
-        <w:rPr>
-          <w:rFonts w:ascii="Times New Roman" w:hAnsi="Times New Roman" w:cs="Times New Roman"/>
-          <w:sz w:val="28"/>
-          <w:lang w:val="en-US" w:eastAsia="x-none"/>
-        </w:rPr>
-        <w:t>launch</w:t>
-      </w:r>
-      <w:r>
-        <w:rPr>
-          <w:rFonts w:ascii="Times New Roman" w:hAnsi="Times New Roman" w:cs="Times New Roman"/>
-          <w:sz w:val="28"/>
-          <w:lang w:eastAsia="x-none"/>
-        </w:rPr>
-        <w:t xml:space="preserve">. Использование </w:t>
-      </w:r>
-      <w:r>
-        <w:rPr>
-          <w:rFonts w:ascii="Times New Roman" w:hAnsi="Times New Roman" w:cs="Times New Roman"/>
-          <w:sz w:val="28"/>
-          <w:lang w:val="en-US" w:eastAsia="x-none"/>
-        </w:rPr>
-        <w:t>launch</w:t>
-      </w:r>
-      <w:r>
-        <w:rPr>
-          <w:rFonts w:ascii="Times New Roman" w:hAnsi="Times New Roman" w:cs="Times New Roman"/>
-          <w:sz w:val="28"/>
-          <w:lang w:eastAsia="x-none"/>
-        </w:rPr>
-        <w:t xml:space="preserve">-файла позволяет одновременно запускать среду </w:t>
-      </w:r>
-      <w:r>
-        <w:rPr>
-          <w:rFonts w:ascii="Times New Roman" w:hAnsi="Times New Roman" w:cs="Times New Roman"/>
-          <w:sz w:val="28"/>
-          <w:lang w:val="en-US" w:eastAsia="x-none"/>
-        </w:rPr>
-        <w:t>Gazebo</w:t>
-      </w:r>
-      <w:r>
-        <w:rPr>
-          <w:rFonts w:ascii="Times New Roman" w:hAnsi="Times New Roman" w:cs="Times New Roman"/>
-          <w:sz w:val="28"/>
-          <w:lang w:eastAsia="x-none"/>
-        </w:rPr>
-        <w:t xml:space="preserve">, загружать виртуальный мир и создавать модель мобильного робота без необходимости выполнения нескольких команд вручную. После создания </w:t>
-      </w:r>
-      <w:r>
-        <w:rPr>
-          <w:rFonts w:ascii="Times New Roman" w:hAnsi="Times New Roman" w:cs="Times New Roman"/>
-          <w:sz w:val="28"/>
-          <w:lang w:val="en-US" w:eastAsia="x-none"/>
-        </w:rPr>
-        <w:t>launch</w:t>
-      </w:r>
-      <w:r>
-        <w:rPr>
-          <w:rFonts w:ascii="Times New Roman" w:hAnsi="Times New Roman" w:cs="Times New Roman"/>
-          <w:sz w:val="28"/>
-          <w:lang w:eastAsia="x-none"/>
-        </w:rPr>
-        <w:t>-файла была выполнена проверка его работоспособности, подтвердившая корректность автоматического запуска моделирования.</w:t>
-      </w:r>
+    </w:p>
+    <w:p>
+      <w:pPr>
+        <w:pStyle w:val="1"/>
+        <w:spacing w:before="0" w:after="0" w:line="360" w:lineRule="auto"/>
+        <w:ind w:firstLine="709"/>
+        <w:rPr>
+          <w:rFonts w:ascii="Times New Roman" w:hAnsi="Times New Roman" w:cs="Times New Roman"/>
+          <w:b w:val="0"/>
+          <w:bCs w:val="0"/>
+          <w:sz w:val="28"/>
+          <w:lang w:eastAsia="x-none"/>
+        </w:rPr>
+      </w:pPr>
+      <w:bookmarkStart w:id="4" w:name="_Toc231433982"/>
+      <w:r>
+        <w:rPr>
+          <w:rFonts w:ascii="Times New Roman" w:hAnsi="Times New Roman" w:cs="Times New Roman"/>
+          <w:sz w:val="28"/>
+          <w:lang w:eastAsia="x-none"/>
+        </w:rPr>
+        <w:t>4. Разработка программы управления движением робота</w:t>
+      </w:r>
+      <w:bookmarkEnd w:id="4"/>
     </w:p>
     <w:p>
       <w:pPr>
@@ -4486,6 +5343,271 @@
           <w:lang w:eastAsia="x-none"/>
         </w:rPr>
       </w:pPr>
+      <w:r>
+        <w:rPr>
+          <w:rFonts w:ascii="Times New Roman" w:hAnsi="Times New Roman" w:cs="Times New Roman"/>
+          <w:sz w:val="28"/>
+          <w:lang w:eastAsia="x-none"/>
+        </w:rPr>
+        <w:t xml:space="preserve">В ходе выполнения работы ROS использовалась в качестве основной платформы для управления мобильным роботом в симуляционной среде </w:t>
+      </w:r>
+      <w:proofErr w:type="spellStart"/>
+      <w:r>
+        <w:rPr>
+          <w:rFonts w:ascii="Times New Roman" w:hAnsi="Times New Roman" w:cs="Times New Roman"/>
+          <w:sz w:val="28"/>
+          <w:lang w:eastAsia="x-none"/>
+        </w:rPr>
+        <w:t>Gazebo</w:t>
+      </w:r>
+      <w:proofErr w:type="spellEnd"/>
+      <w:r>
+        <w:rPr>
+          <w:rFonts w:ascii="Times New Roman" w:hAnsi="Times New Roman" w:cs="Times New Roman"/>
+          <w:sz w:val="28"/>
+          <w:lang w:eastAsia="x-none"/>
+        </w:rPr>
+        <w:t>. Управление движением реализовано путём публикации команд линейной и угловой скоро</w:t>
+      </w:r>
+      <w:r>
+        <w:rPr>
+          <w:rFonts w:ascii="Times New Roman" w:hAnsi="Times New Roman" w:cs="Times New Roman"/>
+          <w:sz w:val="28"/>
+          <w:lang w:eastAsia="x-none"/>
+        </w:rPr>
+        <w:t xml:space="preserve">сти в </w:t>
+      </w:r>
+      <w:r>
+        <w:rPr>
+          <w:rFonts w:ascii="Times New Roman" w:hAnsi="Times New Roman" w:cs="Times New Roman"/>
+          <w:sz w:val="28"/>
+          <w:lang w:eastAsia="x-none"/>
+        </w:rPr>
+        <w:t>топики</w:t>
+      </w:r>
+      <w:r>
+        <w:rPr>
+          <w:rFonts w:ascii="Times New Roman" w:hAnsi="Times New Roman" w:cs="Times New Roman"/>
+          <w:sz w:val="28"/>
+          <w:lang w:eastAsia="x-none"/>
+        </w:rPr>
+        <w:t> /</w:t>
+      </w:r>
+      <w:proofErr w:type="spellStart"/>
+      <w:r>
+        <w:rPr>
+          <w:rFonts w:ascii="Times New Roman" w:hAnsi="Times New Roman" w:cs="Times New Roman"/>
+          <w:sz w:val="28"/>
+          <w:lang w:eastAsia="x-none"/>
+        </w:rPr>
+        <w:t>cmd_vel</w:t>
+      </w:r>
+      <w:proofErr w:type="spellEnd"/>
+      <w:r>
+        <w:rPr>
+          <w:rFonts w:ascii="Times New Roman" w:hAnsi="Times New Roman" w:cs="Times New Roman"/>
+          <w:sz w:val="28"/>
+          <w:lang w:eastAsia="x-none"/>
+        </w:rPr>
+        <w:t xml:space="preserve"> </w:t>
+      </w:r>
+      <w:r>
+        <w:rPr>
+          <w:rFonts w:ascii="Times New Roman" w:hAnsi="Times New Roman" w:cs="Times New Roman"/>
+          <w:sz w:val="28"/>
+          <w:lang w:eastAsia="x-none"/>
+        </w:rPr>
+        <w:t xml:space="preserve">с использованием сообщений </w:t>
+      </w:r>
+      <w:r>
+        <w:rPr>
+          <w:rFonts w:ascii="Times New Roman" w:hAnsi="Times New Roman" w:cs="Times New Roman"/>
+          <w:sz w:val="28"/>
+          <w:lang w:eastAsia="x-none"/>
+        </w:rPr>
+        <w:lastRenderedPageBreak/>
+        <w:t>типа </w:t>
+      </w:r>
+      <w:proofErr w:type="spellStart"/>
+      <w:r>
+        <w:rPr>
+          <w:rFonts w:ascii="Times New Roman" w:hAnsi="Times New Roman" w:cs="Times New Roman"/>
+          <w:sz w:val="28"/>
+          <w:lang w:eastAsia="x-none"/>
+        </w:rPr>
+        <w:t>geometry_msgs</w:t>
+      </w:r>
+      <w:proofErr w:type="spellEnd"/>
+      <w:r>
+        <w:rPr>
+          <w:rFonts w:ascii="Times New Roman" w:hAnsi="Times New Roman" w:cs="Times New Roman"/>
+          <w:sz w:val="28"/>
+          <w:lang w:eastAsia="x-none"/>
+        </w:rPr>
+        <w:t>/</w:t>
+      </w:r>
+      <w:proofErr w:type="spellStart"/>
+      <w:r>
+        <w:rPr>
+          <w:rFonts w:ascii="Times New Roman" w:hAnsi="Times New Roman" w:cs="Times New Roman"/>
+          <w:sz w:val="28"/>
+          <w:lang w:eastAsia="x-none"/>
+        </w:rPr>
+        <w:t>Twist</w:t>
+      </w:r>
+      <w:proofErr w:type="spellEnd"/>
+      <w:r>
+        <w:rPr>
+          <w:rFonts w:ascii="Times New Roman" w:hAnsi="Times New Roman" w:cs="Times New Roman"/>
+          <w:sz w:val="28"/>
+          <w:lang w:eastAsia="x-none"/>
+        </w:rPr>
+        <w:t xml:space="preserve"> — подписанная на этот топик модель робота в </w:t>
+      </w:r>
+      <w:proofErr w:type="spellStart"/>
+      <w:r>
+        <w:rPr>
+          <w:rFonts w:ascii="Times New Roman" w:hAnsi="Times New Roman" w:cs="Times New Roman"/>
+          <w:sz w:val="28"/>
+          <w:lang w:eastAsia="x-none"/>
+        </w:rPr>
+        <w:t>Gazebo</w:t>
+      </w:r>
+      <w:proofErr w:type="spellEnd"/>
+      <w:r>
+        <w:rPr>
+          <w:rFonts w:ascii="Times New Roman" w:hAnsi="Times New Roman" w:cs="Times New Roman"/>
+          <w:sz w:val="28"/>
+          <w:lang w:eastAsia="x-none"/>
+        </w:rPr>
+        <w:t xml:space="preserve"> отрабатывала полученные команды</w:t>
+      </w:r>
+      <w:r>
+        <w:rPr>
+          <w:rFonts w:ascii="Times New Roman" w:hAnsi="Times New Roman" w:cs="Times New Roman"/>
+          <w:sz w:val="28"/>
+          <w:lang w:eastAsia="x-none"/>
+        </w:rPr>
+        <w:t xml:space="preserve"> [3]</w:t>
+      </w:r>
+      <w:r>
+        <w:rPr>
+          <w:rFonts w:ascii="Times New Roman" w:hAnsi="Times New Roman" w:cs="Times New Roman"/>
+          <w:sz w:val="28"/>
+          <w:lang w:eastAsia="x-none"/>
+        </w:rPr>
+        <w:t>. Для получения обратной связи о положении робота применялся топик /</w:t>
+      </w:r>
+      <w:proofErr w:type="spellStart"/>
+      <w:r>
+        <w:rPr>
+          <w:rFonts w:ascii="Times New Roman" w:hAnsi="Times New Roman" w:cs="Times New Roman"/>
+          <w:sz w:val="28"/>
+          <w:lang w:eastAsia="x-none"/>
+        </w:rPr>
+        <w:t>odom</w:t>
+      </w:r>
+      <w:proofErr w:type="spellEnd"/>
+      <w:r>
+        <w:rPr>
+          <w:rFonts w:ascii="Times New Roman" w:hAnsi="Times New Roman" w:cs="Times New Roman"/>
+          <w:sz w:val="28"/>
+          <w:lang w:eastAsia="x-none"/>
+        </w:rPr>
+        <w:t xml:space="preserve">, данные из которого позволили реализовать автоматический возврат в начальную точку после выполнения серии манёвров. Запуск всей системы осуществлялся с помощью </w:t>
+      </w:r>
+      <w:proofErr w:type="spellStart"/>
+      <w:r>
+        <w:rPr>
+          <w:rFonts w:ascii="Times New Roman" w:hAnsi="Times New Roman" w:cs="Times New Roman"/>
+          <w:sz w:val="28"/>
+          <w:lang w:eastAsia="x-none"/>
+        </w:rPr>
+        <w:t>launch</w:t>
+      </w:r>
+      <w:proofErr w:type="spellEnd"/>
+      <w:r>
+        <w:rPr>
+          <w:rFonts w:ascii="Times New Roman" w:hAnsi="Times New Roman" w:cs="Times New Roman"/>
+          <w:sz w:val="28"/>
+          <w:lang w:eastAsia="x-none"/>
+        </w:rPr>
+        <w:t>-файла </w:t>
+      </w:r>
+      <w:proofErr w:type="spellStart"/>
+      <w:proofErr w:type="gramStart"/>
+      <w:r>
+        <w:rPr>
+          <w:rFonts w:ascii="Times New Roman" w:hAnsi="Times New Roman" w:cs="Times New Roman"/>
+          <w:sz w:val="28"/>
+          <w:lang w:eastAsia="x-none"/>
+        </w:rPr>
+        <w:t>robot.launch</w:t>
+      </w:r>
+      <w:proofErr w:type="spellEnd"/>
+      <w:proofErr w:type="gramEnd"/>
+      <w:r>
+        <w:rPr>
+          <w:rFonts w:ascii="Times New Roman" w:hAnsi="Times New Roman" w:cs="Times New Roman"/>
+          <w:sz w:val="28"/>
+          <w:lang w:eastAsia="x-none"/>
+        </w:rPr>
+        <w:t xml:space="preserve">, который автоматически загружал среду </w:t>
+      </w:r>
+      <w:proofErr w:type="spellStart"/>
+      <w:r>
+        <w:rPr>
+          <w:rFonts w:ascii="Times New Roman" w:hAnsi="Times New Roman" w:cs="Times New Roman"/>
+          <w:sz w:val="28"/>
+          <w:lang w:eastAsia="x-none"/>
+        </w:rPr>
+        <w:t>Gazebo</w:t>
+      </w:r>
+      <w:proofErr w:type="spellEnd"/>
+      <w:r>
+        <w:rPr>
+          <w:rFonts w:ascii="Times New Roman" w:hAnsi="Times New Roman" w:cs="Times New Roman"/>
+          <w:sz w:val="28"/>
+          <w:lang w:eastAsia="x-none"/>
+        </w:rPr>
+        <w:t xml:space="preserve">, виртуальный мир и размещал модель робота. </w:t>
+      </w:r>
+      <w:proofErr w:type="spellStart"/>
+      <w:r>
+        <w:rPr>
+          <w:rFonts w:ascii="Times New Roman" w:hAnsi="Times New Roman" w:cs="Times New Roman"/>
+          <w:sz w:val="28"/>
+          <w:lang w:eastAsia="x-none"/>
+        </w:rPr>
+        <w:t>Лидарный</w:t>
+      </w:r>
+      <w:proofErr w:type="spellEnd"/>
+      <w:r>
+        <w:rPr>
+          <w:rFonts w:ascii="Times New Roman" w:hAnsi="Times New Roman" w:cs="Times New Roman"/>
+          <w:sz w:val="28"/>
+          <w:lang w:eastAsia="x-none"/>
+        </w:rPr>
+        <w:t xml:space="preserve"> датчик, смоделированный в </w:t>
+      </w:r>
+      <w:proofErr w:type="spellStart"/>
+      <w:r>
+        <w:rPr>
+          <w:rFonts w:ascii="Times New Roman" w:hAnsi="Times New Roman" w:cs="Times New Roman"/>
+          <w:sz w:val="28"/>
+          <w:lang w:eastAsia="x-none"/>
+        </w:rPr>
+        <w:t>Gazebo</w:t>
+      </w:r>
+      <w:proofErr w:type="spellEnd"/>
+      <w:r>
+        <w:rPr>
+          <w:rFonts w:ascii="Times New Roman" w:hAnsi="Times New Roman" w:cs="Times New Roman"/>
+          <w:sz w:val="28"/>
+          <w:lang w:eastAsia="x-none"/>
+        </w:rPr>
+        <w:t>, также был интегрирован через ROS-механизмы, публикуя данные об обнаруженных препятствиях в соответствующий топик для последующей обработки.</w:t>
+      </w:r>
     </w:p>
     <w:p>
       <w:pPr>
@@ -4498,21 +5620,17 @@
         <w:jc w:val="both"/>
         <w:rPr>
           <w:rFonts w:ascii="Times New Roman" w:hAnsi="Times New Roman" w:cs="Times New Roman"/>
-          <w:b/>
-          <w:bCs/>
-          <w:sz w:val="28"/>
-          <w:lang w:eastAsia="x-none"/>
-        </w:rPr>
-      </w:pPr>
-      <w:r>
-        <w:rPr>
-          <w:rFonts w:ascii="Times New Roman" w:hAnsi="Times New Roman" w:cs="Times New Roman"/>
-          <w:b/>
-          <w:bCs/>
-          <w:sz w:val="28"/>
-          <w:lang w:eastAsia="x-none"/>
-        </w:rPr>
-        <w:t>4. Разработка программы управления движением робота</w:t>
+          <w:sz w:val="28"/>
+          <w:lang w:eastAsia="x-none"/>
+        </w:rPr>
+      </w:pPr>
+      <w:r>
+        <w:rPr>
+          <w:rFonts w:ascii="Times New Roman" w:hAnsi="Times New Roman" w:cs="Times New Roman"/>
+          <w:sz w:val="28"/>
+          <w:lang w:eastAsia="x-none"/>
+        </w:rPr>
+        <w:t>В процессе испытаний робот последовательно выполняет движение вперёд по прямолинейной траектории, после чего осуществляет поворот налево на угол 90°. Далее выполняется поворот направо на угол 90°, что позволяет проверить корректность управления угловой скоростью и изменение ориентации платформы в пространстве. После выполнения поворотов робот движется по дуговым траекториям в различных направлениях. Формирование дугового движения достигается одновременной подачей линейной и угловой скоростей, что обеспечивает перемещение робота по криволинейной траектории. На заключительном этапе робот выполняет движение назад по прямой линии.</w:t>
       </w:r>
     </w:p>
     <w:p>
@@ -4526,127 +5644,6 @@
         <w:jc w:val="both"/>
         <w:rPr>
           <w:rFonts w:ascii="Times New Roman" w:hAnsi="Times New Roman" w:cs="Times New Roman"/>
-          <w:sz w:val="28"/>
-          <w:lang w:eastAsia="x-none"/>
-        </w:rPr>
-      </w:pPr>
-      <w:r>
-        <w:rPr>
-          <w:rFonts w:ascii="Times New Roman" w:hAnsi="Times New Roman" w:cs="Times New Roman"/>
-          <w:sz w:val="28"/>
-          <w:lang w:eastAsia="x-none"/>
-        </w:rPr>
-        <w:t>В ходе выполнения работы ROS использовалась в качестве основной платформы для управления мобильным роботом в симуляционной среде Gazebo. Управление движением реализовано путём публикации команд линейной и угловой скоро</w:t>
-      </w:r>
-      <w:r>
-        <w:rPr>
-          <w:rFonts w:ascii="Times New Roman" w:hAnsi="Times New Roman" w:cs="Times New Roman"/>
-          <w:sz w:val="28"/>
-          <w:lang w:eastAsia="x-none"/>
-        </w:rPr>
-        <w:t xml:space="preserve">сти в </w:t>
-      </w:r>
-      <w:r>
-        <w:rPr>
-          <w:rFonts w:ascii="Times New Roman" w:hAnsi="Times New Roman" w:cs="Times New Roman"/>
-          <w:sz w:val="28"/>
-          <w:lang w:eastAsia="x-none"/>
-        </w:rPr>
-        <w:t>топики</w:t>
-      </w:r>
-      <w:r>
-        <w:rPr>
-          <w:rFonts w:ascii="Times New Roman" w:hAnsi="Times New Roman" w:cs="Times New Roman"/>
-          <w:sz w:val="28"/>
-          <w:lang w:eastAsia="x-none"/>
-        </w:rPr>
-        <w:t> /cmd_vel</w:t>
-      </w:r>
-      <w:r>
-        <w:rPr>
-          <w:rFonts w:ascii="Times New Roman" w:hAnsi="Times New Roman" w:cs="Times New Roman"/>
-          <w:sz w:val="28"/>
-          <w:lang w:eastAsia="x-none"/>
-        </w:rPr>
-        <w:t xml:space="preserve"> </w:t>
-      </w:r>
-      <w:r>
-        <w:rPr>
-          <w:rFonts w:ascii="Times New Roman" w:hAnsi="Times New Roman" w:cs="Times New Roman"/>
-          <w:sz w:val="28"/>
-          <w:lang w:eastAsia="x-none"/>
-        </w:rPr>
-        <w:t xml:space="preserve">с использованием сообщений типа geometry_msgs/Twist — подписанная на этот топик модель робота в Gazebo </w:t>
-      </w:r>
-      <w:r>
-        <w:rPr>
-          <w:rFonts w:ascii="Times New Roman" w:hAnsi="Times New Roman" w:cs="Times New Roman"/>
-          <w:sz w:val="28"/>
-          <w:lang w:eastAsia="x-none"/>
-        </w:rPr>
-        <w:lastRenderedPageBreak/>
-        <w:t>отрабатывала полученные команды</w:t>
-      </w:r>
-      <w:r>
-        <w:rPr>
-          <w:rFonts w:ascii="Times New Roman" w:hAnsi="Times New Roman" w:cs="Times New Roman"/>
-          <w:sz w:val="28"/>
-          <w:lang w:eastAsia="x-none"/>
-        </w:rPr>
-        <w:t xml:space="preserve"> </w:t>
-      </w:r>
-      <w:r>
-        <w:rPr>
-          <w:rFonts w:ascii="Times New Roman" w:hAnsi="Times New Roman" w:cs="Times New Roman"/>
-          <w:sz w:val="28"/>
-          <w:lang w:eastAsia="x-none"/>
-        </w:rPr>
-        <w:t>[3]</w:t>
-      </w:r>
-      <w:r>
-        <w:rPr>
-          <w:rFonts w:ascii="Times New Roman" w:hAnsi="Times New Roman" w:cs="Times New Roman"/>
-          <w:sz w:val="28"/>
-          <w:lang w:eastAsia="x-none"/>
-        </w:rPr>
-        <w:t>. Для получения обратной связи о положении робота применялся топик /odom, данные из которого позволили реализовать автоматический возврат в начальную точку после выполнения серии манёвров. Запуск всей системы осуществлялся с помощью launch-файла robot.launch, который автоматически загружал среду Gazebo, виртуальный мир и размещал модель робота. Лидарный датчик, смоделированный в Gazebo, также был интегрирован через ROS-механизмы, публикуя данные об обнаруженных препятствиях в соответствующий топик для последующей обработки.</w:t>
-      </w:r>
-    </w:p>
-    <w:p>
-      <w:pPr>
-        <w:widowControl/>
-        <w:autoSpaceDE/>
-        <w:autoSpaceDN/>
-        <w:adjustRightInd/>
-        <w:spacing w:line="360" w:lineRule="auto"/>
-        <w:ind w:firstLine="709"/>
-        <w:jc w:val="both"/>
-        <w:rPr>
-          <w:rFonts w:ascii="Times New Roman" w:hAnsi="Times New Roman" w:cs="Times New Roman"/>
-          <w:sz w:val="28"/>
-          <w:lang w:eastAsia="x-none"/>
-        </w:rPr>
-      </w:pPr>
-      <w:r>
-        <w:rPr>
-          <w:rFonts w:ascii="Times New Roman" w:hAnsi="Times New Roman" w:cs="Times New Roman"/>
-          <w:sz w:val="28"/>
-          <w:lang w:eastAsia="x-none"/>
-        </w:rPr>
-        <w:t>В процессе испытаний робот последовательно выполняет движение вперёд по прямолинейной траектории, после чего осуществляет поворот налево на угол 90°. Далее выполняется поворот направо на угол 90°, что позволяет проверить корректность управления угловой скоростью и изменение ориентации платформы в пространстве. После выполнения поворотов робот движется по дуговым траекториям в различных направлениях. Формирование дугового движения достигается одновременной подачей линейной и угловой скоростей, что обеспечивает перемещение робота по криволинейной траектории. На заключительном этапе робот выполняет движение назад по прямой линии.</w:t>
-      </w:r>
-    </w:p>
-    <w:p>
-      <w:pPr>
-        <w:widowControl/>
-        <w:autoSpaceDE/>
-        <w:autoSpaceDN/>
-        <w:adjustRightInd/>
-        <w:spacing w:line="360" w:lineRule="auto"/>
-        <w:ind w:firstLine="709"/>
-        <w:jc w:val="both"/>
-        <w:rPr>
-          <w:rFonts w:ascii="Times New Roman" w:hAnsi="Times New Roman" w:cs="Times New Roman"/>
           <w:noProof/>
           <w:sz w:val="28"/>
           <w:lang w:val="en-US" w:eastAsia="x-none"/>
@@ -4658,15 +5655,69 @@
           <w:sz w:val="28"/>
           <w:lang w:eastAsia="x-none"/>
         </w:rPr>
-        <w:t>После завершения последовательности манёвров запускается алгоритм автоматического возврата в исходное положение. Для этого на основании данных одометрии вычисляются текущее положение робота, расстояние до начальной точки и требуемый угол поворота. Робот автоматически ориентируется в направлении точки старта и выполняет движение до достижения исходных координат. После возвращения в начальную точку дополнительно производится восстановление первоначальной ориентации робота путём сравнения текущего угла поворота с сохранённым значением ориентации, зарегистрированным перед началом движения.</w:t>
-      </w:r>
-      <w:r>
-        <w:rPr>
-          <w:rFonts w:ascii="Times New Roman" w:hAnsi="Times New Roman" w:cs="Times New Roman"/>
-          <w:sz w:val="28"/>
-          <w:lang w:eastAsia="x-none"/>
-        </w:rPr>
-        <w:t xml:space="preserve"> Реализованный алгоритм использовался для проверки корректности работы модели робота, системы одометрии и механизмов управления движением в среде Gazebo.</w:t>
+        <w:t xml:space="preserve">После завершения последовательности манёвров запускается алгоритм автоматического возврата в исходное положение. Для этого на основании данных </w:t>
+      </w:r>
+      <w:proofErr w:type="spellStart"/>
+      <w:r>
+        <w:rPr>
+          <w:rFonts w:ascii="Times New Roman" w:hAnsi="Times New Roman" w:cs="Times New Roman"/>
+          <w:sz w:val="28"/>
+          <w:lang w:eastAsia="x-none"/>
+        </w:rPr>
+        <w:t>одометрии</w:t>
+      </w:r>
+      <w:proofErr w:type="spellEnd"/>
+      <w:r>
+        <w:rPr>
+          <w:rFonts w:ascii="Times New Roman" w:hAnsi="Times New Roman" w:cs="Times New Roman"/>
+          <w:sz w:val="28"/>
+          <w:lang w:eastAsia="x-none"/>
+        </w:rPr>
+        <w:t xml:space="preserve"> вычисляются текущее положение робота, расстояние до начальной точки и требуемый угол поворота. Робот автоматически ориентируется в направлении точки старта и выполняет движение до достижения исходных координат. После возвращения в начальную точку дополнительно производится восстановление первоначальной ориентации робота путём сравнения текущего угла поворота с сохранённым значением ориентации, зарегистрированным перед началом движения.</w:t>
+      </w:r>
+      <w:r>
+        <w:rPr>
+          <w:rFonts w:ascii="Times New Roman" w:hAnsi="Times New Roman" w:cs="Times New Roman"/>
+          <w:sz w:val="28"/>
+          <w:lang w:eastAsia="x-none"/>
+        </w:rPr>
+        <w:t xml:space="preserve"> Реализованный алгоритм использовался для проверки корректности работы модели робота, системы </w:t>
+      </w:r>
+      <w:proofErr w:type="spellStart"/>
+      <w:r>
+        <w:rPr>
+          <w:rFonts w:ascii="Times New Roman" w:hAnsi="Times New Roman" w:cs="Times New Roman"/>
+          <w:sz w:val="28"/>
+          <w:lang w:eastAsia="x-none"/>
+        </w:rPr>
+        <w:t>одометрии</w:t>
+      </w:r>
+      <w:proofErr w:type="spellEnd"/>
+      <w:r>
+        <w:rPr>
+          <w:rFonts w:ascii="Times New Roman" w:hAnsi="Times New Roman" w:cs="Times New Roman"/>
+          <w:sz w:val="28"/>
+          <w:lang w:eastAsia="x-none"/>
+        </w:rPr>
+        <w:t xml:space="preserve"> и механизмов управления движением в среде </w:t>
+      </w:r>
+      <w:proofErr w:type="spellStart"/>
+      <w:r>
+        <w:rPr>
+          <w:rFonts w:ascii="Times New Roman" w:hAnsi="Times New Roman" w:cs="Times New Roman"/>
+          <w:sz w:val="28"/>
+          <w:lang w:eastAsia="x-none"/>
+        </w:rPr>
+        <w:t>Gazebo</w:t>
+      </w:r>
+      <w:proofErr w:type="spellEnd"/>
+      <w:r>
+        <w:rPr>
+          <w:rFonts w:ascii="Times New Roman" w:hAnsi="Times New Roman" w:cs="Times New Roman"/>
+          <w:sz w:val="28"/>
+          <w:lang w:eastAsia="x-none"/>
+        </w:rPr>
+        <w:t>.</w:t>
       </w:r>
       <w:r>
         <w:rPr>
@@ -5086,6 +6137,48 @@
     </w:p>
     <w:p>
       <w:pPr>
+        <w:pStyle w:val="1"/>
+        <w:spacing w:before="0" w:after="0" w:line="360" w:lineRule="auto"/>
+        <w:ind w:firstLine="709"/>
+        <w:rPr>
+          <w:rFonts w:ascii="Times New Roman" w:hAnsi="Times New Roman" w:cs="Times New Roman"/>
+          <w:b w:val="0"/>
+          <w:bCs w:val="0"/>
+          <w:sz w:val="28"/>
+          <w:lang w:eastAsia="x-none"/>
+        </w:rPr>
+      </w:pPr>
+      <w:bookmarkStart w:id="5" w:name="_Toc231433983"/>
+      <w:r>
+        <w:rPr>
+          <w:rFonts w:ascii="Times New Roman" w:hAnsi="Times New Roman" w:cs="Times New Roman"/>
+          <w:sz w:val="28"/>
+          <w:lang w:eastAsia="x-none"/>
+        </w:rPr>
+        <w:t xml:space="preserve">5. Проверка работы </w:t>
+      </w:r>
+      <w:proofErr w:type="spellStart"/>
+      <w:r>
+        <w:rPr>
+          <w:rFonts w:ascii="Times New Roman" w:hAnsi="Times New Roman" w:cs="Times New Roman"/>
+          <w:sz w:val="28"/>
+          <w:lang w:eastAsia="x-none"/>
+        </w:rPr>
+        <w:t>лидарного</w:t>
+      </w:r>
+      <w:proofErr w:type="spellEnd"/>
+      <w:r>
+        <w:rPr>
+          <w:rFonts w:ascii="Times New Roman" w:hAnsi="Times New Roman" w:cs="Times New Roman"/>
+          <w:sz w:val="28"/>
+          <w:lang w:eastAsia="x-none"/>
+        </w:rPr>
+        <w:t xml:space="preserve"> датчика и системы обнаружения объектов</w:t>
+      </w:r>
+      <w:bookmarkEnd w:id="5"/>
+    </w:p>
+    <w:p>
+      <w:pPr>
         <w:widowControl/>
         <w:autoSpaceDE/>
         <w:autoSpaceDN/>
@@ -5095,21 +6188,187 @@
         <w:jc w:val="both"/>
         <w:rPr>
           <w:rFonts w:ascii="Times New Roman" w:hAnsi="Times New Roman" w:cs="Times New Roman"/>
-          <w:b/>
-          <w:bCs/>
-          <w:sz w:val="28"/>
-          <w:lang w:eastAsia="x-none"/>
-        </w:rPr>
-      </w:pPr>
-      <w:r>
-        <w:rPr>
-          <w:rFonts w:ascii="Times New Roman" w:hAnsi="Times New Roman" w:cs="Times New Roman"/>
-          <w:b/>
-          <w:bCs/>
-          <w:sz w:val="28"/>
-          <w:lang w:eastAsia="x-none"/>
-        </w:rPr>
-        <w:t>5. Проверка работы лидарного датчика и системы обнаружения объектов</w:t>
+          <w:sz w:val="28"/>
+          <w:lang w:eastAsia="x-none"/>
+        </w:rPr>
+      </w:pPr>
+      <w:r>
+        <w:rPr>
+          <w:rFonts w:ascii="Times New Roman" w:hAnsi="Times New Roman" w:cs="Times New Roman"/>
+          <w:sz w:val="28"/>
+          <w:lang w:eastAsia="x-none"/>
+        </w:rPr>
+        <w:t>После завершения разработки виртуальной среды и программ управления была выполнена проверка работоспособности установленного на роботе сенсорного оборудования. В процессе моделирования анализировалось распространение лазерных лучей и корректность обнаружения препятствий различной формы.</w:t>
+      </w:r>
+      <w:r>
+        <w:t xml:space="preserve"> </w:t>
+      </w:r>
+      <w:proofErr w:type="spellStart"/>
+      <w:r>
+        <w:rPr>
+          <w:rFonts w:ascii="Times New Roman" w:hAnsi="Times New Roman" w:cs="Times New Roman"/>
+          <w:sz w:val="28"/>
+          <w:szCs w:val="28"/>
+        </w:rPr>
+        <w:t>Л</w:t>
+      </w:r>
+      <w:r>
+        <w:rPr>
+          <w:rFonts w:ascii="Times New Roman" w:hAnsi="Times New Roman" w:cs="Times New Roman"/>
+          <w:sz w:val="28"/>
+          <w:szCs w:val="28"/>
+          <w:lang w:eastAsia="x-none"/>
+        </w:rPr>
+        <w:t>идар</w:t>
+      </w:r>
+      <w:proofErr w:type="spellEnd"/>
+      <w:r>
+        <w:rPr>
+          <w:rFonts w:ascii="Times New Roman" w:hAnsi="Times New Roman" w:cs="Times New Roman"/>
+          <w:sz w:val="28"/>
+          <w:lang w:eastAsia="x-none"/>
+        </w:rPr>
+        <w:t xml:space="preserve"> (</w:t>
+      </w:r>
+      <w:proofErr w:type="spellStart"/>
+      <w:r>
+        <w:rPr>
+          <w:rFonts w:ascii="Times New Roman" w:hAnsi="Times New Roman" w:cs="Times New Roman"/>
+          <w:sz w:val="28"/>
+          <w:lang w:eastAsia="x-none"/>
+        </w:rPr>
+        <w:t>LiDAR</w:t>
+      </w:r>
+      <w:proofErr w:type="spellEnd"/>
+      <w:r>
+        <w:rPr>
+          <w:rFonts w:ascii="Times New Roman" w:hAnsi="Times New Roman" w:cs="Times New Roman"/>
+          <w:sz w:val="28"/>
+          <w:lang w:eastAsia="x-none"/>
+        </w:rPr>
+        <w:t xml:space="preserve"> — Light </w:t>
+      </w:r>
+      <w:proofErr w:type="spellStart"/>
+      <w:r>
+        <w:rPr>
+          <w:rFonts w:ascii="Times New Roman" w:hAnsi="Times New Roman" w:cs="Times New Roman"/>
+          <w:sz w:val="28"/>
+          <w:lang w:eastAsia="x-none"/>
+        </w:rPr>
+        <w:t>Detection</w:t>
+      </w:r>
+      <w:proofErr w:type="spellEnd"/>
+      <w:r>
+        <w:rPr>
+          <w:rFonts w:ascii="Times New Roman" w:hAnsi="Times New Roman" w:cs="Times New Roman"/>
+          <w:sz w:val="28"/>
+          <w:lang w:eastAsia="x-none"/>
+        </w:rPr>
+        <w:t xml:space="preserve"> </w:t>
+      </w:r>
+      <w:proofErr w:type="spellStart"/>
+      <w:r>
+        <w:rPr>
+          <w:rFonts w:ascii="Times New Roman" w:hAnsi="Times New Roman" w:cs="Times New Roman"/>
+          <w:sz w:val="28"/>
+          <w:lang w:eastAsia="x-none"/>
+        </w:rPr>
+        <w:t>and</w:t>
+      </w:r>
+      <w:proofErr w:type="spellEnd"/>
+      <w:r>
+        <w:rPr>
+          <w:rFonts w:ascii="Times New Roman" w:hAnsi="Times New Roman" w:cs="Times New Roman"/>
+          <w:sz w:val="28"/>
+          <w:lang w:eastAsia="x-none"/>
+        </w:rPr>
+        <w:t xml:space="preserve"> </w:t>
+      </w:r>
+      <w:proofErr w:type="spellStart"/>
+      <w:r>
+        <w:rPr>
+          <w:rFonts w:ascii="Times New Roman" w:hAnsi="Times New Roman" w:cs="Times New Roman"/>
+          <w:sz w:val="28"/>
+          <w:lang w:eastAsia="x-none"/>
+        </w:rPr>
+        <w:t>Ranging</w:t>
+      </w:r>
+      <w:proofErr w:type="spellEnd"/>
+      <w:r>
+        <w:rPr>
+          <w:rFonts w:ascii="Times New Roman" w:hAnsi="Times New Roman" w:cs="Times New Roman"/>
+          <w:sz w:val="28"/>
+          <w:lang w:eastAsia="x-none"/>
+        </w:rPr>
+        <w:t>) представляет собой датчик дистанционного зондирования, предназначенный для измерения расстояния до окружающих объектов с помощью лазерного излучения</w:t>
+      </w:r>
+      <w:r>
+        <w:rPr>
+          <w:rFonts w:ascii="Times New Roman" w:hAnsi="Times New Roman" w:cs="Times New Roman"/>
+          <w:sz w:val="28"/>
+          <w:lang w:eastAsia="x-none"/>
+        </w:rPr>
+        <w:t xml:space="preserve"> </w:t>
+      </w:r>
+      <w:r>
+        <w:rPr>
+          <w:rFonts w:ascii="Times New Roman" w:hAnsi="Times New Roman" w:cs="Times New Roman"/>
+          <w:sz w:val="28"/>
+          <w:lang w:eastAsia="x-none"/>
+        </w:rPr>
+        <w:t>[1</w:t>
+      </w:r>
+      <w:r>
+        <w:rPr>
+          <w:rFonts w:ascii="Times New Roman" w:hAnsi="Times New Roman" w:cs="Times New Roman"/>
+          <w:sz w:val="28"/>
+          <w:lang w:eastAsia="x-none"/>
+        </w:rPr>
+        <w:t>]</w:t>
+      </w:r>
+      <w:r>
+        <w:rPr>
+          <w:rFonts w:ascii="Times New Roman" w:hAnsi="Times New Roman" w:cs="Times New Roman"/>
+          <w:sz w:val="28"/>
+          <w:lang w:eastAsia="x-none"/>
+        </w:rPr>
+        <w:t xml:space="preserve">. Принцип работы </w:t>
+      </w:r>
+      <w:proofErr w:type="spellStart"/>
+      <w:r>
+        <w:rPr>
+          <w:rFonts w:ascii="Times New Roman" w:hAnsi="Times New Roman" w:cs="Times New Roman"/>
+          <w:sz w:val="28"/>
+          <w:lang w:eastAsia="x-none"/>
+        </w:rPr>
+        <w:t>лидара</w:t>
+      </w:r>
+      <w:proofErr w:type="spellEnd"/>
+      <w:r>
+        <w:rPr>
+          <w:rFonts w:ascii="Times New Roman" w:hAnsi="Times New Roman" w:cs="Times New Roman"/>
+          <w:sz w:val="28"/>
+          <w:lang w:eastAsia="x-none"/>
+        </w:rPr>
+        <w:t xml:space="preserve"> основан на излучении лазерного луча и измерении времени его возврата после отражения от препятствия. На основании полученных измерений формируется информация о расположении объектов в окружающем пространстве. В мобильной робототехнике </w:t>
+      </w:r>
+      <w:proofErr w:type="spellStart"/>
+      <w:r>
+        <w:rPr>
+          <w:rFonts w:ascii="Times New Roman" w:hAnsi="Times New Roman" w:cs="Times New Roman"/>
+          <w:sz w:val="28"/>
+          <w:lang w:eastAsia="x-none"/>
+        </w:rPr>
+        <w:t>лидар</w:t>
+      </w:r>
+      <w:proofErr w:type="spellEnd"/>
+      <w:r>
+        <w:rPr>
+          <w:rFonts w:ascii="Times New Roman" w:hAnsi="Times New Roman" w:cs="Times New Roman"/>
+          <w:sz w:val="28"/>
+          <w:lang w:eastAsia="x-none"/>
+        </w:rPr>
+        <w:t xml:space="preserve"> широко используется для построения карт местности, обнаружения препятствий, навигации и обеспечения безопасного движения робота. </w:t>
       </w:r>
     </w:p>
     <w:p>
@@ -5133,91 +6392,43 @@
           <w:sz w:val="28"/>
           <w:lang w:eastAsia="x-none"/>
         </w:rPr>
-        <w:t>После завершения разработки виртуальной среды и программ управления была выполнена проверка работоспособности установленного на роботе сенсорного оборудования. В процессе моделирования анализировалось распространение лазерных лучей и корректность обнаружения препятствий различной формы.</w:t>
-      </w:r>
-      <w:r>
-        <w:t xml:space="preserve"> </w:t>
-      </w:r>
-      <w:r>
-        <w:rPr>
-          <w:rFonts w:ascii="Times New Roman" w:hAnsi="Times New Roman" w:cs="Times New Roman"/>
-          <w:sz w:val="28"/>
-          <w:szCs w:val="28"/>
-        </w:rPr>
-        <w:t>Л</w:t>
-      </w:r>
-      <w:r>
-        <w:rPr>
-          <w:rFonts w:ascii="Times New Roman" w:hAnsi="Times New Roman" w:cs="Times New Roman"/>
-          <w:sz w:val="28"/>
-          <w:szCs w:val="28"/>
-          <w:lang w:eastAsia="x-none"/>
-        </w:rPr>
-        <w:t>идар</w:t>
-      </w:r>
-      <w:r>
-        <w:rPr>
-          <w:rFonts w:ascii="Times New Roman" w:hAnsi="Times New Roman" w:cs="Times New Roman"/>
-          <w:sz w:val="28"/>
-          <w:lang w:eastAsia="x-none"/>
-        </w:rPr>
-        <w:t xml:space="preserve"> (LiDAR — Light Detection and Ranging) представляет собой датчик дистанционного зондирования, предназначенный для измерения расстояния до окружающих объектов с помощью лазерного излучения</w:t>
-      </w:r>
-      <w:r>
-        <w:rPr>
-          <w:rFonts w:ascii="Times New Roman" w:hAnsi="Times New Roman" w:cs="Times New Roman"/>
-          <w:sz w:val="28"/>
-          <w:lang w:eastAsia="x-none"/>
-        </w:rPr>
-        <w:t xml:space="preserve"> </w:t>
-      </w:r>
-      <w:r>
-        <w:rPr>
-          <w:rFonts w:ascii="Times New Roman" w:hAnsi="Times New Roman" w:cs="Times New Roman"/>
-          <w:sz w:val="28"/>
-          <w:lang w:eastAsia="x-none"/>
-        </w:rPr>
-        <w:t>[1</w:t>
-      </w:r>
-      <w:r>
-        <w:rPr>
-          <w:rFonts w:ascii="Times New Roman" w:hAnsi="Times New Roman" w:cs="Times New Roman"/>
-          <w:sz w:val="28"/>
-          <w:lang w:val="en-US" w:eastAsia="x-none"/>
-        </w:rPr>
-        <w:t>]</w:t>
-      </w:r>
-      <w:r>
-        <w:rPr>
-          <w:rFonts w:ascii="Times New Roman" w:hAnsi="Times New Roman" w:cs="Times New Roman"/>
-          <w:sz w:val="28"/>
-          <w:lang w:eastAsia="x-none"/>
-        </w:rPr>
-        <w:t xml:space="preserve">. Принцип работы лидара основан на излучении лазерного луча и измерении времени его возврата после отражения от препятствия. На основании полученных измерений формируется информация о расположении объектов в окружающем пространстве. В мобильной робототехнике лидар широко используется для построения карт местности, обнаружения препятствий, навигации и обеспечения безопасного движения робота. </w:t>
-      </w:r>
-    </w:p>
-    <w:p>
-      <w:pPr>
-        <w:widowControl/>
-        <w:autoSpaceDE/>
-        <w:autoSpaceDN/>
-        <w:adjustRightInd/>
-        <w:spacing w:line="360" w:lineRule="auto"/>
-        <w:ind w:firstLine="709"/>
-        <w:jc w:val="both"/>
-        <w:rPr>
-          <w:rFonts w:ascii="Times New Roman" w:hAnsi="Times New Roman" w:cs="Times New Roman"/>
-          <w:sz w:val="28"/>
-          <w:lang w:eastAsia="x-none"/>
-        </w:rPr>
-      </w:pPr>
-      <w:r>
-        <w:rPr>
-          <w:rFonts w:ascii="Times New Roman" w:hAnsi="Times New Roman" w:cs="Times New Roman"/>
-          <w:sz w:val="28"/>
-          <w:lang w:eastAsia="x-none"/>
-        </w:rPr>
-        <w:t xml:space="preserve">В рамках данной работы лидар был реализован в среде Gazebo в виде виртуального лазерного датчика, установленного на верхней части корпуса </w:t>
+        <w:t xml:space="preserve">В рамках данной работы </w:t>
+      </w:r>
+      <w:proofErr w:type="spellStart"/>
+      <w:r>
+        <w:rPr>
+          <w:rFonts w:ascii="Times New Roman" w:hAnsi="Times New Roman" w:cs="Times New Roman"/>
+          <w:sz w:val="28"/>
+          <w:lang w:eastAsia="x-none"/>
+        </w:rPr>
+        <w:t>лидар</w:t>
+      </w:r>
+      <w:proofErr w:type="spellEnd"/>
+      <w:r>
+        <w:rPr>
+          <w:rFonts w:ascii="Times New Roman" w:hAnsi="Times New Roman" w:cs="Times New Roman"/>
+          <w:sz w:val="28"/>
+          <w:lang w:eastAsia="x-none"/>
+        </w:rPr>
+        <w:t xml:space="preserve"> был реализован в среде </w:t>
+      </w:r>
+      <w:proofErr w:type="spellStart"/>
+      <w:r>
+        <w:rPr>
+          <w:rFonts w:ascii="Times New Roman" w:hAnsi="Times New Roman" w:cs="Times New Roman"/>
+          <w:sz w:val="28"/>
+          <w:lang w:eastAsia="x-none"/>
+        </w:rPr>
+        <w:t>Gazebo</w:t>
+      </w:r>
+      <w:proofErr w:type="spellEnd"/>
+      <w:r>
+        <w:rPr>
+          <w:rFonts w:ascii="Times New Roman" w:hAnsi="Times New Roman" w:cs="Times New Roman"/>
+          <w:sz w:val="28"/>
+          <w:lang w:eastAsia="x-none"/>
+        </w:rPr>
+        <w:t xml:space="preserve"> в виде виртуального лазерного датчика, установленного на верхней части корпуса </w:t>
       </w:r>
       <w:r>
         <w:rPr>
@@ -5376,7 +6587,31 @@
           <w:sz w:val="28"/>
           <w:szCs w:val="28"/>
         </w:rPr>
-        <w:t>Демонстрация работы лидар датчика</w:t>
+        <w:t xml:space="preserve">Демонстрация работы </w:t>
+      </w:r>
+      <w:proofErr w:type="spellStart"/>
+      <w:r>
+        <w:rPr>
+          <w:rFonts w:ascii="Times New Roman" w:hAnsi="Times New Roman" w:cs="Times New Roman"/>
+          <w:i w:val="0"/>
+          <w:iCs w:val="0"/>
+          <w:color w:val="auto"/>
+          <w:sz w:val="28"/>
+          <w:szCs w:val="28"/>
+        </w:rPr>
+        <w:t>лидар</w:t>
+      </w:r>
+      <w:proofErr w:type="spellEnd"/>
+      <w:r>
+        <w:rPr>
+          <w:rFonts w:ascii="Times New Roman" w:hAnsi="Times New Roman" w:cs="Times New Roman"/>
+          <w:i w:val="0"/>
+          <w:iCs w:val="0"/>
+          <w:color w:val="auto"/>
+          <w:sz w:val="28"/>
+          <w:szCs w:val="28"/>
+        </w:rPr>
+        <w:t xml:space="preserve"> датчика</w:t>
       </w:r>
     </w:p>
     <w:p>
@@ -5460,8 +6695,50 @@
           <w:sz w:val="28"/>
           <w:lang w:eastAsia="x-none"/>
         </w:rPr>
-        <w:t>. Создана виртуальная среда моделирования с набором препятствий для тестирования алгоритмов управления и датчиков. Разработан файл автоматического запуска моделирования и реализована программа управления движением робота. Проведена проверка работы лидарного датчика и системы компьютерного зрения.</w:t>
-      </w:r>
+        <w:t xml:space="preserve">. Создана виртуальная среда моделирования с набором препятствий для тестирования алгоритмов управления и датчиков. Разработан файл автоматического запуска моделирования и реализована программа управления движением робота. Проведена проверка работы </w:t>
+      </w:r>
+      <w:proofErr w:type="spellStart"/>
+      <w:r>
+        <w:rPr>
+          <w:rFonts w:ascii="Times New Roman" w:hAnsi="Times New Roman" w:cs="Times New Roman"/>
+          <w:sz w:val="28"/>
+          <w:lang w:eastAsia="x-none"/>
+        </w:rPr>
+        <w:t>лидарного</w:t>
+      </w:r>
+      <w:proofErr w:type="spellEnd"/>
+      <w:r>
+        <w:rPr>
+          <w:rFonts w:ascii="Times New Roman" w:hAnsi="Times New Roman" w:cs="Times New Roman"/>
+          <w:sz w:val="28"/>
+          <w:lang w:eastAsia="x-none"/>
+        </w:rPr>
+        <w:t xml:space="preserve"> датчика и системы компьютерного зрения.</w:t>
+      </w:r>
+    </w:p>
+    <w:p>
+      <w:pPr>
+        <w:pStyle w:val="1"/>
+        <w:spacing w:before="0" w:after="0" w:line="360" w:lineRule="auto"/>
+        <w:ind w:firstLine="709"/>
+        <w:rPr>
+          <w:rFonts w:ascii="Times New Roman" w:hAnsi="Times New Roman" w:cs="Times New Roman"/>
+          <w:b w:val="0"/>
+          <w:bCs w:val="0"/>
+          <w:sz w:val="28"/>
+          <w:lang w:eastAsia="x-none"/>
+        </w:rPr>
+      </w:pPr>
+      <w:bookmarkStart w:id="6" w:name="_Toc231433984"/>
+      <w:r>
+        <w:rPr>
+          <w:rFonts w:ascii="Times New Roman" w:hAnsi="Times New Roman" w:cs="Times New Roman"/>
+          <w:sz w:val="28"/>
+          <w:lang w:eastAsia="x-none"/>
+        </w:rPr>
+        <w:t>Заключение</w:t>
+      </w:r>
+      <w:bookmarkEnd w:id="6"/>
     </w:p>
     <w:p>
       <w:pPr>
@@ -5474,21 +6751,42 @@
         <w:jc w:val="both"/>
         <w:rPr>
           <w:rFonts w:ascii="Times New Roman" w:hAnsi="Times New Roman" w:cs="Times New Roman"/>
-          <w:b/>
-          <w:bCs/>
-          <w:sz w:val="28"/>
-          <w:lang w:eastAsia="x-none"/>
-        </w:rPr>
-      </w:pPr>
-      <w:r>
-        <w:rPr>
-          <w:rFonts w:ascii="Times New Roman" w:hAnsi="Times New Roman" w:cs="Times New Roman"/>
-          <w:b/>
-          <w:bCs/>
-          <w:sz w:val="28"/>
-          <w:lang w:eastAsia="x-none"/>
-        </w:rPr>
-        <w:t>Заключение</w:t>
+          <w:sz w:val="28"/>
+          <w:lang w:eastAsia="x-none"/>
+        </w:rPr>
+      </w:pPr>
+      <w:r>
+        <w:rPr>
+          <w:rFonts w:ascii="Times New Roman" w:hAnsi="Times New Roman" w:cs="Times New Roman"/>
+          <w:sz w:val="28"/>
+          <w:lang w:eastAsia="x-none"/>
+        </w:rPr>
+        <w:t xml:space="preserve">В ходе технологической практики была подготовлена среда моделирования мобильного робота с дифференциальным приводом в программном комплексе </w:t>
+      </w:r>
+      <w:r>
+        <w:rPr>
+          <w:rFonts w:ascii="Times New Roman" w:hAnsi="Times New Roman" w:cs="Times New Roman"/>
+          <w:sz w:val="28"/>
+          <w:lang w:val="en-US" w:eastAsia="x-none"/>
+        </w:rPr>
+        <w:t>Gazebo</w:t>
+      </w:r>
+      <w:r>
+        <w:rPr>
+          <w:rFonts w:ascii="Times New Roman" w:hAnsi="Times New Roman" w:cs="Times New Roman"/>
+          <w:sz w:val="28"/>
+          <w:lang w:eastAsia="x-none"/>
+        </w:rPr>
+        <w:t xml:space="preserve">. Разработанная виртуальная среда позволила выполнить </w:t>
+      </w:r>
+      <w:r>
+        <w:rPr>
+          <w:rFonts w:ascii="Times New Roman" w:hAnsi="Times New Roman" w:cs="Times New Roman"/>
+          <w:sz w:val="28"/>
+          <w:lang w:eastAsia="x-none"/>
+        </w:rPr>
+        <w:lastRenderedPageBreak/>
+        <w:t>тестирование алгоритмов управления и сенсорного оборудования. Реализованные программные средства обеспечивают управление движением робота, автоматический запуск моделирования и проведение исследований в области навигации и обнаружения объектов. Полученные результаты могут быть использованы для дальнейшей разработки автономных робототехнических систем.</w:t>
       </w:r>
     </w:p>
     <w:p>
@@ -5502,55 +6800,6 @@
         <w:jc w:val="both"/>
         <w:rPr>
           <w:rFonts w:ascii="Times New Roman" w:hAnsi="Times New Roman" w:cs="Times New Roman"/>
-          <w:sz w:val="28"/>
-          <w:lang w:eastAsia="x-none"/>
-        </w:rPr>
-      </w:pPr>
-      <w:r>
-        <w:rPr>
-          <w:rFonts w:ascii="Times New Roman" w:hAnsi="Times New Roman" w:cs="Times New Roman"/>
-          <w:sz w:val="28"/>
-          <w:lang w:eastAsia="x-none"/>
-        </w:rPr>
-        <w:t xml:space="preserve">В ходе технологической практики была подготовлена среда моделирования мобильного робота с дифференциальным приводом в программном комплексе </w:t>
-      </w:r>
-      <w:r>
-        <w:rPr>
-          <w:rFonts w:ascii="Times New Roman" w:hAnsi="Times New Roman" w:cs="Times New Roman"/>
-          <w:sz w:val="28"/>
-          <w:lang w:val="en-US" w:eastAsia="x-none"/>
-        </w:rPr>
-        <w:t>Gazebo</w:t>
-      </w:r>
-      <w:r>
-        <w:rPr>
-          <w:rFonts w:ascii="Times New Roman" w:hAnsi="Times New Roman" w:cs="Times New Roman"/>
-          <w:sz w:val="28"/>
-          <w:lang w:eastAsia="x-none"/>
-        </w:rPr>
-        <w:t xml:space="preserve">. Разработанная виртуальная среда позволила выполнить </w:t>
-      </w:r>
-      <w:r>
-        <w:rPr>
-          <w:rFonts w:ascii="Times New Roman" w:hAnsi="Times New Roman" w:cs="Times New Roman"/>
-          <w:sz w:val="28"/>
-          <w:lang w:eastAsia="x-none"/>
-        </w:rPr>
-        <w:lastRenderedPageBreak/>
-        <w:t>тестирование алгоритмов управления и сенсорного оборудования. Реализованные программные средства обеспечивают управление движением робота, автоматический запуск моделирования и проведение исследований в области навигации и обнаружения объектов. Полученные результаты могут быть использованы для дальнейшей разработки автономных робототехнических систем.</w:t>
-      </w:r>
-    </w:p>
-    <w:p>
-      <w:pPr>
-        <w:widowControl/>
-        <w:autoSpaceDE/>
-        <w:autoSpaceDN/>
-        <w:adjustRightInd/>
-        <w:spacing w:line="360" w:lineRule="auto"/>
-        <w:ind w:firstLine="709"/>
-        <w:jc w:val="both"/>
-        <w:rPr>
-          <w:rFonts w:ascii="Times New Roman" w:hAnsi="Times New Roman" w:cs="Times New Roman"/>
           <w:kern w:val="32"/>
           <w:sz w:val="28"/>
           <w:szCs w:val="28"/>
@@ -5570,14 +6819,15 @@
         <w:pStyle w:val="1"/>
         <w:spacing w:before="0" w:after="0" w:line="360" w:lineRule="auto"/>
         <w:ind w:firstLine="709"/>
-        <w:jc w:val="center"/>
-        <w:rPr>
-          <w:rFonts w:ascii="Times New Roman" w:hAnsi="Times New Roman" w:cs="Times New Roman"/>
-          <w:sz w:val="28"/>
-          <w:szCs w:val="28"/>
-        </w:rPr>
-      </w:pPr>
-      <w:bookmarkStart w:id="1" w:name="_Toc231145753"/>
+        <w:rPr>
+          <w:rFonts w:ascii="Times New Roman" w:hAnsi="Times New Roman" w:cs="Times New Roman"/>
+          <w:sz w:val="28"/>
+          <w:szCs w:val="28"/>
+        </w:rPr>
+      </w:pPr>
+      <w:bookmarkStart w:id="7" w:name="_Toc231145753"/>
+      <w:bookmarkStart w:id="8" w:name="_Toc231433902"/>
+      <w:bookmarkStart w:id="9" w:name="_Toc231433985"/>
       <w:r>
         <w:rPr>
           <w:rFonts w:ascii="Times New Roman" w:hAnsi="Times New Roman" w:cs="Times New Roman"/>
@@ -5595,7 +6845,9 @@
         </w:rPr>
         <w:t>писок использованной литературы</w:t>
       </w:r>
-      <w:bookmarkEnd w:id="1"/>
+      <w:bookmarkEnd w:id="7"/>
+      <w:bookmarkEnd w:id="8"/>
+      <w:bookmarkEnd w:id="9"/>
     </w:p>
     <w:p>
       <w:pPr>
@@ -5638,7 +6890,43 @@
           <w:szCs w:val="28"/>
           <w:lang w:val="ru-RU"/>
         </w:rPr>
-        <w:t xml:space="preserve">Инструкция робота TurtleBro // turtlebro URL: https://ros1.turtlebro.ru/ (дата обращения: </w:t>
+        <w:t xml:space="preserve">Инструкция робота </w:t>
+      </w:r>
+      <w:proofErr w:type="spellStart"/>
+      <w:r>
+        <w:rPr>
+          <w:bCs/>
+          <w:szCs w:val="28"/>
+          <w:lang w:val="ru-RU"/>
+        </w:rPr>
+        <w:t>TurtleBro</w:t>
+      </w:r>
+      <w:proofErr w:type="spellEnd"/>
+      <w:r>
+        <w:rPr>
+          <w:bCs/>
+          <w:szCs w:val="28"/>
+          <w:lang w:val="ru-RU"/>
+        </w:rPr>
+        <w:t xml:space="preserve"> // </w:t>
+      </w:r>
+      <w:proofErr w:type="spellStart"/>
+      <w:r>
+        <w:rPr>
+          <w:bCs/>
+          <w:szCs w:val="28"/>
+          <w:lang w:val="ru-RU"/>
+        </w:rPr>
+        <w:t>turtlebro</w:t>
+      </w:r>
+      <w:proofErr w:type="spellEnd"/>
+      <w:r>
+        <w:rPr>
+          <w:bCs/>
+          <w:szCs w:val="28"/>
+          <w:lang w:val="ru-RU"/>
+        </w:rPr>
+        <w:t xml:space="preserve"> URL: https://ros1.turtlebro.ru/ (дата обращения: </w:t>
       </w:r>
       <w:r>
         <w:rPr>
@@ -5698,7 +6986,25 @@
           <w:szCs w:val="28"/>
           <w:lang w:val="en-US"/>
         </w:rPr>
-        <w:t>Mass Moment of Inertia // libretexts URL: https://eng.libretexts.org/ (</w:t>
+        <w:t xml:space="preserve">Mass Moment of Inertia // </w:t>
+      </w:r>
+      <w:proofErr w:type="spellStart"/>
+      <w:r>
+        <w:rPr>
+          <w:bCs/>
+          <w:szCs w:val="28"/>
+          <w:lang w:val="en-US"/>
+        </w:rPr>
+        <w:t>libretexts</w:t>
+      </w:r>
+      <w:proofErr w:type="spellEnd"/>
+      <w:r>
+        <w:rPr>
+          <w:bCs/>
+          <w:szCs w:val="28"/>
+          <w:lang w:val="en-US"/>
+        </w:rPr>
+        <w:t xml:space="preserve"> URL: https://eng.libretexts.org/ (</w:t>
       </w:r>
       <w:r>
         <w:rPr>
@@ -5904,6 +7210,7 @@
         </w:rPr>
         <w:t>.</w:t>
       </w:r>
+      <w:proofErr w:type="spellStart"/>
       <w:r>
         <w:rPr>
           <w:bCs/>
@@ -5912,6 +7219,7 @@
         </w:rPr>
         <w:t>gazebosim</w:t>
       </w:r>
+      <w:proofErr w:type="spellEnd"/>
       <w:r>
         <w:rPr>
           <w:bCs/>
@@ -10941,10 +12249,16 @@
     <w:next w:val="a1"/>
     <w:autoRedefine/>
     <w:uiPriority w:val="39"/>
-    <w:rsid w:val="00173422"/>
+    <w:rsid w:val="0052569C"/>
     <w:pPr>
-      <w:spacing w:after="100"/>
+      <w:spacing w:line="360" w:lineRule="auto"/>
+      <w:ind w:firstLine="709"/>
     </w:pPr>
+    <w:rPr>
+      <w:rFonts w:ascii="Times New Roman" w:hAnsi="Times New Roman"/>
+      <w:color w:val="000000" w:themeColor="text1"/>
+      <w:sz w:val="28"/>
+    </w:rPr>
   </w:style>
   <w:style w:type="character" w:customStyle="1" w:styleId="20">
     <w:name w:val="Заголовок 2 Знак"/>

--- a/Отчет/Технологическая практика.docx
+++ b/Отчет/Технологическая практика.docx
@@ -3346,7 +3346,6 @@
       </w:r>
     </w:p>
     <w:p/>
-    <w:p/>
     <w:p>
       <w:pPr>
         <w:widowControl/>
@@ -3354,7 +3353,6 @@
         <w:autoSpaceDN/>
         <w:adjustRightInd/>
         <w:spacing w:line="360" w:lineRule="auto"/>
-        <w:ind w:firstLine="709"/>
         <w:jc w:val="both"/>
         <w:rPr>
           <w:rFonts w:ascii="Times New Roman" w:hAnsi="Times New Roman" w:cs="Times New Roman"/>
@@ -3364,46 +3362,6 @@
           <w:lang w:eastAsia="x-none"/>
         </w:rPr>
       </w:pPr>
-      <w:r>
-        <w:rPr>
-          <w:rFonts w:ascii="Times New Roman" w:hAnsi="Times New Roman" w:cs="Times New Roman"/>
-          <w:b/>
-          <w:bCs/>
-          <w:sz w:val="28"/>
-          <w:lang w:eastAsia="x-none"/>
-        </w:rPr>
-        <w:t>1.</w:t>
-      </w:r>
-      <w:r>
-        <w:rPr>
-          <w:rFonts w:ascii="Times New Roman" w:hAnsi="Times New Roman" w:cs="Times New Roman"/>
-          <w:b/>
-          <w:bCs/>
-          <w:sz w:val="28"/>
-          <w:lang w:eastAsia="x-none"/>
-        </w:rPr>
-        <w:t>1.</w:t>
-      </w:r>
-      <w:r>
-        <w:rPr>
-          <w:rFonts w:ascii="Times New Roman" w:hAnsi="Times New Roman" w:cs="Times New Roman"/>
-          <w:b/>
-          <w:bCs/>
-          <w:sz w:val="28"/>
-          <w:lang w:eastAsia="x-none"/>
-        </w:rPr>
-        <w:t xml:space="preserve"> </w:t>
-      </w:r>
-      <w:r>
-        <w:rPr>
-          <w:rFonts w:ascii="Times New Roman" w:hAnsi="Times New Roman" w:cs="Times New Roman"/>
-          <w:b/>
-          <w:bCs/>
-          <w:sz w:val="28"/>
-          <w:lang w:eastAsia="x-none"/>
-        </w:rPr>
-        <w:t>Расчёт масс и моментов инерции элементов мобильного робота</w:t>
-      </w:r>
     </w:p>
     <w:p>
       <w:pPr>
@@ -3521,27 +3479,35 @@
         <w:pStyle w:val="aff"/>
       </w:pPr>
       <w:r>
-        <w:t xml:space="preserve">Масса корпуса: </w:t>
+        <w:t>Масса корпуса</w:t>
+      </w:r>
+      <w:r>
+        <w:t xml:space="preserve">: </w:t>
       </w:r>
       <m:oMath>
         <m:r>
           <w:rPr>
             <w:rFonts w:ascii="Cambria Math" w:hAnsi="Cambria Math"/>
-            <w:highlight w:val="red"/>
           </w:rPr>
-          <m:t>m=5</m:t>
+          <m:t>m=</m:t>
+        </m:r>
+        <m:r>
+          <w:rPr>
+            <w:rFonts w:ascii="Cambria Math" w:hAnsi="Cambria Math"/>
+          </w:rPr>
+          <m:t>2,</m:t>
+        </m:r>
+        <m:r>
+          <w:rPr>
+            <w:rFonts w:ascii="Cambria Math" w:hAnsi="Cambria Math"/>
+          </w:rPr>
+          <m:t>5</m:t>
         </m:r>
       </m:oMath>
       <w:r>
-        <w:rPr>
-          <w:highlight w:val="red"/>
-        </w:rPr>
         <w:t xml:space="preserve"> </w:t>
       </w:r>
       <w:r>
-        <w:rPr>
-          <w:highlight w:val="red"/>
-        </w:rPr>
         <w:t>кг</w:t>
       </w:r>
       <w:r>
@@ -3573,7 +3539,7 @@
               <m:ctrlPr>
                 <w:rPr>
                   <w:rFonts w:ascii="Cambria Math" w:hAnsi="Cambria Math"/>
-                  <w:color w:val="FF0000"/>
+                  <w:color w:val="000000" w:themeColor="text1"/>
                 </w:rPr>
               </m:ctrlPr>
             </m:sSubPr>
@@ -3581,7 +3547,7 @@
               <m:r>
                 <w:rPr>
                   <w:rFonts w:ascii="Cambria Math" w:hAnsi="Cambria Math"/>
-                  <w:color w:val="FF0000"/>
+                  <w:color w:val="000000" w:themeColor="text1"/>
                 </w:rPr>
                 <m:t>I</m:t>
               </m:r>
@@ -3590,7 +3556,7 @@
               <m:r>
                 <w:rPr>
                   <w:rFonts w:ascii="Cambria Math" w:hAnsi="Cambria Math"/>
-                  <w:color w:val="FF0000"/>
+                  <w:color w:val="000000" w:themeColor="text1"/>
                 </w:rPr>
                 <m:t>x</m:t>
               </m:r>
@@ -3599,7 +3565,7 @@
           <m:r>
             <w:rPr>
               <w:rFonts w:ascii="Cambria Math" w:hAnsi="Cambria Math"/>
-              <w:color w:val="FF0000"/>
+              <w:color w:val="000000" w:themeColor="text1"/>
             </w:rPr>
             <m:t>=</m:t>
           </m:r>
@@ -3608,7 +3574,7 @@
               <m:ctrlPr>
                 <w:rPr>
                   <w:rFonts w:ascii="Cambria Math" w:hAnsi="Cambria Math"/>
-                  <w:color w:val="FF0000"/>
+                  <w:color w:val="000000" w:themeColor="text1"/>
                 </w:rPr>
               </m:ctrlPr>
             </m:fPr>
@@ -3616,7 +3582,7 @@
               <m:r>
                 <w:rPr>
                   <w:rFonts w:ascii="Cambria Math" w:hAnsi="Cambria Math"/>
-                  <w:color w:val="FF0000"/>
+                  <w:color w:val="000000" w:themeColor="text1"/>
                 </w:rPr>
                 <m:t>m(</m:t>
               </m:r>
@@ -3625,7 +3591,7 @@
                   <m:ctrlPr>
                     <w:rPr>
                       <w:rFonts w:ascii="Cambria Math" w:hAnsi="Cambria Math"/>
-                      <w:color w:val="FF0000"/>
+                      <w:color w:val="000000" w:themeColor="text1"/>
                     </w:rPr>
                   </m:ctrlPr>
                 </m:sSupPr>
@@ -3633,7 +3599,7 @@
                   <m:r>
                     <w:rPr>
                       <w:rFonts w:ascii="Cambria Math" w:hAnsi="Cambria Math"/>
-                      <w:color w:val="FF0000"/>
+                      <w:color w:val="000000" w:themeColor="text1"/>
                     </w:rPr>
                     <m:t>b</m:t>
                   </m:r>
@@ -3642,7 +3608,7 @@
                   <m:r>
                     <w:rPr>
                       <w:rFonts w:ascii="Cambria Math" w:hAnsi="Cambria Math"/>
-                      <w:color w:val="FF0000"/>
+                      <w:color w:val="000000" w:themeColor="text1"/>
                     </w:rPr>
                     <m:t>2</m:t>
                   </m:r>
@@ -3651,7 +3617,7 @@
               <m:r>
                 <w:rPr>
                   <w:rFonts w:ascii="Cambria Math" w:hAnsi="Cambria Math"/>
-                  <w:color w:val="FF0000"/>
+                  <w:color w:val="000000" w:themeColor="text1"/>
                 </w:rPr>
                 <m:t>+</m:t>
               </m:r>
@@ -3660,7 +3626,7 @@
                   <m:ctrlPr>
                     <w:rPr>
                       <w:rFonts w:ascii="Cambria Math" w:hAnsi="Cambria Math"/>
-                      <w:color w:val="FF0000"/>
+                      <w:color w:val="000000" w:themeColor="text1"/>
                     </w:rPr>
                   </m:ctrlPr>
                 </m:sSupPr>
@@ -3668,7 +3634,7 @@
                   <m:r>
                     <w:rPr>
                       <w:rFonts w:ascii="Cambria Math" w:hAnsi="Cambria Math"/>
-                      <w:color w:val="FF0000"/>
+                      <w:color w:val="000000" w:themeColor="text1"/>
                     </w:rPr>
                     <m:t>c</m:t>
                   </m:r>
@@ -3677,7 +3643,7 @@
                   <m:r>
                     <w:rPr>
                       <w:rFonts w:ascii="Cambria Math" w:hAnsi="Cambria Math"/>
-                      <w:color w:val="FF0000"/>
+                      <w:color w:val="000000" w:themeColor="text1"/>
                     </w:rPr>
                     <m:t>2</m:t>
                   </m:r>
@@ -3686,7 +3652,7 @@
               <m:r>
                 <w:rPr>
                   <w:rFonts w:ascii="Cambria Math" w:hAnsi="Cambria Math"/>
-                  <w:color w:val="FF0000"/>
+                  <w:color w:val="000000" w:themeColor="text1"/>
                 </w:rPr>
                 <m:t>)</m:t>
               </m:r>
@@ -3695,7 +3661,7 @@
               <m:r>
                 <w:rPr>
                   <w:rFonts w:ascii="Cambria Math" w:hAnsi="Cambria Math"/>
-                  <w:color w:val="FF0000"/>
+                  <w:color w:val="000000" w:themeColor="text1"/>
                 </w:rPr>
                 <m:t>12</m:t>
               </m:r>
@@ -3704,7 +3670,7 @@
           <m:r>
             <w:rPr>
               <w:rFonts w:ascii="Cambria Math" w:hAnsi="Cambria Math"/>
-              <w:color w:val="FF0000"/>
+              <w:color w:val="000000" w:themeColor="text1"/>
             </w:rPr>
             <m:t>,</m:t>
           </m:r>
@@ -3713,7 +3679,7 @@
               <m:ctrlPr>
                 <w:rPr>
                   <w:rFonts w:ascii="Cambria Math" w:hAnsi="Cambria Math"/>
-                  <w:color w:val="FF0000"/>
+                  <w:color w:val="000000" w:themeColor="text1"/>
                 </w:rPr>
               </m:ctrlPr>
             </m:sSubPr>
@@ -3721,7 +3687,7 @@
               <m:r>
                 <w:rPr>
                   <w:rFonts w:ascii="Cambria Math" w:hAnsi="Cambria Math"/>
-                  <w:color w:val="FF0000"/>
+                  <w:color w:val="000000" w:themeColor="text1"/>
                 </w:rPr>
                 <m:t>I</m:t>
               </m:r>
@@ -3730,7 +3696,7 @@
               <m:r>
                 <w:rPr>
                   <w:rFonts w:ascii="Cambria Math" w:hAnsi="Cambria Math"/>
-                  <w:color w:val="FF0000"/>
+                  <w:color w:val="000000" w:themeColor="text1"/>
                 </w:rPr>
                 <m:t>y</m:t>
               </m:r>
@@ -3739,7 +3705,7 @@
           <m:r>
             <w:rPr>
               <w:rFonts w:ascii="Cambria Math" w:hAnsi="Cambria Math"/>
-              <w:color w:val="FF0000"/>
+              <w:color w:val="000000" w:themeColor="text1"/>
             </w:rPr>
             <m:t>=</m:t>
           </m:r>
@@ -3748,7 +3714,7 @@
               <m:ctrlPr>
                 <w:rPr>
                   <w:rFonts w:ascii="Cambria Math" w:hAnsi="Cambria Math"/>
-                  <w:color w:val="FF0000"/>
+                  <w:color w:val="000000" w:themeColor="text1"/>
                 </w:rPr>
               </m:ctrlPr>
             </m:fPr>
@@ -3756,7 +3722,7 @@
               <m:r>
                 <w:rPr>
                   <w:rFonts w:ascii="Cambria Math" w:hAnsi="Cambria Math"/>
-                  <w:color w:val="FF0000"/>
+                  <w:color w:val="000000" w:themeColor="text1"/>
                 </w:rPr>
                 <m:t>m(</m:t>
               </m:r>
@@ -3765,7 +3731,7 @@
                   <m:ctrlPr>
                     <w:rPr>
                       <w:rFonts w:ascii="Cambria Math" w:hAnsi="Cambria Math"/>
-                      <w:color w:val="FF0000"/>
+                      <w:color w:val="000000" w:themeColor="text1"/>
                     </w:rPr>
                   </m:ctrlPr>
                 </m:sSupPr>
@@ -3773,7 +3739,7 @@
                   <m:r>
                     <w:rPr>
                       <w:rFonts w:ascii="Cambria Math" w:hAnsi="Cambria Math"/>
-                      <w:color w:val="FF0000"/>
+                      <w:color w:val="000000" w:themeColor="text1"/>
                     </w:rPr>
                     <m:t>a</m:t>
                   </m:r>
@@ -3782,7 +3748,7 @@
                   <m:r>
                     <w:rPr>
                       <w:rFonts w:ascii="Cambria Math" w:hAnsi="Cambria Math"/>
-                      <w:color w:val="FF0000"/>
+                      <w:color w:val="000000" w:themeColor="text1"/>
                     </w:rPr>
                     <m:t>2</m:t>
                   </m:r>
@@ -3791,7 +3757,7 @@
               <m:r>
                 <w:rPr>
                   <w:rFonts w:ascii="Cambria Math" w:hAnsi="Cambria Math"/>
-                  <w:color w:val="FF0000"/>
+                  <w:color w:val="000000" w:themeColor="text1"/>
                 </w:rPr>
                 <m:t>+</m:t>
               </m:r>
@@ -3800,7 +3766,7 @@
                   <m:ctrlPr>
                     <w:rPr>
                       <w:rFonts w:ascii="Cambria Math" w:hAnsi="Cambria Math"/>
-                      <w:color w:val="FF0000"/>
+                      <w:color w:val="000000" w:themeColor="text1"/>
                     </w:rPr>
                   </m:ctrlPr>
                 </m:sSupPr>
@@ -3808,7 +3774,7 @@
                   <m:r>
                     <w:rPr>
                       <w:rFonts w:ascii="Cambria Math" w:hAnsi="Cambria Math"/>
-                      <w:color w:val="FF0000"/>
+                      <w:color w:val="000000" w:themeColor="text1"/>
                     </w:rPr>
                     <m:t>c</m:t>
                   </m:r>
@@ -3817,7 +3783,7 @@
                   <m:r>
                     <w:rPr>
                       <w:rFonts w:ascii="Cambria Math" w:hAnsi="Cambria Math"/>
-                      <w:color w:val="FF0000"/>
+                      <w:color w:val="000000" w:themeColor="text1"/>
                     </w:rPr>
                     <m:t>2</m:t>
                   </m:r>
@@ -3826,7 +3792,7 @@
               <m:r>
                 <w:rPr>
                   <w:rFonts w:ascii="Cambria Math" w:hAnsi="Cambria Math"/>
-                  <w:color w:val="FF0000"/>
+                  <w:color w:val="000000" w:themeColor="text1"/>
                 </w:rPr>
                 <m:t>)</m:t>
               </m:r>
@@ -3835,7 +3801,7 @@
               <m:r>
                 <w:rPr>
                   <w:rFonts w:ascii="Cambria Math" w:hAnsi="Cambria Math"/>
-                  <w:color w:val="FF0000"/>
+                  <w:color w:val="000000" w:themeColor="text1"/>
                 </w:rPr>
                 <m:t>12</m:t>
               </m:r>
@@ -3844,7 +3810,7 @@
           <m:r>
             <w:rPr>
               <w:rFonts w:ascii="Cambria Math" w:hAnsi="Cambria Math"/>
-              <w:color w:val="FF0000"/>
+              <w:color w:val="000000" w:themeColor="text1"/>
             </w:rPr>
             <m:t>,</m:t>
           </m:r>
@@ -3853,7 +3819,7 @@
               <m:ctrlPr>
                 <w:rPr>
                   <w:rFonts w:ascii="Cambria Math" w:hAnsi="Cambria Math"/>
-                  <w:color w:val="FF0000"/>
+                  <w:color w:val="000000" w:themeColor="text1"/>
                 </w:rPr>
               </m:ctrlPr>
             </m:sSubPr>
@@ -3861,7 +3827,7 @@
               <m:r>
                 <w:rPr>
                   <w:rFonts w:ascii="Cambria Math" w:hAnsi="Cambria Math"/>
-                  <w:color w:val="FF0000"/>
+                  <w:color w:val="000000" w:themeColor="text1"/>
                 </w:rPr>
                 <m:t>I</m:t>
               </m:r>
@@ -3870,7 +3836,7 @@
               <m:r>
                 <w:rPr>
                   <w:rFonts w:ascii="Cambria Math" w:hAnsi="Cambria Math"/>
-                  <w:color w:val="FF0000"/>
+                  <w:color w:val="000000" w:themeColor="text1"/>
                 </w:rPr>
                 <m:t>z</m:t>
               </m:r>
@@ -3879,7 +3845,7 @@
           <m:r>
             <w:rPr>
               <w:rFonts w:ascii="Cambria Math" w:hAnsi="Cambria Math"/>
-              <w:color w:val="FF0000"/>
+              <w:color w:val="000000" w:themeColor="text1"/>
             </w:rPr>
             <m:t>=</m:t>
           </m:r>
@@ -3888,7 +3854,7 @@
               <m:ctrlPr>
                 <w:rPr>
                   <w:rFonts w:ascii="Cambria Math" w:hAnsi="Cambria Math"/>
-                  <w:color w:val="FF0000"/>
+                  <w:color w:val="000000" w:themeColor="text1"/>
                 </w:rPr>
               </m:ctrlPr>
             </m:fPr>
@@ -3896,7 +3862,7 @@
               <m:r>
                 <w:rPr>
                   <w:rFonts w:ascii="Cambria Math" w:hAnsi="Cambria Math"/>
-                  <w:color w:val="FF0000"/>
+                  <w:color w:val="000000" w:themeColor="text1"/>
                 </w:rPr>
                 <m:t>m(</m:t>
               </m:r>
@@ -3905,7 +3871,7 @@
                   <m:ctrlPr>
                     <w:rPr>
                       <w:rFonts w:ascii="Cambria Math" w:hAnsi="Cambria Math"/>
-                      <w:color w:val="FF0000"/>
+                      <w:color w:val="000000" w:themeColor="text1"/>
                     </w:rPr>
                   </m:ctrlPr>
                 </m:sSupPr>
@@ -3913,7 +3879,7 @@
                   <m:r>
                     <w:rPr>
                       <w:rFonts w:ascii="Cambria Math" w:hAnsi="Cambria Math"/>
-                      <w:color w:val="FF0000"/>
+                      <w:color w:val="000000" w:themeColor="text1"/>
                     </w:rPr>
                     <m:t>a</m:t>
                   </m:r>
@@ -3922,7 +3888,7 @@
                   <m:r>
                     <w:rPr>
                       <w:rFonts w:ascii="Cambria Math" w:hAnsi="Cambria Math"/>
-                      <w:color w:val="FF0000"/>
+                      <w:color w:val="000000" w:themeColor="text1"/>
                     </w:rPr>
                     <m:t>2</m:t>
                   </m:r>
@@ -3931,7 +3897,7 @@
               <m:r>
                 <w:rPr>
                   <w:rFonts w:ascii="Cambria Math" w:hAnsi="Cambria Math"/>
-                  <w:color w:val="FF0000"/>
+                  <w:color w:val="000000" w:themeColor="text1"/>
                 </w:rPr>
                 <m:t>+</m:t>
               </m:r>
@@ -3940,7 +3906,7 @@
                   <m:ctrlPr>
                     <w:rPr>
                       <w:rFonts w:ascii="Cambria Math" w:hAnsi="Cambria Math"/>
-                      <w:color w:val="FF0000"/>
+                      <w:color w:val="000000" w:themeColor="text1"/>
                     </w:rPr>
                   </m:ctrlPr>
                 </m:sSupPr>
@@ -3948,7 +3914,7 @@
                   <m:r>
                     <w:rPr>
                       <w:rFonts w:ascii="Cambria Math" w:hAnsi="Cambria Math"/>
-                      <w:color w:val="FF0000"/>
+                      <w:color w:val="000000" w:themeColor="text1"/>
                     </w:rPr>
                     <m:t>b</m:t>
                   </m:r>
@@ -3957,7 +3923,7 @@
                   <m:r>
                     <w:rPr>
                       <w:rFonts w:ascii="Cambria Math" w:hAnsi="Cambria Math"/>
-                      <w:color w:val="FF0000"/>
+                      <w:color w:val="000000" w:themeColor="text1"/>
                     </w:rPr>
                     <m:t>2</m:t>
                   </m:r>
@@ -3966,7 +3932,7 @@
               <m:r>
                 <w:rPr>
                   <w:rFonts w:ascii="Cambria Math" w:hAnsi="Cambria Math"/>
-                  <w:color w:val="FF0000"/>
+                  <w:color w:val="000000" w:themeColor="text1"/>
                 </w:rPr>
                 <m:t>)</m:t>
               </m:r>
@@ -3975,7 +3941,7 @@
               <m:r>
                 <w:rPr>
                   <w:rFonts w:ascii="Cambria Math" w:hAnsi="Cambria Math"/>
-                  <w:color w:val="FF0000"/>
+                  <w:color w:val="000000" w:themeColor="text1"/>
                 </w:rPr>
                 <m:t>12</m:t>
               </m:r>
@@ -3987,14 +3953,14 @@
             </m:rPr>
             <w:rPr>
               <w:rFonts w:ascii="Cambria Math"/>
-              <w:color w:val="FF0000"/>
+              <w:color w:val="000000" w:themeColor="text1"/>
             </w:rPr>
             <m:t xml:space="preserve"> , </m:t>
           </m:r>
           <m:r>
             <w:rPr>
               <w:rFonts w:ascii="Cambria Math"/>
-              <w:color w:val="FF0000"/>
+              <w:color w:val="000000" w:themeColor="text1"/>
               <w:lang w:val="en-US"/>
             </w:rPr>
             <m:t>[2]</m:t>
@@ -4015,12 +3981,12 @@
       <w:pPr>
         <w:pStyle w:val="aff"/>
         <w:rPr>
-          <w:color w:val="FF0000"/>
-        </w:rPr>
-      </w:pPr>
-      <w:r>
-        <w:rPr>
-          <w:color w:val="FF0000"/>
+          <w:color w:val="000000" w:themeColor="text1"/>
+        </w:rPr>
+      </w:pPr>
+      <w:r>
+        <w:rPr>
+          <w:color w:val="000000" w:themeColor="text1"/>
         </w:rPr>
         <w:t>Подставляя значения:</w:t>
       </w:r>
@@ -4039,7 +4005,7 @@
               <m:ctrlPr>
                 <w:rPr>
                   <w:rFonts w:ascii="Cambria Math" w:hAnsi="Cambria Math"/>
-                  <w:color w:val="FF0000"/>
+                  <w:color w:val="000000" w:themeColor="text1"/>
                 </w:rPr>
               </m:ctrlPr>
             </m:sSubPr>
@@ -4047,7 +4013,7 @@
               <m:r>
                 <w:rPr>
                   <w:rFonts w:ascii="Cambria Math" w:hAnsi="Cambria Math"/>
-                  <w:color w:val="FF0000"/>
+                  <w:color w:val="000000" w:themeColor="text1"/>
                 </w:rPr>
                 <m:t>I</m:t>
               </m:r>
@@ -4056,7 +4022,7 @@
               <m:r>
                 <w:rPr>
                   <w:rFonts w:ascii="Cambria Math" w:hAnsi="Cambria Math"/>
-                  <w:color w:val="FF0000"/>
+                  <w:color w:val="000000" w:themeColor="text1"/>
                 </w:rPr>
                 <m:t>x</m:t>
               </m:r>
@@ -4065,7 +4031,7 @@
           <m:r>
             <w:rPr>
               <w:rFonts w:ascii="Cambria Math" w:hAnsi="Cambria Math"/>
-              <w:color w:val="FF0000"/>
+              <w:color w:val="000000" w:themeColor="text1"/>
             </w:rPr>
             <m:t>=</m:t>
           </m:r>
@@ -4074,7 +4040,7 @@
               <m:ctrlPr>
                 <w:rPr>
                   <w:rFonts w:ascii="Cambria Math" w:hAnsi="Cambria Math"/>
-                  <w:color w:val="FF0000"/>
+                  <w:color w:val="000000" w:themeColor="text1"/>
                 </w:rPr>
               </m:ctrlPr>
             </m:fPr>
@@ -4082,7 +4048,14 @@
               <m:r>
                 <w:rPr>
                   <w:rFonts w:ascii="Cambria Math" w:hAnsi="Cambria Math"/>
-                  <w:color w:val="FF0000"/>
+                  <w:color w:val="000000" w:themeColor="text1"/>
+                </w:rPr>
+                <m:t>2,</m:t>
+              </m:r>
+              <m:r>
+                <w:rPr>
+                  <w:rFonts w:ascii="Cambria Math" w:hAnsi="Cambria Math"/>
+                  <w:color w:val="000000" w:themeColor="text1"/>
                 </w:rPr>
                 <m:t>5(0,</m:t>
               </m:r>
@@ -4091,7 +4064,7 @@
                   <m:ctrlPr>
                     <w:rPr>
                       <w:rFonts w:ascii="Cambria Math" w:hAnsi="Cambria Math"/>
-                      <w:color w:val="FF0000"/>
+                      <w:color w:val="000000" w:themeColor="text1"/>
                     </w:rPr>
                   </m:ctrlPr>
                 </m:sSupPr>
@@ -4099,7 +4072,7 @@
                   <m:r>
                     <w:rPr>
                       <w:rFonts w:ascii="Cambria Math" w:hAnsi="Cambria Math"/>
-                      <w:color w:val="FF0000"/>
+                      <w:color w:val="000000" w:themeColor="text1"/>
                     </w:rPr>
                     <m:t>25</m:t>
                   </m:r>
@@ -4108,7 +4081,7 @@
                   <m:r>
                     <w:rPr>
                       <w:rFonts w:ascii="Cambria Math" w:hAnsi="Cambria Math"/>
-                      <w:color w:val="FF0000"/>
+                      <w:color w:val="000000" w:themeColor="text1"/>
                     </w:rPr>
                     <m:t>2</m:t>
                   </m:r>
@@ -4117,7 +4090,7 @@
               <m:r>
                 <w:rPr>
                   <w:rFonts w:ascii="Cambria Math" w:hAnsi="Cambria Math"/>
-                  <w:color w:val="FF0000"/>
+                  <w:color w:val="000000" w:themeColor="text1"/>
                 </w:rPr>
                 <m:t>+0,</m:t>
               </m:r>
@@ -4126,7 +4099,7 @@
                   <m:ctrlPr>
                     <w:rPr>
                       <w:rFonts w:ascii="Cambria Math" w:hAnsi="Cambria Math"/>
-                      <w:color w:val="FF0000"/>
+                      <w:color w:val="000000" w:themeColor="text1"/>
                     </w:rPr>
                   </m:ctrlPr>
                 </m:sSupPr>
@@ -4134,7 +4107,7 @@
                   <m:r>
                     <w:rPr>
                       <w:rFonts w:ascii="Cambria Math" w:hAnsi="Cambria Math"/>
-                      <w:color w:val="FF0000"/>
+                      <w:color w:val="000000" w:themeColor="text1"/>
                     </w:rPr>
                     <m:t>08</m:t>
                   </m:r>
@@ -4143,7 +4116,7 @@
                   <m:r>
                     <w:rPr>
                       <w:rFonts w:ascii="Cambria Math" w:hAnsi="Cambria Math"/>
-                      <w:color w:val="FF0000"/>
+                      <w:color w:val="000000" w:themeColor="text1"/>
                     </w:rPr>
                     <m:t>2</m:t>
                   </m:r>
@@ -4152,7 +4125,7 @@
               <m:r>
                 <w:rPr>
                   <w:rFonts w:ascii="Cambria Math" w:hAnsi="Cambria Math"/>
-                  <w:color w:val="FF0000"/>
+                  <w:color w:val="000000" w:themeColor="text1"/>
                 </w:rPr>
                 <m:t>)</m:t>
               </m:r>
@@ -4161,7 +4134,7 @@
               <m:r>
                 <w:rPr>
                   <w:rFonts w:ascii="Cambria Math" w:hAnsi="Cambria Math"/>
-                  <w:color w:val="FF0000"/>
+                  <w:color w:val="000000" w:themeColor="text1"/>
                 </w:rPr>
                 <m:t>12</m:t>
               </m:r>
@@ -4170,16 +4143,23 @@
           <m:r>
             <w:rPr>
               <w:rFonts w:ascii="Cambria Math" w:hAnsi="Cambria Math"/>
-              <w:color w:val="FF0000"/>
+              <w:color w:val="000000" w:themeColor="text1"/>
             </w:rPr>
-            <m:t>=0,0287</m:t>
+            <m:t>=0,0</m:t>
+          </m:r>
+          <m:r>
+            <w:rPr>
+              <w:rFonts w:ascii="Cambria Math" w:hAnsi="Cambria Math"/>
+              <w:color w:val="000000" w:themeColor="text1"/>
+            </w:rPr>
+            <m:t>143</m:t>
           </m:r>
           <m:r>
             <m:rPr>
               <m:nor/>
             </m:rPr>
             <w:rPr>
-              <w:color w:val="FF0000"/>
+              <w:color w:val="000000" w:themeColor="text1"/>
             </w:rPr>
             <m:t> кг\м²</m:t>
           </m:r>
@@ -4188,7 +4168,7 @@
               <m:sty m:val="p"/>
             </m:rPr>
             <w:rPr>
-              <w:color w:val="FF0000"/>
+              <w:color w:val="000000" w:themeColor="text1"/>
             </w:rPr>
             <w:br/>
           </m:r>
@@ -4199,7 +4179,7 @@
               <m:ctrlPr>
                 <w:rPr>
                   <w:rFonts w:ascii="Cambria Math" w:hAnsi="Cambria Math"/>
-                  <w:color w:val="FF0000"/>
+                  <w:color w:val="000000" w:themeColor="text1"/>
                 </w:rPr>
               </m:ctrlPr>
             </m:sSubPr>
@@ -4207,7 +4187,7 @@
               <m:r>
                 <w:rPr>
                   <w:rFonts w:ascii="Cambria Math" w:hAnsi="Cambria Math"/>
-                  <w:color w:val="FF0000"/>
+                  <w:color w:val="000000" w:themeColor="text1"/>
                 </w:rPr>
                 <m:t>I</m:t>
               </m:r>
@@ -4216,7 +4196,7 @@
               <m:r>
                 <w:rPr>
                   <w:rFonts w:ascii="Cambria Math" w:hAnsi="Cambria Math"/>
-                  <w:color w:val="FF0000"/>
+                  <w:color w:val="000000" w:themeColor="text1"/>
                 </w:rPr>
                 <m:t>y</m:t>
               </m:r>
@@ -4225,7 +4205,7 @@
           <m:r>
             <w:rPr>
               <w:rFonts w:ascii="Cambria Math" w:hAnsi="Cambria Math"/>
-              <w:color w:val="FF0000"/>
+              <w:color w:val="000000" w:themeColor="text1"/>
             </w:rPr>
             <m:t>=</m:t>
           </m:r>
@@ -4234,7 +4214,7 @@
               <m:ctrlPr>
                 <w:rPr>
                   <w:rFonts w:ascii="Cambria Math" w:hAnsi="Cambria Math"/>
-                  <w:color w:val="FF0000"/>
+                  <w:color w:val="000000" w:themeColor="text1"/>
                 </w:rPr>
               </m:ctrlPr>
             </m:fPr>
@@ -4242,7 +4222,14 @@
               <m:r>
                 <w:rPr>
                   <w:rFonts w:ascii="Cambria Math" w:hAnsi="Cambria Math"/>
-                  <w:color w:val="FF0000"/>
+                  <w:color w:val="000000" w:themeColor="text1"/>
+                </w:rPr>
+                <m:t>2,</m:t>
+              </m:r>
+              <m:r>
+                <w:rPr>
+                  <w:rFonts w:ascii="Cambria Math" w:hAnsi="Cambria Math"/>
+                  <w:color w:val="000000" w:themeColor="text1"/>
                 </w:rPr>
                 <m:t>5(0,</m:t>
               </m:r>
@@ -4251,7 +4238,7 @@
                   <m:ctrlPr>
                     <w:rPr>
                       <w:rFonts w:ascii="Cambria Math" w:hAnsi="Cambria Math"/>
-                      <w:color w:val="FF0000"/>
+                      <w:color w:val="000000" w:themeColor="text1"/>
                     </w:rPr>
                   </m:ctrlPr>
                 </m:sSupPr>
@@ -4259,7 +4246,7 @@
                   <m:r>
                     <w:rPr>
                       <w:rFonts w:ascii="Cambria Math" w:hAnsi="Cambria Math"/>
-                      <w:color w:val="FF0000"/>
+                      <w:color w:val="000000" w:themeColor="text1"/>
                     </w:rPr>
                     <m:t>40</m:t>
                   </m:r>
@@ -4268,7 +4255,7 @@
                   <m:r>
                     <w:rPr>
                       <w:rFonts w:ascii="Cambria Math" w:hAnsi="Cambria Math"/>
-                      <w:color w:val="FF0000"/>
+                      <w:color w:val="000000" w:themeColor="text1"/>
                     </w:rPr>
                     <m:t>2</m:t>
                   </m:r>
@@ -4277,7 +4264,7 @@
               <m:r>
                 <w:rPr>
                   <w:rFonts w:ascii="Cambria Math" w:hAnsi="Cambria Math"/>
-                  <w:color w:val="FF0000"/>
+                  <w:color w:val="000000" w:themeColor="text1"/>
                 </w:rPr>
                 <m:t>+0,</m:t>
               </m:r>
@@ -4286,7 +4273,7 @@
                   <m:ctrlPr>
                     <w:rPr>
                       <w:rFonts w:ascii="Cambria Math" w:hAnsi="Cambria Math"/>
-                      <w:color w:val="FF0000"/>
+                      <w:color w:val="000000" w:themeColor="text1"/>
                     </w:rPr>
                   </m:ctrlPr>
                 </m:sSupPr>
@@ -4294,7 +4281,7 @@
                   <m:r>
                     <w:rPr>
                       <w:rFonts w:ascii="Cambria Math" w:hAnsi="Cambria Math"/>
-                      <w:color w:val="FF0000"/>
+                      <w:color w:val="000000" w:themeColor="text1"/>
                     </w:rPr>
                     <m:t>08</m:t>
                   </m:r>
@@ -4303,7 +4290,7 @@
                   <m:r>
                     <w:rPr>
                       <w:rFonts w:ascii="Cambria Math" w:hAnsi="Cambria Math"/>
-                      <w:color w:val="FF0000"/>
+                      <w:color w:val="000000" w:themeColor="text1"/>
                     </w:rPr>
                     <m:t>2</m:t>
                   </m:r>
@@ -4312,7 +4299,7 @@
               <m:r>
                 <w:rPr>
                   <w:rFonts w:ascii="Cambria Math" w:hAnsi="Cambria Math"/>
-                  <w:color w:val="FF0000"/>
+                  <w:color w:val="000000" w:themeColor="text1"/>
                 </w:rPr>
                 <m:t>)</m:t>
               </m:r>
@@ -4321,7 +4308,7 @@
               <m:r>
                 <w:rPr>
                   <w:rFonts w:ascii="Cambria Math" w:hAnsi="Cambria Math"/>
-                  <w:color w:val="FF0000"/>
+                  <w:color w:val="000000" w:themeColor="text1"/>
                 </w:rPr>
                 <m:t>12</m:t>
               </m:r>
@@ -4330,16 +4317,23 @@
           <m:r>
             <w:rPr>
               <w:rFonts w:ascii="Cambria Math" w:hAnsi="Cambria Math"/>
-              <w:color w:val="FF0000"/>
+              <w:color w:val="000000" w:themeColor="text1"/>
             </w:rPr>
-            <m:t>=0,0693</m:t>
+            <m:t>=0,0</m:t>
+          </m:r>
+          <m:r>
+            <w:rPr>
+              <w:rFonts w:ascii="Cambria Math" w:hAnsi="Cambria Math"/>
+              <w:color w:val="000000" w:themeColor="text1"/>
+            </w:rPr>
+            <m:t>346</m:t>
           </m:r>
           <m:r>
             <m:rPr>
               <m:nor/>
             </m:rPr>
             <w:rPr>
-              <w:color w:val="FF0000"/>
+              <w:color w:val="000000" w:themeColor="text1"/>
             </w:rPr>
             <m:t> кг\м²</m:t>
           </m:r>
@@ -4348,7 +4342,7 @@
               <m:sty m:val="p"/>
             </m:rPr>
             <w:rPr>
-              <w:color w:val="FF0000"/>
+              <w:color w:val="000000" w:themeColor="text1"/>
             </w:rPr>
             <w:br/>
           </m:r>
@@ -4359,7 +4353,7 @@
               <m:ctrlPr>
                 <w:rPr>
                   <w:rFonts w:ascii="Cambria Math" w:hAnsi="Cambria Math"/>
-                  <w:color w:val="FF0000"/>
+                  <w:color w:val="000000" w:themeColor="text1"/>
                 </w:rPr>
               </m:ctrlPr>
             </m:sSubPr>
@@ -4367,7 +4361,7 @@
               <m:r>
                 <w:rPr>
                   <w:rFonts w:ascii="Cambria Math" w:hAnsi="Cambria Math"/>
-                  <w:color w:val="FF0000"/>
+                  <w:color w:val="000000" w:themeColor="text1"/>
                 </w:rPr>
                 <m:t>I</m:t>
               </m:r>
@@ -4376,7 +4370,7 @@
               <m:r>
                 <w:rPr>
                   <w:rFonts w:ascii="Cambria Math" w:hAnsi="Cambria Math"/>
-                  <w:color w:val="FF0000"/>
+                  <w:color w:val="000000" w:themeColor="text1"/>
                 </w:rPr>
                 <m:t>z</m:t>
               </m:r>
@@ -4385,7 +4379,7 @@
           <m:r>
             <w:rPr>
               <w:rFonts w:ascii="Cambria Math" w:hAnsi="Cambria Math"/>
-              <w:color w:val="FF0000"/>
+              <w:color w:val="000000" w:themeColor="text1"/>
             </w:rPr>
             <m:t>=</m:t>
           </m:r>
@@ -4394,7 +4388,7 @@
               <m:ctrlPr>
                 <w:rPr>
                   <w:rFonts w:ascii="Cambria Math" w:hAnsi="Cambria Math"/>
-                  <w:color w:val="FF0000"/>
+                  <w:color w:val="000000" w:themeColor="text1"/>
                 </w:rPr>
               </m:ctrlPr>
             </m:fPr>
@@ -4402,7 +4396,14 @@
               <m:r>
                 <w:rPr>
                   <w:rFonts w:ascii="Cambria Math" w:hAnsi="Cambria Math"/>
-                  <w:color w:val="FF0000"/>
+                  <w:color w:val="000000" w:themeColor="text1"/>
+                </w:rPr>
+                <m:t>2,</m:t>
+              </m:r>
+              <m:r>
+                <w:rPr>
+                  <w:rFonts w:ascii="Cambria Math" w:hAnsi="Cambria Math"/>
+                  <w:color w:val="000000" w:themeColor="text1"/>
                 </w:rPr>
                 <m:t>5(0,</m:t>
               </m:r>
@@ -4411,7 +4412,7 @@
                   <m:ctrlPr>
                     <w:rPr>
                       <w:rFonts w:ascii="Cambria Math" w:hAnsi="Cambria Math"/>
-                      <w:color w:val="FF0000"/>
+                      <w:color w:val="000000" w:themeColor="text1"/>
                     </w:rPr>
                   </m:ctrlPr>
                 </m:sSupPr>
@@ -4419,7 +4420,7 @@
                   <m:r>
                     <w:rPr>
                       <w:rFonts w:ascii="Cambria Math" w:hAnsi="Cambria Math"/>
-                      <w:color w:val="FF0000"/>
+                      <w:color w:val="000000" w:themeColor="text1"/>
                     </w:rPr>
                     <m:t>40</m:t>
                   </m:r>
@@ -4428,7 +4429,7 @@
                   <m:r>
                     <w:rPr>
                       <w:rFonts w:ascii="Cambria Math" w:hAnsi="Cambria Math"/>
-                      <w:color w:val="FF0000"/>
+                      <w:color w:val="000000" w:themeColor="text1"/>
                     </w:rPr>
                     <m:t>2</m:t>
                   </m:r>
@@ -4437,7 +4438,7 @@
               <m:r>
                 <w:rPr>
                   <w:rFonts w:ascii="Cambria Math" w:hAnsi="Cambria Math"/>
-                  <w:color w:val="FF0000"/>
+                  <w:color w:val="000000" w:themeColor="text1"/>
                 </w:rPr>
                 <m:t>+0,</m:t>
               </m:r>
@@ -4446,7 +4447,7 @@
                   <m:ctrlPr>
                     <w:rPr>
                       <w:rFonts w:ascii="Cambria Math" w:hAnsi="Cambria Math"/>
-                      <w:color w:val="FF0000"/>
+                      <w:color w:val="000000" w:themeColor="text1"/>
                     </w:rPr>
                   </m:ctrlPr>
                 </m:sSupPr>
@@ -4454,7 +4455,7 @@
                   <m:r>
                     <w:rPr>
                       <w:rFonts w:ascii="Cambria Math" w:hAnsi="Cambria Math"/>
-                      <w:color w:val="FF0000"/>
+                      <w:color w:val="000000" w:themeColor="text1"/>
                     </w:rPr>
                     <m:t>25</m:t>
                   </m:r>
@@ -4463,7 +4464,7 @@
                   <m:r>
                     <w:rPr>
                       <w:rFonts w:ascii="Cambria Math" w:hAnsi="Cambria Math"/>
-                      <w:color w:val="FF0000"/>
+                      <w:color w:val="000000" w:themeColor="text1"/>
                     </w:rPr>
                     <m:t>2</m:t>
                   </m:r>
@@ -4472,7 +4473,7 @@
               <m:r>
                 <w:rPr>
                   <w:rFonts w:ascii="Cambria Math" w:hAnsi="Cambria Math"/>
-                  <w:color w:val="FF0000"/>
+                  <w:color w:val="000000" w:themeColor="text1"/>
                 </w:rPr>
                 <m:t>)</m:t>
               </m:r>
@@ -4481,7 +4482,7 @@
               <m:r>
                 <w:rPr>
                   <w:rFonts w:ascii="Cambria Math" w:hAnsi="Cambria Math"/>
-                  <w:color w:val="FF0000"/>
+                  <w:color w:val="000000" w:themeColor="text1"/>
                 </w:rPr>
                 <m:t>12</m:t>
               </m:r>
@@ -4490,16 +4491,23 @@
           <m:r>
             <w:rPr>
               <w:rFonts w:ascii="Cambria Math" w:hAnsi="Cambria Math"/>
-              <w:color w:val="FF0000"/>
+              <w:color w:val="000000" w:themeColor="text1"/>
             </w:rPr>
-            <m:t>=0,0927</m:t>
+            <m:t>=0,0</m:t>
+          </m:r>
+          <m:r>
+            <w:rPr>
+              <w:rFonts w:ascii="Cambria Math" w:hAnsi="Cambria Math"/>
+              <w:color w:val="000000" w:themeColor="text1"/>
+            </w:rPr>
+            <m:t>463</m:t>
           </m:r>
           <m:r>
             <m:rPr>
               <m:nor/>
             </m:rPr>
             <w:rPr>
-              <w:color w:val="FF0000"/>
+              <w:color w:val="000000" w:themeColor="text1"/>
             </w:rPr>
             <m:t> кг\м²</m:t>
           </m:r>
@@ -4589,8 +4597,9 @@
     <w:p>
       <w:pPr>
         <w:pStyle w:val="aff"/>
-        <w:rPr>
-          <w:color w:val="FF0000"/>
+        <w:ind w:firstLine="0"/>
+        <w:rPr>
+          <w:color w:val="000000" w:themeColor="text1"/>
         </w:rPr>
       </w:pPr>
       <m:oMathPara>
@@ -4598,7 +4607,7 @@
           <m:r>
             <w:rPr>
               <w:rFonts w:ascii="Cambria Math" w:hAnsi="Cambria Math"/>
-              <w:color w:val="FF0000"/>
+              <w:color w:val="000000" w:themeColor="text1"/>
             </w:rPr>
             <w:lastRenderedPageBreak/>
             <m:t>I=</m:t>
@@ -4608,7 +4617,7 @@
               <m:ctrlPr>
                 <w:rPr>
                   <w:rFonts w:ascii="Cambria Math" w:hAnsi="Cambria Math"/>
-                  <w:color w:val="FF0000"/>
+                  <w:color w:val="000000" w:themeColor="text1"/>
                 </w:rPr>
               </m:ctrlPr>
             </m:fPr>
@@ -4616,7 +4625,7 @@
               <m:r>
                 <w:rPr>
                   <w:rFonts w:ascii="Cambria Math" w:hAnsi="Cambria Math"/>
-                  <w:color w:val="FF0000"/>
+                  <w:color w:val="000000" w:themeColor="text1"/>
                 </w:rPr>
                 <m:t>1</m:t>
               </m:r>
@@ -4625,7 +4634,7 @@
               <m:r>
                 <w:rPr>
                   <w:rFonts w:ascii="Cambria Math" w:hAnsi="Cambria Math"/>
-                  <w:color w:val="FF0000"/>
+                  <w:color w:val="000000" w:themeColor="text1"/>
                 </w:rPr>
                 <m:t>2</m:t>
               </m:r>
@@ -4634,7 +4643,7 @@
           <m:r>
             <w:rPr>
               <w:rFonts w:ascii="Cambria Math" w:hAnsi="Cambria Math"/>
-              <w:color w:val="FF0000"/>
+              <w:color w:val="000000" w:themeColor="text1"/>
             </w:rPr>
             <m:t>m</m:t>
           </m:r>
@@ -4643,7 +4652,7 @@
               <m:ctrlPr>
                 <w:rPr>
                   <w:rFonts w:ascii="Cambria Math" w:hAnsi="Cambria Math"/>
-                  <w:color w:val="FF0000"/>
+                  <w:color w:val="000000" w:themeColor="text1"/>
                 </w:rPr>
               </m:ctrlPr>
             </m:sSupPr>
@@ -4651,7 +4660,7 @@
               <m:r>
                 <w:rPr>
                   <w:rFonts w:ascii="Cambria Math" w:hAnsi="Cambria Math"/>
-                  <w:color w:val="FF0000"/>
+                  <w:color w:val="000000" w:themeColor="text1"/>
                 </w:rPr>
                 <m:t>r</m:t>
               </m:r>
@@ -4660,7 +4669,7 @@
               <m:r>
                 <w:rPr>
                   <w:rFonts w:ascii="Cambria Math" w:hAnsi="Cambria Math"/>
-                  <w:color w:val="FF0000"/>
+                  <w:color w:val="000000" w:themeColor="text1"/>
                 </w:rPr>
                 <m:t>2</m:t>
               </m:r>
@@ -4669,7 +4678,7 @@
           <m:r>
             <w:rPr>
               <w:rFonts w:ascii="Cambria Math" w:hAnsi="Cambria Math"/>
-              <w:color w:val="FF0000"/>
+              <w:color w:val="000000" w:themeColor="text1"/>
             </w:rPr>
             <m:t>=0,000625</m:t>
           </m:r>
@@ -4678,7 +4687,7 @@
               <m:nor/>
             </m:rPr>
             <w:rPr>
-              <w:color w:val="FF0000"/>
+              <w:color w:val="000000" w:themeColor="text1"/>
             </w:rPr>
             <m:t> кг\м²</m:t>
           </m:r>
@@ -4724,7 +4733,7 @@
           <m:r>
             <w:rPr>
               <w:rFonts w:ascii="Cambria Math" w:hAnsi="Cambria Math"/>
-              <w:color w:val="FF0000"/>
+              <w:color w:val="000000" w:themeColor="text1"/>
             </w:rPr>
             <m:t>I=</m:t>
           </m:r>
@@ -4733,7 +4742,7 @@
               <m:ctrlPr>
                 <w:rPr>
                   <w:rFonts w:ascii="Cambria Math" w:hAnsi="Cambria Math"/>
-                  <w:color w:val="FF0000"/>
+                  <w:color w:val="000000" w:themeColor="text1"/>
                 </w:rPr>
               </m:ctrlPr>
             </m:fPr>
@@ -4741,7 +4750,7 @@
               <m:r>
                 <w:rPr>
                   <w:rFonts w:ascii="Cambria Math" w:hAnsi="Cambria Math"/>
-                  <w:color w:val="FF0000"/>
+                  <w:color w:val="000000" w:themeColor="text1"/>
                 </w:rPr>
                 <m:t>2</m:t>
               </m:r>
@@ -4750,7 +4759,7 @@
               <m:r>
                 <w:rPr>
                   <w:rFonts w:ascii="Cambria Math" w:hAnsi="Cambria Math"/>
-                  <w:color w:val="FF0000"/>
+                  <w:color w:val="000000" w:themeColor="text1"/>
                 </w:rPr>
                 <m:t>5</m:t>
               </m:r>
@@ -4759,7 +4768,7 @@
           <m:r>
             <w:rPr>
               <w:rFonts w:ascii="Cambria Math" w:hAnsi="Cambria Math"/>
-              <w:color w:val="FF0000"/>
+              <w:color w:val="000000" w:themeColor="text1"/>
             </w:rPr>
             <m:t>m</m:t>
           </m:r>
@@ -4768,7 +4777,7 @@
               <m:ctrlPr>
                 <w:rPr>
                   <w:rFonts w:ascii="Cambria Math" w:hAnsi="Cambria Math"/>
-                  <w:color w:val="FF0000"/>
+                  <w:color w:val="000000" w:themeColor="text1"/>
                 </w:rPr>
               </m:ctrlPr>
             </m:sSupPr>
@@ -4776,7 +4785,7 @@
               <m:r>
                 <w:rPr>
                   <w:rFonts w:ascii="Cambria Math" w:hAnsi="Cambria Math"/>
-                  <w:color w:val="FF0000"/>
+                  <w:color w:val="000000" w:themeColor="text1"/>
                 </w:rPr>
                 <m:t>r</m:t>
               </m:r>
@@ -4785,7 +4794,7 @@
               <m:r>
                 <w:rPr>
                   <w:rFonts w:ascii="Cambria Math" w:hAnsi="Cambria Math"/>
-                  <w:color w:val="FF0000"/>
+                  <w:color w:val="000000" w:themeColor="text1"/>
                 </w:rPr>
                 <m:t>2</m:t>
               </m:r>
@@ -4794,7 +4803,7 @@
           <m:r>
             <w:rPr>
               <w:rFonts w:ascii="Cambria Math" w:hAnsi="Cambria Math"/>
-              <w:color w:val="FF0000"/>
+              <w:color w:val="000000" w:themeColor="text1"/>
             </w:rPr>
             <m:t>=0,0000125</m:t>
           </m:r>
@@ -4803,7 +4812,7 @@
               <m:nor/>
             </m:rPr>
             <w:rPr>
-              <w:color w:val="FF0000"/>
+              <w:color w:val="000000" w:themeColor="text1"/>
             </w:rPr>
             <m:t> кг\м²</m:t>
           </m:r>
@@ -4851,8 +4860,21 @@
         </m:r>
       </m:oMath>
       <w:r>
-        <w:t>кг для камеры), поэтому их влияние на динамику минимально. Для этих элементов использовались приближённые значения моментов инерции, достаточные для корректной работы модели в Gazebo.</w:t>
-      </w:r>
+        <w:t xml:space="preserve">кг для камеры), поэтому их влияние на динамику минимально. Для этих элементов использовались приближённые значения моментов инерции, достаточные для корректной работы модели в </w:t>
+      </w:r>
+      <w:proofErr w:type="spellStart"/>
+      <w:r>
+        <w:t>Gazebo</w:t>
+      </w:r>
+      <w:proofErr w:type="spellEnd"/>
+      <w:r>
+        <w:t>.</w:t>
+      </w:r>
+    </w:p>
+    <w:p>
+      <w:pPr>
+        <w:pStyle w:val="aff"/>
+      </w:pPr>
     </w:p>
     <w:p>
       <w:pPr>
@@ -4980,6 +5002,7 @@
           <w:sz w:val="28"/>
           <w:lang w:eastAsia="x-none"/>
         </w:rPr>
+        <w:lastRenderedPageBreak/>
         <w:t>Для проведения экспериментов внутри помещения были размещены препятствия различной геометрической формы, а также цветные кубы для тестирования алгоритмов компьютерного зрения.</w:t>
       </w:r>
       <w:r>
@@ -5205,7 +5228,6 @@
         </w:rPr>
         <w:t xml:space="preserve">Для упрощения запуска разработанной системы был создан файл автоматического запуска моделирования </w:t>
       </w:r>
-      <w:proofErr w:type="gramStart"/>
       <w:r>
         <w:rPr>
           <w:rFonts w:ascii="Times New Roman" w:hAnsi="Times New Roman" w:cs="Times New Roman"/>
@@ -5230,7 +5252,6 @@
         </w:rPr>
         <w:t>launch</w:t>
       </w:r>
-      <w:proofErr w:type="gramEnd"/>
       <w:r>
         <w:rPr>
           <w:rFonts w:ascii="Times New Roman" w:hAnsi="Times New Roman" w:cs="Times New Roman"/>
@@ -5324,6 +5345,7 @@
           <w:sz w:val="28"/>
           <w:lang w:eastAsia="x-none"/>
         </w:rPr>
+        <w:lastRenderedPageBreak/>
         <w:t>4. Разработка программы управления движением робота</w:t>
       </w:r>
       <w:bookmarkEnd w:id="4"/>
@@ -5417,16 +5439,7 @@
           <w:sz w:val="28"/>
           <w:lang w:eastAsia="x-none"/>
         </w:rPr>
-        <w:t xml:space="preserve">с использованием сообщений </w:t>
-      </w:r>
-      <w:r>
-        <w:rPr>
-          <w:rFonts w:ascii="Times New Roman" w:hAnsi="Times New Roman" w:cs="Times New Roman"/>
-          <w:sz w:val="28"/>
-          <w:lang w:eastAsia="x-none"/>
-        </w:rPr>
-        <w:lastRenderedPageBreak/>
-        <w:t>типа </w:t>
+        <w:t>с использованием сообщений типа </w:t>
       </w:r>
       <w:proofErr w:type="spellStart"/>
       <w:r>
@@ -5535,7 +5548,6 @@
         <w:t>-файла </w:t>
       </w:r>
       <w:proofErr w:type="spellStart"/>
-      <w:proofErr w:type="gramStart"/>
       <w:r>
         <w:rPr>
           <w:rFonts w:ascii="Times New Roman" w:hAnsi="Times New Roman" w:cs="Times New Roman"/>
@@ -5545,7 +5557,6 @@
         <w:t>robot.launch</w:t>
       </w:r>
       <w:proofErr w:type="spellEnd"/>
-      <w:proofErr w:type="gramEnd"/>
       <w:r>
         <w:rPr>
           <w:rFonts w:ascii="Times New Roman" w:hAnsi="Times New Roman" w:cs="Times New Roman"/>
@@ -5673,7 +5684,16 @@
           <w:sz w:val="28"/>
           <w:lang w:eastAsia="x-none"/>
         </w:rPr>
-        <w:t xml:space="preserve"> вычисляются текущее положение робота, расстояние до начальной точки и требуемый угол поворота. Робот автоматически ориентируется в направлении точки старта и выполняет движение до достижения исходных координат. После возвращения в начальную точку дополнительно производится восстановление первоначальной ориентации робота путём сравнения текущего угла поворота с сохранённым значением ориентации, зарегистрированным перед началом движения.</w:t>
+        <w:t xml:space="preserve"> вычисляются текущее положение робота, расстояние до начальной точки и требуемый угол поворота. Робот автоматически ориентируется в направлении точки старта и выполняет движение до достижения исходных координат. После возвращения в начальную точку дополнительно производится восстановление первоначальной ориентации робота путём сравнения текущего угла </w:t>
+      </w:r>
+      <w:r>
+        <w:rPr>
+          <w:rFonts w:ascii="Times New Roman" w:hAnsi="Times New Roman" w:cs="Times New Roman"/>
+          <w:sz w:val="28"/>
+          <w:lang w:eastAsia="x-none"/>
+        </w:rPr>
+        <w:lastRenderedPageBreak/>
+        <w:t>поворота с сохранённым значением ориентации, зарегистрированным перед началом движения.</w:t>
       </w:r>
       <w:r>
         <w:rPr>
@@ -5759,7 +5779,6 @@
           <w:sz w:val="28"/>
           <w:lang w:eastAsia="x-none"/>
         </w:rPr>
-        <w:lastRenderedPageBreak/>
         <w:drawing>
           <wp:inline distT="0" distB="0" distL="0" distR="0" wp14:anchorId="1C951C20" wp14:editId="0BCC1A20">
             <wp:extent cx="4903076" cy="3479208"/>
@@ -5976,6 +5995,7 @@
           <w:sz w:val="28"/>
           <w:szCs w:val="28"/>
         </w:rPr>
+        <w:lastRenderedPageBreak/>
         <w:t xml:space="preserve">Рисунок </w:t>
       </w:r>
       <w:r>
@@ -6027,7 +6047,6 @@
           <w:sz w:val="28"/>
           <w:lang w:eastAsia="x-none"/>
         </w:rPr>
-        <w:lastRenderedPageBreak/>
         <w:drawing>
           <wp:inline distT="0" distB="0" distL="0" distR="0" wp14:anchorId="2A92D06F" wp14:editId="59F9119D">
             <wp:extent cx="4866053" cy="3427161"/>
@@ -6392,6 +6411,7 @@
           <w:sz w:val="28"/>
           <w:lang w:eastAsia="x-none"/>
         </w:rPr>
+        <w:lastRenderedPageBreak/>
         <w:t xml:space="preserve">В рамках данной работы </w:t>
       </w:r>
       <w:proofErr w:type="spellStart"/>
@@ -6428,16 +6448,7 @@
           <w:sz w:val="28"/>
           <w:lang w:eastAsia="x-none"/>
         </w:rPr>
-        <w:t xml:space="preserve"> в виде виртуального лазерного датчика, установленного на верхней части корпуса </w:t>
-      </w:r>
-      <w:r>
-        <w:rPr>
-          <w:rFonts w:ascii="Times New Roman" w:hAnsi="Times New Roman" w:cs="Times New Roman"/>
-          <w:sz w:val="28"/>
-          <w:lang w:eastAsia="x-none"/>
-        </w:rPr>
-        <w:lastRenderedPageBreak/>
-        <w:t>мобильного робота. Настроенный датчик обеспечивает круговое сканирование окружающего пространства и позволяет получать данные о расстоянии до стен помещения и расположенных в нём препятствий.</w:t>
+        <w:t xml:space="preserve"> в виде виртуального лазерного датчика, установленного на верхней части корпуса мобильного робота. Настроенный датчик обеспечивает круговое сканирование окружающего пространства и позволяет получать данные о расстоянии до стен помещения и расположенных в нём препятствий.</w:t>
       </w:r>
     </w:p>
     <w:p>
@@ -6736,6 +6747,7 @@
           <w:sz w:val="28"/>
           <w:lang w:eastAsia="x-none"/>
         </w:rPr>
+        <w:lastRenderedPageBreak/>
         <w:t>Заключение</w:t>
       </w:r>
       <w:bookmarkEnd w:id="6"/>
@@ -6777,16 +6789,7 @@
           <w:sz w:val="28"/>
           <w:lang w:eastAsia="x-none"/>
         </w:rPr>
-        <w:t xml:space="preserve">. Разработанная виртуальная среда позволила выполнить </w:t>
-      </w:r>
-      <w:r>
-        <w:rPr>
-          <w:rFonts w:ascii="Times New Roman" w:hAnsi="Times New Roman" w:cs="Times New Roman"/>
-          <w:sz w:val="28"/>
-          <w:lang w:eastAsia="x-none"/>
-        </w:rPr>
-        <w:lastRenderedPageBreak/>
-        <w:t>тестирование алгоритмов управления и сенсорного оборудования. Реализованные программные средства обеспечивают управление движением робота, автоматический запуск моделирования и проведение исследований в области навигации и обнаружения объектов. Полученные результаты могут быть использованы для дальнейшей разработки автономных робототехнических систем.</w:t>
+        <w:t>. Разработанная виртуальная среда позволила выполнить тестирование алгоритмов управления и сенсорного оборудования. Реализованные программные средства обеспечивают управление движением робота, автоматический запуск моделирования и проведение исследований в области навигации и обнаружения объектов. Полученные результаты могут быть использованы для дальнейшей разработки автономных робототехнических систем.</w:t>
       </w:r>
     </w:p>
     <w:p>
